--- a/DF_Assignment_04_Spring_2026.docx
+++ b/DF_Assignment_04_Spring_2026.docx
@@ -348,27 +348,7 @@
           <w:sz w:val="24"/>
           <w:szCs w:val="24"/>
         </w:rPr>
-        <w:t xml:space="preserve"> (can be six members but in that </w:t>
-      </w:r>
-      <w:proofErr w:type="gramStart"/>
-      <w:r>
-        <w:rPr>
-          <w:rFonts w:ascii="Arial" w:eastAsia="Arial" w:hAnsi="Arial" w:cs="Arial"/>
-          <w:color w:val="000000"/>
-          <w:sz w:val="24"/>
-          <w:szCs w:val="24"/>
-        </w:rPr>
-        <w:t>case</w:t>
-      </w:r>
-      <w:proofErr w:type="gramEnd"/>
-      <w:r>
-        <w:rPr>
-          <w:rFonts w:ascii="Arial" w:eastAsia="Arial" w:hAnsi="Arial" w:cs="Arial"/>
-          <w:color w:val="000000"/>
-          <w:sz w:val="24"/>
-          <w:szCs w:val="24"/>
-        </w:rPr>
-        <w:t xml:space="preserve"> TL has to create an additional page for that member and then assign all tasks accordingly)</w:t>
+        <w:t xml:space="preserve"> (can be six members but in that case TL has to create an additional page for that member and then assign all tasks accordingly)</w:t>
       </w:r>
     </w:p>
     <w:p>
@@ -612,9 +592,8 @@
           <w:sz w:val="18"/>
           <w:szCs w:val="18"/>
         </w:rPr>
-        <w:t xml:space="preserve">Table 1: Group </w:t>
-      </w:r>
-      <w:proofErr w:type="gramStart"/>
+        <w:t xml:space="preserve">Table 1: Group Details </w:t>
+      </w:r>
       <w:r>
         <w:rPr>
           <w:rFonts w:ascii="Arial" w:eastAsia="Arial" w:hAnsi="Arial" w:cs="Arial"/>
@@ -624,7 +603,7 @@
           <w:sz w:val="18"/>
           <w:szCs w:val="18"/>
         </w:rPr>
-        <w:t xml:space="preserve">Details </w:t>
+        <w:t>,</w:t>
       </w:r>
       <w:r>
         <w:rPr>
@@ -635,43 +614,7 @@
           <w:sz w:val="18"/>
           <w:szCs w:val="18"/>
         </w:rPr>
-        <w:t>,</w:t>
-      </w:r>
-      <w:proofErr w:type="gramEnd"/>
-      <w:r>
-        <w:rPr>
-          <w:rFonts w:ascii="Arial" w:eastAsia="Arial" w:hAnsi="Arial" w:cs="Arial"/>
-          <w:b/>
-          <w:bCs/>
-          <w:color w:val="444444"/>
-          <w:sz w:val="18"/>
-          <w:szCs w:val="18"/>
-        </w:rPr>
-        <w:t xml:space="preserve"> </w:t>
-      </w:r>
-      <w:proofErr w:type="gramStart"/>
-      <w:r>
-        <w:rPr>
-          <w:rFonts w:ascii="Arial" w:eastAsia="Arial" w:hAnsi="Arial" w:cs="Arial"/>
-          <w:b/>
-          <w:bCs/>
-          <w:color w:val="444444"/>
-          <w:sz w:val="18"/>
-          <w:szCs w:val="18"/>
-        </w:rPr>
-        <w:t>Each</w:t>
-      </w:r>
-      <w:proofErr w:type="gramEnd"/>
-      <w:r>
-        <w:rPr>
-          <w:rFonts w:ascii="Arial" w:eastAsia="Arial" w:hAnsi="Arial" w:cs="Arial"/>
-          <w:b/>
-          <w:bCs/>
-          <w:color w:val="444444"/>
-          <w:sz w:val="18"/>
-          <w:szCs w:val="18"/>
-        </w:rPr>
-        <w:t xml:space="preserve"> student must fill their own row (including Assigned Page) in the versioned copy inside the repo</w:t>
+        <w:t xml:space="preserve"> Each student must fill their own row (including Assigned Page) in the versioned copy inside the repo</w:t>
       </w:r>
     </w:p>
     <w:tbl>
@@ -693,12 +636,12 @@
       </w:tblPr>
       <w:tblGrid>
         <w:gridCol w:w="471"/>
-        <w:gridCol w:w="1414"/>
+        <w:gridCol w:w="1180"/>
         <w:gridCol w:w="1514"/>
         <w:gridCol w:w="1561"/>
-        <w:gridCol w:w="1290"/>
-        <w:gridCol w:w="1501"/>
-        <w:gridCol w:w="1609"/>
+        <w:gridCol w:w="2414"/>
+        <w:gridCol w:w="958"/>
+        <w:gridCol w:w="1361"/>
       </w:tblGrid>
       <w:tr>
         <w:trPr>
@@ -1226,7 +1169,11 @@
             </w:tcMar>
             <w:vAlign w:val="center"/>
           </w:tcPr>
-          <w:p/>
+          <w:p>
+            <w:r>
+              <w:t>Tasklist.html/addtask.html</w:t>
+            </w:r>
+          </w:p>
         </w:tc>
         <w:tc>
           <w:tcPr>
@@ -1246,7 +1193,11 @@
             </w:tcMar>
             <w:vAlign w:val="center"/>
           </w:tcPr>
-          <w:p/>
+          <w:p>
+            <w:r>
+              <w:t>Feature</w:t>
+            </w:r>
+          </w:p>
         </w:tc>
         <w:tc>
           <w:tcPr>
@@ -1266,7 +1217,11 @@
             </w:tcMar>
             <w:vAlign w:val="center"/>
           </w:tcPr>
-          <w:p/>
+          <w:p>
+            <w:r>
+              <w:t xml:space="preserve">Yes </w:t>
+            </w:r>
+          </w:p>
         </w:tc>
       </w:tr>
       <w:tr>
@@ -1342,7 +1297,13 @@
             </w:tcMar>
             <w:vAlign w:val="center"/>
           </w:tcPr>
-          <w:p/>
+          <w:p>
+            <w:proofErr w:type="spellStart"/>
+            <w:r>
+              <w:t>Affanbadar</w:t>
+            </w:r>
+            <w:proofErr w:type="spellEnd"/>
+          </w:p>
         </w:tc>
         <w:tc>
           <w:tcPr>
@@ -1362,7 +1323,11 @@
             </w:tcMar>
             <w:vAlign w:val="center"/>
           </w:tcPr>
-          <w:p/>
+          <w:p>
+            <w:r>
+              <w:t>Member</w:t>
+            </w:r>
+          </w:p>
         </w:tc>
         <w:tc>
           <w:tcPr>
@@ -1382,7 +1347,11 @@
             </w:tcMar>
             <w:vAlign w:val="center"/>
           </w:tcPr>
-          <w:p/>
+          <w:p>
+            <w:r>
+              <w:t>Taskdetail.html</w:t>
+            </w:r>
+          </w:p>
         </w:tc>
         <w:tc>
           <w:tcPr>
@@ -1402,7 +1371,11 @@
             </w:tcMar>
             <w:vAlign w:val="center"/>
           </w:tcPr>
-          <w:p/>
+          <w:p>
+            <w:r>
+              <w:t>Feature</w:t>
+            </w:r>
+          </w:p>
         </w:tc>
         <w:tc>
           <w:tcPr>
@@ -1422,7 +1395,11 @@
             </w:tcMar>
             <w:vAlign w:val="center"/>
           </w:tcPr>
-          <w:p/>
+          <w:p>
+            <w:r>
+              <w:t>Yes</w:t>
+            </w:r>
+          </w:p>
         </w:tc>
       </w:tr>
       <w:tr>
@@ -1498,7 +1475,16 @@
             </w:tcMar>
             <w:vAlign w:val="center"/>
           </w:tcPr>
-          <w:p/>
+          <w:p>
+            <w:proofErr w:type="spellStart"/>
+            <w:r>
+              <w:t>aprizon</w:t>
+            </w:r>
+            <w:proofErr w:type="spellEnd"/>
+            <w:r>
+              <w:t>-cell</w:t>
+            </w:r>
+          </w:p>
         </w:tc>
         <w:tc>
           <w:tcPr>
@@ -1518,7 +1504,11 @@
             </w:tcMar>
             <w:vAlign w:val="center"/>
           </w:tcPr>
-          <w:p/>
+          <w:p>
+            <w:r>
+              <w:t>Member</w:t>
+            </w:r>
+          </w:p>
         </w:tc>
         <w:tc>
           <w:tcPr>
@@ -1538,7 +1528,11 @@
             </w:tcMar>
             <w:vAlign w:val="center"/>
           </w:tcPr>
-          <w:p/>
+          <w:p>
+            <w:r>
+              <w:t>About.html</w:t>
+            </w:r>
+          </w:p>
         </w:tc>
         <w:tc>
           <w:tcPr>
@@ -1558,7 +1552,11 @@
             </w:tcMar>
             <w:vAlign w:val="center"/>
           </w:tcPr>
-          <w:p/>
+          <w:p>
+            <w:r>
+              <w:t>Feature</w:t>
+            </w:r>
+          </w:p>
         </w:tc>
         <w:tc>
           <w:tcPr>
@@ -1578,7 +1576,11 @@
             </w:tcMar>
             <w:vAlign w:val="center"/>
           </w:tcPr>
-          <w:p/>
+          <w:p>
+            <w:r>
+              <w:t xml:space="preserve">Yes </w:t>
+            </w:r>
+          </w:p>
         </w:tc>
       </w:tr>
       <w:tr>
@@ -2339,17 +2341,7 @@
                 <w:sz w:val="18"/>
                 <w:szCs w:val="18"/>
               </w:rPr>
-              <w:t xml:space="preserve">An HTML form allowing the user to enter a new </w:t>
-            </w:r>
-            <w:proofErr w:type="gramStart"/>
-            <w:r>
-              <w:rPr>
-                <w:rFonts w:ascii="Arial" w:eastAsia="Arial" w:hAnsi="Arial" w:cs="Arial"/>
-                <w:color w:val="000000"/>
-                <w:sz w:val="18"/>
-                <w:szCs w:val="18"/>
-              </w:rPr>
-              <w:t xml:space="preserve">task </w:t>
+              <w:t xml:space="preserve">An HTML form allowing the user to enter a new task </w:t>
             </w:r>
             <w:r>
               <w:rPr>
@@ -2360,7 +2352,6 @@
               </w:rPr>
               <w:t>,</w:t>
             </w:r>
-            <w:proofErr w:type="gramEnd"/>
             <w:r>
               <w:rPr>
                 <w:rFonts w:ascii="Arial" w:eastAsia="Arial" w:hAnsi="Arial" w:cs="Arial"/>
@@ -2654,6 +2645,7 @@
                 <w:sz w:val="18"/>
                 <w:szCs w:val="18"/>
               </w:rPr>
+              <w:lastRenderedPageBreak/>
               <w:t>5</w:t>
             </w:r>
           </w:p>
@@ -2836,23 +2828,7 @@
           <w:rFonts w:ascii="Arial" w:eastAsia="Arial" w:hAnsi="Arial" w:cs="Arial"/>
           <w:color w:val="000000"/>
         </w:rPr>
-        <w:t>-username&gt;/&lt;page-name</w:t>
-      </w:r>
-      <w:proofErr w:type="gramStart"/>
-      <w:r>
-        <w:rPr>
-          <w:rFonts w:ascii="Arial" w:eastAsia="Arial" w:hAnsi="Arial" w:cs="Arial"/>
-          <w:color w:val="000000"/>
-        </w:rPr>
-        <w:t>&gt;  (</w:t>
-      </w:r>
-      <w:proofErr w:type="gramEnd"/>
-      <w:r>
-        <w:rPr>
-          <w:rFonts w:ascii="Arial" w:eastAsia="Arial" w:hAnsi="Arial" w:cs="Arial"/>
-          <w:color w:val="000000"/>
-        </w:rPr>
-        <w:t>e.g., feature/</w:t>
+        <w:t>-username&gt;/&lt;page-name&gt;  (e.g., feature/</w:t>
       </w:r>
       <w:proofErr w:type="spellStart"/>
       <w:r>
@@ -3367,17 +3343,7 @@
                 <w:sz w:val="18"/>
                 <w:szCs w:val="18"/>
               </w:rPr>
-              <w:t xml:space="preserve">Home / Dashboard </w:t>
-            </w:r>
-            <w:proofErr w:type="gramStart"/>
-            <w:r>
-              <w:rPr>
-                <w:rFonts w:ascii="Arial" w:eastAsia="Arial" w:hAnsi="Arial" w:cs="Arial"/>
-                <w:color w:val="000000"/>
-                <w:sz w:val="18"/>
-                <w:szCs w:val="18"/>
-              </w:rPr>
-              <w:t xml:space="preserve">page </w:t>
+              <w:t xml:space="preserve">Home / Dashboard page </w:t>
             </w:r>
             <w:r>
               <w:rPr>
@@ -3388,7 +3354,6 @@
               </w:rPr>
               <w:t>,</w:t>
             </w:r>
-            <w:proofErr w:type="gramEnd"/>
             <w:r>
               <w:rPr>
                 <w:rFonts w:ascii="Arial" w:eastAsia="Arial" w:hAnsi="Arial" w:cs="Arial"/>
@@ -3460,17 +3425,7 @@
                 <w:sz w:val="18"/>
                 <w:szCs w:val="18"/>
               </w:rPr>
-              <w:t xml:space="preserve">Add Task </w:t>
-            </w:r>
-            <w:proofErr w:type="gramStart"/>
-            <w:r>
-              <w:rPr>
-                <w:rFonts w:ascii="Arial" w:eastAsia="Arial" w:hAnsi="Arial" w:cs="Arial"/>
-                <w:color w:val="000000"/>
-                <w:sz w:val="18"/>
-                <w:szCs w:val="18"/>
-              </w:rPr>
-              <w:t xml:space="preserve">page </w:t>
+              <w:t xml:space="preserve">Add Task page </w:t>
             </w:r>
             <w:r>
               <w:rPr>
@@ -3481,7 +3436,6 @@
               </w:rPr>
               <w:t>,</w:t>
             </w:r>
-            <w:proofErr w:type="gramEnd"/>
             <w:r>
               <w:rPr>
                 <w:rFonts w:ascii="Arial" w:eastAsia="Arial" w:hAnsi="Arial" w:cs="Arial"/>
@@ -3553,17 +3507,7 @@
                 <w:sz w:val="18"/>
                 <w:szCs w:val="18"/>
               </w:rPr>
-              <w:t xml:space="preserve">Task List </w:t>
-            </w:r>
-            <w:proofErr w:type="gramStart"/>
-            <w:r>
-              <w:rPr>
-                <w:rFonts w:ascii="Arial" w:eastAsia="Arial" w:hAnsi="Arial" w:cs="Arial"/>
-                <w:color w:val="000000"/>
-                <w:sz w:val="18"/>
-                <w:szCs w:val="18"/>
-              </w:rPr>
-              <w:t xml:space="preserve">page </w:t>
+              <w:t xml:space="preserve">Task List page </w:t>
             </w:r>
             <w:r>
               <w:rPr>
@@ -3574,7 +3518,6 @@
               </w:rPr>
               <w:t>,</w:t>
             </w:r>
-            <w:proofErr w:type="gramEnd"/>
             <w:r>
               <w:rPr>
                 <w:rFonts w:ascii="Arial" w:eastAsia="Arial" w:hAnsi="Arial" w:cs="Arial"/>
@@ -3646,17 +3589,7 @@
                 <w:sz w:val="18"/>
                 <w:szCs w:val="18"/>
               </w:rPr>
-              <w:t xml:space="preserve">Task Detail </w:t>
-            </w:r>
-            <w:proofErr w:type="gramStart"/>
-            <w:r>
-              <w:rPr>
-                <w:rFonts w:ascii="Arial" w:eastAsia="Arial" w:hAnsi="Arial" w:cs="Arial"/>
-                <w:color w:val="000000"/>
-                <w:sz w:val="18"/>
-                <w:szCs w:val="18"/>
-              </w:rPr>
-              <w:t xml:space="preserve">page </w:t>
+              <w:t xml:space="preserve">Task Detail page </w:t>
             </w:r>
             <w:r>
               <w:rPr>
@@ -3667,7 +3600,6 @@
               </w:rPr>
               <w:t>,</w:t>
             </w:r>
-            <w:proofErr w:type="gramEnd"/>
             <w:r>
               <w:rPr>
                 <w:rFonts w:ascii="Arial" w:eastAsia="Arial" w:hAnsi="Arial" w:cs="Arial"/>
@@ -3739,17 +3671,7 @@
                 <w:sz w:val="18"/>
                 <w:szCs w:val="18"/>
               </w:rPr>
-              <w:t xml:space="preserve">About / Help </w:t>
-            </w:r>
-            <w:proofErr w:type="gramStart"/>
-            <w:r>
-              <w:rPr>
-                <w:rFonts w:ascii="Arial" w:eastAsia="Arial" w:hAnsi="Arial" w:cs="Arial"/>
-                <w:color w:val="000000"/>
-                <w:sz w:val="18"/>
-                <w:szCs w:val="18"/>
-              </w:rPr>
-              <w:t xml:space="preserve">page </w:t>
+              <w:t xml:space="preserve">About / Help page </w:t>
             </w:r>
             <w:r>
               <w:rPr>
@@ -3760,7 +3682,6 @@
               </w:rPr>
               <w:t>,</w:t>
             </w:r>
-            <w:proofErr w:type="gramEnd"/>
             <w:r>
               <w:rPr>
                 <w:rFonts w:ascii="Arial" w:eastAsia="Arial" w:hAnsi="Arial" w:cs="Arial"/>
@@ -3832,17 +3753,7 @@
                 <w:sz w:val="18"/>
                 <w:szCs w:val="18"/>
               </w:rPr>
-              <w:t xml:space="preserve">Shared </w:t>
-            </w:r>
-            <w:proofErr w:type="gramStart"/>
-            <w:r>
-              <w:rPr>
-                <w:rFonts w:ascii="Arial" w:eastAsia="Arial" w:hAnsi="Arial" w:cs="Arial"/>
-                <w:color w:val="000000"/>
-                <w:sz w:val="18"/>
-                <w:szCs w:val="18"/>
-              </w:rPr>
-              <w:t xml:space="preserve">stylesheet </w:t>
+              <w:t xml:space="preserve">Shared stylesheet </w:t>
             </w:r>
             <w:r>
               <w:rPr>
@@ -3853,7 +3764,6 @@
               </w:rPr>
               <w:t>,</w:t>
             </w:r>
-            <w:proofErr w:type="gramEnd"/>
             <w:r>
               <w:rPr>
                 <w:rFonts w:ascii="Arial" w:eastAsia="Arial" w:hAnsi="Arial" w:cs="Arial"/>
@@ -4192,6 +4102,7 @@
                 <w:sz w:val="18"/>
                 <w:szCs w:val="18"/>
               </w:rPr>
+              <w:lastRenderedPageBreak/>
               <w:t>Assignment_04_Spring2026.docx</w:t>
             </w:r>
           </w:p>
@@ -4262,16 +4173,7 @@
           <w:rFonts w:ascii="Arial" w:eastAsia="Arial" w:hAnsi="Arial" w:cs="Arial"/>
           <w:color w:val="000000"/>
         </w:rPr>
-        <w:lastRenderedPageBreak/>
-        <w:t xml:space="preserve">The Team Lead (TL) is responsible for creating all secrets listed below. The TL is the repository admin and the credentials in </w:t>
-      </w:r>
-      <w:proofErr w:type="gramStart"/>
-      <w:r>
-        <w:rPr>
-          <w:rFonts w:ascii="Arial" w:eastAsia="Arial" w:hAnsi="Arial" w:cs="Arial"/>
-          <w:color w:val="000000"/>
-        </w:rPr>
-        <w:t xml:space="preserve">use </w:t>
+        <w:t xml:space="preserve">The Team Lead (TL) is responsible for creating all secrets listed below. The TL is the repository admin and the credentials in use </w:t>
       </w:r>
       <w:r>
         <w:rPr>
@@ -4280,21 +4182,12 @@
         </w:rPr>
         <w:t>,</w:t>
       </w:r>
-      <w:proofErr w:type="gramEnd"/>
-      <w:r>
-        <w:rPr>
-          <w:rFonts w:ascii="Arial" w:eastAsia="Arial" w:hAnsi="Arial" w:cs="Arial"/>
-          <w:color w:val="000000"/>
-        </w:rPr>
-        <w:t xml:space="preserve"> Docker Hub and </w:t>
-      </w:r>
-      <w:proofErr w:type="gramStart"/>
-      <w:r>
-        <w:rPr>
-          <w:rFonts w:ascii="Arial" w:eastAsia="Arial" w:hAnsi="Arial" w:cs="Arial"/>
-          <w:color w:val="000000"/>
-        </w:rPr>
-        <w:t xml:space="preserve">Render </w:t>
+      <w:r>
+        <w:rPr>
+          <w:rFonts w:ascii="Arial" w:eastAsia="Arial" w:hAnsi="Arial" w:cs="Arial"/>
+          <w:color w:val="000000"/>
+        </w:rPr>
+        <w:t xml:space="preserve"> Docker Hub and Render </w:t>
       </w:r>
       <w:r>
         <w:rPr>
@@ -4303,7 +4196,6 @@
         </w:rPr>
         <w:t>,</w:t>
       </w:r>
-      <w:proofErr w:type="gramEnd"/>
       <w:r>
         <w:rPr>
           <w:rFonts w:ascii="Arial" w:eastAsia="Arial" w:hAnsi="Arial" w:cs="Arial"/>
@@ -4720,17 +4612,7 @@
                 <w:sz w:val="18"/>
                 <w:szCs w:val="18"/>
               </w:rPr>
-              <w:t>Team Lead's Docker Hub Personal Access Token (PAT</w:t>
-            </w:r>
-            <w:proofErr w:type="gramStart"/>
-            <w:r>
-              <w:rPr>
-                <w:rFonts w:ascii="Arial" w:eastAsia="Arial" w:hAnsi="Arial" w:cs="Arial"/>
-                <w:color w:val="000000"/>
-                <w:sz w:val="18"/>
-                <w:szCs w:val="18"/>
-              </w:rPr>
-              <w:t xml:space="preserve">) </w:t>
+              <w:t xml:space="preserve">Team Lead's Docker Hub Personal Access Token (PAT) </w:t>
             </w:r>
             <w:r>
               <w:rPr>
@@ -4741,7 +4623,6 @@
               </w:rPr>
               <w:t>,</w:t>
             </w:r>
-            <w:proofErr w:type="gramEnd"/>
             <w:r>
               <w:rPr>
                 <w:rFonts w:ascii="Arial" w:eastAsia="Arial" w:hAnsi="Arial" w:cs="Arial"/>
@@ -4908,31 +4789,7 @@
           <w:sz w:val="28"/>
           <w:szCs w:val="28"/>
         </w:rPr>
-        <w:t xml:space="preserve">CI PIPELINE </w:t>
-      </w:r>
-      <w:proofErr w:type="gramStart"/>
-      <w:r>
-        <w:rPr>
-          <w:rFonts w:ascii="Arial" w:eastAsia="Arial" w:hAnsi="Arial" w:cs="Arial"/>
-          <w:b/>
-          <w:bCs/>
-          <w:color w:val="1F3864"/>
-          <w:sz w:val="28"/>
-          <w:szCs w:val="28"/>
-        </w:rPr>
-        <w:t>REQUIREMENTS  (</w:t>
-      </w:r>
-      <w:proofErr w:type="gramEnd"/>
-      <w:r>
-        <w:rPr>
-          <w:rFonts w:ascii="Arial" w:eastAsia="Arial" w:hAnsi="Arial" w:cs="Arial"/>
-          <w:b/>
-          <w:bCs/>
-          <w:color w:val="1F3864"/>
-          <w:sz w:val="28"/>
-          <w:szCs w:val="28"/>
-        </w:rPr>
-        <w:t>.</w:t>
+        <w:t>CI PIPELINE REQUIREMENTS  (.</w:t>
       </w:r>
       <w:proofErr w:type="spellStart"/>
       <w:r>
@@ -5135,15 +4992,7 @@
           <w:rFonts w:ascii="Arial" w:eastAsia="Arial" w:hAnsi="Arial" w:cs="Arial"/>
           <w:color w:val="000000"/>
         </w:rPr>
-        <w:t xml:space="preserve">Step 4 – Tag Image: Tag the image using a meaningful </w:t>
-      </w:r>
-      <w:proofErr w:type="gramStart"/>
-      <w:r>
-        <w:rPr>
-          <w:rFonts w:ascii="Arial" w:eastAsia="Arial" w:hAnsi="Arial" w:cs="Arial"/>
-          <w:color w:val="000000"/>
-        </w:rPr>
-        <w:t xml:space="preserve">strategy </w:t>
+        <w:t xml:space="preserve">Step 4 – Tag Image: Tag the image using a meaningful strategy </w:t>
       </w:r>
       <w:r>
         <w:rPr>
@@ -5152,7 +5001,6 @@
         </w:rPr>
         <w:t>,</w:t>
       </w:r>
-      <w:proofErr w:type="gramEnd"/>
       <w:r>
         <w:rPr>
           <w:rFonts w:ascii="Arial" w:eastAsia="Arial" w:hAnsi="Arial" w:cs="Arial"/>
@@ -5243,6 +5091,7 @@
           <w:rFonts w:ascii="Arial" w:eastAsia="Arial" w:hAnsi="Arial" w:cs="Arial"/>
           <w:color w:val="000000"/>
         </w:rPr>
+        <w:lastRenderedPageBreak/>
         <w:t xml:space="preserve">The CI status check must appear as a required check in the Branch Protection Rules on </w:t>
       </w:r>
       <w:r>
@@ -5281,31 +5130,7 @@
           <w:sz w:val="28"/>
           <w:szCs w:val="28"/>
         </w:rPr>
-        <w:t xml:space="preserve">CD PIPELINE </w:t>
-      </w:r>
-      <w:proofErr w:type="gramStart"/>
-      <w:r>
-        <w:rPr>
-          <w:rFonts w:ascii="Arial" w:eastAsia="Arial" w:hAnsi="Arial" w:cs="Arial"/>
-          <w:b/>
-          <w:bCs/>
-          <w:color w:val="1F3864"/>
-          <w:sz w:val="28"/>
-          <w:szCs w:val="28"/>
-        </w:rPr>
-        <w:t>REQUIREMENTS  (</w:t>
-      </w:r>
-      <w:proofErr w:type="gramEnd"/>
-      <w:r>
-        <w:rPr>
-          <w:rFonts w:ascii="Arial" w:eastAsia="Arial" w:hAnsi="Arial" w:cs="Arial"/>
-          <w:b/>
-          <w:bCs/>
-          <w:color w:val="1F3864"/>
-          <w:sz w:val="28"/>
-          <w:szCs w:val="28"/>
-        </w:rPr>
-        <w:t>.</w:t>
+        <w:t>CD PIPELINE REQUIREMENTS  (.</w:t>
       </w:r>
       <w:proofErr w:type="spellStart"/>
       <w:r>
@@ -5473,23 +5298,7 @@
           <w:rFonts w:ascii="Arial" w:eastAsia="Arial" w:hAnsi="Arial" w:cs="Arial"/>
           <w:color w:val="000000"/>
         </w:rPr>
-        <w:t xml:space="preserve">Step 3 – Deploy: Send an HTTP POST request to the Render </w:t>
-      </w:r>
-      <w:proofErr w:type="gramStart"/>
-      <w:r>
-        <w:rPr>
-          <w:rFonts w:ascii="Arial" w:eastAsia="Arial" w:hAnsi="Arial" w:cs="Arial"/>
-          <w:color w:val="000000"/>
-        </w:rPr>
-        <w:t>deploy</w:t>
-      </w:r>
-      <w:proofErr w:type="gramEnd"/>
-      <w:r>
-        <w:rPr>
-          <w:rFonts w:ascii="Arial" w:eastAsia="Arial" w:hAnsi="Arial" w:cs="Arial"/>
-          <w:color w:val="000000"/>
-        </w:rPr>
-        <w:t xml:space="preserve"> hook URL using curl:</w:t>
+        <w:t>Step 3 – Deploy: Send an HTTP POST request to the Render deploy hook URL using curl:</w:t>
       </w:r>
     </w:p>
     <w:p>
@@ -5507,61 +5316,25 @@
           <w:sz w:val="19"/>
           <w:szCs w:val="19"/>
         </w:rPr>
-        <w:t>curl -X POST $</w:t>
-      </w:r>
-      <w:proofErr w:type="gramStart"/>
+        <w:t xml:space="preserve">curl -X POST ${{ </w:t>
+      </w:r>
+      <w:proofErr w:type="spellStart"/>
       <w:r>
         <w:rPr>
           <w:rFonts w:ascii="Arial" w:eastAsia="Arial" w:hAnsi="Arial" w:cs="Arial"/>
           <w:sz w:val="19"/>
           <w:szCs w:val="19"/>
         </w:rPr>
-        <w:t xml:space="preserve">{{ </w:t>
-      </w:r>
-      <w:proofErr w:type="spellStart"/>
+        <w:t>secrets.RENDER_DEPLOY_HOOK_URL</w:t>
+      </w:r>
+      <w:proofErr w:type="spellEnd"/>
       <w:r>
         <w:rPr>
           <w:rFonts w:ascii="Arial" w:eastAsia="Arial" w:hAnsi="Arial" w:cs="Arial"/>
           <w:sz w:val="19"/>
           <w:szCs w:val="19"/>
         </w:rPr>
-        <w:t>secrets</w:t>
-      </w:r>
-      <w:proofErr w:type="gramEnd"/>
-      <w:r>
-        <w:rPr>
-          <w:rFonts w:ascii="Arial" w:eastAsia="Arial" w:hAnsi="Arial" w:cs="Arial"/>
-          <w:sz w:val="19"/>
-          <w:szCs w:val="19"/>
-        </w:rPr>
-        <w:t>.RENDER_DEPLOY_HOOK_</w:t>
-      </w:r>
-      <w:proofErr w:type="gramStart"/>
-      <w:r>
-        <w:rPr>
-          <w:rFonts w:ascii="Arial" w:eastAsia="Arial" w:hAnsi="Arial" w:cs="Arial"/>
-          <w:sz w:val="19"/>
-          <w:szCs w:val="19"/>
-        </w:rPr>
-        <w:t>URL</w:t>
-      </w:r>
-      <w:proofErr w:type="spellEnd"/>
-      <w:r>
-        <w:rPr>
-          <w:rFonts w:ascii="Arial" w:eastAsia="Arial" w:hAnsi="Arial" w:cs="Arial"/>
-          <w:sz w:val="19"/>
-          <w:szCs w:val="19"/>
-        </w:rPr>
-        <w:t xml:space="preserve"> }</w:t>
-      </w:r>
-      <w:proofErr w:type="gramEnd"/>
-      <w:r>
-        <w:rPr>
-          <w:rFonts w:ascii="Arial" w:eastAsia="Arial" w:hAnsi="Arial" w:cs="Arial"/>
-          <w:sz w:val="19"/>
-          <w:szCs w:val="19"/>
-        </w:rPr>
-        <w:t>}</w:t>
+        <w:t xml:space="preserve"> }}</w:t>
       </w:r>
     </w:p>
     <w:p>
@@ -5630,15 +5403,7 @@
           <w:rFonts w:ascii="Arial" w:eastAsia="Arial" w:hAnsi="Arial" w:cs="Arial"/>
           <w:color w:val="000000"/>
         </w:rPr>
-        <w:t xml:space="preserve">The job must NOT contain any Docker build or push </w:t>
-      </w:r>
-      <w:proofErr w:type="gramStart"/>
-      <w:r>
-        <w:rPr>
-          <w:rFonts w:ascii="Arial" w:eastAsia="Arial" w:hAnsi="Arial" w:cs="Arial"/>
-          <w:color w:val="000000"/>
-        </w:rPr>
-        <w:t xml:space="preserve">steps </w:t>
+        <w:t xml:space="preserve">The job must NOT contain any Docker build or push steps </w:t>
       </w:r>
       <w:r>
         <w:rPr>
@@ -5647,7 +5412,6 @@
         </w:rPr>
         <w:t>,</w:t>
       </w:r>
-      <w:proofErr w:type="gramEnd"/>
       <w:r>
         <w:rPr>
           <w:rFonts w:ascii="Arial" w:eastAsia="Arial" w:hAnsi="Arial" w:cs="Arial"/>
@@ -6149,15 +5913,7 @@
           <w:rFonts w:ascii="Arial" w:eastAsia="Arial" w:hAnsi="Arial" w:cs="Arial"/>
           <w:color w:val="000000"/>
         </w:rPr>
-        <w:t xml:space="preserve">Team Lead: Set up the initial repository </w:t>
-      </w:r>
-      <w:proofErr w:type="gramStart"/>
-      <w:r>
-        <w:rPr>
-          <w:rFonts w:ascii="Arial" w:eastAsia="Arial" w:hAnsi="Arial" w:cs="Arial"/>
-          <w:color w:val="000000"/>
-        </w:rPr>
-        <w:t xml:space="preserve">structure </w:t>
+        <w:t xml:space="preserve">Team Lead: Set up the initial repository structure </w:t>
       </w:r>
       <w:r>
         <w:rPr>
@@ -6166,7 +5922,6 @@
         </w:rPr>
         <w:t>,</w:t>
       </w:r>
-      <w:proofErr w:type="gramEnd"/>
       <w:r>
         <w:rPr>
           <w:rFonts w:ascii="Arial" w:eastAsia="Arial" w:hAnsi="Arial" w:cs="Arial"/>
@@ -6219,15 +5974,7 @@
           <w:rFonts w:ascii="Arial" w:eastAsia="Arial" w:hAnsi="Arial" w:cs="Arial"/>
           <w:color w:val="000000"/>
         </w:rPr>
-        <w:t xml:space="preserve">Commit the Assignment 04 question paper (.docx) to the root of the repository. Every team member must fill in their </w:t>
-      </w:r>
-      <w:proofErr w:type="gramStart"/>
-      <w:r>
-        <w:rPr>
-          <w:rFonts w:ascii="Arial" w:eastAsia="Arial" w:hAnsi="Arial" w:cs="Arial"/>
-          <w:color w:val="000000"/>
-        </w:rPr>
-        <w:t xml:space="preserve">details </w:t>
+        <w:t xml:space="preserve">Commit the Assignment 04 question paper (.docx) to the root of the repository. Every team member must fill in their details </w:t>
       </w:r>
       <w:r>
         <w:rPr>
@@ -6236,21 +5983,12 @@
         </w:rPr>
         <w:t>,</w:t>
       </w:r>
-      <w:proofErr w:type="gramEnd"/>
-      <w:r>
-        <w:rPr>
-          <w:rFonts w:ascii="Arial" w:eastAsia="Arial" w:hAnsi="Arial" w:cs="Arial"/>
-          <w:color w:val="000000"/>
-        </w:rPr>
-        <w:t xml:space="preserve"> including their Assigned </w:t>
-      </w:r>
-      <w:proofErr w:type="gramStart"/>
-      <w:r>
-        <w:rPr>
-          <w:rFonts w:ascii="Arial" w:eastAsia="Arial" w:hAnsi="Arial" w:cs="Arial"/>
-          <w:color w:val="000000"/>
-        </w:rPr>
-        <w:t xml:space="preserve">Page </w:t>
+      <w:r>
+        <w:rPr>
+          <w:rFonts w:ascii="Arial" w:eastAsia="Arial" w:hAnsi="Arial" w:cs="Arial"/>
+          <w:color w:val="000000"/>
+        </w:rPr>
+        <w:t xml:space="preserve"> including their Assigned Page </w:t>
       </w:r>
       <w:r>
         <w:rPr>
@@ -6259,7 +5997,6 @@
         </w:rPr>
         <w:t>,</w:t>
       </w:r>
-      <w:proofErr w:type="gramEnd"/>
       <w:r>
         <w:rPr>
           <w:rFonts w:ascii="Arial" w:eastAsia="Arial" w:hAnsi="Arial" w:cs="Arial"/>
@@ -6296,15 +6033,7 @@
           <w:rFonts w:ascii="Arial" w:eastAsia="Arial" w:hAnsi="Arial" w:cs="Arial"/>
           <w:color w:val="000000"/>
         </w:rPr>
-        <w:t xml:space="preserve"> and configure all three </w:t>
-      </w:r>
-      <w:proofErr w:type="gramStart"/>
-      <w:r>
-        <w:rPr>
-          <w:rFonts w:ascii="Arial" w:eastAsia="Arial" w:hAnsi="Arial" w:cs="Arial"/>
-          <w:color w:val="000000"/>
-        </w:rPr>
-        <w:t xml:space="preserve">secrets </w:t>
+        <w:t xml:space="preserve"> and configure all three secrets </w:t>
       </w:r>
       <w:r>
         <w:rPr>
@@ -6313,7 +6042,6 @@
         </w:rPr>
         <w:t>,</w:t>
       </w:r>
-      <w:proofErr w:type="gramEnd"/>
       <w:r>
         <w:rPr>
           <w:rFonts w:ascii="Arial" w:eastAsia="Arial" w:hAnsi="Arial" w:cs="Arial"/>
@@ -6381,15 +6109,7 @@
           <w:rFonts w:ascii="Arial" w:eastAsia="Arial" w:hAnsi="Arial" w:cs="Arial"/>
           <w:color w:val="000000"/>
         </w:rPr>
-        <w:t xml:space="preserve">Create the CI workflow at </w:t>
-      </w:r>
-      <w:proofErr w:type="gramStart"/>
-      <w:r>
-        <w:rPr>
-          <w:rFonts w:ascii="Arial" w:eastAsia="Arial" w:hAnsi="Arial" w:cs="Arial"/>
-          <w:color w:val="000000"/>
-        </w:rPr>
-        <w:t>.</w:t>
+        <w:t>Create the CI workflow at .</w:t>
       </w:r>
       <w:proofErr w:type="spellStart"/>
       <w:r>
@@ -6430,7 +6150,6 @@
         </w:rPr>
         <w:t>,</w:t>
       </w:r>
-      <w:proofErr w:type="gramEnd"/>
       <w:r>
         <w:rPr>
           <w:rFonts w:ascii="Arial" w:eastAsia="Arial" w:hAnsi="Arial" w:cs="Arial"/>
@@ -6483,15 +6202,7 @@
           <w:rFonts w:ascii="Arial" w:eastAsia="Arial" w:hAnsi="Arial" w:cs="Arial"/>
           <w:color w:val="000000"/>
         </w:rPr>
-        <w:t xml:space="preserve">Create the CD workflow at </w:t>
-      </w:r>
-      <w:proofErr w:type="gramStart"/>
-      <w:r>
-        <w:rPr>
-          <w:rFonts w:ascii="Arial" w:eastAsia="Arial" w:hAnsi="Arial" w:cs="Arial"/>
-          <w:color w:val="000000"/>
-        </w:rPr>
-        <w:t>.</w:t>
+        <w:t>Create the CD workflow at .</w:t>
       </w:r>
       <w:proofErr w:type="spellStart"/>
       <w:r>
@@ -6532,7 +6243,6 @@
         </w:rPr>
         <w:t>,</w:t>
       </w:r>
-      <w:proofErr w:type="gramEnd"/>
       <w:r>
         <w:rPr>
           <w:rFonts w:ascii="Arial" w:eastAsia="Arial" w:hAnsi="Arial" w:cs="Arial"/>
@@ -6623,6 +6333,7 @@
           <w:sz w:val="19"/>
           <w:szCs w:val="19"/>
         </w:rPr>
+        <w:lastRenderedPageBreak/>
         <w:t>Build the assigned HTML page with proper content and link it to style.css</w:t>
       </w:r>
     </w:p>
@@ -6667,16 +6378,15 @@
           <w:sz w:val="19"/>
           <w:szCs w:val="19"/>
         </w:rPr>
-        <w:t>“develop</w:t>
-      </w:r>
-      <w:proofErr w:type="gramStart"/>
+        <w:t>“develop”</w:t>
+      </w:r>
       <w:r>
         <w:rPr>
           <w:rFonts w:ascii="Arial" w:eastAsia="Arial" w:hAnsi="Arial" w:cs="Arial"/>
           <w:sz w:val="19"/>
           <w:szCs w:val="19"/>
         </w:rPr>
-        <w:t>”</w:t>
+        <w:t xml:space="preserve"> </w:t>
       </w:r>
       <w:r>
         <w:rPr>
@@ -6684,17 +6394,8 @@
           <w:sz w:val="19"/>
           <w:szCs w:val="19"/>
         </w:rPr>
-        <w:t xml:space="preserve"> </w:t>
-      </w:r>
-      <w:r>
-        <w:rPr>
-          <w:rFonts w:ascii="Arial" w:eastAsia="Arial" w:hAnsi="Arial" w:cs="Arial"/>
-          <w:sz w:val="19"/>
-          <w:szCs w:val="19"/>
-        </w:rPr>
         <w:t>,</w:t>
       </w:r>
-      <w:proofErr w:type="gramEnd"/>
       <w:r>
         <w:rPr>
           <w:rFonts w:ascii="Arial" w:eastAsia="Arial" w:hAnsi="Arial" w:cs="Arial"/>
@@ -6719,26 +6420,16 @@
           <w:sz w:val="19"/>
           <w:szCs w:val="19"/>
         </w:rPr>
-        <w:t xml:space="preserve">Request a review; after approval the Team Lead merges the </w:t>
-      </w:r>
-      <w:proofErr w:type="gramStart"/>
+        <w:t xml:space="preserve">Request a review; after approval the Team Lead merges the PR </w:t>
+      </w:r>
       <w:r>
         <w:rPr>
           <w:rFonts w:ascii="Arial" w:eastAsia="Arial" w:hAnsi="Arial" w:cs="Arial"/>
           <w:sz w:val="19"/>
           <w:szCs w:val="19"/>
         </w:rPr>
-        <w:t xml:space="preserve">PR </w:t>
-      </w:r>
-      <w:r>
-        <w:rPr>
-          <w:rFonts w:ascii="Arial" w:eastAsia="Arial" w:hAnsi="Arial" w:cs="Arial"/>
-          <w:sz w:val="19"/>
-          <w:szCs w:val="19"/>
-        </w:rPr>
         <w:t>,</w:t>
       </w:r>
-      <w:proofErr w:type="gramEnd"/>
       <w:r>
         <w:rPr>
           <w:rFonts w:ascii="Arial" w:eastAsia="Arial" w:hAnsi="Arial" w:cs="Arial"/>
@@ -6762,23 +6453,7 @@
           <w:rFonts w:ascii="Arial" w:eastAsia="Arial" w:hAnsi="Arial" w:cs="Arial"/>
           <w:color w:val="000000"/>
         </w:rPr>
-        <w:t xml:space="preserve">After </w:t>
-      </w:r>
-      <w:proofErr w:type="gramStart"/>
-      <w:r>
-        <w:rPr>
-          <w:rFonts w:ascii="Arial" w:eastAsia="Arial" w:hAnsi="Arial" w:cs="Arial"/>
-          <w:color w:val="000000"/>
-        </w:rPr>
-        <w:t>all</w:t>
-      </w:r>
-      <w:proofErr w:type="gramEnd"/>
-      <w:r>
-        <w:rPr>
-          <w:rFonts w:ascii="Arial" w:eastAsia="Arial" w:hAnsi="Arial" w:cs="Arial"/>
-          <w:color w:val="000000"/>
-        </w:rPr>
-        <w:t xml:space="preserve"> 5 PRs are merged, verify the live </w:t>
+        <w:t xml:space="preserve">After all 5 PRs are merged, verify the live </w:t>
       </w:r>
       <w:proofErr w:type="spellStart"/>
       <w:r>
@@ -8955,6 +8630,7 @@
                 <w:sz w:val="18"/>
                 <w:szCs w:val="18"/>
               </w:rPr>
+              <w:lastRenderedPageBreak/>
               <w:t>15</w:t>
             </w:r>
           </w:p>
@@ -9510,15 +9186,7 @@
           <w:rFonts w:ascii="Arial" w:eastAsia="Arial" w:hAnsi="Arial" w:cs="Arial"/>
           <w:color w:val="000000"/>
         </w:rPr>
-        <w:t xml:space="preserve">Screenshot 2: Each member's CI workflow run triggered by their individual </w:t>
-      </w:r>
-      <w:proofErr w:type="gramStart"/>
-      <w:r>
-        <w:rPr>
-          <w:rFonts w:ascii="Arial" w:eastAsia="Arial" w:hAnsi="Arial" w:cs="Arial"/>
-          <w:color w:val="000000"/>
-        </w:rPr>
-        <w:t xml:space="preserve">PR </w:t>
+        <w:t xml:space="preserve">Screenshot 2: Each member's CI workflow run triggered by their individual PR </w:t>
       </w:r>
       <w:r>
         <w:rPr>
@@ -9527,7 +9195,6 @@
         </w:rPr>
         <w:t>,</w:t>
       </w:r>
-      <w:proofErr w:type="gramEnd"/>
       <w:r>
         <w:rPr>
           <w:rFonts w:ascii="Arial" w:eastAsia="Arial" w:hAnsi="Arial" w:cs="Arial"/>
@@ -9574,15 +9241,7 @@
           <w:rFonts w:ascii="Arial" w:eastAsia="Arial" w:hAnsi="Arial" w:cs="Arial"/>
           <w:color w:val="000000"/>
         </w:rPr>
-        <w:t>“develop</w:t>
-      </w:r>
-      <w:proofErr w:type="gramStart"/>
-      <w:r>
-        <w:rPr>
-          <w:rFonts w:ascii="Arial" w:eastAsia="Arial" w:hAnsi="Arial" w:cs="Arial"/>
-          <w:color w:val="000000"/>
-        </w:rPr>
-        <w:t>”</w:t>
+        <w:t>“develop”</w:t>
       </w:r>
       <w:r>
         <w:rPr>
@@ -9598,7 +9257,6 @@
         </w:rPr>
         <w:t>,</w:t>
       </w:r>
-      <w:proofErr w:type="gramEnd"/>
       <w:r>
         <w:rPr>
           <w:rFonts w:ascii="Arial" w:eastAsia="Arial" w:hAnsi="Arial" w:cs="Arial"/>
@@ -9827,6 +9485,7 @@
                 <w:sz w:val="18"/>
                 <w:szCs w:val="18"/>
               </w:rPr>
+              <w:lastRenderedPageBreak/>
               <w:t xml:space="preserve">GitHub </w:t>
             </w:r>
             <w:r>
@@ -9957,7 +9616,6 @@
                 <w:sz w:val="18"/>
                 <w:szCs w:val="18"/>
               </w:rPr>
-              <w:lastRenderedPageBreak/>
               <w:t>CI Workflow Runs – Triggered by each member's PR (all steps green)</w:t>
             </w:r>
           </w:p>
@@ -9986,10 +9644,10 @@
                 <w:noProof/>
               </w:rPr>
               <w:drawing>
-                <wp:inline distT="0" distB="0" distL="0" distR="0" wp14:anchorId="5545DF53" wp14:editId="749560B2">
+                <wp:inline distT="0" distB="0" distL="0" distR="0" wp14:anchorId="6A8ADFD4" wp14:editId="6CB9C19F">
                   <wp:extent cx="6400800" cy="3598545"/>
                   <wp:effectExtent l="0" t="0" r="0" b="1905"/>
-                  <wp:docPr id="1045102898" name="Picture 1"/>
+                  <wp:docPr id="373405755" name="Picture 1"/>
                   <wp:cNvGraphicFramePr>
                     <a:graphicFrameLocks xmlns:a="http://schemas.openxmlformats.org/drawingml/2006/main" noChangeAspect="1"/>
                   </wp:cNvGraphicFramePr>
@@ -9997,7 +9655,7 @@
                     <a:graphicData uri="http://schemas.openxmlformats.org/drawingml/2006/picture">
                       <pic:pic xmlns:pic="http://schemas.openxmlformats.org/drawingml/2006/picture">
                         <pic:nvPicPr>
-                          <pic:cNvPr id="1045102898" name=""/>
+                          <pic:cNvPr id="373405755" name=""/>
                           <pic:cNvPicPr/>
                         </pic:nvPicPr>
                         <pic:blipFill>
@@ -10053,6 +9711,7 @@
                 <w:sz w:val="18"/>
                 <w:szCs w:val="18"/>
               </w:rPr>
+              <w:lastRenderedPageBreak/>
               <w:t>Docker Hub – Pushed Image with Tags</w:t>
             </w:r>
           </w:p>
@@ -10148,7 +9807,6 @@
                 <w:sz w:val="18"/>
                 <w:szCs w:val="18"/>
               </w:rPr>
-              <w:lastRenderedPageBreak/>
               <w:t xml:space="preserve">CD Workflow Run – Triggered by Push to </w:t>
             </w:r>
             <w:r>
@@ -10255,6 +9913,7 @@
                 <w:sz w:val="18"/>
                 <w:szCs w:val="18"/>
               </w:rPr>
+              <w:lastRenderedPageBreak/>
               <w:t xml:space="preserve">Live </w:t>
             </w:r>
             <w:proofErr w:type="spellStart"/>
@@ -10396,7 +10055,48 @@
             </w:tcMar>
             <w:vAlign w:val="center"/>
           </w:tcPr>
-          <w:p/>
+          <w:p>
+            <w:r>
+              <w:rPr>
+                <w:noProof/>
+              </w:rPr>
+              <w:drawing>
+                <wp:inline distT="0" distB="0" distL="0" distR="0" wp14:anchorId="147E8A49" wp14:editId="558BD79A">
+                  <wp:extent cx="6400800" cy="3598545"/>
+                  <wp:effectExtent l="0" t="0" r="0" b="1905"/>
+                  <wp:docPr id="1207464376" name="Picture 1"/>
+                  <wp:cNvGraphicFramePr>
+                    <a:graphicFrameLocks xmlns:a="http://schemas.openxmlformats.org/drawingml/2006/main" noChangeAspect="1"/>
+                  </wp:cNvGraphicFramePr>
+                  <a:graphic xmlns:a="http://schemas.openxmlformats.org/drawingml/2006/main">
+                    <a:graphicData uri="http://schemas.openxmlformats.org/drawingml/2006/picture">
+                      <pic:pic xmlns:pic="http://schemas.openxmlformats.org/drawingml/2006/picture">
+                        <pic:nvPicPr>
+                          <pic:cNvPr id="1207464376" name=""/>
+                          <pic:cNvPicPr/>
+                        </pic:nvPicPr>
+                        <pic:blipFill>
+                          <a:blip r:embed="rId12"/>
+                          <a:stretch>
+                            <a:fillRect/>
+                          </a:stretch>
+                        </pic:blipFill>
+                        <pic:spPr>
+                          <a:xfrm>
+                            <a:off x="0" y="0"/>
+                            <a:ext cx="6400800" cy="3598545"/>
+                          </a:xfrm>
+                          <a:prstGeom prst="rect">
+                            <a:avLst/>
+                          </a:prstGeom>
+                        </pic:spPr>
+                      </pic:pic>
+                    </a:graphicData>
+                  </a:graphic>
+                </wp:inline>
+              </w:drawing>
+            </w:r>
+          </w:p>
         </w:tc>
       </w:tr>
     </w:tbl>
@@ -10421,7 +10121,6 @@
           <w:sz w:val="28"/>
           <w:szCs w:val="28"/>
         </w:rPr>
-        <w:lastRenderedPageBreak/>
         <w:t>TEAM REFLECTION</w:t>
       </w:r>
     </w:p>
@@ -10455,9 +10154,10 @@
           <w:bCs/>
           <w:color w:val="000000"/>
         </w:rPr>
-        <w:t xml:space="preserve">Member </w:t>
-      </w:r>
-      <w:proofErr w:type="gramStart"/>
+        <w:lastRenderedPageBreak/>
+        <w:t>Member 1  (</w:t>
+      </w:r>
+      <w:proofErr w:type="spellStart"/>
       <w:r>
         <w:rPr>
           <w:rFonts w:ascii="Arial" w:eastAsia="Arial" w:hAnsi="Arial" w:cs="Arial"/>
@@ -10465,9 +10165,8 @@
           <w:bCs/>
           <w:color w:val="000000"/>
         </w:rPr>
-        <w:t>1  (</w:t>
-      </w:r>
-      <w:proofErr w:type="gramEnd"/>
+        <w:t>Name:</w:t>
+      </w:r>
       <w:r>
         <w:rPr>
           <w:rFonts w:ascii="Arial" w:eastAsia="Arial" w:hAnsi="Arial" w:cs="Arial"/>
@@ -10475,7 +10174,17 @@
           <w:bCs/>
           <w:color w:val="000000"/>
         </w:rPr>
-        <w:t>Name: _______________________________________________)</w:t>
+        <w:t>Abdullah</w:t>
+      </w:r>
+      <w:proofErr w:type="spellEnd"/>
+      <w:r>
+        <w:rPr>
+          <w:rFonts w:ascii="Arial" w:eastAsia="Arial" w:hAnsi="Arial" w:cs="Arial"/>
+          <w:b/>
+          <w:bCs/>
+          <w:color w:val="000000"/>
+        </w:rPr>
+        <w:t xml:space="preserve"> Ehsan</w:t>
       </w:r>
     </w:p>
     <w:tbl>
@@ -10517,51 +10226,11 @@
             </w:tcMar>
             <w:vAlign w:val="center"/>
           </w:tcPr>
-          <w:p/>
-        </w:tc>
-      </w:tr>
-      <w:tr>
-        <w:tc>
-          <w:tcPr>
-            <w:tcW w:w="9360" w:type="dxa"/>
-            <w:tcBorders>
-              <w:top w:val="single" w:sz="6" w:space="0" w:color="ADB9CA"/>
-              <w:left w:val="single" w:sz="6" w:space="0" w:color="ADB9CA"/>
-              <w:bottom w:val="single" w:sz="6" w:space="0" w:color="ADB9CA"/>
-              <w:right w:val="single" w:sz="6" w:space="0" w:color="ADB9CA"/>
-            </w:tcBorders>
-            <w:shd w:val="clear" w:color="auto" w:fill="FFFFFF"/>
-            <w:tcMar>
-              <w:top w:w="80" w:type="dxa"/>
-              <w:left w:w="140" w:type="dxa"/>
-              <w:bottom w:w="80" w:type="dxa"/>
-              <w:right w:w="140" w:type="dxa"/>
-            </w:tcMar>
-            <w:vAlign w:val="center"/>
-          </w:tcPr>
-          <w:p/>
-        </w:tc>
-      </w:tr>
-      <w:tr>
-        <w:tc>
-          <w:tcPr>
-            <w:tcW w:w="9360" w:type="dxa"/>
-            <w:tcBorders>
-              <w:top w:val="single" w:sz="6" w:space="0" w:color="ADB9CA"/>
-              <w:left w:val="single" w:sz="6" w:space="0" w:color="ADB9CA"/>
-              <w:bottom w:val="single" w:sz="6" w:space="0" w:color="ADB9CA"/>
-              <w:right w:val="single" w:sz="6" w:space="0" w:color="ADB9CA"/>
-            </w:tcBorders>
-            <w:shd w:val="clear" w:color="auto" w:fill="FFFFFF"/>
-            <w:tcMar>
-              <w:top w:w="80" w:type="dxa"/>
-              <w:left w:w="140" w:type="dxa"/>
-              <w:bottom w:w="80" w:type="dxa"/>
-              <w:right w:w="140" w:type="dxa"/>
-            </w:tcMar>
-            <w:vAlign w:val="center"/>
-          </w:tcPr>
-          <w:p/>
+          <w:p>
+            <w:r>
+              <w:t>I learned how to design and implement a complete CI/CD pipeline using GitHub Actions and Docker. The most challenging part was configuring secrets and ensuring the workflows triggered correctly. Initially, we faced issues with branch protection rules and CI checks, but we resolved them by adjusting repository settings. Overall, this assignment improved my understanding of real-world DevOps practices and team collaboration.</w:t>
+            </w:r>
+          </w:p>
         </w:tc>
       </w:tr>
     </w:tbl>
@@ -10582,9 +10251,8 @@
           <w:bCs/>
           <w:color w:val="000000"/>
         </w:rPr>
-        <w:t xml:space="preserve">Member </w:t>
-      </w:r>
-      <w:proofErr w:type="gramStart"/>
+        <w:t xml:space="preserve">Member 2  Name: </w:t>
+      </w:r>
       <w:r>
         <w:rPr>
           <w:rFonts w:ascii="Arial" w:eastAsia="Arial" w:hAnsi="Arial" w:cs="Arial"/>
@@ -10592,17 +10260,7 @@
           <w:bCs/>
           <w:color w:val="000000"/>
         </w:rPr>
-        <w:t>2  (</w:t>
-      </w:r>
-      <w:proofErr w:type="gramEnd"/>
-      <w:r>
-        <w:rPr>
-          <w:rFonts w:ascii="Arial" w:eastAsia="Arial" w:hAnsi="Arial" w:cs="Arial"/>
-          <w:b/>
-          <w:bCs/>
-          <w:color w:val="000000"/>
-        </w:rPr>
-        <w:t>Name: _______________________________________________)</w:t>
+        <w:t>Salahuddin Momi</w:t>
       </w:r>
     </w:p>
     <w:tbl>
@@ -10644,51 +10302,11 @@
             </w:tcMar>
             <w:vAlign w:val="center"/>
           </w:tcPr>
-          <w:p/>
-        </w:tc>
-      </w:tr>
-      <w:tr>
-        <w:tc>
-          <w:tcPr>
-            <w:tcW w:w="9360" w:type="dxa"/>
-            <w:tcBorders>
-              <w:top w:val="single" w:sz="6" w:space="0" w:color="ADB9CA"/>
-              <w:left w:val="single" w:sz="6" w:space="0" w:color="ADB9CA"/>
-              <w:bottom w:val="single" w:sz="6" w:space="0" w:color="ADB9CA"/>
-              <w:right w:val="single" w:sz="6" w:space="0" w:color="ADB9CA"/>
-            </w:tcBorders>
-            <w:shd w:val="clear" w:color="auto" w:fill="FFFFFF"/>
-            <w:tcMar>
-              <w:top w:w="80" w:type="dxa"/>
-              <w:left w:w="140" w:type="dxa"/>
-              <w:bottom w:w="80" w:type="dxa"/>
-              <w:right w:w="140" w:type="dxa"/>
-            </w:tcMar>
-            <w:vAlign w:val="center"/>
-          </w:tcPr>
-          <w:p/>
-        </w:tc>
-      </w:tr>
-      <w:tr>
-        <w:tc>
-          <w:tcPr>
-            <w:tcW w:w="9360" w:type="dxa"/>
-            <w:tcBorders>
-              <w:top w:val="single" w:sz="6" w:space="0" w:color="ADB9CA"/>
-              <w:left w:val="single" w:sz="6" w:space="0" w:color="ADB9CA"/>
-              <w:bottom w:val="single" w:sz="6" w:space="0" w:color="ADB9CA"/>
-              <w:right w:val="single" w:sz="6" w:space="0" w:color="ADB9CA"/>
-            </w:tcBorders>
-            <w:shd w:val="clear" w:color="auto" w:fill="FFFFFF"/>
-            <w:tcMar>
-              <w:top w:w="80" w:type="dxa"/>
-              <w:left w:w="140" w:type="dxa"/>
-              <w:bottom w:w="80" w:type="dxa"/>
-              <w:right w:w="140" w:type="dxa"/>
-            </w:tcMar>
-            <w:vAlign w:val="center"/>
-          </w:tcPr>
-          <w:p/>
+          <w:p>
+            <w:r>
+              <w:t>I learned how to work with Git branches, create pull requests, and integrate my work into a shared repository. The most difficult part was understanding the CI workflow and debugging errors during the build process. Our team helped each other by reviewing errors and fixing them step by step. This experience enhanced my practical knowledge of version control and teamwork.</w:t>
+            </w:r>
+          </w:p>
         </w:tc>
       </w:tr>
     </w:tbl>
@@ -10709,9 +10327,8 @@
           <w:bCs/>
           <w:color w:val="000000"/>
         </w:rPr>
-        <w:t xml:space="preserve">Member </w:t>
-      </w:r>
-      <w:proofErr w:type="gramStart"/>
+        <w:t xml:space="preserve">Member 3  (Name: </w:t>
+      </w:r>
       <w:r>
         <w:rPr>
           <w:rFonts w:ascii="Arial" w:eastAsia="Arial" w:hAnsi="Arial" w:cs="Arial"/>
@@ -10719,17 +10336,7 @@
           <w:bCs/>
           <w:color w:val="000000"/>
         </w:rPr>
-        <w:t>3  (</w:t>
-      </w:r>
-      <w:proofErr w:type="gramEnd"/>
-      <w:r>
-        <w:rPr>
-          <w:rFonts w:ascii="Arial" w:eastAsia="Arial" w:hAnsi="Arial" w:cs="Arial"/>
-          <w:b/>
-          <w:bCs/>
-          <w:color w:val="000000"/>
-        </w:rPr>
-        <w:t>Name: _______________________________________________)</w:t>
+        <w:t>Affan Badar</w:t>
       </w:r>
     </w:p>
     <w:tbl>
@@ -10771,7 +10378,11 @@
             </w:tcMar>
             <w:vAlign w:val="center"/>
           </w:tcPr>
-          <w:p/>
+          <w:p>
+            <w:r>
+              <w:t>Through this assignment, I gained hands-on experience in building web pages and integrating them into a CI/CD pipeline. The challenging part was linking the Docker process with GitHub Actions correctly. We overcame this by carefully following the pipeline steps and testing multiple times. This assignment helped me understand how automation works in modern development.</w:t>
+            </w:r>
+          </w:p>
         </w:tc>
       </w:tr>
       <w:tr>
@@ -10818,6 +10429,28 @@
           <w:p/>
         </w:tc>
       </w:tr>
+      <w:tr>
+        <w:tc>
+          <w:tcPr>
+            <w:tcW w:w="9360" w:type="dxa"/>
+            <w:tcBorders>
+              <w:top w:val="single" w:sz="6" w:space="0" w:color="ADB9CA"/>
+              <w:left w:val="single" w:sz="6" w:space="0" w:color="ADB9CA"/>
+              <w:bottom w:val="single" w:sz="6" w:space="0" w:color="ADB9CA"/>
+              <w:right w:val="single" w:sz="6" w:space="0" w:color="ADB9CA"/>
+            </w:tcBorders>
+            <w:shd w:val="clear" w:color="auto" w:fill="FFFFFF"/>
+            <w:tcMar>
+              <w:top w:w="80" w:type="dxa"/>
+              <w:left w:w="140" w:type="dxa"/>
+              <w:bottom w:w="80" w:type="dxa"/>
+              <w:right w:w="140" w:type="dxa"/>
+            </w:tcMar>
+            <w:vAlign w:val="center"/>
+          </w:tcPr>
+          <w:p/>
+        </w:tc>
+      </w:tr>
     </w:tbl>
     <w:p>
       <w:pPr>
@@ -10836,9 +10469,8 @@
           <w:bCs/>
           <w:color w:val="000000"/>
         </w:rPr>
-        <w:t xml:space="preserve">Member </w:t>
-      </w:r>
-      <w:proofErr w:type="gramStart"/>
+        <w:t xml:space="preserve">Member 4  (Name: </w:t>
+      </w:r>
       <w:r>
         <w:rPr>
           <w:rFonts w:ascii="Arial" w:eastAsia="Arial" w:hAnsi="Arial" w:cs="Arial"/>
@@ -10846,17 +10478,7 @@
           <w:bCs/>
           <w:color w:val="000000"/>
         </w:rPr>
-        <w:t>4  (</w:t>
-      </w:r>
-      <w:proofErr w:type="gramEnd"/>
-      <w:r>
-        <w:rPr>
-          <w:rFonts w:ascii="Arial" w:eastAsia="Arial" w:hAnsi="Arial" w:cs="Arial"/>
-          <w:b/>
-          <w:bCs/>
-          <w:color w:val="000000"/>
-        </w:rPr>
-        <w:t>Name: _______________________________________________)</w:t>
+        <w:t>Ali Ahmad</w:t>
       </w:r>
     </w:p>
     <w:tbl>
@@ -10898,7 +10520,11 @@
             </w:tcMar>
             <w:vAlign w:val="center"/>
           </w:tcPr>
-          <w:p/>
+          <w:p>
+            <w:r>
+              <w:t>I learned how deployment works automatically using CI/CD and how GitHub Actions connects with external services like Render. The most challenging task was ensuring that the deployment webhook worked properly. With team support and debugging, we successfully resolved the issue. This task improved my confidence in working with deployment tools.</w:t>
+            </w:r>
+          </w:p>
         </w:tc>
       </w:tr>
       <w:tr>
@@ -10963,27 +10589,7 @@
           <w:bCs/>
           <w:color w:val="000000"/>
         </w:rPr>
-        <w:t xml:space="preserve">Member </w:t>
-      </w:r>
-      <w:proofErr w:type="gramStart"/>
-      <w:r>
-        <w:rPr>
-          <w:rFonts w:ascii="Arial" w:eastAsia="Arial" w:hAnsi="Arial" w:cs="Arial"/>
-          <w:b/>
-          <w:bCs/>
-          <w:color w:val="000000"/>
-        </w:rPr>
-        <w:t>5  (</w:t>
-      </w:r>
-      <w:proofErr w:type="gramEnd"/>
-      <w:r>
-        <w:rPr>
-          <w:rFonts w:ascii="Arial" w:eastAsia="Arial" w:hAnsi="Arial" w:cs="Arial"/>
-          <w:b/>
-          <w:bCs/>
-          <w:color w:val="000000"/>
-        </w:rPr>
-        <w:t>Name: _______________________________________________)</w:t>
+        <w:t>Member 5  (Name: _______________________________________________)</w:t>
       </w:r>
     </w:p>
     <w:tbl>
@@ -11079,12 +10685,12 @@
       </w:pPr>
     </w:p>
     <w:sectPr>
-      <w:headerReference w:type="even" r:id="rId12"/>
-      <w:headerReference w:type="default" r:id="rId13"/>
-      <w:footerReference w:type="even" r:id="rId14"/>
-      <w:footerReference w:type="default" r:id="rId15"/>
-      <w:headerReference w:type="first" r:id="rId16"/>
-      <w:footerReference w:type="first" r:id="rId17"/>
+      <w:headerReference w:type="even" r:id="rId13"/>
+      <w:headerReference w:type="default" r:id="rId14"/>
+      <w:footerReference w:type="even" r:id="rId15"/>
+      <w:footerReference w:type="default" r:id="rId16"/>
+      <w:headerReference w:type="first" r:id="rId17"/>
+      <w:footerReference w:type="first" r:id="rId18"/>
       <w:pgSz w:w="12240" w:h="15840"/>
       <w:pgMar w:top="1080" w:right="1080" w:bottom="1080" w:left="1080" w:header="708" w:footer="708" w:gutter="0"/>
       <w:cols w:space="720"/>
@@ -11143,17 +10749,7 @@
         <w:sz w:val="16"/>
         <w:szCs w:val="16"/>
       </w:rPr>
-      <w:t xml:space="preserve">Assignment 04 – CI/CD Pipeline </w:t>
-    </w:r>
-    <w:proofErr w:type="gramStart"/>
-    <w:r>
-      <w:rPr>
-        <w:rFonts w:ascii="Arial" w:eastAsia="Arial" w:hAnsi="Arial" w:cs="Arial"/>
-        <w:color w:val="555555"/>
-        <w:sz w:val="16"/>
-        <w:szCs w:val="16"/>
-      </w:rPr>
-      <w:t xml:space="preserve">Integration  </w:t>
+      <w:t xml:space="preserve">Assignment 04 – CI/CD Pipeline Integration  </w:t>
     </w:r>
     <w:r>
       <w:rPr>
@@ -11163,15 +10759,6 @@
         <w:szCs w:val="16"/>
       </w:rPr>
       <w:tab/>
-    </w:r>
-    <w:proofErr w:type="gramEnd"/>
-    <w:r>
-      <w:rPr>
-        <w:rFonts w:ascii="Arial" w:eastAsia="Arial" w:hAnsi="Arial" w:cs="Arial"/>
-        <w:color w:val="555555"/>
-        <w:sz w:val="16"/>
-        <w:szCs w:val="16"/>
-      </w:rPr>
       <w:t xml:space="preserve"> Page </w:t>
     </w:r>
     <w:r>
@@ -11282,19 +10869,7 @@
         <w:sz w:val="18"/>
         <w:szCs w:val="18"/>
       </w:rPr>
-      <w:t xml:space="preserve">University of Central Punjab – Faculty of Information </w:t>
-    </w:r>
-    <w:proofErr w:type="gramStart"/>
-    <w:r>
-      <w:rPr>
-        <w:rFonts w:ascii="Arial" w:eastAsia="Arial" w:hAnsi="Arial" w:cs="Arial"/>
-        <w:b/>
-        <w:bCs/>
-        <w:color w:val="1F3864"/>
-        <w:sz w:val="18"/>
-        <w:szCs w:val="18"/>
-      </w:rPr>
-      <w:t>Technology</w:t>
+      <w:t>University of Central Punjab – Faculty of Information Technology</w:t>
     </w:r>
     <w:r>
       <w:rPr>
@@ -11303,17 +10878,7 @@
         <w:sz w:val="18"/>
         <w:szCs w:val="18"/>
       </w:rPr>
-      <w:t xml:space="preserve">  |</w:t>
-    </w:r>
-    <w:proofErr w:type="gramEnd"/>
-    <w:r>
-      <w:rPr>
-        <w:rFonts w:ascii="Arial" w:eastAsia="Arial" w:hAnsi="Arial" w:cs="Arial"/>
-        <w:color w:val="ADB9CA"/>
-        <w:sz w:val="18"/>
-        <w:szCs w:val="18"/>
-      </w:rPr>
-      <w:t xml:space="preserve">  </w:t>
+      <w:t xml:space="preserve">  |  </w:t>
     </w:r>
     <w:r>
       <w:rPr>
@@ -12163,7 +11728,6 @@
   <w:style w:type="character" w:default="1" w:styleId="DefaultParagraphFont">
     <w:name w:val="Default Paragraph Font"/>
     <w:uiPriority w:val="1"/>
-    <w:semiHidden/>
     <w:unhideWhenUsed/>
   </w:style>
   <w:style w:type="table" w:default="1" w:styleId="TableNormal">

--- a/DF_Assignment_04_Spring_2026.docx
+++ b/DF_Assignment_04_Spring_2026.docx
@@ -1,6 +1,6 @@
 
 <file path=word/document.xml><?xml version="1.0" encoding="utf-8"?>
-<w:document xmlns:wpc="http://schemas.microsoft.com/office/word/2010/wordprocessingCanvas" xmlns:cx="http://schemas.microsoft.com/office/drawing/2014/chartex" xmlns:cx1="http://schemas.microsoft.com/office/drawing/2015/9/8/chartex" xmlns:cx2="http://schemas.microsoft.com/office/drawing/2015/10/21/chartex" xmlns:cx3="http://schemas.microsoft.com/office/drawing/2016/5/9/chartex" xmlns:cx4="http://schemas.microsoft.com/office/drawing/2016/5/10/chartex" xmlns:cx5="http://schemas.microsoft.com/office/drawing/2016/5/11/chartex" xmlns:cx6="http://schemas.microsoft.com/office/drawing/2016/5/12/chartex" xmlns:cx7="http://schemas.microsoft.com/office/drawing/2016/5/13/chartex" xmlns:cx8="http://schemas.microsoft.com/office/drawing/2016/5/14/chartex" xmlns:mc="http://schemas.openxmlformats.org/markup-compatibility/2006" xmlns:aink="http://schemas.microsoft.com/office/drawing/2016/ink" xmlns:am3d="http://schemas.microsoft.com/office/drawing/2017/model3d" xmlns:o="urn:schemas-microsoft-com:office:office" xmlns:oel="http://schemas.microsoft.com/office/2019/extlst" xmlns:r="http://schemas.openxmlformats.org/officeDocument/2006/relationships" xmlns:m="http://schemas.openxmlformats.org/officeDocument/2006/math" xmlns:v="urn:schemas-microsoft-com:vml" xmlns:wp14="http://schemas.microsoft.com/office/word/2010/wordprocessingDrawing" xmlns:wp="http://schemas.openxmlformats.org/drawingml/2006/wordprocessingDrawing" xmlns:w10="urn:schemas-microsoft-com:office:word" xmlns:w="http://schemas.openxmlformats.org/wordprocessingml/2006/main" xmlns:w14="http://schemas.microsoft.com/office/word/2010/wordml" xmlns:w15="http://schemas.microsoft.com/office/word/2012/wordml" xmlns:w16cex="http://schemas.microsoft.com/office/word/2018/wordml/cex" xmlns:w16cid="http://schemas.microsoft.com/office/word/2016/wordml/cid" xmlns:w16="http://schemas.microsoft.com/office/word/2018/wordml" xmlns:w16du="http://schemas.microsoft.com/office/word/2023/wordml/word16du" xmlns:w16sdtdh="http://schemas.microsoft.com/office/word/2020/wordml/sdtdatahash" xmlns:w16sdtfl="http://schemas.microsoft.com/office/word/2024/wordml/sdtformatlock" xmlns:w16se="http://schemas.microsoft.com/office/word/2015/wordml/symex" xmlns:wpg="http://schemas.microsoft.com/office/word/2010/wordprocessingGroup" xmlns:wpi="http://schemas.microsoft.com/office/word/2010/wordprocessingInk" xmlns:wne="http://schemas.microsoft.com/office/word/2006/wordml" xmlns:wps="http://schemas.microsoft.com/office/word/2010/wordprocessingShape" mc:Ignorable="w14 w15 w16se w16cid w16 w16cex w16sdtdh w16sdtfl w16du wp14">
+<w:document xmlns:wpc="http://schemas.microsoft.com/office/word/2010/wordprocessingCanvas" xmlns:cx="http://schemas.microsoft.com/office/drawing/2014/chartex" xmlns:cx1="http://schemas.microsoft.com/office/drawing/2015/9/8/chartex" xmlns:cx2="http://schemas.microsoft.com/office/drawing/2015/10/21/chartex" xmlns:cx3="http://schemas.microsoft.com/office/drawing/2016/5/9/chartex" xmlns:cx4="http://schemas.microsoft.com/office/drawing/2016/5/10/chartex" xmlns:cx5="http://schemas.microsoft.com/office/drawing/2016/5/11/chartex" xmlns:cx6="http://schemas.microsoft.com/office/drawing/2016/5/12/chartex" xmlns:cx7="http://schemas.microsoft.com/office/drawing/2016/5/13/chartex" xmlns:cx8="http://schemas.microsoft.com/office/drawing/2016/5/14/chartex" xmlns:mc="http://schemas.openxmlformats.org/markup-compatibility/2006" xmlns:aink="http://schemas.microsoft.com/office/drawing/2016/ink" xmlns:am3d="http://schemas.microsoft.com/office/drawing/2017/model3d" xmlns:o="urn:schemas-microsoft-com:office:office" xmlns:oel="http://schemas.microsoft.com/office/2019/extlst" xmlns:r="http://schemas.openxmlformats.org/officeDocument/2006/relationships" xmlns:m="http://schemas.openxmlformats.org/officeDocument/2006/math" xmlns:v="urn:schemas-microsoft-com:vml" xmlns:wp14="http://schemas.microsoft.com/office/word/2010/wordprocessingDrawing" xmlns:wp="http://schemas.openxmlformats.org/drawingml/2006/wordprocessingDrawing" xmlns:w10="urn:schemas-microsoft-com:office:word" xmlns:w="http://schemas.openxmlformats.org/wordprocessingml/2006/main" xmlns:w14="http://schemas.microsoft.com/office/word/2010/wordml" xmlns:w15="http://schemas.microsoft.com/office/word/2012/wordml" xmlns:w16cex="http://schemas.microsoft.com/office/word/2018/wordml/cex" xmlns:w16cid="http://schemas.microsoft.com/office/word/2016/wordml/cid" xmlns:w16="http://schemas.microsoft.com/office/word/2018/wordml" xmlns:w16du="http://schemas.microsoft.com/office/word/2023/wordml/word16du" xmlns:w16sdtdh="http://schemas.microsoft.com/office/word/2020/wordml/sdtdatahash" xmlns:w16sdtfl="http://schemas.microsoft.com/office/word/2024/wordml/sdtformatlock" xmlns:w16se="http://schemas.microsoft.com/office/word/2015/wordml/symex" xmlns:wpg="http://schemas.microsoft.com/office/word/2010/wordprocessingGroup" xmlns:wpi="http://schemas.microsoft.com/office/word/2010/wordprocessingInk" xmlns:wne="http://schemas.microsoft.com/office/word/2006/wordml" xmlns:wps="http://schemas.microsoft.com/office/word/2010/wordprocessingShape" xmlns:a="http://schemas.openxmlformats.org/drawingml/2006/main" xmlns:pic="http://schemas.openxmlformats.org/drawingml/2006/picture" xmlns:a14="http://schemas.microsoft.com/office/drawing/2010/main" mc:Ignorable="w14 w15 w16se w16cid w16 w16cex w16sdtdh w16sdtfl w16du wp14">
   <w:body>
     <w:p>
       <w:pPr>
@@ -9,7 +9,7 @@
       </w:pPr>
       <w:r>
         <w:rPr>
-          <w:rFonts w:ascii="Arial" w:eastAsia="Arial" w:hAnsi="Arial" w:cs="Arial"/>
+          <w:rFonts w:ascii="Arial" w:hAnsi="Arial" w:eastAsia="Arial" w:cs="Arial"/>
           <w:b/>
           <w:bCs/>
           <w:color w:val="1F3864"/>
@@ -26,7 +26,7 @@
       </w:pPr>
       <w:r>
         <w:rPr>
-          <w:rFonts w:ascii="Arial" w:eastAsia="Arial" w:hAnsi="Arial" w:cs="Arial"/>
+          <w:rFonts w:ascii="Arial" w:hAnsi="Arial" w:eastAsia="Arial" w:cs="Arial"/>
           <w:b/>
           <w:bCs/>
           <w:color w:val="2E75B6"/>
@@ -39,14 +39,14 @@
     <w:p>
       <w:pPr>
         <w:pBdr>
-          <w:bottom w:val="single" w:sz="10" w:space="6" w:color="1F3864"/>
+          <w:bottom w:val="single" w:color="1F3864" w:sz="10" w:space="6"/>
         </w:pBdr>
         <w:spacing w:after="60"/>
         <w:jc w:val="center"/>
       </w:pPr>
       <w:r>
         <w:rPr>
-          <w:rFonts w:ascii="Arial" w:eastAsia="Arial" w:hAnsi="Arial" w:cs="Arial"/>
+          <w:rFonts w:ascii="Arial" w:hAnsi="Arial" w:eastAsia="Arial" w:cs="Arial"/>
           <w:color w:val="555555"/>
         </w:rPr>
         <w:t>Total Marks: 100   |   Weeks Covered: 10 – 14   |   CLO: CLO2</w:t>
@@ -60,13 +60,13 @@
     <w:p>
       <w:pPr>
         <w:pBdr>
-          <w:bottom w:val="single" w:sz="6" w:space="4" w:color="2E75B6"/>
+          <w:bottom w:val="single" w:color="2E75B6" w:sz="6" w:space="4"/>
         </w:pBdr>
         <w:spacing w:before="260" w:after="120"/>
       </w:pPr>
       <w:r>
         <w:rPr>
-          <w:rFonts w:ascii="Arial" w:eastAsia="Arial" w:hAnsi="Arial" w:cs="Arial"/>
+          <w:rFonts w:ascii="Arial" w:hAnsi="Arial" w:eastAsia="Arial" w:cs="Arial"/>
           <w:b/>
           <w:bCs/>
           <w:color w:val="1F3864"/>
@@ -87,7 +87,7 @@
       </w:pPr>
       <w:r>
         <w:rPr>
-          <w:rFonts w:ascii="Arial" w:eastAsia="Arial" w:hAnsi="Arial" w:cs="Arial"/>
+          <w:rFonts w:ascii="Arial" w:hAnsi="Arial" w:eastAsia="Arial" w:cs="Arial"/>
           <w:color w:val="000000"/>
           <w:sz w:val="24"/>
           <w:szCs w:val="24"/>
@@ -111,7 +111,7 @@
       </w:pPr>
       <w:r>
         <w:rPr>
-          <w:rFonts w:ascii="Arial" w:eastAsia="Arial" w:hAnsi="Arial" w:cs="Arial"/>
+          <w:rFonts w:ascii="Arial" w:hAnsi="Arial" w:eastAsia="Arial" w:cs="Arial"/>
           <w:b/>
           <w:bCs/>
           <w:color w:val="000000"/>
@@ -136,7 +136,7 @@
       </w:pPr>
       <w:r>
         <w:rPr>
-          <w:rFonts w:ascii="Arial" w:eastAsia="Arial" w:hAnsi="Arial" w:cs="Arial"/>
+          <w:rFonts w:ascii="Arial" w:hAnsi="Arial" w:eastAsia="Arial" w:cs="Arial"/>
           <w:color w:val="000000"/>
           <w:sz w:val="24"/>
           <w:szCs w:val="24"/>
@@ -159,7 +159,7 @@
       </w:pPr>
       <w:r>
         <w:rPr>
-          <w:rFonts w:ascii="Arial" w:eastAsia="Arial" w:hAnsi="Arial" w:cs="Arial"/>
+          <w:rFonts w:ascii="Arial" w:hAnsi="Arial" w:eastAsia="Arial" w:cs="Arial"/>
           <w:color w:val="000000"/>
           <w:sz w:val="24"/>
           <w:szCs w:val="24"/>
@@ -182,7 +182,7 @@
       </w:pPr>
       <w:r>
         <w:rPr>
-          <w:rFonts w:ascii="Arial" w:eastAsia="Arial" w:hAnsi="Arial" w:cs="Arial"/>
+          <w:rFonts w:ascii="Arial" w:hAnsi="Arial" w:eastAsia="Arial" w:cs="Arial"/>
           <w:color w:val="000000"/>
           <w:sz w:val="24"/>
           <w:szCs w:val="24"/>
@@ -205,7 +205,7 @@
       </w:pPr>
       <w:r>
         <w:rPr>
-          <w:rFonts w:ascii="Arial" w:eastAsia="Arial" w:hAnsi="Arial" w:cs="Arial"/>
+          <w:rFonts w:ascii="Arial" w:hAnsi="Arial" w:eastAsia="Arial" w:cs="Arial"/>
           <w:color w:val="000000"/>
           <w:sz w:val="24"/>
           <w:szCs w:val="24"/>
@@ -214,7 +214,7 @@
       </w:r>
       <w:r>
         <w:rPr>
-          <w:rFonts w:ascii="Arial" w:eastAsia="Arial" w:hAnsi="Arial" w:cs="Arial"/>
+          <w:rFonts w:ascii="Arial" w:hAnsi="Arial" w:eastAsia="Arial" w:cs="Arial"/>
           <w:color w:val="000000"/>
           <w:sz w:val="24"/>
           <w:szCs w:val="24"/>
@@ -223,7 +223,7 @@
       </w:r>
       <w:r>
         <w:rPr>
-          <w:rFonts w:ascii="Arial" w:eastAsia="Arial" w:hAnsi="Arial" w:cs="Arial"/>
+          <w:rFonts w:ascii="Arial" w:hAnsi="Arial" w:eastAsia="Arial" w:cs="Arial"/>
           <w:color w:val="000000"/>
           <w:sz w:val="24"/>
           <w:szCs w:val="24"/>
@@ -246,7 +246,7 @@
       </w:pPr>
       <w:r>
         <w:rPr>
-          <w:rFonts w:ascii="Arial" w:eastAsia="Arial" w:hAnsi="Arial" w:cs="Arial"/>
+          <w:rFonts w:ascii="Arial" w:hAnsi="Arial" w:eastAsia="Arial" w:cs="Arial"/>
           <w:color w:val="000000"/>
           <w:sz w:val="24"/>
           <w:szCs w:val="24"/>
@@ -255,7 +255,7 @@
       </w:r>
       <w:r>
         <w:rPr>
-          <w:rFonts w:ascii="Arial" w:eastAsia="Arial" w:hAnsi="Arial" w:cs="Arial"/>
+          <w:rFonts w:ascii="Arial" w:hAnsi="Arial" w:eastAsia="Arial" w:cs="Arial"/>
           <w:color w:val="000000"/>
           <w:sz w:val="24"/>
           <w:szCs w:val="24"/>
@@ -264,7 +264,7 @@
       </w:r>
       <w:r>
         <w:rPr>
-          <w:rFonts w:ascii="Arial" w:eastAsia="Arial" w:hAnsi="Arial" w:cs="Arial"/>
+          <w:rFonts w:ascii="Arial" w:hAnsi="Arial" w:eastAsia="Arial" w:cs="Arial"/>
           <w:color w:val="000000"/>
           <w:sz w:val="24"/>
           <w:szCs w:val="24"/>
@@ -287,7 +287,7 @@
       </w:pPr>
       <w:r>
         <w:rPr>
-          <w:rFonts w:ascii="Arial" w:eastAsia="Arial" w:hAnsi="Arial" w:cs="Arial"/>
+          <w:rFonts w:ascii="Arial" w:hAnsi="Arial" w:eastAsia="Arial" w:cs="Arial"/>
           <w:color w:val="000000"/>
           <w:sz w:val="24"/>
           <w:szCs w:val="24"/>
@@ -303,13 +303,13 @@
     <w:p>
       <w:pPr>
         <w:pBdr>
-          <w:bottom w:val="single" w:sz="6" w:space="4" w:color="2E75B6"/>
+          <w:bottom w:val="single" w:color="2E75B6" w:sz="6" w:space="4"/>
         </w:pBdr>
         <w:spacing w:before="260" w:after="120"/>
       </w:pPr>
       <w:r>
         <w:rPr>
-          <w:rFonts w:ascii="Arial" w:eastAsia="Arial" w:hAnsi="Arial" w:cs="Arial"/>
+          <w:rFonts w:ascii="Arial" w:hAnsi="Arial" w:eastAsia="Arial" w:cs="Arial"/>
           <w:b/>
           <w:bCs/>
           <w:color w:val="1F3864"/>
@@ -334,7 +334,7 @@
       </w:pPr>
       <w:r>
         <w:rPr>
-          <w:rFonts w:ascii="Arial" w:eastAsia="Arial" w:hAnsi="Arial" w:cs="Arial"/>
+          <w:rFonts w:ascii="Arial" w:hAnsi="Arial" w:eastAsia="Arial" w:cs="Arial"/>
           <w:color w:val="000000"/>
           <w:sz w:val="24"/>
           <w:szCs w:val="24"/>
@@ -343,7 +343,7 @@
       </w:r>
       <w:r>
         <w:rPr>
-          <w:rFonts w:ascii="Arial" w:eastAsia="Arial" w:hAnsi="Arial" w:cs="Arial"/>
+          <w:rFonts w:ascii="Arial" w:hAnsi="Arial" w:eastAsia="Arial" w:cs="Arial"/>
           <w:color w:val="000000"/>
           <w:sz w:val="24"/>
           <w:szCs w:val="24"/>
@@ -366,7 +366,7 @@
       </w:pPr>
       <w:r>
         <w:rPr>
-          <w:rFonts w:ascii="Arial" w:eastAsia="Arial" w:hAnsi="Arial" w:cs="Arial"/>
+          <w:rFonts w:ascii="Arial" w:hAnsi="Arial" w:eastAsia="Arial" w:cs="Arial"/>
           <w:color w:val="000000"/>
           <w:sz w:val="24"/>
           <w:szCs w:val="24"/>
@@ -389,7 +389,7 @@
       </w:pPr>
       <w:r>
         <w:rPr>
-          <w:rFonts w:ascii="Arial" w:eastAsia="Arial" w:hAnsi="Arial" w:cs="Arial"/>
+          <w:rFonts w:ascii="Arial" w:hAnsi="Arial" w:eastAsia="Arial" w:cs="Arial"/>
           <w:color w:val="000000"/>
           <w:sz w:val="24"/>
           <w:szCs w:val="24"/>
@@ -412,7 +412,7 @@
       </w:pPr>
       <w:r>
         <w:rPr>
-          <w:rFonts w:ascii="Arial" w:eastAsia="Arial" w:hAnsi="Arial" w:cs="Arial"/>
+          <w:rFonts w:ascii="Arial" w:hAnsi="Arial" w:eastAsia="Arial" w:cs="Arial"/>
           <w:color w:val="000000"/>
           <w:sz w:val="24"/>
           <w:szCs w:val="24"/>
@@ -435,7 +435,7 @@
       </w:pPr>
       <w:r>
         <w:rPr>
-          <w:rFonts w:ascii="Arial" w:eastAsia="Arial" w:hAnsi="Arial" w:cs="Arial"/>
+          <w:rFonts w:ascii="Arial" w:hAnsi="Arial" w:eastAsia="Arial" w:cs="Arial"/>
           <w:color w:val="000000"/>
           <w:sz w:val="24"/>
           <w:szCs w:val="24"/>
@@ -458,7 +458,7 @@
       </w:pPr>
       <w:r>
         <w:rPr>
-          <w:rFonts w:ascii="Arial" w:eastAsia="Arial" w:hAnsi="Arial" w:cs="Arial"/>
+          <w:rFonts w:ascii="Arial" w:hAnsi="Arial" w:eastAsia="Arial" w:cs="Arial"/>
           <w:color w:val="000000"/>
           <w:sz w:val="24"/>
           <w:szCs w:val="24"/>
@@ -481,7 +481,7 @@
       </w:pPr>
       <w:r>
         <w:rPr>
-          <w:rFonts w:ascii="Arial" w:eastAsia="Arial" w:hAnsi="Arial" w:cs="Arial"/>
+          <w:rFonts w:ascii="Arial" w:hAnsi="Arial" w:eastAsia="Arial" w:cs="Arial"/>
           <w:color w:val="000000"/>
           <w:sz w:val="24"/>
           <w:szCs w:val="24"/>
@@ -504,7 +504,7 @@
       </w:pPr>
       <w:r>
         <w:rPr>
-          <w:rFonts w:ascii="Arial" w:eastAsia="Arial" w:hAnsi="Arial" w:cs="Arial"/>
+          <w:rFonts w:ascii="Arial" w:hAnsi="Arial" w:eastAsia="Arial" w:cs="Arial"/>
           <w:color w:val="000000"/>
           <w:sz w:val="24"/>
           <w:szCs w:val="24"/>
@@ -527,7 +527,7 @@
       </w:pPr>
       <w:r>
         <w:rPr>
-          <w:rFonts w:ascii="Arial" w:eastAsia="Arial" w:hAnsi="Arial" w:cs="Arial"/>
+          <w:rFonts w:ascii="Arial" w:hAnsi="Arial" w:eastAsia="Arial" w:cs="Arial"/>
           <w:color w:val="000000"/>
           <w:sz w:val="24"/>
           <w:szCs w:val="24"/>
@@ -536,7 +536,7 @@
       </w:r>
       <w:r>
         <w:rPr>
-          <w:rFonts w:ascii="Arial" w:eastAsia="Arial" w:hAnsi="Arial" w:cs="Arial"/>
+          <w:rFonts w:ascii="Arial" w:hAnsi="Arial" w:eastAsia="Arial" w:cs="Arial"/>
           <w:color w:val="000000"/>
           <w:sz w:val="24"/>
           <w:szCs w:val="24"/>
@@ -545,7 +545,7 @@
       </w:r>
       <w:r>
         <w:rPr>
-          <w:rFonts w:ascii="Arial" w:eastAsia="Arial" w:hAnsi="Arial" w:cs="Arial"/>
+          <w:rFonts w:ascii="Arial" w:hAnsi="Arial" w:eastAsia="Arial" w:cs="Arial"/>
           <w:color w:val="000000"/>
           <w:sz w:val="24"/>
           <w:szCs w:val="24"/>
@@ -561,20 +561,19 @@
     <w:p>
       <w:pPr>
         <w:pBdr>
-          <w:bottom w:val="single" w:sz="6" w:space="4" w:color="2E75B6"/>
+          <w:bottom w:val="single" w:color="2E75B6" w:sz="6" w:space="4"/>
         </w:pBdr>
         <w:spacing w:before="260" w:after="120"/>
       </w:pPr>
       <w:r>
         <w:rPr>
-          <w:rFonts w:ascii="Arial" w:eastAsia="Arial" w:hAnsi="Arial" w:cs="Arial"/>
+          <w:rFonts w:ascii="Arial" w:hAnsi="Arial" w:eastAsia="Arial" w:cs="Arial"/>
           <w:b/>
           <w:bCs/>
           <w:color w:val="1F3864"/>
           <w:sz w:val="28"/>
           <w:szCs w:val="28"/>
         </w:rPr>
-        <w:lastRenderedPageBreak/>
         <w:t>GROUP DETAILS</w:t>
       </w:r>
     </w:p>
@@ -585,7 +584,7 @@
       </w:pPr>
       <w:r>
         <w:rPr>
-          <w:rFonts w:ascii="Arial" w:eastAsia="Arial" w:hAnsi="Arial" w:cs="Arial"/>
+          <w:rFonts w:ascii="Arial" w:hAnsi="Arial" w:eastAsia="Arial" w:cs="Arial"/>
           <w:b/>
           <w:bCs/>
           <w:color w:val="444444"/>
@@ -596,7 +595,7 @@
       </w:r>
       <w:r>
         <w:rPr>
-          <w:rFonts w:ascii="Arial" w:eastAsia="Arial" w:hAnsi="Arial" w:cs="Arial"/>
+          <w:rFonts w:ascii="Arial" w:hAnsi="Arial" w:eastAsia="Arial" w:cs="Arial"/>
           <w:b/>
           <w:bCs/>
           <w:color w:val="444444"/>
@@ -607,7 +606,7 @@
       </w:r>
       <w:r>
         <w:rPr>
-          <w:rFonts w:ascii="Arial" w:eastAsia="Arial" w:hAnsi="Arial" w:cs="Arial"/>
+          <w:rFonts w:ascii="Arial" w:hAnsi="Arial" w:eastAsia="Arial" w:cs="Arial"/>
           <w:b/>
           <w:bCs/>
           <w:color w:val="444444"/>
@@ -621,12 +620,12 @@
       <w:tblPr>
         <w:tblW w:w="9360" w:type="dxa"/>
         <w:tblBorders>
-          <w:top w:val="single" w:sz="4" w:space="0" w:color="auto"/>
-          <w:left w:val="single" w:sz="4" w:space="0" w:color="auto"/>
-          <w:bottom w:val="single" w:sz="4" w:space="0" w:color="auto"/>
-          <w:right w:val="single" w:sz="4" w:space="0" w:color="auto"/>
-          <w:insideH w:val="single" w:sz="4" w:space="0" w:color="auto"/>
-          <w:insideV w:val="single" w:sz="4" w:space="0" w:color="auto"/>
+          <w:top w:val="single" w:color="auto" w:sz="4" w:space="0"/>
+          <w:left w:val="single" w:color="auto" w:sz="4" w:space="0"/>
+          <w:bottom w:val="single" w:color="auto" w:sz="4" w:space="0"/>
+          <w:right w:val="single" w:color="auto" w:sz="4" w:space="0"/>
+          <w:insideH w:val="single" w:color="auto" w:sz="4" w:space="0"/>
+          <w:insideV w:val="single" w:color="auto" w:sz="4" w:space="0"/>
         </w:tblBorders>
         <w:tblCellMar>
           <w:left w:w="10" w:type="dxa"/>
@@ -651,24 +650,24 @@
           <w:tcPr>
             <w:tcW w:w="440" w:type="dxa"/>
             <w:tcBorders>
-              <w:top w:val="single" w:sz="6" w:space="0" w:color="ADB9CA"/>
-              <w:left w:val="single" w:sz="6" w:space="0" w:color="ADB9CA"/>
-              <w:bottom w:val="single" w:sz="6" w:space="0" w:color="ADB9CA"/>
-              <w:right w:val="single" w:sz="6" w:space="0" w:color="ADB9CA"/>
-            </w:tcBorders>
-            <w:shd w:val="clear" w:color="auto" w:fill="1F3864"/>
-            <w:tcMar>
-              <w:top w:w="80" w:type="dxa"/>
-              <w:left w:w="140" w:type="dxa"/>
-              <w:bottom w:w="80" w:type="dxa"/>
-              <w:right w:w="140" w:type="dxa"/>
-            </w:tcMar>
-            <w:vAlign w:val="center"/>
-          </w:tcPr>
-          <w:p>
-            <w:r>
-              <w:rPr>
-                <w:rFonts w:ascii="Arial" w:eastAsia="Arial" w:hAnsi="Arial" w:cs="Arial"/>
+              <w:top w:val="single" w:color="ADB9CA" w:sz="6" w:space="0"/>
+              <w:left w:val="single" w:color="ADB9CA" w:sz="6" w:space="0"/>
+              <w:bottom w:val="single" w:color="ADB9CA" w:sz="6" w:space="0"/>
+              <w:right w:val="single" w:color="ADB9CA" w:sz="6" w:space="0"/>
+            </w:tcBorders>
+            <w:shd w:val="clear" w:color="auto" w:fill="1F3864" w:themeFill="accent1" w:themeFillShade="80"/>
+            <w:tcMar>
+              <w:top w:w="80" w:type="dxa"/>
+              <w:left w:w="140" w:type="dxa"/>
+              <w:bottom w:w="80" w:type="dxa"/>
+              <w:right w:w="140" w:type="dxa"/>
+            </w:tcMar>
+            <w:vAlign w:val="center"/>
+          </w:tcPr>
+          <w:p>
+            <w:r>
+              <w:rPr>
+                <w:rFonts w:ascii="Arial" w:hAnsi="Arial" w:eastAsia="Arial" w:cs="Arial"/>
                 <w:b/>
                 <w:bCs/>
                 <w:color w:val="FFFFFF"/>
@@ -683,24 +682,24 @@
           <w:tcPr>
             <w:tcW w:w="1500" w:type="dxa"/>
             <w:tcBorders>
-              <w:top w:val="single" w:sz="6" w:space="0" w:color="ADB9CA"/>
-              <w:left w:val="single" w:sz="6" w:space="0" w:color="ADB9CA"/>
-              <w:bottom w:val="single" w:sz="6" w:space="0" w:color="ADB9CA"/>
-              <w:right w:val="single" w:sz="6" w:space="0" w:color="ADB9CA"/>
-            </w:tcBorders>
-            <w:shd w:val="clear" w:color="auto" w:fill="1F3864"/>
-            <w:tcMar>
-              <w:top w:w="80" w:type="dxa"/>
-              <w:left w:w="140" w:type="dxa"/>
-              <w:bottom w:w="80" w:type="dxa"/>
-              <w:right w:w="140" w:type="dxa"/>
-            </w:tcMar>
-            <w:vAlign w:val="center"/>
-          </w:tcPr>
-          <w:p>
-            <w:r>
-              <w:rPr>
-                <w:rFonts w:ascii="Arial" w:eastAsia="Arial" w:hAnsi="Arial" w:cs="Arial"/>
+              <w:top w:val="single" w:color="ADB9CA" w:sz="6" w:space="0"/>
+              <w:left w:val="single" w:color="ADB9CA" w:sz="6" w:space="0"/>
+              <w:bottom w:val="single" w:color="ADB9CA" w:sz="6" w:space="0"/>
+              <w:right w:val="single" w:color="ADB9CA" w:sz="6" w:space="0"/>
+            </w:tcBorders>
+            <w:shd w:val="clear" w:color="auto" w:fill="1F3864" w:themeFill="accent1" w:themeFillShade="80"/>
+            <w:tcMar>
+              <w:top w:w="80" w:type="dxa"/>
+              <w:left w:w="140" w:type="dxa"/>
+              <w:bottom w:w="80" w:type="dxa"/>
+              <w:right w:w="140" w:type="dxa"/>
+            </w:tcMar>
+            <w:vAlign w:val="center"/>
+          </w:tcPr>
+          <w:p>
+            <w:r>
+              <w:rPr>
+                <w:rFonts w:ascii="Arial" w:hAnsi="Arial" w:eastAsia="Arial" w:cs="Arial"/>
                 <w:b/>
                 <w:bCs/>
                 <w:color w:val="FFFFFF"/>
@@ -715,24 +714,24 @@
           <w:tcPr>
             <w:tcW w:w="1380" w:type="dxa"/>
             <w:tcBorders>
-              <w:top w:val="single" w:sz="6" w:space="0" w:color="ADB9CA"/>
-              <w:left w:val="single" w:sz="6" w:space="0" w:color="ADB9CA"/>
-              <w:bottom w:val="single" w:sz="6" w:space="0" w:color="ADB9CA"/>
-              <w:right w:val="single" w:sz="6" w:space="0" w:color="ADB9CA"/>
-            </w:tcBorders>
-            <w:shd w:val="clear" w:color="auto" w:fill="1F3864"/>
-            <w:tcMar>
-              <w:top w:w="80" w:type="dxa"/>
-              <w:left w:w="140" w:type="dxa"/>
-              <w:bottom w:w="80" w:type="dxa"/>
-              <w:right w:w="140" w:type="dxa"/>
-            </w:tcMar>
-            <w:vAlign w:val="center"/>
-          </w:tcPr>
-          <w:p>
-            <w:r>
-              <w:rPr>
-                <w:rFonts w:ascii="Arial" w:eastAsia="Arial" w:hAnsi="Arial" w:cs="Arial"/>
+              <w:top w:val="single" w:color="ADB9CA" w:sz="6" w:space="0"/>
+              <w:left w:val="single" w:color="ADB9CA" w:sz="6" w:space="0"/>
+              <w:bottom w:val="single" w:color="ADB9CA" w:sz="6" w:space="0"/>
+              <w:right w:val="single" w:color="ADB9CA" w:sz="6" w:space="0"/>
+            </w:tcBorders>
+            <w:shd w:val="clear" w:color="auto" w:fill="1F3864" w:themeFill="accent1" w:themeFillShade="80"/>
+            <w:tcMar>
+              <w:top w:w="80" w:type="dxa"/>
+              <w:left w:w="140" w:type="dxa"/>
+              <w:bottom w:w="80" w:type="dxa"/>
+              <w:right w:w="140" w:type="dxa"/>
+            </w:tcMar>
+            <w:vAlign w:val="center"/>
+          </w:tcPr>
+          <w:p>
+            <w:r>
+              <w:rPr>
+                <w:rFonts w:ascii="Arial" w:hAnsi="Arial" w:eastAsia="Arial" w:cs="Arial"/>
                 <w:b/>
                 <w:bCs/>
                 <w:color w:val="FFFFFF"/>
@@ -747,24 +746,24 @@
           <w:tcPr>
             <w:tcW w:w="1300" w:type="dxa"/>
             <w:tcBorders>
-              <w:top w:val="single" w:sz="6" w:space="0" w:color="ADB9CA"/>
-              <w:left w:val="single" w:sz="6" w:space="0" w:color="ADB9CA"/>
-              <w:bottom w:val="single" w:sz="6" w:space="0" w:color="ADB9CA"/>
-              <w:right w:val="single" w:sz="6" w:space="0" w:color="ADB9CA"/>
-            </w:tcBorders>
-            <w:shd w:val="clear" w:color="auto" w:fill="1F3864"/>
-            <w:tcMar>
-              <w:top w:w="80" w:type="dxa"/>
-              <w:left w:w="140" w:type="dxa"/>
-              <w:bottom w:w="80" w:type="dxa"/>
-              <w:right w:w="140" w:type="dxa"/>
-            </w:tcMar>
-            <w:vAlign w:val="center"/>
-          </w:tcPr>
-          <w:p>
-            <w:r>
-              <w:rPr>
-                <w:rFonts w:ascii="Arial" w:eastAsia="Arial" w:hAnsi="Arial" w:cs="Arial"/>
+              <w:top w:val="single" w:color="ADB9CA" w:sz="6" w:space="0"/>
+              <w:left w:val="single" w:color="ADB9CA" w:sz="6" w:space="0"/>
+              <w:bottom w:val="single" w:color="ADB9CA" w:sz="6" w:space="0"/>
+              <w:right w:val="single" w:color="ADB9CA" w:sz="6" w:space="0"/>
+            </w:tcBorders>
+            <w:shd w:val="clear" w:color="auto" w:fill="1F3864" w:themeFill="accent1" w:themeFillShade="80"/>
+            <w:tcMar>
+              <w:top w:w="80" w:type="dxa"/>
+              <w:left w:w="140" w:type="dxa"/>
+              <w:bottom w:w="80" w:type="dxa"/>
+              <w:right w:w="140" w:type="dxa"/>
+            </w:tcMar>
+            <w:vAlign w:val="center"/>
+          </w:tcPr>
+          <w:p>
+            <w:r>
+              <w:rPr>
+                <w:rFonts w:ascii="Arial" w:hAnsi="Arial" w:eastAsia="Arial" w:cs="Arial"/>
                 <w:b/>
                 <w:bCs/>
                 <w:color w:val="FFFFFF"/>
@@ -779,24 +778,24 @@
           <w:tcPr>
             <w:tcW w:w="1340" w:type="dxa"/>
             <w:tcBorders>
-              <w:top w:val="single" w:sz="6" w:space="0" w:color="ADB9CA"/>
-              <w:left w:val="single" w:sz="6" w:space="0" w:color="ADB9CA"/>
-              <w:bottom w:val="single" w:sz="6" w:space="0" w:color="ADB9CA"/>
-              <w:right w:val="single" w:sz="6" w:space="0" w:color="ADB9CA"/>
-            </w:tcBorders>
-            <w:shd w:val="clear" w:color="auto" w:fill="1F3864"/>
-            <w:tcMar>
-              <w:top w:w="80" w:type="dxa"/>
-              <w:left w:w="140" w:type="dxa"/>
-              <w:bottom w:w="80" w:type="dxa"/>
-              <w:right w:w="140" w:type="dxa"/>
-            </w:tcMar>
-            <w:vAlign w:val="center"/>
-          </w:tcPr>
-          <w:p>
-            <w:r>
-              <w:rPr>
-                <w:rFonts w:ascii="Arial" w:eastAsia="Arial" w:hAnsi="Arial" w:cs="Arial"/>
+              <w:top w:val="single" w:color="ADB9CA" w:sz="6" w:space="0"/>
+              <w:left w:val="single" w:color="ADB9CA" w:sz="6" w:space="0"/>
+              <w:bottom w:val="single" w:color="ADB9CA" w:sz="6" w:space="0"/>
+              <w:right w:val="single" w:color="ADB9CA" w:sz="6" w:space="0"/>
+            </w:tcBorders>
+            <w:shd w:val="clear" w:color="auto" w:fill="1F3864" w:themeFill="accent1" w:themeFillShade="80"/>
+            <w:tcMar>
+              <w:top w:w="80" w:type="dxa"/>
+              <w:left w:w="140" w:type="dxa"/>
+              <w:bottom w:w="80" w:type="dxa"/>
+              <w:right w:w="140" w:type="dxa"/>
+            </w:tcMar>
+            <w:vAlign w:val="center"/>
+          </w:tcPr>
+          <w:p>
+            <w:r>
+              <w:rPr>
+                <w:rFonts w:ascii="Arial" w:hAnsi="Arial" w:eastAsia="Arial" w:cs="Arial"/>
                 <w:b/>
                 <w:bCs/>
                 <w:color w:val="FFFFFF"/>
@@ -811,24 +810,24 @@
           <w:tcPr>
             <w:tcW w:w="1700" w:type="dxa"/>
             <w:tcBorders>
-              <w:top w:val="single" w:sz="6" w:space="0" w:color="ADB9CA"/>
-              <w:left w:val="single" w:sz="6" w:space="0" w:color="ADB9CA"/>
-              <w:bottom w:val="single" w:sz="6" w:space="0" w:color="ADB9CA"/>
-              <w:right w:val="single" w:sz="6" w:space="0" w:color="ADB9CA"/>
-            </w:tcBorders>
-            <w:shd w:val="clear" w:color="auto" w:fill="1F3864"/>
-            <w:tcMar>
-              <w:top w:w="80" w:type="dxa"/>
-              <w:left w:w="140" w:type="dxa"/>
-              <w:bottom w:w="80" w:type="dxa"/>
-              <w:right w:w="140" w:type="dxa"/>
-            </w:tcMar>
-            <w:vAlign w:val="center"/>
-          </w:tcPr>
-          <w:p>
-            <w:r>
-              <w:rPr>
-                <w:rFonts w:ascii="Arial" w:eastAsia="Arial" w:hAnsi="Arial" w:cs="Arial"/>
+              <w:top w:val="single" w:color="ADB9CA" w:sz="6" w:space="0"/>
+              <w:left w:val="single" w:color="ADB9CA" w:sz="6" w:space="0"/>
+              <w:bottom w:val="single" w:color="ADB9CA" w:sz="6" w:space="0"/>
+              <w:right w:val="single" w:color="ADB9CA" w:sz="6" w:space="0"/>
+            </w:tcBorders>
+            <w:shd w:val="clear" w:color="auto" w:fill="1F3864" w:themeFill="accent1" w:themeFillShade="80"/>
+            <w:tcMar>
+              <w:top w:w="80" w:type="dxa"/>
+              <w:left w:w="140" w:type="dxa"/>
+              <w:bottom w:w="80" w:type="dxa"/>
+              <w:right w:w="140" w:type="dxa"/>
+            </w:tcMar>
+            <w:vAlign w:val="center"/>
+          </w:tcPr>
+          <w:p>
+            <w:r>
+              <w:rPr>
+                <w:rFonts w:ascii="Arial" w:hAnsi="Arial" w:eastAsia="Arial" w:cs="Arial"/>
                 <w:b/>
                 <w:bCs/>
                 <w:color w:val="FFFFFF"/>
@@ -843,24 +842,24 @@
           <w:tcPr>
             <w:tcW w:w="1700" w:type="dxa"/>
             <w:tcBorders>
-              <w:top w:val="single" w:sz="6" w:space="0" w:color="ADB9CA"/>
-              <w:left w:val="single" w:sz="6" w:space="0" w:color="ADB9CA"/>
-              <w:bottom w:val="single" w:sz="6" w:space="0" w:color="ADB9CA"/>
-              <w:right w:val="single" w:sz="6" w:space="0" w:color="ADB9CA"/>
-            </w:tcBorders>
-            <w:shd w:val="clear" w:color="auto" w:fill="1F3864"/>
-            <w:tcMar>
-              <w:top w:w="80" w:type="dxa"/>
-              <w:left w:w="140" w:type="dxa"/>
-              <w:bottom w:w="80" w:type="dxa"/>
-              <w:right w:w="140" w:type="dxa"/>
-            </w:tcMar>
-            <w:vAlign w:val="center"/>
-          </w:tcPr>
-          <w:p>
-            <w:r>
-              <w:rPr>
-                <w:rFonts w:ascii="Arial" w:eastAsia="Arial" w:hAnsi="Arial" w:cs="Arial"/>
+              <w:top w:val="single" w:color="ADB9CA" w:sz="6" w:space="0"/>
+              <w:left w:val="single" w:color="ADB9CA" w:sz="6" w:space="0"/>
+              <w:bottom w:val="single" w:color="ADB9CA" w:sz="6" w:space="0"/>
+              <w:right w:val="single" w:color="ADB9CA" w:sz="6" w:space="0"/>
+            </w:tcBorders>
+            <w:shd w:val="clear" w:color="auto" w:fill="1F3864" w:themeFill="accent1" w:themeFillShade="80"/>
+            <w:tcMar>
+              <w:top w:w="80" w:type="dxa"/>
+              <w:left w:w="140" w:type="dxa"/>
+              <w:bottom w:w="80" w:type="dxa"/>
+              <w:right w:w="140" w:type="dxa"/>
+            </w:tcMar>
+            <w:vAlign w:val="center"/>
+          </w:tcPr>
+          <w:p>
+            <w:r>
+              <w:rPr>
+                <w:rFonts w:ascii="Arial" w:hAnsi="Arial" w:eastAsia="Arial" w:cs="Arial"/>
                 <w:b/>
                 <w:bCs/>
                 <w:color w:val="FFFFFF"/>
@@ -877,24 +876,24 @@
           <w:tcPr>
             <w:tcW w:w="440" w:type="dxa"/>
             <w:tcBorders>
-              <w:top w:val="single" w:sz="6" w:space="0" w:color="ADB9CA"/>
-              <w:left w:val="single" w:sz="6" w:space="0" w:color="ADB9CA"/>
-              <w:bottom w:val="single" w:sz="6" w:space="0" w:color="ADB9CA"/>
-              <w:right w:val="single" w:sz="6" w:space="0" w:color="ADB9CA"/>
-            </w:tcBorders>
-            <w:shd w:val="clear" w:color="auto" w:fill="FFFFFF"/>
-            <w:tcMar>
-              <w:top w:w="80" w:type="dxa"/>
-              <w:left w:w="140" w:type="dxa"/>
-              <w:bottom w:w="80" w:type="dxa"/>
-              <w:right w:w="140" w:type="dxa"/>
-            </w:tcMar>
-            <w:vAlign w:val="center"/>
-          </w:tcPr>
-          <w:p>
-            <w:r>
-              <w:rPr>
-                <w:rFonts w:ascii="Arial" w:eastAsia="Arial" w:hAnsi="Arial" w:cs="Arial"/>
+              <w:top w:val="single" w:color="ADB9CA" w:sz="6" w:space="0"/>
+              <w:left w:val="single" w:color="ADB9CA" w:sz="6" w:space="0"/>
+              <w:bottom w:val="single" w:color="ADB9CA" w:sz="6" w:space="0"/>
+              <w:right w:val="single" w:color="ADB9CA" w:sz="6" w:space="0"/>
+            </w:tcBorders>
+            <w:shd w:val="clear" w:color="auto" w:fill="FFFFFF" w:themeFill="background1"/>
+            <w:tcMar>
+              <w:top w:w="80" w:type="dxa"/>
+              <w:left w:w="140" w:type="dxa"/>
+              <w:bottom w:w="80" w:type="dxa"/>
+              <w:right w:w="140" w:type="dxa"/>
+            </w:tcMar>
+            <w:vAlign w:val="center"/>
+          </w:tcPr>
+          <w:p>
+            <w:r>
+              <w:rPr>
+                <w:rFonts w:ascii="Arial" w:hAnsi="Arial" w:eastAsia="Arial" w:cs="Arial"/>
                 <w:color w:val="000000"/>
                 <w:sz w:val="18"/>
                 <w:szCs w:val="18"/>
@@ -907,12 +906,12 @@
           <w:tcPr>
             <w:tcW w:w="1500" w:type="dxa"/>
             <w:tcBorders>
-              <w:top w:val="single" w:sz="6" w:space="0" w:color="ADB9CA"/>
-              <w:left w:val="single" w:sz="6" w:space="0" w:color="ADB9CA"/>
-              <w:bottom w:val="single" w:sz="6" w:space="0" w:color="ADB9CA"/>
-              <w:right w:val="single" w:sz="6" w:space="0" w:color="ADB9CA"/>
-            </w:tcBorders>
-            <w:shd w:val="clear" w:color="auto" w:fill="FFFFFF"/>
+              <w:top w:val="single" w:color="ADB9CA" w:sz="6" w:space="0"/>
+              <w:left w:val="single" w:color="ADB9CA" w:sz="6" w:space="0"/>
+              <w:bottom w:val="single" w:color="ADB9CA" w:sz="6" w:space="0"/>
+              <w:right w:val="single" w:color="ADB9CA" w:sz="6" w:space="0"/>
+            </w:tcBorders>
+            <w:shd w:val="clear" w:color="auto" w:fill="FFFFFF" w:themeFill="background1"/>
             <w:tcMar>
               <w:top w:w="80" w:type="dxa"/>
               <w:left w:w="140" w:type="dxa"/>
@@ -931,12 +930,12 @@
           <w:tcPr>
             <w:tcW w:w="1380" w:type="dxa"/>
             <w:tcBorders>
-              <w:top w:val="single" w:sz="6" w:space="0" w:color="ADB9CA"/>
-              <w:left w:val="single" w:sz="6" w:space="0" w:color="ADB9CA"/>
-              <w:bottom w:val="single" w:sz="6" w:space="0" w:color="ADB9CA"/>
-              <w:right w:val="single" w:sz="6" w:space="0" w:color="ADB9CA"/>
-            </w:tcBorders>
-            <w:shd w:val="clear" w:color="auto" w:fill="FFFFFF"/>
+              <w:top w:val="single" w:color="ADB9CA" w:sz="6" w:space="0"/>
+              <w:left w:val="single" w:color="ADB9CA" w:sz="6" w:space="0"/>
+              <w:bottom w:val="single" w:color="ADB9CA" w:sz="6" w:space="0"/>
+              <w:right w:val="single" w:color="ADB9CA" w:sz="6" w:space="0"/>
+            </w:tcBorders>
+            <w:shd w:val="clear" w:color="auto" w:fill="FFFFFF" w:themeFill="background1"/>
             <w:tcMar>
               <w:top w:w="80" w:type="dxa"/>
               <w:left w:w="140" w:type="dxa"/>
@@ -955,12 +954,12 @@
           <w:tcPr>
             <w:tcW w:w="1300" w:type="dxa"/>
             <w:tcBorders>
-              <w:top w:val="single" w:sz="6" w:space="0" w:color="ADB9CA"/>
-              <w:left w:val="single" w:sz="6" w:space="0" w:color="ADB9CA"/>
-              <w:bottom w:val="single" w:sz="6" w:space="0" w:color="ADB9CA"/>
-              <w:right w:val="single" w:sz="6" w:space="0" w:color="ADB9CA"/>
-            </w:tcBorders>
-            <w:shd w:val="clear" w:color="auto" w:fill="FFFFFF"/>
+              <w:top w:val="single" w:color="ADB9CA" w:sz="6" w:space="0"/>
+              <w:left w:val="single" w:color="ADB9CA" w:sz="6" w:space="0"/>
+              <w:bottom w:val="single" w:color="ADB9CA" w:sz="6" w:space="0"/>
+              <w:right w:val="single" w:color="ADB9CA" w:sz="6" w:space="0"/>
+            </w:tcBorders>
+            <w:shd w:val="clear" w:color="auto" w:fill="FFFFFF" w:themeFill="background1"/>
             <w:tcMar>
               <w:top w:w="80" w:type="dxa"/>
               <w:left w:w="140" w:type="dxa"/>
@@ -979,12 +978,12 @@
           <w:tcPr>
             <w:tcW w:w="1340" w:type="dxa"/>
             <w:tcBorders>
-              <w:top w:val="single" w:sz="6" w:space="0" w:color="ADB9CA"/>
-              <w:left w:val="single" w:sz="6" w:space="0" w:color="ADB9CA"/>
-              <w:bottom w:val="single" w:sz="6" w:space="0" w:color="ADB9CA"/>
-              <w:right w:val="single" w:sz="6" w:space="0" w:color="ADB9CA"/>
-            </w:tcBorders>
-            <w:shd w:val="clear" w:color="auto" w:fill="FFFFFF"/>
+              <w:top w:val="single" w:color="ADB9CA" w:sz="6" w:space="0"/>
+              <w:left w:val="single" w:color="ADB9CA" w:sz="6" w:space="0"/>
+              <w:bottom w:val="single" w:color="ADB9CA" w:sz="6" w:space="0"/>
+              <w:right w:val="single" w:color="ADB9CA" w:sz="6" w:space="0"/>
+            </w:tcBorders>
+            <w:shd w:val="clear" w:color="auto" w:fill="FFFFFF" w:themeFill="background1"/>
             <w:tcMar>
               <w:top w:w="80" w:type="dxa"/>
               <w:left w:w="140" w:type="dxa"/>
@@ -1003,12 +1002,12 @@
           <w:tcPr>
             <w:tcW w:w="1700" w:type="dxa"/>
             <w:tcBorders>
-              <w:top w:val="single" w:sz="6" w:space="0" w:color="ADB9CA"/>
-              <w:left w:val="single" w:sz="6" w:space="0" w:color="ADB9CA"/>
-              <w:bottom w:val="single" w:sz="6" w:space="0" w:color="ADB9CA"/>
-              <w:right w:val="single" w:sz="6" w:space="0" w:color="ADB9CA"/>
-            </w:tcBorders>
-            <w:shd w:val="clear" w:color="auto" w:fill="FFFFFF"/>
+              <w:top w:val="single" w:color="ADB9CA" w:sz="6" w:space="0"/>
+              <w:left w:val="single" w:color="ADB9CA" w:sz="6" w:space="0"/>
+              <w:bottom w:val="single" w:color="ADB9CA" w:sz="6" w:space="0"/>
+              <w:right w:val="single" w:color="ADB9CA" w:sz="6" w:space="0"/>
+            </w:tcBorders>
+            <w:shd w:val="clear" w:color="auto" w:fill="FFFFFF" w:themeFill="background1"/>
             <w:tcMar>
               <w:top w:w="80" w:type="dxa"/>
               <w:left w:w="140" w:type="dxa"/>
@@ -1027,12 +1026,12 @@
           <w:tcPr>
             <w:tcW w:w="1700" w:type="dxa"/>
             <w:tcBorders>
-              <w:top w:val="single" w:sz="6" w:space="0" w:color="ADB9CA"/>
-              <w:left w:val="single" w:sz="6" w:space="0" w:color="ADB9CA"/>
-              <w:bottom w:val="single" w:sz="6" w:space="0" w:color="ADB9CA"/>
-              <w:right w:val="single" w:sz="6" w:space="0" w:color="ADB9CA"/>
-            </w:tcBorders>
-            <w:shd w:val="clear" w:color="auto" w:fill="FFFFFF"/>
+              <w:top w:val="single" w:color="ADB9CA" w:sz="6" w:space="0"/>
+              <w:left w:val="single" w:color="ADB9CA" w:sz="6" w:space="0"/>
+              <w:bottom w:val="single" w:color="ADB9CA" w:sz="6" w:space="0"/>
+              <w:right w:val="single" w:color="ADB9CA" w:sz="6" w:space="0"/>
+            </w:tcBorders>
+            <w:shd w:val="clear" w:color="auto" w:fill="FFFFFF" w:themeFill="background1"/>
             <w:tcMar>
               <w:top w:w="80" w:type="dxa"/>
               <w:left w:w="140" w:type="dxa"/>
@@ -1053,24 +1052,24 @@
           <w:tcPr>
             <w:tcW w:w="440" w:type="dxa"/>
             <w:tcBorders>
-              <w:top w:val="single" w:sz="6" w:space="0" w:color="ADB9CA"/>
-              <w:left w:val="single" w:sz="6" w:space="0" w:color="ADB9CA"/>
-              <w:bottom w:val="single" w:sz="6" w:space="0" w:color="ADB9CA"/>
-              <w:right w:val="single" w:sz="6" w:space="0" w:color="ADB9CA"/>
-            </w:tcBorders>
-            <w:shd w:val="clear" w:color="auto" w:fill="FFFFFF"/>
-            <w:tcMar>
-              <w:top w:w="80" w:type="dxa"/>
-              <w:left w:w="140" w:type="dxa"/>
-              <w:bottom w:w="80" w:type="dxa"/>
-              <w:right w:w="140" w:type="dxa"/>
-            </w:tcMar>
-            <w:vAlign w:val="center"/>
-          </w:tcPr>
-          <w:p>
-            <w:r>
-              <w:rPr>
-                <w:rFonts w:ascii="Arial" w:eastAsia="Arial" w:hAnsi="Arial" w:cs="Arial"/>
+              <w:top w:val="single" w:color="ADB9CA" w:sz="6" w:space="0"/>
+              <w:left w:val="single" w:color="ADB9CA" w:sz="6" w:space="0"/>
+              <w:bottom w:val="single" w:color="ADB9CA" w:sz="6" w:space="0"/>
+              <w:right w:val="single" w:color="ADB9CA" w:sz="6" w:space="0"/>
+            </w:tcBorders>
+            <w:shd w:val="clear" w:color="auto" w:fill="FFFFFF" w:themeFill="background1"/>
+            <w:tcMar>
+              <w:top w:w="80" w:type="dxa"/>
+              <w:left w:w="140" w:type="dxa"/>
+              <w:bottom w:w="80" w:type="dxa"/>
+              <w:right w:w="140" w:type="dxa"/>
+            </w:tcMar>
+            <w:vAlign w:val="center"/>
+          </w:tcPr>
+          <w:p>
+            <w:r>
+              <w:rPr>
+                <w:rFonts w:ascii="Arial" w:hAnsi="Arial" w:eastAsia="Arial" w:cs="Arial"/>
                 <w:color w:val="000000"/>
                 <w:sz w:val="18"/>
                 <w:szCs w:val="18"/>
@@ -1083,12 +1082,12 @@
           <w:tcPr>
             <w:tcW w:w="1500" w:type="dxa"/>
             <w:tcBorders>
-              <w:top w:val="single" w:sz="6" w:space="0" w:color="ADB9CA"/>
-              <w:left w:val="single" w:sz="6" w:space="0" w:color="ADB9CA"/>
-              <w:bottom w:val="single" w:sz="6" w:space="0" w:color="ADB9CA"/>
-              <w:right w:val="single" w:sz="6" w:space="0" w:color="ADB9CA"/>
-            </w:tcBorders>
-            <w:shd w:val="clear" w:color="auto" w:fill="FFFFFF"/>
+              <w:top w:val="single" w:color="ADB9CA" w:sz="6" w:space="0"/>
+              <w:left w:val="single" w:color="ADB9CA" w:sz="6" w:space="0"/>
+              <w:bottom w:val="single" w:color="ADB9CA" w:sz="6" w:space="0"/>
+              <w:right w:val="single" w:color="ADB9CA" w:sz="6" w:space="0"/>
+            </w:tcBorders>
+            <w:shd w:val="clear" w:color="auto" w:fill="FFFFFF" w:themeFill="background1"/>
             <w:tcMar>
               <w:top w:w="80" w:type="dxa"/>
               <w:left w:w="140" w:type="dxa"/>
@@ -1107,12 +1106,12 @@
           <w:tcPr>
             <w:tcW w:w="1380" w:type="dxa"/>
             <w:tcBorders>
-              <w:top w:val="single" w:sz="6" w:space="0" w:color="ADB9CA"/>
-              <w:left w:val="single" w:sz="6" w:space="0" w:color="ADB9CA"/>
-              <w:bottom w:val="single" w:sz="6" w:space="0" w:color="ADB9CA"/>
-              <w:right w:val="single" w:sz="6" w:space="0" w:color="ADB9CA"/>
-            </w:tcBorders>
-            <w:shd w:val="clear" w:color="auto" w:fill="FFFFFF"/>
+              <w:top w:val="single" w:color="ADB9CA" w:sz="6" w:space="0"/>
+              <w:left w:val="single" w:color="ADB9CA" w:sz="6" w:space="0"/>
+              <w:bottom w:val="single" w:color="ADB9CA" w:sz="6" w:space="0"/>
+              <w:right w:val="single" w:color="ADB9CA" w:sz="6" w:space="0"/>
+            </w:tcBorders>
+            <w:shd w:val="clear" w:color="auto" w:fill="FFFFFF" w:themeFill="background1"/>
             <w:tcMar>
               <w:top w:w="80" w:type="dxa"/>
               <w:left w:w="140" w:type="dxa"/>
@@ -1131,12 +1130,12 @@
           <w:tcPr>
             <w:tcW w:w="1300" w:type="dxa"/>
             <w:tcBorders>
-              <w:top w:val="single" w:sz="6" w:space="0" w:color="ADB9CA"/>
-              <w:left w:val="single" w:sz="6" w:space="0" w:color="ADB9CA"/>
-              <w:bottom w:val="single" w:sz="6" w:space="0" w:color="ADB9CA"/>
-              <w:right w:val="single" w:sz="6" w:space="0" w:color="ADB9CA"/>
-            </w:tcBorders>
-            <w:shd w:val="clear" w:color="auto" w:fill="FFFFFF"/>
+              <w:top w:val="single" w:color="ADB9CA" w:sz="6" w:space="0"/>
+              <w:left w:val="single" w:color="ADB9CA" w:sz="6" w:space="0"/>
+              <w:bottom w:val="single" w:color="ADB9CA" w:sz="6" w:space="0"/>
+              <w:right w:val="single" w:color="ADB9CA" w:sz="6" w:space="0"/>
+            </w:tcBorders>
+            <w:shd w:val="clear" w:color="auto" w:fill="FFFFFF" w:themeFill="background1"/>
             <w:tcMar>
               <w:top w:w="80" w:type="dxa"/>
               <w:left w:w="140" w:type="dxa"/>
@@ -1155,12 +1154,12 @@
           <w:tcPr>
             <w:tcW w:w="1340" w:type="dxa"/>
             <w:tcBorders>
-              <w:top w:val="single" w:sz="6" w:space="0" w:color="ADB9CA"/>
-              <w:left w:val="single" w:sz="6" w:space="0" w:color="ADB9CA"/>
-              <w:bottom w:val="single" w:sz="6" w:space="0" w:color="ADB9CA"/>
-              <w:right w:val="single" w:sz="6" w:space="0" w:color="ADB9CA"/>
-            </w:tcBorders>
-            <w:shd w:val="clear" w:color="auto" w:fill="FFFFFF"/>
+              <w:top w:val="single" w:color="ADB9CA" w:sz="6" w:space="0"/>
+              <w:left w:val="single" w:color="ADB9CA" w:sz="6" w:space="0"/>
+              <w:bottom w:val="single" w:color="ADB9CA" w:sz="6" w:space="0"/>
+              <w:right w:val="single" w:color="ADB9CA" w:sz="6" w:space="0"/>
+            </w:tcBorders>
+            <w:shd w:val="clear" w:color="auto" w:fill="FFFFFF" w:themeFill="background1"/>
             <w:tcMar>
               <w:top w:w="80" w:type="dxa"/>
               <w:left w:w="140" w:type="dxa"/>
@@ -1179,12 +1178,12 @@
           <w:tcPr>
             <w:tcW w:w="1700" w:type="dxa"/>
             <w:tcBorders>
-              <w:top w:val="single" w:sz="6" w:space="0" w:color="ADB9CA"/>
-              <w:left w:val="single" w:sz="6" w:space="0" w:color="ADB9CA"/>
-              <w:bottom w:val="single" w:sz="6" w:space="0" w:color="ADB9CA"/>
-              <w:right w:val="single" w:sz="6" w:space="0" w:color="ADB9CA"/>
-            </w:tcBorders>
-            <w:shd w:val="clear" w:color="auto" w:fill="FFFFFF"/>
+              <w:top w:val="single" w:color="ADB9CA" w:sz="6" w:space="0"/>
+              <w:left w:val="single" w:color="ADB9CA" w:sz="6" w:space="0"/>
+              <w:bottom w:val="single" w:color="ADB9CA" w:sz="6" w:space="0"/>
+              <w:right w:val="single" w:color="ADB9CA" w:sz="6" w:space="0"/>
+            </w:tcBorders>
+            <w:shd w:val="clear" w:color="auto" w:fill="FFFFFF" w:themeFill="background1"/>
             <w:tcMar>
               <w:top w:w="80" w:type="dxa"/>
               <w:left w:w="140" w:type="dxa"/>
@@ -1203,12 +1202,12 @@
           <w:tcPr>
             <w:tcW w:w="1700" w:type="dxa"/>
             <w:tcBorders>
-              <w:top w:val="single" w:sz="6" w:space="0" w:color="ADB9CA"/>
-              <w:left w:val="single" w:sz="6" w:space="0" w:color="ADB9CA"/>
-              <w:bottom w:val="single" w:sz="6" w:space="0" w:color="ADB9CA"/>
-              <w:right w:val="single" w:sz="6" w:space="0" w:color="ADB9CA"/>
-            </w:tcBorders>
-            <w:shd w:val="clear" w:color="auto" w:fill="FFFFFF"/>
+              <w:top w:val="single" w:color="ADB9CA" w:sz="6" w:space="0"/>
+              <w:left w:val="single" w:color="ADB9CA" w:sz="6" w:space="0"/>
+              <w:bottom w:val="single" w:color="ADB9CA" w:sz="6" w:space="0"/>
+              <w:right w:val="single" w:color="ADB9CA" w:sz="6" w:space="0"/>
+            </w:tcBorders>
+            <w:shd w:val="clear" w:color="auto" w:fill="FFFFFF" w:themeFill="background1"/>
             <w:tcMar>
               <w:top w:w="80" w:type="dxa"/>
               <w:left w:w="140" w:type="dxa"/>
@@ -1229,24 +1228,24 @@
           <w:tcPr>
             <w:tcW w:w="440" w:type="dxa"/>
             <w:tcBorders>
-              <w:top w:val="single" w:sz="6" w:space="0" w:color="ADB9CA"/>
-              <w:left w:val="single" w:sz="6" w:space="0" w:color="ADB9CA"/>
-              <w:bottom w:val="single" w:sz="6" w:space="0" w:color="ADB9CA"/>
-              <w:right w:val="single" w:sz="6" w:space="0" w:color="ADB9CA"/>
-            </w:tcBorders>
-            <w:shd w:val="clear" w:color="auto" w:fill="FFFFFF"/>
-            <w:tcMar>
-              <w:top w:w="80" w:type="dxa"/>
-              <w:left w:w="140" w:type="dxa"/>
-              <w:bottom w:w="80" w:type="dxa"/>
-              <w:right w:w="140" w:type="dxa"/>
-            </w:tcMar>
-            <w:vAlign w:val="center"/>
-          </w:tcPr>
-          <w:p>
-            <w:r>
-              <w:rPr>
-                <w:rFonts w:ascii="Arial" w:eastAsia="Arial" w:hAnsi="Arial" w:cs="Arial"/>
+              <w:top w:val="single" w:color="ADB9CA" w:sz="6" w:space="0"/>
+              <w:left w:val="single" w:color="ADB9CA" w:sz="6" w:space="0"/>
+              <w:bottom w:val="single" w:color="ADB9CA" w:sz="6" w:space="0"/>
+              <w:right w:val="single" w:color="ADB9CA" w:sz="6" w:space="0"/>
+            </w:tcBorders>
+            <w:shd w:val="clear" w:color="auto" w:fill="FFFFFF" w:themeFill="background1"/>
+            <w:tcMar>
+              <w:top w:w="80" w:type="dxa"/>
+              <w:left w:w="140" w:type="dxa"/>
+              <w:bottom w:w="80" w:type="dxa"/>
+              <w:right w:w="140" w:type="dxa"/>
+            </w:tcMar>
+            <w:vAlign w:val="center"/>
+          </w:tcPr>
+          <w:p>
+            <w:r>
+              <w:rPr>
+                <w:rFonts w:ascii="Arial" w:hAnsi="Arial" w:eastAsia="Arial" w:cs="Arial"/>
                 <w:color w:val="000000"/>
                 <w:sz w:val="18"/>
                 <w:szCs w:val="18"/>
@@ -1259,12 +1258,12 @@
           <w:tcPr>
             <w:tcW w:w="1500" w:type="dxa"/>
             <w:tcBorders>
-              <w:top w:val="single" w:sz="6" w:space="0" w:color="ADB9CA"/>
-              <w:left w:val="single" w:sz="6" w:space="0" w:color="ADB9CA"/>
-              <w:bottom w:val="single" w:sz="6" w:space="0" w:color="ADB9CA"/>
-              <w:right w:val="single" w:sz="6" w:space="0" w:color="ADB9CA"/>
-            </w:tcBorders>
-            <w:shd w:val="clear" w:color="auto" w:fill="FFFFFF"/>
+              <w:top w:val="single" w:color="ADB9CA" w:sz="6" w:space="0"/>
+              <w:left w:val="single" w:color="ADB9CA" w:sz="6" w:space="0"/>
+              <w:bottom w:val="single" w:color="ADB9CA" w:sz="6" w:space="0"/>
+              <w:right w:val="single" w:color="ADB9CA" w:sz="6" w:space="0"/>
+            </w:tcBorders>
+            <w:shd w:val="clear" w:color="auto" w:fill="FFFFFF" w:themeFill="background1"/>
             <w:tcMar>
               <w:top w:w="80" w:type="dxa"/>
               <w:left w:w="140" w:type="dxa"/>
@@ -1283,12 +1282,12 @@
           <w:tcPr>
             <w:tcW w:w="1380" w:type="dxa"/>
             <w:tcBorders>
-              <w:top w:val="single" w:sz="6" w:space="0" w:color="ADB9CA"/>
-              <w:left w:val="single" w:sz="6" w:space="0" w:color="ADB9CA"/>
-              <w:bottom w:val="single" w:sz="6" w:space="0" w:color="ADB9CA"/>
-              <w:right w:val="single" w:sz="6" w:space="0" w:color="ADB9CA"/>
-            </w:tcBorders>
-            <w:shd w:val="clear" w:color="auto" w:fill="FFFFFF"/>
+              <w:top w:val="single" w:color="ADB9CA" w:sz="6" w:space="0"/>
+              <w:left w:val="single" w:color="ADB9CA" w:sz="6" w:space="0"/>
+              <w:bottom w:val="single" w:color="ADB9CA" w:sz="6" w:space="0"/>
+              <w:right w:val="single" w:color="ADB9CA" w:sz="6" w:space="0"/>
+            </w:tcBorders>
+            <w:shd w:val="clear" w:color="auto" w:fill="FFFFFF" w:themeFill="background1"/>
             <w:tcMar>
               <w:top w:w="80" w:type="dxa"/>
               <w:left w:w="140" w:type="dxa"/>
@@ -1309,12 +1308,12 @@
           <w:tcPr>
             <w:tcW w:w="1300" w:type="dxa"/>
             <w:tcBorders>
-              <w:top w:val="single" w:sz="6" w:space="0" w:color="ADB9CA"/>
-              <w:left w:val="single" w:sz="6" w:space="0" w:color="ADB9CA"/>
-              <w:bottom w:val="single" w:sz="6" w:space="0" w:color="ADB9CA"/>
-              <w:right w:val="single" w:sz="6" w:space="0" w:color="ADB9CA"/>
-            </w:tcBorders>
-            <w:shd w:val="clear" w:color="auto" w:fill="FFFFFF"/>
+              <w:top w:val="single" w:color="ADB9CA" w:sz="6" w:space="0"/>
+              <w:left w:val="single" w:color="ADB9CA" w:sz="6" w:space="0"/>
+              <w:bottom w:val="single" w:color="ADB9CA" w:sz="6" w:space="0"/>
+              <w:right w:val="single" w:color="ADB9CA" w:sz="6" w:space="0"/>
+            </w:tcBorders>
+            <w:shd w:val="clear" w:color="auto" w:fill="FFFFFF" w:themeFill="background1"/>
             <w:tcMar>
               <w:top w:w="80" w:type="dxa"/>
               <w:left w:w="140" w:type="dxa"/>
@@ -1333,12 +1332,12 @@
           <w:tcPr>
             <w:tcW w:w="1340" w:type="dxa"/>
             <w:tcBorders>
-              <w:top w:val="single" w:sz="6" w:space="0" w:color="ADB9CA"/>
-              <w:left w:val="single" w:sz="6" w:space="0" w:color="ADB9CA"/>
-              <w:bottom w:val="single" w:sz="6" w:space="0" w:color="ADB9CA"/>
-              <w:right w:val="single" w:sz="6" w:space="0" w:color="ADB9CA"/>
-            </w:tcBorders>
-            <w:shd w:val="clear" w:color="auto" w:fill="FFFFFF"/>
+              <w:top w:val="single" w:color="ADB9CA" w:sz="6" w:space="0"/>
+              <w:left w:val="single" w:color="ADB9CA" w:sz="6" w:space="0"/>
+              <w:bottom w:val="single" w:color="ADB9CA" w:sz="6" w:space="0"/>
+              <w:right w:val="single" w:color="ADB9CA" w:sz="6" w:space="0"/>
+            </w:tcBorders>
+            <w:shd w:val="clear" w:color="auto" w:fill="FFFFFF" w:themeFill="background1"/>
             <w:tcMar>
               <w:top w:w="80" w:type="dxa"/>
               <w:left w:w="140" w:type="dxa"/>
@@ -1357,12 +1356,12 @@
           <w:tcPr>
             <w:tcW w:w="1700" w:type="dxa"/>
             <w:tcBorders>
-              <w:top w:val="single" w:sz="6" w:space="0" w:color="ADB9CA"/>
-              <w:left w:val="single" w:sz="6" w:space="0" w:color="ADB9CA"/>
-              <w:bottom w:val="single" w:sz="6" w:space="0" w:color="ADB9CA"/>
-              <w:right w:val="single" w:sz="6" w:space="0" w:color="ADB9CA"/>
-            </w:tcBorders>
-            <w:shd w:val="clear" w:color="auto" w:fill="FFFFFF"/>
+              <w:top w:val="single" w:color="ADB9CA" w:sz="6" w:space="0"/>
+              <w:left w:val="single" w:color="ADB9CA" w:sz="6" w:space="0"/>
+              <w:bottom w:val="single" w:color="ADB9CA" w:sz="6" w:space="0"/>
+              <w:right w:val="single" w:color="ADB9CA" w:sz="6" w:space="0"/>
+            </w:tcBorders>
+            <w:shd w:val="clear" w:color="auto" w:fill="FFFFFF" w:themeFill="background1"/>
             <w:tcMar>
               <w:top w:w="80" w:type="dxa"/>
               <w:left w:w="140" w:type="dxa"/>
@@ -1381,12 +1380,12 @@
           <w:tcPr>
             <w:tcW w:w="1700" w:type="dxa"/>
             <w:tcBorders>
-              <w:top w:val="single" w:sz="6" w:space="0" w:color="ADB9CA"/>
-              <w:left w:val="single" w:sz="6" w:space="0" w:color="ADB9CA"/>
-              <w:bottom w:val="single" w:sz="6" w:space="0" w:color="ADB9CA"/>
-              <w:right w:val="single" w:sz="6" w:space="0" w:color="ADB9CA"/>
-            </w:tcBorders>
-            <w:shd w:val="clear" w:color="auto" w:fill="FFFFFF"/>
+              <w:top w:val="single" w:color="ADB9CA" w:sz="6" w:space="0"/>
+              <w:left w:val="single" w:color="ADB9CA" w:sz="6" w:space="0"/>
+              <w:bottom w:val="single" w:color="ADB9CA" w:sz="6" w:space="0"/>
+              <w:right w:val="single" w:color="ADB9CA" w:sz="6" w:space="0"/>
+            </w:tcBorders>
+            <w:shd w:val="clear" w:color="auto" w:fill="FFFFFF" w:themeFill="background1"/>
             <w:tcMar>
               <w:top w:w="80" w:type="dxa"/>
               <w:left w:w="140" w:type="dxa"/>
@@ -1407,24 +1406,24 @@
           <w:tcPr>
             <w:tcW w:w="440" w:type="dxa"/>
             <w:tcBorders>
-              <w:top w:val="single" w:sz="6" w:space="0" w:color="ADB9CA"/>
-              <w:left w:val="single" w:sz="6" w:space="0" w:color="ADB9CA"/>
-              <w:bottom w:val="single" w:sz="6" w:space="0" w:color="ADB9CA"/>
-              <w:right w:val="single" w:sz="6" w:space="0" w:color="ADB9CA"/>
-            </w:tcBorders>
-            <w:shd w:val="clear" w:color="auto" w:fill="FFFFFF"/>
-            <w:tcMar>
-              <w:top w:w="80" w:type="dxa"/>
-              <w:left w:w="140" w:type="dxa"/>
-              <w:bottom w:w="80" w:type="dxa"/>
-              <w:right w:w="140" w:type="dxa"/>
-            </w:tcMar>
-            <w:vAlign w:val="center"/>
-          </w:tcPr>
-          <w:p>
-            <w:r>
-              <w:rPr>
-                <w:rFonts w:ascii="Arial" w:eastAsia="Arial" w:hAnsi="Arial" w:cs="Arial"/>
+              <w:top w:val="single" w:color="ADB9CA" w:sz="6" w:space="0"/>
+              <w:left w:val="single" w:color="ADB9CA" w:sz="6" w:space="0"/>
+              <w:bottom w:val="single" w:color="ADB9CA" w:sz="6" w:space="0"/>
+              <w:right w:val="single" w:color="ADB9CA" w:sz="6" w:space="0"/>
+            </w:tcBorders>
+            <w:shd w:val="clear" w:color="auto" w:fill="FFFFFF" w:themeFill="background1"/>
+            <w:tcMar>
+              <w:top w:w="80" w:type="dxa"/>
+              <w:left w:w="140" w:type="dxa"/>
+              <w:bottom w:w="80" w:type="dxa"/>
+              <w:right w:w="140" w:type="dxa"/>
+            </w:tcMar>
+            <w:vAlign w:val="center"/>
+          </w:tcPr>
+          <w:p>
+            <w:r>
+              <w:rPr>
+                <w:rFonts w:ascii="Arial" w:hAnsi="Arial" w:eastAsia="Arial" w:cs="Arial"/>
                 <w:color w:val="000000"/>
                 <w:sz w:val="18"/>
                 <w:szCs w:val="18"/>
@@ -1437,12 +1436,12 @@
           <w:tcPr>
             <w:tcW w:w="1500" w:type="dxa"/>
             <w:tcBorders>
-              <w:top w:val="single" w:sz="6" w:space="0" w:color="ADB9CA"/>
-              <w:left w:val="single" w:sz="6" w:space="0" w:color="ADB9CA"/>
-              <w:bottom w:val="single" w:sz="6" w:space="0" w:color="ADB9CA"/>
-              <w:right w:val="single" w:sz="6" w:space="0" w:color="ADB9CA"/>
-            </w:tcBorders>
-            <w:shd w:val="clear" w:color="auto" w:fill="FFFFFF"/>
+              <w:top w:val="single" w:color="ADB9CA" w:sz="6" w:space="0"/>
+              <w:left w:val="single" w:color="ADB9CA" w:sz="6" w:space="0"/>
+              <w:bottom w:val="single" w:color="ADB9CA" w:sz="6" w:space="0"/>
+              <w:right w:val="single" w:color="ADB9CA" w:sz="6" w:space="0"/>
+            </w:tcBorders>
+            <w:shd w:val="clear" w:color="auto" w:fill="FFFFFF" w:themeFill="background1"/>
             <w:tcMar>
               <w:top w:w="80" w:type="dxa"/>
               <w:left w:w="140" w:type="dxa"/>
@@ -1461,12 +1460,12 @@
           <w:tcPr>
             <w:tcW w:w="1380" w:type="dxa"/>
             <w:tcBorders>
-              <w:top w:val="single" w:sz="6" w:space="0" w:color="ADB9CA"/>
-              <w:left w:val="single" w:sz="6" w:space="0" w:color="ADB9CA"/>
-              <w:bottom w:val="single" w:sz="6" w:space="0" w:color="ADB9CA"/>
-              <w:right w:val="single" w:sz="6" w:space="0" w:color="ADB9CA"/>
-            </w:tcBorders>
-            <w:shd w:val="clear" w:color="auto" w:fill="FFFFFF"/>
+              <w:top w:val="single" w:color="ADB9CA" w:sz="6" w:space="0"/>
+              <w:left w:val="single" w:color="ADB9CA" w:sz="6" w:space="0"/>
+              <w:bottom w:val="single" w:color="ADB9CA" w:sz="6" w:space="0"/>
+              <w:right w:val="single" w:color="ADB9CA" w:sz="6" w:space="0"/>
+            </w:tcBorders>
+            <w:shd w:val="clear" w:color="auto" w:fill="FFFFFF" w:themeFill="background1"/>
             <w:tcMar>
               <w:top w:w="80" w:type="dxa"/>
               <w:left w:w="140" w:type="dxa"/>
@@ -1490,12 +1489,12 @@
           <w:tcPr>
             <w:tcW w:w="1300" w:type="dxa"/>
             <w:tcBorders>
-              <w:top w:val="single" w:sz="6" w:space="0" w:color="ADB9CA"/>
-              <w:left w:val="single" w:sz="6" w:space="0" w:color="ADB9CA"/>
-              <w:bottom w:val="single" w:sz="6" w:space="0" w:color="ADB9CA"/>
-              <w:right w:val="single" w:sz="6" w:space="0" w:color="ADB9CA"/>
-            </w:tcBorders>
-            <w:shd w:val="clear" w:color="auto" w:fill="FFFFFF"/>
+              <w:top w:val="single" w:color="ADB9CA" w:sz="6" w:space="0"/>
+              <w:left w:val="single" w:color="ADB9CA" w:sz="6" w:space="0"/>
+              <w:bottom w:val="single" w:color="ADB9CA" w:sz="6" w:space="0"/>
+              <w:right w:val="single" w:color="ADB9CA" w:sz="6" w:space="0"/>
+            </w:tcBorders>
+            <w:shd w:val="clear" w:color="auto" w:fill="FFFFFF" w:themeFill="background1"/>
             <w:tcMar>
               <w:top w:w="80" w:type="dxa"/>
               <w:left w:w="140" w:type="dxa"/>
@@ -1514,12 +1513,12 @@
           <w:tcPr>
             <w:tcW w:w="1340" w:type="dxa"/>
             <w:tcBorders>
-              <w:top w:val="single" w:sz="6" w:space="0" w:color="ADB9CA"/>
-              <w:left w:val="single" w:sz="6" w:space="0" w:color="ADB9CA"/>
-              <w:bottom w:val="single" w:sz="6" w:space="0" w:color="ADB9CA"/>
-              <w:right w:val="single" w:sz="6" w:space="0" w:color="ADB9CA"/>
-            </w:tcBorders>
-            <w:shd w:val="clear" w:color="auto" w:fill="FFFFFF"/>
+              <w:top w:val="single" w:color="ADB9CA" w:sz="6" w:space="0"/>
+              <w:left w:val="single" w:color="ADB9CA" w:sz="6" w:space="0"/>
+              <w:bottom w:val="single" w:color="ADB9CA" w:sz="6" w:space="0"/>
+              <w:right w:val="single" w:color="ADB9CA" w:sz="6" w:space="0"/>
+            </w:tcBorders>
+            <w:shd w:val="clear" w:color="auto" w:fill="FFFFFF" w:themeFill="background1"/>
             <w:tcMar>
               <w:top w:w="80" w:type="dxa"/>
               <w:left w:w="140" w:type="dxa"/>
@@ -1538,12 +1537,12 @@
           <w:tcPr>
             <w:tcW w:w="1700" w:type="dxa"/>
             <w:tcBorders>
-              <w:top w:val="single" w:sz="6" w:space="0" w:color="ADB9CA"/>
-              <w:left w:val="single" w:sz="6" w:space="0" w:color="ADB9CA"/>
-              <w:bottom w:val="single" w:sz="6" w:space="0" w:color="ADB9CA"/>
-              <w:right w:val="single" w:sz="6" w:space="0" w:color="ADB9CA"/>
-            </w:tcBorders>
-            <w:shd w:val="clear" w:color="auto" w:fill="FFFFFF"/>
+              <w:top w:val="single" w:color="ADB9CA" w:sz="6" w:space="0"/>
+              <w:left w:val="single" w:color="ADB9CA" w:sz="6" w:space="0"/>
+              <w:bottom w:val="single" w:color="ADB9CA" w:sz="6" w:space="0"/>
+              <w:right w:val="single" w:color="ADB9CA" w:sz="6" w:space="0"/>
+            </w:tcBorders>
+            <w:shd w:val="clear" w:color="auto" w:fill="FFFFFF" w:themeFill="background1"/>
             <w:tcMar>
               <w:top w:w="80" w:type="dxa"/>
               <w:left w:w="140" w:type="dxa"/>
@@ -1562,12 +1561,12 @@
           <w:tcPr>
             <w:tcW w:w="1700" w:type="dxa"/>
             <w:tcBorders>
-              <w:top w:val="single" w:sz="6" w:space="0" w:color="ADB9CA"/>
-              <w:left w:val="single" w:sz="6" w:space="0" w:color="ADB9CA"/>
-              <w:bottom w:val="single" w:sz="6" w:space="0" w:color="ADB9CA"/>
-              <w:right w:val="single" w:sz="6" w:space="0" w:color="ADB9CA"/>
-            </w:tcBorders>
-            <w:shd w:val="clear" w:color="auto" w:fill="FFFFFF"/>
+              <w:top w:val="single" w:color="ADB9CA" w:sz="6" w:space="0"/>
+              <w:left w:val="single" w:color="ADB9CA" w:sz="6" w:space="0"/>
+              <w:bottom w:val="single" w:color="ADB9CA" w:sz="6" w:space="0"/>
+              <w:right w:val="single" w:color="ADB9CA" w:sz="6" w:space="0"/>
+            </w:tcBorders>
+            <w:shd w:val="clear" w:color="auto" w:fill="FFFFFF" w:themeFill="background1"/>
             <w:tcMar>
               <w:top w:w="80" w:type="dxa"/>
               <w:left w:w="140" w:type="dxa"/>
@@ -1588,24 +1587,24 @@
           <w:tcPr>
             <w:tcW w:w="440" w:type="dxa"/>
             <w:tcBorders>
-              <w:top w:val="single" w:sz="6" w:space="0" w:color="ADB9CA"/>
-              <w:left w:val="single" w:sz="6" w:space="0" w:color="ADB9CA"/>
-              <w:bottom w:val="single" w:sz="6" w:space="0" w:color="ADB9CA"/>
-              <w:right w:val="single" w:sz="6" w:space="0" w:color="ADB9CA"/>
-            </w:tcBorders>
-            <w:shd w:val="clear" w:color="auto" w:fill="FFFFFF"/>
-            <w:tcMar>
-              <w:top w:w="80" w:type="dxa"/>
-              <w:left w:w="140" w:type="dxa"/>
-              <w:bottom w:w="80" w:type="dxa"/>
-              <w:right w:w="140" w:type="dxa"/>
-            </w:tcMar>
-            <w:vAlign w:val="center"/>
-          </w:tcPr>
-          <w:p>
-            <w:r>
-              <w:rPr>
-                <w:rFonts w:ascii="Arial" w:eastAsia="Arial" w:hAnsi="Arial" w:cs="Arial"/>
+              <w:top w:val="single" w:color="ADB9CA" w:sz="6" w:space="0"/>
+              <w:left w:val="single" w:color="ADB9CA" w:sz="6" w:space="0"/>
+              <w:bottom w:val="single" w:color="ADB9CA" w:sz="6" w:space="0"/>
+              <w:right w:val="single" w:color="ADB9CA" w:sz="6" w:space="0"/>
+            </w:tcBorders>
+            <w:shd w:val="clear" w:color="auto" w:fill="FFFFFF" w:themeFill="background1"/>
+            <w:tcMar>
+              <w:top w:w="80" w:type="dxa"/>
+              <w:left w:w="140" w:type="dxa"/>
+              <w:bottom w:w="80" w:type="dxa"/>
+              <w:right w:w="140" w:type="dxa"/>
+            </w:tcMar>
+            <w:vAlign w:val="center"/>
+          </w:tcPr>
+          <w:p>
+            <w:r>
+              <w:rPr>
+                <w:rFonts w:ascii="Arial" w:hAnsi="Arial" w:eastAsia="Arial" w:cs="Arial"/>
                 <w:color w:val="000000"/>
                 <w:sz w:val="18"/>
                 <w:szCs w:val="18"/>
@@ -1618,121 +1617,151 @@
           <w:tcPr>
             <w:tcW w:w="1500" w:type="dxa"/>
             <w:tcBorders>
-              <w:top w:val="single" w:sz="6" w:space="0" w:color="ADB9CA"/>
-              <w:left w:val="single" w:sz="6" w:space="0" w:color="ADB9CA"/>
-              <w:bottom w:val="single" w:sz="6" w:space="0" w:color="ADB9CA"/>
-              <w:right w:val="single" w:sz="6" w:space="0" w:color="ADB9CA"/>
-            </w:tcBorders>
-            <w:shd w:val="clear" w:color="auto" w:fill="FFFFFF"/>
-            <w:tcMar>
-              <w:top w:w="80" w:type="dxa"/>
-              <w:left w:w="140" w:type="dxa"/>
-              <w:bottom w:w="80" w:type="dxa"/>
-              <w:right w:w="140" w:type="dxa"/>
-            </w:tcMar>
-            <w:vAlign w:val="center"/>
-          </w:tcPr>
-          <w:p/>
+              <w:top w:val="single" w:color="ADB9CA" w:sz="6" w:space="0"/>
+              <w:left w:val="single" w:color="ADB9CA" w:sz="6" w:space="0"/>
+              <w:bottom w:val="single" w:color="ADB9CA" w:sz="6" w:space="0"/>
+              <w:right w:val="single" w:color="ADB9CA" w:sz="6" w:space="0"/>
+            </w:tcBorders>
+            <w:shd w:val="clear" w:color="auto" w:fill="FFFFFF" w:themeFill="background1"/>
+            <w:tcMar>
+              <w:top w:w="80" w:type="dxa"/>
+              <w:left w:w="140" w:type="dxa"/>
+              <w:bottom w:w="80" w:type="dxa"/>
+              <w:right w:w="140" w:type="dxa"/>
+            </w:tcMar>
+            <w:vAlign w:val="center"/>
+          </w:tcPr>
+          <w:p>
+            <w:r>
+              <w:rPr/>
+              <w:t>Hamza Aftab</w:t>
+            </w:r>
+          </w:p>
         </w:tc>
         <w:tc>
           <w:tcPr>
             <w:tcW w:w="1380" w:type="dxa"/>
             <w:tcBorders>
-              <w:top w:val="single" w:sz="6" w:space="0" w:color="ADB9CA"/>
-              <w:left w:val="single" w:sz="6" w:space="0" w:color="ADB9CA"/>
-              <w:bottom w:val="single" w:sz="6" w:space="0" w:color="ADB9CA"/>
-              <w:right w:val="single" w:sz="6" w:space="0" w:color="ADB9CA"/>
-            </w:tcBorders>
-            <w:shd w:val="clear" w:color="auto" w:fill="FFFFFF"/>
-            <w:tcMar>
-              <w:top w:w="80" w:type="dxa"/>
-              <w:left w:w="140" w:type="dxa"/>
-              <w:bottom w:w="80" w:type="dxa"/>
-              <w:right w:w="140" w:type="dxa"/>
-            </w:tcMar>
-            <w:vAlign w:val="center"/>
-          </w:tcPr>
-          <w:p/>
+              <w:top w:val="single" w:color="ADB9CA" w:sz="6" w:space="0"/>
+              <w:left w:val="single" w:color="ADB9CA" w:sz="6" w:space="0"/>
+              <w:bottom w:val="single" w:color="ADB9CA" w:sz="6" w:space="0"/>
+              <w:right w:val="single" w:color="ADB9CA" w:sz="6" w:space="0"/>
+            </w:tcBorders>
+            <w:shd w:val="clear" w:color="auto" w:fill="FFFFFF" w:themeFill="background1"/>
+            <w:tcMar>
+              <w:top w:w="80" w:type="dxa"/>
+              <w:left w:w="140" w:type="dxa"/>
+              <w:bottom w:w="80" w:type="dxa"/>
+              <w:right w:w="140" w:type="dxa"/>
+            </w:tcMar>
+            <w:vAlign w:val="center"/>
+          </w:tcPr>
+          <w:p>
+            <w:r>
+              <w:rPr/>
+              <w:t>Hamzaaftab525-stack</w:t>
+            </w:r>
+          </w:p>
         </w:tc>
         <w:tc>
           <w:tcPr>
             <w:tcW w:w="1300" w:type="dxa"/>
             <w:tcBorders>
-              <w:top w:val="single" w:sz="6" w:space="0" w:color="ADB9CA"/>
-              <w:left w:val="single" w:sz="6" w:space="0" w:color="ADB9CA"/>
-              <w:bottom w:val="single" w:sz="6" w:space="0" w:color="ADB9CA"/>
-              <w:right w:val="single" w:sz="6" w:space="0" w:color="ADB9CA"/>
-            </w:tcBorders>
-            <w:shd w:val="clear" w:color="auto" w:fill="FFFFFF"/>
-            <w:tcMar>
-              <w:top w:w="80" w:type="dxa"/>
-              <w:left w:w="140" w:type="dxa"/>
-              <w:bottom w:w="80" w:type="dxa"/>
-              <w:right w:w="140" w:type="dxa"/>
-            </w:tcMar>
-            <w:vAlign w:val="center"/>
-          </w:tcPr>
-          <w:p/>
+              <w:top w:val="single" w:color="ADB9CA" w:sz="6" w:space="0"/>
+              <w:left w:val="single" w:color="ADB9CA" w:sz="6" w:space="0"/>
+              <w:bottom w:val="single" w:color="ADB9CA" w:sz="6" w:space="0"/>
+              <w:right w:val="single" w:color="ADB9CA" w:sz="6" w:space="0"/>
+            </w:tcBorders>
+            <w:shd w:val="clear" w:color="auto" w:fill="FFFFFF" w:themeFill="background1"/>
+            <w:tcMar>
+              <w:top w:w="80" w:type="dxa"/>
+              <w:left w:w="140" w:type="dxa"/>
+              <w:bottom w:w="80" w:type="dxa"/>
+              <w:right w:w="140" w:type="dxa"/>
+            </w:tcMar>
+            <w:vAlign w:val="center"/>
+          </w:tcPr>
+          <w:p>
+            <w:r>
+              <w:rPr/>
+              <w:t>Member</w:t>
+            </w:r>
+          </w:p>
         </w:tc>
         <w:tc>
           <w:tcPr>
             <w:tcW w:w="1340" w:type="dxa"/>
             <w:tcBorders>
-              <w:top w:val="single" w:sz="6" w:space="0" w:color="ADB9CA"/>
-              <w:left w:val="single" w:sz="6" w:space="0" w:color="ADB9CA"/>
-              <w:bottom w:val="single" w:sz="6" w:space="0" w:color="ADB9CA"/>
-              <w:right w:val="single" w:sz="6" w:space="0" w:color="ADB9CA"/>
-            </w:tcBorders>
-            <w:shd w:val="clear" w:color="auto" w:fill="FFFFFF"/>
-            <w:tcMar>
-              <w:top w:w="80" w:type="dxa"/>
-              <w:left w:w="140" w:type="dxa"/>
-              <w:bottom w:w="80" w:type="dxa"/>
-              <w:right w:w="140" w:type="dxa"/>
-            </w:tcMar>
-            <w:vAlign w:val="center"/>
-          </w:tcPr>
-          <w:p/>
+              <w:top w:val="single" w:color="ADB9CA" w:sz="6" w:space="0"/>
+              <w:left w:val="single" w:color="ADB9CA" w:sz="6" w:space="0"/>
+              <w:bottom w:val="single" w:color="ADB9CA" w:sz="6" w:space="0"/>
+              <w:right w:val="single" w:color="ADB9CA" w:sz="6" w:space="0"/>
+            </w:tcBorders>
+            <w:shd w:val="clear" w:color="auto" w:fill="FFFFFF" w:themeFill="background1"/>
+            <w:tcMar>
+              <w:top w:w="80" w:type="dxa"/>
+              <w:left w:w="140" w:type="dxa"/>
+              <w:bottom w:w="80" w:type="dxa"/>
+              <w:right w:w="140" w:type="dxa"/>
+            </w:tcMar>
+            <w:vAlign w:val="center"/>
+          </w:tcPr>
+          <w:p>
+            <w:r>
+              <w:rPr/>
+              <w:t>Contact.html</w:t>
+            </w:r>
+          </w:p>
         </w:tc>
         <w:tc>
           <w:tcPr>
             <w:tcW w:w="1700" w:type="dxa"/>
             <w:tcBorders>
-              <w:top w:val="single" w:sz="6" w:space="0" w:color="ADB9CA"/>
-              <w:left w:val="single" w:sz="6" w:space="0" w:color="ADB9CA"/>
-              <w:bottom w:val="single" w:sz="6" w:space="0" w:color="ADB9CA"/>
-              <w:right w:val="single" w:sz="6" w:space="0" w:color="ADB9CA"/>
-            </w:tcBorders>
-            <w:shd w:val="clear" w:color="auto" w:fill="FFFFFF"/>
-            <w:tcMar>
-              <w:top w:w="80" w:type="dxa"/>
-              <w:left w:w="140" w:type="dxa"/>
-              <w:bottom w:w="80" w:type="dxa"/>
-              <w:right w:w="140" w:type="dxa"/>
-            </w:tcMar>
-            <w:vAlign w:val="center"/>
-          </w:tcPr>
-          <w:p/>
+              <w:top w:val="single" w:color="ADB9CA" w:sz="6" w:space="0"/>
+              <w:left w:val="single" w:color="ADB9CA" w:sz="6" w:space="0"/>
+              <w:bottom w:val="single" w:color="ADB9CA" w:sz="6" w:space="0"/>
+              <w:right w:val="single" w:color="ADB9CA" w:sz="6" w:space="0"/>
+            </w:tcBorders>
+            <w:shd w:val="clear" w:color="auto" w:fill="FFFFFF" w:themeFill="background1"/>
+            <w:tcMar>
+              <w:top w:w="80" w:type="dxa"/>
+              <w:left w:w="140" w:type="dxa"/>
+              <w:bottom w:w="80" w:type="dxa"/>
+              <w:right w:w="140" w:type="dxa"/>
+            </w:tcMar>
+            <w:vAlign w:val="center"/>
+          </w:tcPr>
+          <w:p>
+            <w:r>
+              <w:rPr/>
+              <w:t>Feature</w:t>
+            </w:r>
+          </w:p>
         </w:tc>
         <w:tc>
           <w:tcPr>
             <w:tcW w:w="1700" w:type="dxa"/>
             <w:tcBorders>
-              <w:top w:val="single" w:sz="6" w:space="0" w:color="ADB9CA"/>
-              <w:left w:val="single" w:sz="6" w:space="0" w:color="ADB9CA"/>
-              <w:bottom w:val="single" w:sz="6" w:space="0" w:color="ADB9CA"/>
-              <w:right w:val="single" w:sz="6" w:space="0" w:color="ADB9CA"/>
-            </w:tcBorders>
-            <w:shd w:val="clear" w:color="auto" w:fill="FFFFFF"/>
-            <w:tcMar>
-              <w:top w:w="80" w:type="dxa"/>
-              <w:left w:w="140" w:type="dxa"/>
-              <w:bottom w:w="80" w:type="dxa"/>
-              <w:right w:w="140" w:type="dxa"/>
-            </w:tcMar>
-            <w:vAlign w:val="center"/>
-          </w:tcPr>
-          <w:p/>
+              <w:top w:val="single" w:color="ADB9CA" w:sz="6" w:space="0"/>
+              <w:left w:val="single" w:color="ADB9CA" w:sz="6" w:space="0"/>
+              <w:bottom w:val="single" w:color="ADB9CA" w:sz="6" w:space="0"/>
+              <w:right w:val="single" w:color="ADB9CA" w:sz="6" w:space="0"/>
+            </w:tcBorders>
+            <w:shd w:val="clear" w:color="auto" w:fill="FFFFFF" w:themeFill="background1"/>
+            <w:tcMar>
+              <w:top w:w="80" w:type="dxa"/>
+              <w:left w:w="140" w:type="dxa"/>
+              <w:bottom w:w="80" w:type="dxa"/>
+              <w:right w:w="140" w:type="dxa"/>
+            </w:tcMar>
+            <w:vAlign w:val="center"/>
+          </w:tcPr>
+          <w:p>
+            <w:r>
+              <w:rPr/>
+              <w:t>Yes</w:t>
+            </w:r>
+          </w:p>
         </w:tc>
       </w:tr>
     </w:tbl>
@@ -1746,7 +1775,7 @@
         <w:spacing w:before="60" w:after="40"/>
         <w:jc w:val="both"/>
         <w:rPr>
-          <w:rFonts w:ascii="Arial" w:eastAsia="Arial" w:hAnsi="Arial" w:cs="Arial"/>
+          <w:rFonts w:ascii="Arial" w:hAnsi="Arial" w:eastAsia="Arial" w:cs="Arial"/>
           <w:b/>
           <w:bCs/>
           <w:color w:val="000000"/>
@@ -1754,7 +1783,7 @@
       </w:pPr>
       <w:r>
         <w:rPr>
-          <w:rFonts w:ascii="Arial" w:eastAsia="Arial" w:hAnsi="Arial" w:cs="Arial"/>
+          <w:rFonts w:ascii="Arial" w:hAnsi="Arial" w:eastAsia="Arial" w:cs="Arial"/>
           <w:b/>
           <w:bCs/>
           <w:color w:val="000000"/>
@@ -1778,7 +1807,7 @@
       </w:pPr>
       <w:r>
         <w:rPr>
-          <w:rFonts w:ascii="Arial" w:eastAsia="Arial" w:hAnsi="Arial" w:cs="Arial"/>
+          <w:rFonts w:ascii="Arial" w:hAnsi="Arial" w:eastAsia="Arial" w:cs="Arial"/>
           <w:b/>
           <w:bCs/>
           <w:color w:val="000000"/>
@@ -1797,13 +1826,13 @@
     <w:p>
       <w:pPr>
         <w:pBdr>
-          <w:bottom w:val="single" w:sz="6" w:space="4" w:color="2E75B6"/>
+          <w:bottom w:val="single" w:color="2E75B6" w:sz="6" w:space="4"/>
         </w:pBdr>
         <w:spacing w:before="260" w:after="120"/>
       </w:pPr>
       <w:r>
         <w:rPr>
-          <w:rFonts w:ascii="Arial" w:eastAsia="Arial" w:hAnsi="Arial" w:cs="Arial"/>
+          <w:rFonts w:ascii="Arial" w:hAnsi="Arial" w:eastAsia="Arial" w:cs="Arial"/>
           <w:b/>
           <w:bCs/>
           <w:color w:val="1F3864"/>
@@ -1820,7 +1849,7 @@
       </w:pPr>
       <w:r>
         <w:rPr>
-          <w:rFonts w:ascii="Arial" w:eastAsia="Arial" w:hAnsi="Arial" w:cs="Arial"/>
+          <w:rFonts w:ascii="Arial" w:hAnsi="Arial" w:eastAsia="Arial" w:cs="Arial"/>
           <w:color w:val="000000"/>
         </w:rPr>
         <w:t xml:space="preserve">Your team is the development crew for </w:t>
@@ -1828,7 +1857,7 @@
       <w:proofErr w:type="spellStart"/>
       <w:r>
         <w:rPr>
-          <w:rFonts w:ascii="Arial" w:eastAsia="Arial" w:hAnsi="Arial" w:cs="Arial"/>
+          <w:rFonts w:ascii="Arial" w:hAnsi="Arial" w:eastAsia="Arial" w:cs="Arial"/>
           <w:color w:val="000000"/>
         </w:rPr>
         <w:t>TaskFlow</w:t>
@@ -1836,7 +1865,7 @@
       <w:proofErr w:type="spellEnd"/>
       <w:r>
         <w:rPr>
-          <w:rFonts w:ascii="Arial" w:eastAsia="Arial" w:hAnsi="Arial" w:cs="Arial"/>
+          <w:rFonts w:ascii="Arial" w:hAnsi="Arial" w:eastAsia="Arial" w:cs="Arial"/>
           <w:color w:val="000000"/>
         </w:rPr>
         <w:t xml:space="preserve">, a lightweight task-management web application consisting of five HTML pages. The Team Lead sets up the repository, </w:t>
@@ -1844,7 +1873,7 @@
       <w:proofErr w:type="spellStart"/>
       <w:r>
         <w:rPr>
-          <w:rFonts w:ascii="Arial" w:eastAsia="Arial" w:hAnsi="Arial" w:cs="Arial"/>
+          <w:rFonts w:ascii="Arial" w:hAnsi="Arial" w:eastAsia="Arial" w:cs="Arial"/>
           <w:color w:val="000000"/>
         </w:rPr>
         <w:t>Dockerfile</w:t>
@@ -1852,7 +1881,7 @@
       <w:proofErr w:type="spellEnd"/>
       <w:r>
         <w:rPr>
-          <w:rFonts w:ascii="Arial" w:eastAsia="Arial" w:hAnsi="Arial" w:cs="Arial"/>
+          <w:rFonts w:ascii="Arial" w:hAnsi="Arial" w:eastAsia="Arial" w:cs="Arial"/>
           <w:color w:val="000000"/>
         </w:rPr>
         <w:t>, shared stylesheet, and the CI/CD pipelines. Each team member is then individually responsible for building one specific page of the application, following the full Git, GitHub, and Docker flow independently.</w:t>
@@ -1870,7 +1899,7 @@
       </w:pPr>
       <w:r>
         <w:rPr>
-          <w:rFonts w:ascii="Arial" w:eastAsia="Arial" w:hAnsi="Arial" w:cs="Arial"/>
+          <w:rFonts w:ascii="Arial" w:hAnsi="Arial" w:eastAsia="Arial" w:cs="Arial"/>
           <w:color w:val="000000"/>
         </w:rPr>
         <w:t xml:space="preserve">The 5 pages of the </w:t>
@@ -1878,7 +1907,7 @@
       <w:proofErr w:type="spellStart"/>
       <w:r>
         <w:rPr>
-          <w:rFonts w:ascii="Arial" w:eastAsia="Arial" w:hAnsi="Arial" w:cs="Arial"/>
+          <w:rFonts w:ascii="Arial" w:hAnsi="Arial" w:eastAsia="Arial" w:cs="Arial"/>
           <w:color w:val="000000"/>
         </w:rPr>
         <w:t>TaskFlow</w:t>
@@ -1886,7 +1915,7 @@
       <w:proofErr w:type="spellEnd"/>
       <w:r>
         <w:rPr>
-          <w:rFonts w:ascii="Arial" w:eastAsia="Arial" w:hAnsi="Arial" w:cs="Arial"/>
+          <w:rFonts w:ascii="Arial" w:hAnsi="Arial" w:eastAsia="Arial" w:cs="Arial"/>
           <w:color w:val="000000"/>
         </w:rPr>
         <w:t xml:space="preserve"> application and their assignment are defined in Table 3 below. The Team Lead takes Page 1 (Home / Dashboard) in addition to their setup responsibilities.</w:t>
@@ -1904,7 +1933,7 @@
       </w:pPr>
       <w:r>
         <w:rPr>
-          <w:rFonts w:ascii="Arial" w:eastAsia="Arial" w:hAnsi="Arial" w:cs="Arial"/>
+          <w:rFonts w:ascii="Arial" w:hAnsi="Arial" w:eastAsia="Arial" w:cs="Arial"/>
           <w:b/>
           <w:bCs/>
           <w:color w:val="444444"/>
@@ -1916,7 +1945,7 @@
       <w:proofErr w:type="spellStart"/>
       <w:r>
         <w:rPr>
-          <w:rFonts w:ascii="Arial" w:eastAsia="Arial" w:hAnsi="Arial" w:cs="Arial"/>
+          <w:rFonts w:ascii="Arial" w:hAnsi="Arial" w:eastAsia="Arial" w:cs="Arial"/>
           <w:b/>
           <w:bCs/>
           <w:color w:val="444444"/>
@@ -1928,7 +1957,7 @@
       <w:proofErr w:type="spellEnd"/>
       <w:r>
         <w:rPr>
-          <w:rFonts w:ascii="Arial" w:eastAsia="Arial" w:hAnsi="Arial" w:cs="Arial"/>
+          <w:rFonts w:ascii="Arial" w:hAnsi="Arial" w:eastAsia="Arial" w:cs="Arial"/>
           <w:b/>
           <w:bCs/>
           <w:color w:val="444444"/>
@@ -1942,12 +1971,12 @@
       <w:tblPr>
         <w:tblW w:w="9360" w:type="dxa"/>
         <w:tblBorders>
-          <w:top w:val="single" w:sz="4" w:space="0" w:color="auto"/>
-          <w:left w:val="single" w:sz="4" w:space="0" w:color="auto"/>
-          <w:bottom w:val="single" w:sz="4" w:space="0" w:color="auto"/>
-          <w:right w:val="single" w:sz="4" w:space="0" w:color="auto"/>
-          <w:insideH w:val="single" w:sz="4" w:space="0" w:color="auto"/>
-          <w:insideV w:val="single" w:sz="4" w:space="0" w:color="auto"/>
+          <w:top w:val="single" w:color="auto" w:sz="4" w:space="0"/>
+          <w:left w:val="single" w:color="auto" w:sz="4" w:space="0"/>
+          <w:bottom w:val="single" w:color="auto" w:sz="4" w:space="0"/>
+          <w:right w:val="single" w:color="auto" w:sz="4" w:space="0"/>
+          <w:insideH w:val="single" w:color="auto" w:sz="4" w:space="0"/>
+          <w:insideV w:val="single" w:color="auto" w:sz="4" w:space="0"/>
         </w:tblBorders>
         <w:tblCellMar>
           <w:left w:w="10" w:type="dxa"/>
@@ -1969,10 +1998,10 @@
           <w:tcPr>
             <w:tcW w:w="500" w:type="dxa"/>
             <w:tcBorders>
-              <w:top w:val="single" w:sz="6" w:space="0" w:color="ADB9CA"/>
-              <w:left w:val="single" w:sz="6" w:space="0" w:color="ADB9CA"/>
-              <w:bottom w:val="single" w:sz="6" w:space="0" w:color="ADB9CA"/>
-              <w:right w:val="single" w:sz="6" w:space="0" w:color="ADB9CA"/>
+              <w:top w:val="single" w:color="ADB9CA" w:sz="6" w:space="0"/>
+              <w:left w:val="single" w:color="ADB9CA" w:sz="6" w:space="0"/>
+              <w:bottom w:val="single" w:color="ADB9CA" w:sz="6" w:space="0"/>
+              <w:right w:val="single" w:color="ADB9CA" w:sz="6" w:space="0"/>
             </w:tcBorders>
             <w:shd w:val="clear" w:color="auto" w:fill="1F3864"/>
             <w:tcMar>
@@ -1986,7 +2015,7 @@
           <w:p>
             <w:r>
               <w:rPr>
-                <w:rFonts w:ascii="Arial" w:eastAsia="Arial" w:hAnsi="Arial" w:cs="Arial"/>
+                <w:rFonts w:ascii="Arial" w:hAnsi="Arial" w:eastAsia="Arial" w:cs="Arial"/>
                 <w:b/>
                 <w:bCs/>
                 <w:color w:val="FFFFFF"/>
@@ -2001,10 +2030,10 @@
           <w:tcPr>
             <w:tcW w:w="1800" w:type="dxa"/>
             <w:tcBorders>
-              <w:top w:val="single" w:sz="6" w:space="0" w:color="ADB9CA"/>
-              <w:left w:val="single" w:sz="6" w:space="0" w:color="ADB9CA"/>
-              <w:bottom w:val="single" w:sz="6" w:space="0" w:color="ADB9CA"/>
-              <w:right w:val="single" w:sz="6" w:space="0" w:color="ADB9CA"/>
+              <w:top w:val="single" w:color="ADB9CA" w:sz="6" w:space="0"/>
+              <w:left w:val="single" w:color="ADB9CA" w:sz="6" w:space="0"/>
+              <w:bottom w:val="single" w:color="ADB9CA" w:sz="6" w:space="0"/>
+              <w:right w:val="single" w:color="ADB9CA" w:sz="6" w:space="0"/>
             </w:tcBorders>
             <w:shd w:val="clear" w:color="auto" w:fill="1F3864"/>
             <w:tcMar>
@@ -2018,7 +2047,7 @@
           <w:p>
             <w:r>
               <w:rPr>
-                <w:rFonts w:ascii="Arial" w:eastAsia="Arial" w:hAnsi="Arial" w:cs="Arial"/>
+                <w:rFonts w:ascii="Arial" w:hAnsi="Arial" w:eastAsia="Arial" w:cs="Arial"/>
                 <w:b/>
                 <w:bCs/>
                 <w:color w:val="FFFFFF"/>
@@ -2033,10 +2062,10 @@
           <w:tcPr>
             <w:tcW w:w="2200" w:type="dxa"/>
             <w:tcBorders>
-              <w:top w:val="single" w:sz="6" w:space="0" w:color="ADB9CA"/>
-              <w:left w:val="single" w:sz="6" w:space="0" w:color="ADB9CA"/>
-              <w:bottom w:val="single" w:sz="6" w:space="0" w:color="ADB9CA"/>
-              <w:right w:val="single" w:sz="6" w:space="0" w:color="ADB9CA"/>
+              <w:top w:val="single" w:color="ADB9CA" w:sz="6" w:space="0"/>
+              <w:left w:val="single" w:color="ADB9CA" w:sz="6" w:space="0"/>
+              <w:bottom w:val="single" w:color="ADB9CA" w:sz="6" w:space="0"/>
+              <w:right w:val="single" w:color="ADB9CA" w:sz="6" w:space="0"/>
             </w:tcBorders>
             <w:shd w:val="clear" w:color="auto" w:fill="1F3864"/>
             <w:tcMar>
@@ -2050,7 +2079,7 @@
           <w:p>
             <w:r>
               <w:rPr>
-                <w:rFonts w:ascii="Arial" w:eastAsia="Arial" w:hAnsi="Arial" w:cs="Arial"/>
+                <w:rFonts w:ascii="Arial" w:hAnsi="Arial" w:eastAsia="Arial" w:cs="Arial"/>
                 <w:b/>
                 <w:bCs/>
                 <w:color w:val="FFFFFF"/>
@@ -2065,10 +2094,10 @@
           <w:tcPr>
             <w:tcW w:w="4860" w:type="dxa"/>
             <w:tcBorders>
-              <w:top w:val="single" w:sz="6" w:space="0" w:color="ADB9CA"/>
-              <w:left w:val="single" w:sz="6" w:space="0" w:color="ADB9CA"/>
-              <w:bottom w:val="single" w:sz="6" w:space="0" w:color="ADB9CA"/>
-              <w:right w:val="single" w:sz="6" w:space="0" w:color="ADB9CA"/>
+              <w:top w:val="single" w:color="ADB9CA" w:sz="6" w:space="0"/>
+              <w:left w:val="single" w:color="ADB9CA" w:sz="6" w:space="0"/>
+              <w:bottom w:val="single" w:color="ADB9CA" w:sz="6" w:space="0"/>
+              <w:right w:val="single" w:color="ADB9CA" w:sz="6" w:space="0"/>
             </w:tcBorders>
             <w:shd w:val="clear" w:color="auto" w:fill="1F3864"/>
             <w:tcMar>
@@ -2082,7 +2111,7 @@
           <w:p>
             <w:r>
               <w:rPr>
-                <w:rFonts w:ascii="Arial" w:eastAsia="Arial" w:hAnsi="Arial" w:cs="Arial"/>
+                <w:rFonts w:ascii="Arial" w:hAnsi="Arial" w:eastAsia="Arial" w:cs="Arial"/>
                 <w:b/>
                 <w:bCs/>
                 <w:color w:val="FFFFFF"/>
@@ -2099,10 +2128,10 @@
           <w:tcPr>
             <w:tcW w:w="500" w:type="dxa"/>
             <w:tcBorders>
-              <w:top w:val="single" w:sz="6" w:space="0" w:color="ADB9CA"/>
-              <w:left w:val="single" w:sz="6" w:space="0" w:color="ADB9CA"/>
-              <w:bottom w:val="single" w:sz="6" w:space="0" w:color="ADB9CA"/>
-              <w:right w:val="single" w:sz="6" w:space="0" w:color="ADB9CA"/>
+              <w:top w:val="single" w:color="ADB9CA" w:sz="6" w:space="0"/>
+              <w:left w:val="single" w:color="ADB9CA" w:sz="6" w:space="0"/>
+              <w:bottom w:val="single" w:color="ADB9CA" w:sz="6" w:space="0"/>
+              <w:right w:val="single" w:color="ADB9CA" w:sz="6" w:space="0"/>
             </w:tcBorders>
             <w:shd w:val="clear" w:color="auto" w:fill="E8F0FB"/>
             <w:tcMar>
@@ -2116,7 +2145,7 @@
           <w:p>
             <w:r>
               <w:rPr>
-                <w:rFonts w:ascii="Arial" w:eastAsia="Arial" w:hAnsi="Arial" w:cs="Arial"/>
+                <w:rFonts w:ascii="Arial" w:hAnsi="Arial" w:eastAsia="Arial" w:cs="Arial"/>
                 <w:b/>
                 <w:bCs/>
                 <w:color w:val="000000"/>
@@ -2131,10 +2160,10 @@
           <w:tcPr>
             <w:tcW w:w="1800" w:type="dxa"/>
             <w:tcBorders>
-              <w:top w:val="single" w:sz="6" w:space="0" w:color="ADB9CA"/>
-              <w:left w:val="single" w:sz="6" w:space="0" w:color="ADB9CA"/>
-              <w:bottom w:val="single" w:sz="6" w:space="0" w:color="ADB9CA"/>
-              <w:right w:val="single" w:sz="6" w:space="0" w:color="ADB9CA"/>
+              <w:top w:val="single" w:color="ADB9CA" w:sz="6" w:space="0"/>
+              <w:left w:val="single" w:color="ADB9CA" w:sz="6" w:space="0"/>
+              <w:bottom w:val="single" w:color="ADB9CA" w:sz="6" w:space="0"/>
+              <w:right w:val="single" w:color="ADB9CA" w:sz="6" w:space="0"/>
             </w:tcBorders>
             <w:shd w:val="clear" w:color="auto" w:fill="E8F0FB"/>
             <w:tcMar>
@@ -2148,7 +2177,7 @@
           <w:p>
             <w:r>
               <w:rPr>
-                <w:rFonts w:ascii="Arial" w:eastAsia="Arial" w:hAnsi="Arial" w:cs="Arial"/>
+                <w:rFonts w:ascii="Arial" w:hAnsi="Arial" w:eastAsia="Arial" w:cs="Arial"/>
                 <w:b/>
                 <w:bCs/>
                 <w:color w:val="000000"/>
@@ -2163,10 +2192,10 @@
           <w:tcPr>
             <w:tcW w:w="2200" w:type="dxa"/>
             <w:tcBorders>
-              <w:top w:val="single" w:sz="6" w:space="0" w:color="ADB9CA"/>
-              <w:left w:val="single" w:sz="6" w:space="0" w:color="ADB9CA"/>
-              <w:bottom w:val="single" w:sz="6" w:space="0" w:color="ADB9CA"/>
-              <w:right w:val="single" w:sz="6" w:space="0" w:color="ADB9CA"/>
+              <w:top w:val="single" w:color="ADB9CA" w:sz="6" w:space="0"/>
+              <w:left w:val="single" w:color="ADB9CA" w:sz="6" w:space="0"/>
+              <w:bottom w:val="single" w:color="ADB9CA" w:sz="6" w:space="0"/>
+              <w:right w:val="single" w:color="ADB9CA" w:sz="6" w:space="0"/>
             </w:tcBorders>
             <w:shd w:val="clear" w:color="auto" w:fill="E8F0FB"/>
             <w:tcMar>
@@ -2180,7 +2209,7 @@
           <w:p>
             <w:r>
               <w:rPr>
-                <w:rFonts w:ascii="Arial" w:eastAsia="Arial" w:hAnsi="Arial" w:cs="Arial"/>
+                <w:rFonts w:ascii="Arial" w:hAnsi="Arial" w:eastAsia="Arial" w:cs="Arial"/>
                 <w:color w:val="000000"/>
                 <w:sz w:val="18"/>
                 <w:szCs w:val="18"/>
@@ -2193,10 +2222,10 @@
           <w:tcPr>
             <w:tcW w:w="4860" w:type="dxa"/>
             <w:tcBorders>
-              <w:top w:val="single" w:sz="6" w:space="0" w:color="ADB9CA"/>
-              <w:left w:val="single" w:sz="6" w:space="0" w:color="ADB9CA"/>
-              <w:bottom w:val="single" w:sz="6" w:space="0" w:color="ADB9CA"/>
-              <w:right w:val="single" w:sz="6" w:space="0" w:color="ADB9CA"/>
+              <w:top w:val="single" w:color="ADB9CA" w:sz="6" w:space="0"/>
+              <w:left w:val="single" w:color="ADB9CA" w:sz="6" w:space="0"/>
+              <w:bottom w:val="single" w:color="ADB9CA" w:sz="6" w:space="0"/>
+              <w:right w:val="single" w:color="ADB9CA" w:sz="6" w:space="0"/>
             </w:tcBorders>
             <w:shd w:val="clear" w:color="auto" w:fill="E8F0FB"/>
             <w:tcMar>
@@ -2210,7 +2239,7 @@
           <w:p>
             <w:r>
               <w:rPr>
-                <w:rFonts w:ascii="Arial" w:eastAsia="Arial" w:hAnsi="Arial" w:cs="Arial"/>
+                <w:rFonts w:ascii="Arial" w:hAnsi="Arial" w:eastAsia="Arial" w:cs="Arial"/>
                 <w:color w:val="000000"/>
                 <w:sz w:val="18"/>
                 <w:szCs w:val="18"/>
@@ -2225,10 +2254,10 @@
           <w:tcPr>
             <w:tcW w:w="500" w:type="dxa"/>
             <w:tcBorders>
-              <w:top w:val="single" w:sz="6" w:space="0" w:color="ADB9CA"/>
-              <w:left w:val="single" w:sz="6" w:space="0" w:color="ADB9CA"/>
-              <w:bottom w:val="single" w:sz="6" w:space="0" w:color="ADB9CA"/>
-              <w:right w:val="single" w:sz="6" w:space="0" w:color="ADB9CA"/>
+              <w:top w:val="single" w:color="ADB9CA" w:sz="6" w:space="0"/>
+              <w:left w:val="single" w:color="ADB9CA" w:sz="6" w:space="0"/>
+              <w:bottom w:val="single" w:color="ADB9CA" w:sz="6" w:space="0"/>
+              <w:right w:val="single" w:color="ADB9CA" w:sz="6" w:space="0"/>
             </w:tcBorders>
             <w:shd w:val="clear" w:color="auto" w:fill="FFFFFF"/>
             <w:tcMar>
@@ -2242,7 +2271,7 @@
           <w:p>
             <w:r>
               <w:rPr>
-                <w:rFonts w:ascii="Arial" w:eastAsia="Arial" w:hAnsi="Arial" w:cs="Arial"/>
+                <w:rFonts w:ascii="Arial" w:hAnsi="Arial" w:eastAsia="Arial" w:cs="Arial"/>
                 <w:b/>
                 <w:bCs/>
                 <w:color w:val="000000"/>
@@ -2257,10 +2286,10 @@
           <w:tcPr>
             <w:tcW w:w="1800" w:type="dxa"/>
             <w:tcBorders>
-              <w:top w:val="single" w:sz="6" w:space="0" w:color="ADB9CA"/>
-              <w:left w:val="single" w:sz="6" w:space="0" w:color="ADB9CA"/>
-              <w:bottom w:val="single" w:sz="6" w:space="0" w:color="ADB9CA"/>
-              <w:right w:val="single" w:sz="6" w:space="0" w:color="ADB9CA"/>
+              <w:top w:val="single" w:color="ADB9CA" w:sz="6" w:space="0"/>
+              <w:left w:val="single" w:color="ADB9CA" w:sz="6" w:space="0"/>
+              <w:bottom w:val="single" w:color="ADB9CA" w:sz="6" w:space="0"/>
+              <w:right w:val="single" w:color="ADB9CA" w:sz="6" w:space="0"/>
             </w:tcBorders>
             <w:shd w:val="clear" w:color="auto" w:fill="FFFFFF"/>
             <w:tcMar>
@@ -2274,7 +2303,7 @@
           <w:p>
             <w:r>
               <w:rPr>
-                <w:rFonts w:ascii="Arial" w:eastAsia="Arial" w:hAnsi="Arial" w:cs="Arial"/>
+                <w:rFonts w:ascii="Arial" w:hAnsi="Arial" w:eastAsia="Arial" w:cs="Arial"/>
                 <w:b/>
                 <w:bCs/>
                 <w:color w:val="000000"/>
@@ -2289,10 +2318,10 @@
           <w:tcPr>
             <w:tcW w:w="2200" w:type="dxa"/>
             <w:tcBorders>
-              <w:top w:val="single" w:sz="6" w:space="0" w:color="ADB9CA"/>
-              <w:left w:val="single" w:sz="6" w:space="0" w:color="ADB9CA"/>
-              <w:bottom w:val="single" w:sz="6" w:space="0" w:color="ADB9CA"/>
-              <w:right w:val="single" w:sz="6" w:space="0" w:color="ADB9CA"/>
+              <w:top w:val="single" w:color="ADB9CA" w:sz="6" w:space="0"/>
+              <w:left w:val="single" w:color="ADB9CA" w:sz="6" w:space="0"/>
+              <w:bottom w:val="single" w:color="ADB9CA" w:sz="6" w:space="0"/>
+              <w:right w:val="single" w:color="ADB9CA" w:sz="6" w:space="0"/>
             </w:tcBorders>
             <w:shd w:val="clear" w:color="auto" w:fill="FFFFFF"/>
             <w:tcMar>
@@ -2306,7 +2335,7 @@
           <w:p>
             <w:r>
               <w:rPr>
-                <w:rFonts w:ascii="Arial" w:eastAsia="Arial" w:hAnsi="Arial" w:cs="Arial"/>
+                <w:rFonts w:ascii="Arial" w:hAnsi="Arial" w:eastAsia="Arial" w:cs="Arial"/>
                 <w:color w:val="000000"/>
                 <w:sz w:val="18"/>
                 <w:szCs w:val="18"/>
@@ -2319,10 +2348,10 @@
           <w:tcPr>
             <w:tcW w:w="4860" w:type="dxa"/>
             <w:tcBorders>
-              <w:top w:val="single" w:sz="6" w:space="0" w:color="ADB9CA"/>
-              <w:left w:val="single" w:sz="6" w:space="0" w:color="ADB9CA"/>
-              <w:bottom w:val="single" w:sz="6" w:space="0" w:color="ADB9CA"/>
-              <w:right w:val="single" w:sz="6" w:space="0" w:color="ADB9CA"/>
+              <w:top w:val="single" w:color="ADB9CA" w:sz="6" w:space="0"/>
+              <w:left w:val="single" w:color="ADB9CA" w:sz="6" w:space="0"/>
+              <w:bottom w:val="single" w:color="ADB9CA" w:sz="6" w:space="0"/>
+              <w:right w:val="single" w:color="ADB9CA" w:sz="6" w:space="0"/>
             </w:tcBorders>
             <w:shd w:val="clear" w:color="auto" w:fill="FFFFFF"/>
             <w:tcMar>
@@ -2336,7 +2365,7 @@
           <w:p>
             <w:r>
               <w:rPr>
-                <w:rFonts w:ascii="Arial" w:eastAsia="Arial" w:hAnsi="Arial" w:cs="Arial"/>
+                <w:rFonts w:ascii="Arial" w:hAnsi="Arial" w:eastAsia="Arial" w:cs="Arial"/>
                 <w:color w:val="000000"/>
                 <w:sz w:val="18"/>
                 <w:szCs w:val="18"/>
@@ -2345,7 +2374,7 @@
             </w:r>
             <w:r>
               <w:rPr>
-                <w:rFonts w:ascii="Arial" w:eastAsia="Arial" w:hAnsi="Arial" w:cs="Arial"/>
+                <w:rFonts w:ascii="Arial" w:hAnsi="Arial" w:eastAsia="Arial" w:cs="Arial"/>
                 <w:color w:val="000000"/>
                 <w:sz w:val="18"/>
                 <w:szCs w:val="18"/>
@@ -2354,7 +2383,7 @@
             </w:r>
             <w:r>
               <w:rPr>
-                <w:rFonts w:ascii="Arial" w:eastAsia="Arial" w:hAnsi="Arial" w:cs="Arial"/>
+                <w:rFonts w:ascii="Arial" w:hAnsi="Arial" w:eastAsia="Arial" w:cs="Arial"/>
                 <w:color w:val="000000"/>
                 <w:sz w:val="18"/>
                 <w:szCs w:val="18"/>
@@ -2369,10 +2398,10 @@
           <w:tcPr>
             <w:tcW w:w="500" w:type="dxa"/>
             <w:tcBorders>
-              <w:top w:val="single" w:sz="6" w:space="0" w:color="ADB9CA"/>
-              <w:left w:val="single" w:sz="6" w:space="0" w:color="ADB9CA"/>
-              <w:bottom w:val="single" w:sz="6" w:space="0" w:color="ADB9CA"/>
-              <w:right w:val="single" w:sz="6" w:space="0" w:color="ADB9CA"/>
+              <w:top w:val="single" w:color="ADB9CA" w:sz="6" w:space="0"/>
+              <w:left w:val="single" w:color="ADB9CA" w:sz="6" w:space="0"/>
+              <w:bottom w:val="single" w:color="ADB9CA" w:sz="6" w:space="0"/>
+              <w:right w:val="single" w:color="ADB9CA" w:sz="6" w:space="0"/>
             </w:tcBorders>
             <w:shd w:val="clear" w:color="auto" w:fill="E8F0FB"/>
             <w:tcMar>
@@ -2386,7 +2415,7 @@
           <w:p>
             <w:r>
               <w:rPr>
-                <w:rFonts w:ascii="Arial" w:eastAsia="Arial" w:hAnsi="Arial" w:cs="Arial"/>
+                <w:rFonts w:ascii="Arial" w:hAnsi="Arial" w:eastAsia="Arial" w:cs="Arial"/>
                 <w:b/>
                 <w:bCs/>
                 <w:color w:val="000000"/>
@@ -2401,10 +2430,10 @@
           <w:tcPr>
             <w:tcW w:w="1800" w:type="dxa"/>
             <w:tcBorders>
-              <w:top w:val="single" w:sz="6" w:space="0" w:color="ADB9CA"/>
-              <w:left w:val="single" w:sz="6" w:space="0" w:color="ADB9CA"/>
-              <w:bottom w:val="single" w:sz="6" w:space="0" w:color="ADB9CA"/>
-              <w:right w:val="single" w:sz="6" w:space="0" w:color="ADB9CA"/>
+              <w:top w:val="single" w:color="ADB9CA" w:sz="6" w:space="0"/>
+              <w:left w:val="single" w:color="ADB9CA" w:sz="6" w:space="0"/>
+              <w:bottom w:val="single" w:color="ADB9CA" w:sz="6" w:space="0"/>
+              <w:right w:val="single" w:color="ADB9CA" w:sz="6" w:space="0"/>
             </w:tcBorders>
             <w:shd w:val="clear" w:color="auto" w:fill="E8F0FB"/>
             <w:tcMar>
@@ -2418,7 +2447,7 @@
           <w:p>
             <w:r>
               <w:rPr>
-                <w:rFonts w:ascii="Arial" w:eastAsia="Arial" w:hAnsi="Arial" w:cs="Arial"/>
+                <w:rFonts w:ascii="Arial" w:hAnsi="Arial" w:eastAsia="Arial" w:cs="Arial"/>
                 <w:b/>
                 <w:bCs/>
                 <w:color w:val="000000"/>
@@ -2433,10 +2462,10 @@
           <w:tcPr>
             <w:tcW w:w="2200" w:type="dxa"/>
             <w:tcBorders>
-              <w:top w:val="single" w:sz="6" w:space="0" w:color="ADB9CA"/>
-              <w:left w:val="single" w:sz="6" w:space="0" w:color="ADB9CA"/>
-              <w:bottom w:val="single" w:sz="6" w:space="0" w:color="ADB9CA"/>
-              <w:right w:val="single" w:sz="6" w:space="0" w:color="ADB9CA"/>
+              <w:top w:val="single" w:color="ADB9CA" w:sz="6" w:space="0"/>
+              <w:left w:val="single" w:color="ADB9CA" w:sz="6" w:space="0"/>
+              <w:bottom w:val="single" w:color="ADB9CA" w:sz="6" w:space="0"/>
+              <w:right w:val="single" w:color="ADB9CA" w:sz="6" w:space="0"/>
             </w:tcBorders>
             <w:shd w:val="clear" w:color="auto" w:fill="E8F0FB"/>
             <w:tcMar>
@@ -2450,7 +2479,7 @@
           <w:p>
             <w:r>
               <w:rPr>
-                <w:rFonts w:ascii="Arial" w:eastAsia="Arial" w:hAnsi="Arial" w:cs="Arial"/>
+                <w:rFonts w:ascii="Arial" w:hAnsi="Arial" w:eastAsia="Arial" w:cs="Arial"/>
                 <w:color w:val="000000"/>
                 <w:sz w:val="18"/>
                 <w:szCs w:val="18"/>
@@ -2463,10 +2492,10 @@
           <w:tcPr>
             <w:tcW w:w="4860" w:type="dxa"/>
             <w:tcBorders>
-              <w:top w:val="single" w:sz="6" w:space="0" w:color="ADB9CA"/>
-              <w:left w:val="single" w:sz="6" w:space="0" w:color="ADB9CA"/>
-              <w:bottom w:val="single" w:sz="6" w:space="0" w:color="ADB9CA"/>
-              <w:right w:val="single" w:sz="6" w:space="0" w:color="ADB9CA"/>
+              <w:top w:val="single" w:color="ADB9CA" w:sz="6" w:space="0"/>
+              <w:left w:val="single" w:color="ADB9CA" w:sz="6" w:space="0"/>
+              <w:bottom w:val="single" w:color="ADB9CA" w:sz="6" w:space="0"/>
+              <w:right w:val="single" w:color="ADB9CA" w:sz="6" w:space="0"/>
             </w:tcBorders>
             <w:shd w:val="clear" w:color="auto" w:fill="E8F0FB"/>
             <w:tcMar>
@@ -2480,7 +2509,7 @@
           <w:p>
             <w:r>
               <w:rPr>
-                <w:rFonts w:ascii="Arial" w:eastAsia="Arial" w:hAnsi="Arial" w:cs="Arial"/>
+                <w:rFonts w:ascii="Arial" w:hAnsi="Arial" w:eastAsia="Arial" w:cs="Arial"/>
                 <w:color w:val="000000"/>
                 <w:sz w:val="18"/>
                 <w:szCs w:val="18"/>
@@ -2495,10 +2524,10 @@
           <w:tcPr>
             <w:tcW w:w="500" w:type="dxa"/>
             <w:tcBorders>
-              <w:top w:val="single" w:sz="6" w:space="0" w:color="ADB9CA"/>
-              <w:left w:val="single" w:sz="6" w:space="0" w:color="ADB9CA"/>
-              <w:bottom w:val="single" w:sz="6" w:space="0" w:color="ADB9CA"/>
-              <w:right w:val="single" w:sz="6" w:space="0" w:color="ADB9CA"/>
+              <w:top w:val="single" w:color="ADB9CA" w:sz="6" w:space="0"/>
+              <w:left w:val="single" w:color="ADB9CA" w:sz="6" w:space="0"/>
+              <w:bottom w:val="single" w:color="ADB9CA" w:sz="6" w:space="0"/>
+              <w:right w:val="single" w:color="ADB9CA" w:sz="6" w:space="0"/>
             </w:tcBorders>
             <w:shd w:val="clear" w:color="auto" w:fill="FFFFFF"/>
             <w:tcMar>
@@ -2512,7 +2541,7 @@
           <w:p>
             <w:r>
               <w:rPr>
-                <w:rFonts w:ascii="Arial" w:eastAsia="Arial" w:hAnsi="Arial" w:cs="Arial"/>
+                <w:rFonts w:ascii="Arial" w:hAnsi="Arial" w:eastAsia="Arial" w:cs="Arial"/>
                 <w:b/>
                 <w:bCs/>
                 <w:color w:val="000000"/>
@@ -2527,10 +2556,10 @@
           <w:tcPr>
             <w:tcW w:w="1800" w:type="dxa"/>
             <w:tcBorders>
-              <w:top w:val="single" w:sz="6" w:space="0" w:color="ADB9CA"/>
-              <w:left w:val="single" w:sz="6" w:space="0" w:color="ADB9CA"/>
-              <w:bottom w:val="single" w:sz="6" w:space="0" w:color="ADB9CA"/>
-              <w:right w:val="single" w:sz="6" w:space="0" w:color="ADB9CA"/>
+              <w:top w:val="single" w:color="ADB9CA" w:sz="6" w:space="0"/>
+              <w:left w:val="single" w:color="ADB9CA" w:sz="6" w:space="0"/>
+              <w:bottom w:val="single" w:color="ADB9CA" w:sz="6" w:space="0"/>
+              <w:right w:val="single" w:color="ADB9CA" w:sz="6" w:space="0"/>
             </w:tcBorders>
             <w:shd w:val="clear" w:color="auto" w:fill="FFFFFF"/>
             <w:tcMar>
@@ -2544,7 +2573,7 @@
           <w:p>
             <w:r>
               <w:rPr>
-                <w:rFonts w:ascii="Arial" w:eastAsia="Arial" w:hAnsi="Arial" w:cs="Arial"/>
+                <w:rFonts w:ascii="Arial" w:hAnsi="Arial" w:eastAsia="Arial" w:cs="Arial"/>
                 <w:b/>
                 <w:bCs/>
                 <w:color w:val="000000"/>
@@ -2559,10 +2588,10 @@
           <w:tcPr>
             <w:tcW w:w="2200" w:type="dxa"/>
             <w:tcBorders>
-              <w:top w:val="single" w:sz="6" w:space="0" w:color="ADB9CA"/>
-              <w:left w:val="single" w:sz="6" w:space="0" w:color="ADB9CA"/>
-              <w:bottom w:val="single" w:sz="6" w:space="0" w:color="ADB9CA"/>
-              <w:right w:val="single" w:sz="6" w:space="0" w:color="ADB9CA"/>
+              <w:top w:val="single" w:color="ADB9CA" w:sz="6" w:space="0"/>
+              <w:left w:val="single" w:color="ADB9CA" w:sz="6" w:space="0"/>
+              <w:bottom w:val="single" w:color="ADB9CA" w:sz="6" w:space="0"/>
+              <w:right w:val="single" w:color="ADB9CA" w:sz="6" w:space="0"/>
             </w:tcBorders>
             <w:shd w:val="clear" w:color="auto" w:fill="FFFFFF"/>
             <w:tcMar>
@@ -2576,7 +2605,7 @@
           <w:p>
             <w:r>
               <w:rPr>
-                <w:rFonts w:ascii="Arial" w:eastAsia="Arial" w:hAnsi="Arial" w:cs="Arial"/>
+                <w:rFonts w:ascii="Arial" w:hAnsi="Arial" w:eastAsia="Arial" w:cs="Arial"/>
                 <w:color w:val="000000"/>
                 <w:sz w:val="18"/>
                 <w:szCs w:val="18"/>
@@ -2589,10 +2618,10 @@
           <w:tcPr>
             <w:tcW w:w="4860" w:type="dxa"/>
             <w:tcBorders>
-              <w:top w:val="single" w:sz="6" w:space="0" w:color="ADB9CA"/>
-              <w:left w:val="single" w:sz="6" w:space="0" w:color="ADB9CA"/>
-              <w:bottom w:val="single" w:sz="6" w:space="0" w:color="ADB9CA"/>
-              <w:right w:val="single" w:sz="6" w:space="0" w:color="ADB9CA"/>
+              <w:top w:val="single" w:color="ADB9CA" w:sz="6" w:space="0"/>
+              <w:left w:val="single" w:color="ADB9CA" w:sz="6" w:space="0"/>
+              <w:bottom w:val="single" w:color="ADB9CA" w:sz="6" w:space="0"/>
+              <w:right w:val="single" w:color="ADB9CA" w:sz="6" w:space="0"/>
             </w:tcBorders>
             <w:shd w:val="clear" w:color="auto" w:fill="FFFFFF"/>
             <w:tcMar>
@@ -2606,7 +2635,7 @@
           <w:p>
             <w:r>
               <w:rPr>
-                <w:rFonts w:ascii="Arial" w:eastAsia="Arial" w:hAnsi="Arial" w:cs="Arial"/>
+                <w:rFonts w:ascii="Arial" w:hAnsi="Arial" w:eastAsia="Arial" w:cs="Arial"/>
                 <w:color w:val="000000"/>
                 <w:sz w:val="18"/>
                 <w:szCs w:val="18"/>
@@ -2621,10 +2650,10 @@
           <w:tcPr>
             <w:tcW w:w="500" w:type="dxa"/>
             <w:tcBorders>
-              <w:top w:val="single" w:sz="6" w:space="0" w:color="ADB9CA"/>
-              <w:left w:val="single" w:sz="6" w:space="0" w:color="ADB9CA"/>
-              <w:bottom w:val="single" w:sz="6" w:space="0" w:color="ADB9CA"/>
-              <w:right w:val="single" w:sz="6" w:space="0" w:color="ADB9CA"/>
+              <w:top w:val="single" w:color="ADB9CA" w:sz="6" w:space="0"/>
+              <w:left w:val="single" w:color="ADB9CA" w:sz="6" w:space="0"/>
+              <w:bottom w:val="single" w:color="ADB9CA" w:sz="6" w:space="0"/>
+              <w:right w:val="single" w:color="ADB9CA" w:sz="6" w:space="0"/>
             </w:tcBorders>
             <w:shd w:val="clear" w:color="auto" w:fill="E8F0FB"/>
             <w:tcMar>
@@ -2638,14 +2667,13 @@
           <w:p>
             <w:r>
               <w:rPr>
-                <w:rFonts w:ascii="Arial" w:eastAsia="Arial" w:hAnsi="Arial" w:cs="Arial"/>
+                <w:rFonts w:ascii="Arial" w:hAnsi="Arial" w:eastAsia="Arial" w:cs="Arial"/>
                 <w:b/>
                 <w:bCs/>
                 <w:color w:val="000000"/>
                 <w:sz w:val="18"/>
                 <w:szCs w:val="18"/>
               </w:rPr>
-              <w:lastRenderedPageBreak/>
               <w:t>5</w:t>
             </w:r>
           </w:p>
@@ -2654,10 +2682,10 @@
           <w:tcPr>
             <w:tcW w:w="1800" w:type="dxa"/>
             <w:tcBorders>
-              <w:top w:val="single" w:sz="6" w:space="0" w:color="ADB9CA"/>
-              <w:left w:val="single" w:sz="6" w:space="0" w:color="ADB9CA"/>
-              <w:bottom w:val="single" w:sz="6" w:space="0" w:color="ADB9CA"/>
-              <w:right w:val="single" w:sz="6" w:space="0" w:color="ADB9CA"/>
+              <w:top w:val="single" w:color="ADB9CA" w:sz="6" w:space="0"/>
+              <w:left w:val="single" w:color="ADB9CA" w:sz="6" w:space="0"/>
+              <w:bottom w:val="single" w:color="ADB9CA" w:sz="6" w:space="0"/>
+              <w:right w:val="single" w:color="ADB9CA" w:sz="6" w:space="0"/>
             </w:tcBorders>
             <w:shd w:val="clear" w:color="auto" w:fill="E8F0FB"/>
             <w:tcMar>
@@ -2671,7 +2699,7 @@
           <w:p>
             <w:r>
               <w:rPr>
-                <w:rFonts w:ascii="Arial" w:eastAsia="Arial" w:hAnsi="Arial" w:cs="Arial"/>
+                <w:rFonts w:ascii="Arial" w:hAnsi="Arial" w:eastAsia="Arial" w:cs="Arial"/>
                 <w:b/>
                 <w:bCs/>
                 <w:color w:val="000000"/>
@@ -2686,10 +2714,10 @@
           <w:tcPr>
             <w:tcW w:w="2200" w:type="dxa"/>
             <w:tcBorders>
-              <w:top w:val="single" w:sz="6" w:space="0" w:color="ADB9CA"/>
-              <w:left w:val="single" w:sz="6" w:space="0" w:color="ADB9CA"/>
-              <w:bottom w:val="single" w:sz="6" w:space="0" w:color="ADB9CA"/>
-              <w:right w:val="single" w:sz="6" w:space="0" w:color="ADB9CA"/>
+              <w:top w:val="single" w:color="ADB9CA" w:sz="6" w:space="0"/>
+              <w:left w:val="single" w:color="ADB9CA" w:sz="6" w:space="0"/>
+              <w:bottom w:val="single" w:color="ADB9CA" w:sz="6" w:space="0"/>
+              <w:right w:val="single" w:color="ADB9CA" w:sz="6" w:space="0"/>
             </w:tcBorders>
             <w:shd w:val="clear" w:color="auto" w:fill="E8F0FB"/>
             <w:tcMar>
@@ -2703,7 +2731,7 @@
           <w:p>
             <w:r>
               <w:rPr>
-                <w:rFonts w:ascii="Arial" w:eastAsia="Arial" w:hAnsi="Arial" w:cs="Arial"/>
+                <w:rFonts w:ascii="Arial" w:hAnsi="Arial" w:eastAsia="Arial" w:cs="Arial"/>
                 <w:color w:val="000000"/>
                 <w:sz w:val="18"/>
                 <w:szCs w:val="18"/>
@@ -2716,10 +2744,10 @@
           <w:tcPr>
             <w:tcW w:w="4860" w:type="dxa"/>
             <w:tcBorders>
-              <w:top w:val="single" w:sz="6" w:space="0" w:color="ADB9CA"/>
-              <w:left w:val="single" w:sz="6" w:space="0" w:color="ADB9CA"/>
-              <w:bottom w:val="single" w:sz="6" w:space="0" w:color="ADB9CA"/>
-              <w:right w:val="single" w:sz="6" w:space="0" w:color="ADB9CA"/>
+              <w:top w:val="single" w:color="ADB9CA" w:sz="6" w:space="0"/>
+              <w:left w:val="single" w:color="ADB9CA" w:sz="6" w:space="0"/>
+              <w:bottom w:val="single" w:color="ADB9CA" w:sz="6" w:space="0"/>
+              <w:right w:val="single" w:color="ADB9CA" w:sz="6" w:space="0"/>
             </w:tcBorders>
             <w:shd w:val="clear" w:color="auto" w:fill="E8F0FB"/>
             <w:tcMar>
@@ -2733,7 +2761,7 @@
           <w:p>
             <w:r>
               <w:rPr>
-                <w:rFonts w:ascii="Arial" w:eastAsia="Arial" w:hAnsi="Arial" w:cs="Arial"/>
+                <w:rFonts w:ascii="Arial" w:hAnsi="Arial" w:eastAsia="Arial" w:cs="Arial"/>
                 <w:color w:val="000000"/>
                 <w:sz w:val="18"/>
                 <w:szCs w:val="18"/>
@@ -2743,7 +2771,7 @@
             <w:proofErr w:type="spellStart"/>
             <w:r>
               <w:rPr>
-                <w:rFonts w:ascii="Arial" w:eastAsia="Arial" w:hAnsi="Arial" w:cs="Arial"/>
+                <w:rFonts w:ascii="Arial" w:hAnsi="Arial" w:eastAsia="Arial" w:cs="Arial"/>
                 <w:color w:val="000000"/>
                 <w:sz w:val="18"/>
                 <w:szCs w:val="18"/>
@@ -2753,7 +2781,7 @@
             <w:proofErr w:type="spellEnd"/>
             <w:r>
               <w:rPr>
-                <w:rFonts w:ascii="Arial" w:eastAsia="Arial" w:hAnsi="Arial" w:cs="Arial"/>
+                <w:rFonts w:ascii="Arial" w:hAnsi="Arial" w:eastAsia="Arial" w:cs="Arial"/>
                 <w:color w:val="000000"/>
                 <w:sz w:val="18"/>
                 <w:szCs w:val="18"/>
@@ -2776,7 +2804,7 @@
       </w:pPr>
       <w:r>
         <w:rPr>
-          <w:rFonts w:ascii="Arial" w:eastAsia="Arial" w:hAnsi="Arial" w:cs="Arial"/>
+          <w:rFonts w:ascii="Arial" w:hAnsi="Arial" w:eastAsia="Arial" w:cs="Arial"/>
           <w:b/>
           <w:bCs/>
           <w:color w:val="000000"/>
@@ -2795,21 +2823,21 @@
       </w:pPr>
       <w:r>
         <w:rPr>
-          <w:rFonts w:ascii="Arial" w:eastAsia="Arial" w:hAnsi="Arial" w:cs="Arial"/>
+          <w:rFonts w:ascii="Arial" w:hAnsi="Arial" w:eastAsia="Arial" w:cs="Arial"/>
           <w:color w:val="000000"/>
         </w:rPr>
         <w:t xml:space="preserve">Create a personal feature branch from </w:t>
       </w:r>
       <w:r>
         <w:rPr>
-          <w:rFonts w:ascii="Arial" w:eastAsia="Arial" w:hAnsi="Arial" w:cs="Arial"/>
+          <w:rFonts w:ascii="Arial" w:hAnsi="Arial" w:eastAsia="Arial" w:cs="Arial"/>
           <w:color w:val="000000"/>
         </w:rPr>
         <w:t>“develop”</w:t>
       </w:r>
       <w:r>
         <w:rPr>
-          <w:rFonts w:ascii="Arial" w:eastAsia="Arial" w:hAnsi="Arial" w:cs="Arial"/>
+          <w:rFonts w:ascii="Arial" w:hAnsi="Arial" w:eastAsia="Arial" w:cs="Arial"/>
           <w:color w:val="000000"/>
         </w:rPr>
         <w:t xml:space="preserve"> using the naming convention: feature/&lt;member-</w:t>
@@ -2817,7 +2845,7 @@
       <w:proofErr w:type="spellStart"/>
       <w:r>
         <w:rPr>
-          <w:rFonts w:ascii="Arial" w:eastAsia="Arial" w:hAnsi="Arial" w:cs="Arial"/>
+          <w:rFonts w:ascii="Arial" w:hAnsi="Arial" w:eastAsia="Arial" w:cs="Arial"/>
           <w:color w:val="000000"/>
         </w:rPr>
         <w:t>github</w:t>
@@ -2825,7 +2853,7 @@
       <w:proofErr w:type="spellEnd"/>
       <w:r>
         <w:rPr>
-          <w:rFonts w:ascii="Arial" w:eastAsia="Arial" w:hAnsi="Arial" w:cs="Arial"/>
+          <w:rFonts w:ascii="Arial" w:hAnsi="Arial" w:eastAsia="Arial" w:cs="Arial"/>
           <w:color w:val="000000"/>
         </w:rPr>
         <w:t>-username&gt;/&lt;page-name&gt;  (e.g., feature/</w:t>
@@ -2833,7 +2861,7 @@
       <w:proofErr w:type="spellStart"/>
       <w:r>
         <w:rPr>
-          <w:rFonts w:ascii="Arial" w:eastAsia="Arial" w:hAnsi="Arial" w:cs="Arial"/>
+          <w:rFonts w:ascii="Arial" w:hAnsi="Arial" w:eastAsia="Arial" w:cs="Arial"/>
           <w:color w:val="000000"/>
         </w:rPr>
         <w:t>ali-hassan</w:t>
@@ -2841,7 +2869,7 @@
       <w:proofErr w:type="spellEnd"/>
       <w:r>
         <w:rPr>
-          <w:rFonts w:ascii="Arial" w:eastAsia="Arial" w:hAnsi="Arial" w:cs="Arial"/>
+          <w:rFonts w:ascii="Arial" w:hAnsi="Arial" w:eastAsia="Arial" w:cs="Arial"/>
           <w:color w:val="000000"/>
         </w:rPr>
         <w:t>/add-task).</w:t>
@@ -2858,7 +2886,7 @@
       </w:pPr>
       <w:r>
         <w:rPr>
-          <w:rFonts w:ascii="Arial" w:eastAsia="Arial" w:hAnsi="Arial" w:cs="Arial"/>
+          <w:rFonts w:ascii="Arial" w:hAnsi="Arial" w:eastAsia="Arial" w:cs="Arial"/>
           <w:color w:val="000000"/>
         </w:rPr>
         <w:t>Build the assigned HTML page with appropriate content and link it to the shared style.css.</w:t>
@@ -2875,7 +2903,7 @@
       </w:pPr>
       <w:r>
         <w:rPr>
-          <w:rFonts w:ascii="Arial" w:eastAsia="Arial" w:hAnsi="Arial" w:cs="Arial"/>
+          <w:rFonts w:ascii="Arial" w:hAnsi="Arial" w:eastAsia="Arial" w:cs="Arial"/>
           <w:color w:val="000000"/>
         </w:rPr>
         <w:t>Commit the page file and push the feature branch to GitHub.</w:t>
@@ -2892,21 +2920,21 @@
       </w:pPr>
       <w:r>
         <w:rPr>
-          <w:rFonts w:ascii="Arial" w:eastAsia="Arial" w:hAnsi="Arial" w:cs="Arial"/>
+          <w:rFonts w:ascii="Arial" w:hAnsi="Arial" w:eastAsia="Arial" w:cs="Arial"/>
           <w:color w:val="000000"/>
         </w:rPr>
         <w:t xml:space="preserve">Open a Pull Request (PR) targeting the </w:t>
       </w:r>
       <w:r>
         <w:rPr>
-          <w:rFonts w:ascii="Arial" w:eastAsia="Arial" w:hAnsi="Arial" w:cs="Arial"/>
+          <w:rFonts w:ascii="Arial" w:hAnsi="Arial" w:eastAsia="Arial" w:cs="Arial"/>
           <w:color w:val="000000"/>
         </w:rPr>
         <w:t>“develop”</w:t>
       </w:r>
       <w:r>
         <w:rPr>
-          <w:rFonts w:ascii="Arial" w:eastAsia="Arial" w:hAnsi="Arial" w:cs="Arial"/>
+          <w:rFonts w:ascii="Arial" w:hAnsi="Arial" w:eastAsia="Arial" w:cs="Arial"/>
           <w:color w:val="000000"/>
         </w:rPr>
         <w:t xml:space="preserve"> branch. This triggers the CI workflow automatically.</w:t>
@@ -2923,21 +2951,21 @@
       </w:pPr>
       <w:r>
         <w:rPr>
-          <w:rFonts w:ascii="Arial" w:eastAsia="Arial" w:hAnsi="Arial" w:cs="Arial"/>
+          <w:rFonts w:ascii="Arial" w:hAnsi="Arial" w:eastAsia="Arial" w:cs="Arial"/>
           <w:color w:val="000000"/>
         </w:rPr>
         <w:t xml:space="preserve">Once CI passes and the PR is reviewed and approved, the Team Lead merges the PR. The merge generates a push event on </w:t>
       </w:r>
       <w:r>
         <w:rPr>
-          <w:rFonts w:ascii="Arial" w:eastAsia="Arial" w:hAnsi="Arial" w:cs="Arial"/>
+          <w:rFonts w:ascii="Arial" w:hAnsi="Arial" w:eastAsia="Arial" w:cs="Arial"/>
           <w:color w:val="000000"/>
         </w:rPr>
         <w:t>“develop”</w:t>
       </w:r>
       <w:r>
         <w:rPr>
-          <w:rFonts w:ascii="Arial" w:eastAsia="Arial" w:hAnsi="Arial" w:cs="Arial"/>
+          <w:rFonts w:ascii="Arial" w:hAnsi="Arial" w:eastAsia="Arial" w:cs="Arial"/>
           <w:color w:val="000000"/>
         </w:rPr>
         <w:t>, which triggers the CD workflow and deploys the updated application to Render.</w:t>
@@ -2955,21 +2983,21 @@
       </w:pPr>
       <w:r>
         <w:rPr>
-          <w:rFonts w:ascii="Arial" w:eastAsia="Arial" w:hAnsi="Arial" w:cs="Arial"/>
+          <w:rFonts w:ascii="Arial" w:hAnsi="Arial" w:eastAsia="Arial" w:cs="Arial"/>
           <w:color w:val="2E75B6"/>
         </w:rPr>
         <w:t xml:space="preserve">Complete automated flow:  Feature Branch → PR opened → CI builds &amp; pushes Docker image → PR merged → push on </w:t>
       </w:r>
       <w:r>
         <w:rPr>
-          <w:rFonts w:ascii="Arial" w:eastAsia="Arial" w:hAnsi="Arial" w:cs="Arial"/>
+          <w:rFonts w:ascii="Arial" w:hAnsi="Arial" w:eastAsia="Arial" w:cs="Arial"/>
           <w:color w:val="2E75B6"/>
         </w:rPr>
         <w:t>“develop”</w:t>
       </w:r>
       <w:r>
         <w:rPr>
-          <w:rFonts w:ascii="Arial" w:eastAsia="Arial" w:hAnsi="Arial" w:cs="Arial"/>
+          <w:rFonts w:ascii="Arial" w:hAnsi="Arial" w:eastAsia="Arial" w:cs="Arial"/>
           <w:color w:val="2E75B6"/>
         </w:rPr>
         <w:t xml:space="preserve"> → CD deploys to Render → Live </w:t>
@@ -2977,7 +3005,7 @@
       <w:proofErr w:type="spellStart"/>
       <w:r>
         <w:rPr>
-          <w:rFonts w:ascii="Arial" w:eastAsia="Arial" w:hAnsi="Arial" w:cs="Arial"/>
+          <w:rFonts w:ascii="Arial" w:hAnsi="Arial" w:eastAsia="Arial" w:cs="Arial"/>
           <w:color w:val="2E75B6"/>
         </w:rPr>
         <w:t>TaskFlow</w:t>
@@ -2985,7 +3013,7 @@
       <w:proofErr w:type="spellEnd"/>
       <w:r>
         <w:rPr>
-          <w:rFonts w:ascii="Arial" w:eastAsia="Arial" w:hAnsi="Arial" w:cs="Arial"/>
+          <w:rFonts w:ascii="Arial" w:hAnsi="Arial" w:eastAsia="Arial" w:cs="Arial"/>
           <w:color w:val="2E75B6"/>
         </w:rPr>
         <w:t xml:space="preserve"> updated with the new page.</w:t>
@@ -2999,13 +3027,13 @@
     <w:p>
       <w:pPr>
         <w:pBdr>
-          <w:bottom w:val="single" w:sz="6" w:space="4" w:color="2E75B6"/>
+          <w:bottom w:val="single" w:color="2E75B6" w:sz="6" w:space="4"/>
         </w:pBdr>
         <w:spacing w:before="260" w:after="120"/>
       </w:pPr>
       <w:r>
         <w:rPr>
-          <w:rFonts w:ascii="Arial" w:eastAsia="Arial" w:hAnsi="Arial" w:cs="Arial"/>
+          <w:rFonts w:ascii="Arial" w:hAnsi="Arial" w:eastAsia="Arial" w:cs="Arial"/>
           <w:b/>
           <w:bCs/>
           <w:color w:val="1F3864"/>
@@ -3022,7 +3050,7 @@
       </w:pPr>
       <w:r>
         <w:rPr>
-          <w:rFonts w:ascii="Arial" w:eastAsia="Arial" w:hAnsi="Arial" w:cs="Arial"/>
+          <w:rFonts w:ascii="Arial" w:hAnsi="Arial" w:eastAsia="Arial" w:cs="Arial"/>
           <w:color w:val="000000"/>
         </w:rPr>
         <w:t>The Team Lead must complete the following setup steps before the team starts working:</w:t>
@@ -3039,7 +3067,7 @@
       </w:pPr>
       <w:r>
         <w:rPr>
-          <w:rFonts w:ascii="Arial" w:eastAsia="Arial" w:hAnsi="Arial" w:cs="Arial"/>
+          <w:rFonts w:ascii="Arial" w:hAnsi="Arial" w:eastAsia="Arial" w:cs="Arial"/>
           <w:color w:val="000000"/>
         </w:rPr>
         <w:t xml:space="preserve">Create a new public GitHub repository named </w:t>
@@ -3047,7 +3075,7 @@
       <w:proofErr w:type="spellStart"/>
       <w:r>
         <w:rPr>
-          <w:rFonts w:ascii="Arial" w:eastAsia="Arial" w:hAnsi="Arial" w:cs="Arial"/>
+          <w:rFonts w:ascii="Arial" w:hAnsi="Arial" w:eastAsia="Arial" w:cs="Arial"/>
           <w:color w:val="000000"/>
         </w:rPr>
         <w:t>taskflow-cicd</w:t>
@@ -3055,7 +3083,7 @@
       <w:proofErr w:type="spellEnd"/>
       <w:r>
         <w:rPr>
-          <w:rFonts w:ascii="Arial" w:eastAsia="Arial" w:hAnsi="Arial" w:cs="Arial"/>
+          <w:rFonts w:ascii="Arial" w:hAnsi="Arial" w:eastAsia="Arial" w:cs="Arial"/>
           <w:color w:val="000000"/>
         </w:rPr>
         <w:t xml:space="preserve"> (or a name agreed by the team). Do NOT clone or fork any existing repository.</w:t>
@@ -3072,21 +3100,21 @@
       </w:pPr>
       <w:r>
         <w:rPr>
-          <w:rFonts w:ascii="Arial" w:eastAsia="Arial" w:hAnsi="Arial" w:cs="Arial"/>
+          <w:rFonts w:ascii="Arial" w:hAnsi="Arial" w:eastAsia="Arial" w:cs="Arial"/>
           <w:color w:val="000000"/>
         </w:rPr>
         <w:t xml:space="preserve">Create a </w:t>
       </w:r>
       <w:r>
         <w:rPr>
-          <w:rFonts w:ascii="Arial" w:eastAsia="Arial" w:hAnsi="Arial" w:cs="Arial"/>
+          <w:rFonts w:ascii="Arial" w:hAnsi="Arial" w:eastAsia="Arial" w:cs="Arial"/>
           <w:color w:val="000000"/>
         </w:rPr>
         <w:t>“develop”</w:t>
       </w:r>
       <w:r>
         <w:rPr>
-          <w:rFonts w:ascii="Arial" w:eastAsia="Arial" w:hAnsi="Arial" w:cs="Arial"/>
+          <w:rFonts w:ascii="Arial" w:hAnsi="Arial" w:eastAsia="Arial" w:cs="Arial"/>
           <w:color w:val="000000"/>
         </w:rPr>
         <w:t xml:space="preserve"> branch from 'main' and set it as the default working branch.</w:t>
@@ -3103,21 +3131,21 @@
       </w:pPr>
       <w:r>
         <w:rPr>
-          <w:rFonts w:ascii="Arial" w:eastAsia="Arial" w:hAnsi="Arial" w:cs="Arial"/>
+          <w:rFonts w:ascii="Arial" w:hAnsi="Arial" w:eastAsia="Arial" w:cs="Arial"/>
           <w:color w:val="000000"/>
         </w:rPr>
         <w:t xml:space="preserve">Apply Branch Protection Rules on </w:t>
       </w:r>
       <w:r>
         <w:rPr>
-          <w:rFonts w:ascii="Arial" w:eastAsia="Arial" w:hAnsi="Arial" w:cs="Arial"/>
+          <w:rFonts w:ascii="Arial" w:hAnsi="Arial" w:eastAsia="Arial" w:cs="Arial"/>
           <w:color w:val="000000"/>
         </w:rPr>
         <w:t>“develop”</w:t>
       </w:r>
       <w:r>
         <w:rPr>
-          <w:rFonts w:ascii="Arial" w:eastAsia="Arial" w:hAnsi="Arial" w:cs="Arial"/>
+          <w:rFonts w:ascii="Arial" w:hAnsi="Arial" w:eastAsia="Arial" w:cs="Arial"/>
           <w:color w:val="000000"/>
         </w:rPr>
         <w:t>: require at least one PR review and require the CI status check to pass before merging.</w:t>
@@ -3134,7 +3162,7 @@
       </w:pPr>
       <w:r>
         <w:rPr>
-          <w:rFonts w:ascii="Arial" w:eastAsia="Arial" w:hAnsi="Arial" w:cs="Arial"/>
+          <w:rFonts w:ascii="Arial" w:hAnsi="Arial" w:eastAsia="Arial" w:cs="Arial"/>
           <w:color w:val="000000"/>
         </w:rPr>
         <w:t>Team Lead: Sign up on Render (render.com), create a new Web Service connected to the Docker Hub image repository, and copy the deploy hook URL from the Render service settings. This URL will be stored as the RENDER_DEPLOY_HOOK_URL secret.</w:t>
@@ -3151,7 +3179,7 @@
       </w:pPr>
       <w:r>
         <w:rPr>
-          <w:rFonts w:ascii="Arial" w:eastAsia="Arial" w:hAnsi="Arial" w:cs="Arial"/>
+          <w:rFonts w:ascii="Arial" w:hAnsi="Arial" w:eastAsia="Arial" w:cs="Arial"/>
           <w:color w:val="000000"/>
         </w:rPr>
         <w:t>Commit the Assignment 04 question paper (this .docx file) to the root of the repository. Each team member must then update Table 1 with their own details in the file and commit to their feature branch.</w:t>
@@ -3169,7 +3197,7 @@
       </w:pPr>
       <w:r>
         <w:rPr>
-          <w:rFonts w:ascii="Arial" w:eastAsia="Arial" w:hAnsi="Arial" w:cs="Arial"/>
+          <w:rFonts w:ascii="Arial" w:hAnsi="Arial" w:eastAsia="Arial" w:cs="Arial"/>
           <w:b/>
           <w:bCs/>
           <w:color w:val="000000"/>
@@ -3184,7 +3212,7 @@
       </w:pPr>
       <w:r>
         <w:rPr>
-          <w:rFonts w:ascii="Arial" w:eastAsia="Arial" w:hAnsi="Arial" w:cs="Arial"/>
+          <w:rFonts w:ascii="Arial" w:hAnsi="Arial" w:eastAsia="Arial" w:cs="Arial"/>
           <w:b/>
           <w:bCs/>
           <w:color w:val="444444"/>
@@ -3198,12 +3226,12 @@
       <w:tblPr>
         <w:tblW w:w="9360" w:type="dxa"/>
         <w:tblBorders>
-          <w:top w:val="single" w:sz="4" w:space="0" w:color="auto"/>
-          <w:left w:val="single" w:sz="4" w:space="0" w:color="auto"/>
-          <w:bottom w:val="single" w:sz="4" w:space="0" w:color="auto"/>
-          <w:right w:val="single" w:sz="4" w:space="0" w:color="auto"/>
-          <w:insideH w:val="single" w:sz="4" w:space="0" w:color="auto"/>
-          <w:insideV w:val="single" w:sz="4" w:space="0" w:color="auto"/>
+          <w:top w:val="single" w:color="auto" w:sz="4" w:space="0"/>
+          <w:left w:val="single" w:color="auto" w:sz="4" w:space="0"/>
+          <w:bottom w:val="single" w:color="auto" w:sz="4" w:space="0"/>
+          <w:right w:val="single" w:color="auto" w:sz="4" w:space="0"/>
+          <w:insideH w:val="single" w:color="auto" w:sz="4" w:space="0"/>
+          <w:insideV w:val="single" w:color="auto" w:sz="4" w:space="0"/>
         </w:tblBorders>
         <w:tblCellMar>
           <w:left w:w="10" w:type="dxa"/>
@@ -3223,10 +3251,10 @@
           <w:tcPr>
             <w:tcW w:w="3200" w:type="dxa"/>
             <w:tcBorders>
-              <w:top w:val="single" w:sz="6" w:space="0" w:color="ADB9CA"/>
-              <w:left w:val="single" w:sz="6" w:space="0" w:color="ADB9CA"/>
-              <w:bottom w:val="single" w:sz="6" w:space="0" w:color="ADB9CA"/>
-              <w:right w:val="single" w:sz="6" w:space="0" w:color="ADB9CA"/>
+              <w:top w:val="single" w:color="ADB9CA" w:sz="6" w:space="0"/>
+              <w:left w:val="single" w:color="ADB9CA" w:sz="6" w:space="0"/>
+              <w:bottom w:val="single" w:color="ADB9CA" w:sz="6" w:space="0"/>
+              <w:right w:val="single" w:color="ADB9CA" w:sz="6" w:space="0"/>
             </w:tcBorders>
             <w:shd w:val="clear" w:color="auto" w:fill="1F3864"/>
             <w:tcMar>
@@ -3240,7 +3268,7 @@
           <w:p>
             <w:r>
               <w:rPr>
-                <w:rFonts w:ascii="Arial" w:eastAsia="Arial" w:hAnsi="Arial" w:cs="Arial"/>
+                <w:rFonts w:ascii="Arial" w:hAnsi="Arial" w:eastAsia="Arial" w:cs="Arial"/>
                 <w:b/>
                 <w:bCs/>
                 <w:color w:val="FFFFFF"/>
@@ -3255,10 +3283,10 @@
           <w:tcPr>
             <w:tcW w:w="6160" w:type="dxa"/>
             <w:tcBorders>
-              <w:top w:val="single" w:sz="6" w:space="0" w:color="ADB9CA"/>
-              <w:left w:val="single" w:sz="6" w:space="0" w:color="ADB9CA"/>
-              <w:bottom w:val="single" w:sz="6" w:space="0" w:color="ADB9CA"/>
-              <w:right w:val="single" w:sz="6" w:space="0" w:color="ADB9CA"/>
+              <w:top w:val="single" w:color="ADB9CA" w:sz="6" w:space="0"/>
+              <w:left w:val="single" w:color="ADB9CA" w:sz="6" w:space="0"/>
+              <w:bottom w:val="single" w:color="ADB9CA" w:sz="6" w:space="0"/>
+              <w:right w:val="single" w:color="ADB9CA" w:sz="6" w:space="0"/>
             </w:tcBorders>
             <w:shd w:val="clear" w:color="auto" w:fill="1F3864"/>
             <w:tcMar>
@@ -3272,7 +3300,7 @@
           <w:p>
             <w:r>
               <w:rPr>
-                <w:rFonts w:ascii="Arial" w:eastAsia="Arial" w:hAnsi="Arial" w:cs="Arial"/>
+                <w:rFonts w:ascii="Arial" w:hAnsi="Arial" w:eastAsia="Arial" w:cs="Arial"/>
                 <w:b/>
                 <w:bCs/>
                 <w:color w:val="FFFFFF"/>
@@ -3289,10 +3317,10 @@
           <w:tcPr>
             <w:tcW w:w="3200" w:type="dxa"/>
             <w:tcBorders>
-              <w:top w:val="single" w:sz="6" w:space="0" w:color="ADB9CA"/>
-              <w:left w:val="single" w:sz="6" w:space="0" w:color="ADB9CA"/>
-              <w:bottom w:val="single" w:sz="6" w:space="0" w:color="ADB9CA"/>
-              <w:right w:val="single" w:sz="6" w:space="0" w:color="ADB9CA"/>
+              <w:top w:val="single" w:color="ADB9CA" w:sz="6" w:space="0"/>
+              <w:left w:val="single" w:color="ADB9CA" w:sz="6" w:space="0"/>
+              <w:bottom w:val="single" w:color="ADB9CA" w:sz="6" w:space="0"/>
+              <w:right w:val="single" w:color="ADB9CA" w:sz="6" w:space="0"/>
             </w:tcBorders>
             <w:shd w:val="clear" w:color="auto" w:fill="E8F0FB"/>
             <w:tcMar>
@@ -3306,7 +3334,7 @@
           <w:p>
             <w:r>
               <w:rPr>
-                <w:rFonts w:ascii="Arial" w:eastAsia="Arial" w:hAnsi="Arial" w:cs="Arial"/>
+                <w:rFonts w:ascii="Arial" w:hAnsi="Arial" w:eastAsia="Arial" w:cs="Arial"/>
                 <w:b/>
                 <w:bCs/>
                 <w:color w:val="000000"/>
@@ -3321,10 +3349,10 @@
           <w:tcPr>
             <w:tcW w:w="6160" w:type="dxa"/>
             <w:tcBorders>
-              <w:top w:val="single" w:sz="6" w:space="0" w:color="ADB9CA"/>
-              <w:left w:val="single" w:sz="6" w:space="0" w:color="ADB9CA"/>
-              <w:bottom w:val="single" w:sz="6" w:space="0" w:color="ADB9CA"/>
-              <w:right w:val="single" w:sz="6" w:space="0" w:color="ADB9CA"/>
+              <w:top w:val="single" w:color="ADB9CA" w:sz="6" w:space="0"/>
+              <w:left w:val="single" w:color="ADB9CA" w:sz="6" w:space="0"/>
+              <w:bottom w:val="single" w:color="ADB9CA" w:sz="6" w:space="0"/>
+              <w:right w:val="single" w:color="ADB9CA" w:sz="6" w:space="0"/>
             </w:tcBorders>
             <w:shd w:val="clear" w:color="auto" w:fill="E8F0FB"/>
             <w:tcMar>
@@ -3338,7 +3366,7 @@
           <w:p>
             <w:r>
               <w:rPr>
-                <w:rFonts w:ascii="Arial" w:eastAsia="Arial" w:hAnsi="Arial" w:cs="Arial"/>
+                <w:rFonts w:ascii="Arial" w:hAnsi="Arial" w:eastAsia="Arial" w:cs="Arial"/>
                 <w:color w:val="000000"/>
                 <w:sz w:val="18"/>
                 <w:szCs w:val="18"/>
@@ -3347,7 +3375,7 @@
             </w:r>
             <w:r>
               <w:rPr>
-                <w:rFonts w:ascii="Arial" w:eastAsia="Arial" w:hAnsi="Arial" w:cs="Arial"/>
+                <w:rFonts w:ascii="Arial" w:hAnsi="Arial" w:eastAsia="Arial" w:cs="Arial"/>
                 <w:color w:val="000000"/>
                 <w:sz w:val="18"/>
                 <w:szCs w:val="18"/>
@@ -3356,7 +3384,7 @@
             </w:r>
             <w:r>
               <w:rPr>
-                <w:rFonts w:ascii="Arial" w:eastAsia="Arial" w:hAnsi="Arial" w:cs="Arial"/>
+                <w:rFonts w:ascii="Arial" w:hAnsi="Arial" w:eastAsia="Arial" w:cs="Arial"/>
                 <w:color w:val="000000"/>
                 <w:sz w:val="18"/>
                 <w:szCs w:val="18"/>
@@ -3371,10 +3399,10 @@
           <w:tcPr>
             <w:tcW w:w="3200" w:type="dxa"/>
             <w:tcBorders>
-              <w:top w:val="single" w:sz="6" w:space="0" w:color="ADB9CA"/>
-              <w:left w:val="single" w:sz="6" w:space="0" w:color="ADB9CA"/>
-              <w:bottom w:val="single" w:sz="6" w:space="0" w:color="ADB9CA"/>
-              <w:right w:val="single" w:sz="6" w:space="0" w:color="ADB9CA"/>
+              <w:top w:val="single" w:color="ADB9CA" w:sz="6" w:space="0"/>
+              <w:left w:val="single" w:color="ADB9CA" w:sz="6" w:space="0"/>
+              <w:bottom w:val="single" w:color="ADB9CA" w:sz="6" w:space="0"/>
+              <w:right w:val="single" w:color="ADB9CA" w:sz="6" w:space="0"/>
             </w:tcBorders>
             <w:shd w:val="clear" w:color="auto" w:fill="FFFFFF"/>
             <w:tcMar>
@@ -3388,7 +3416,7 @@
           <w:p>
             <w:r>
               <w:rPr>
-                <w:rFonts w:ascii="Arial" w:eastAsia="Arial" w:hAnsi="Arial" w:cs="Arial"/>
+                <w:rFonts w:ascii="Arial" w:hAnsi="Arial" w:eastAsia="Arial" w:cs="Arial"/>
                 <w:b/>
                 <w:bCs/>
                 <w:color w:val="000000"/>
@@ -3403,10 +3431,10 @@
           <w:tcPr>
             <w:tcW w:w="6160" w:type="dxa"/>
             <w:tcBorders>
-              <w:top w:val="single" w:sz="6" w:space="0" w:color="ADB9CA"/>
-              <w:left w:val="single" w:sz="6" w:space="0" w:color="ADB9CA"/>
-              <w:bottom w:val="single" w:sz="6" w:space="0" w:color="ADB9CA"/>
-              <w:right w:val="single" w:sz="6" w:space="0" w:color="ADB9CA"/>
+              <w:top w:val="single" w:color="ADB9CA" w:sz="6" w:space="0"/>
+              <w:left w:val="single" w:color="ADB9CA" w:sz="6" w:space="0"/>
+              <w:bottom w:val="single" w:color="ADB9CA" w:sz="6" w:space="0"/>
+              <w:right w:val="single" w:color="ADB9CA" w:sz="6" w:space="0"/>
             </w:tcBorders>
             <w:shd w:val="clear" w:color="auto" w:fill="FFFFFF"/>
             <w:tcMar>
@@ -3420,7 +3448,7 @@
           <w:p>
             <w:r>
               <w:rPr>
-                <w:rFonts w:ascii="Arial" w:eastAsia="Arial" w:hAnsi="Arial" w:cs="Arial"/>
+                <w:rFonts w:ascii="Arial" w:hAnsi="Arial" w:eastAsia="Arial" w:cs="Arial"/>
                 <w:color w:val="000000"/>
                 <w:sz w:val="18"/>
                 <w:szCs w:val="18"/>
@@ -3429,7 +3457,7 @@
             </w:r>
             <w:r>
               <w:rPr>
-                <w:rFonts w:ascii="Arial" w:eastAsia="Arial" w:hAnsi="Arial" w:cs="Arial"/>
+                <w:rFonts w:ascii="Arial" w:hAnsi="Arial" w:eastAsia="Arial" w:cs="Arial"/>
                 <w:color w:val="000000"/>
                 <w:sz w:val="18"/>
                 <w:szCs w:val="18"/>
@@ -3438,7 +3466,7 @@
             </w:r>
             <w:r>
               <w:rPr>
-                <w:rFonts w:ascii="Arial" w:eastAsia="Arial" w:hAnsi="Arial" w:cs="Arial"/>
+                <w:rFonts w:ascii="Arial" w:hAnsi="Arial" w:eastAsia="Arial" w:cs="Arial"/>
                 <w:color w:val="000000"/>
                 <w:sz w:val="18"/>
                 <w:szCs w:val="18"/>
@@ -3453,10 +3481,10 @@
           <w:tcPr>
             <w:tcW w:w="3200" w:type="dxa"/>
             <w:tcBorders>
-              <w:top w:val="single" w:sz="6" w:space="0" w:color="ADB9CA"/>
-              <w:left w:val="single" w:sz="6" w:space="0" w:color="ADB9CA"/>
-              <w:bottom w:val="single" w:sz="6" w:space="0" w:color="ADB9CA"/>
-              <w:right w:val="single" w:sz="6" w:space="0" w:color="ADB9CA"/>
+              <w:top w:val="single" w:color="ADB9CA" w:sz="6" w:space="0"/>
+              <w:left w:val="single" w:color="ADB9CA" w:sz="6" w:space="0"/>
+              <w:bottom w:val="single" w:color="ADB9CA" w:sz="6" w:space="0"/>
+              <w:right w:val="single" w:color="ADB9CA" w:sz="6" w:space="0"/>
             </w:tcBorders>
             <w:shd w:val="clear" w:color="auto" w:fill="E8F0FB"/>
             <w:tcMar>
@@ -3470,7 +3498,7 @@
           <w:p>
             <w:r>
               <w:rPr>
-                <w:rFonts w:ascii="Arial" w:eastAsia="Arial" w:hAnsi="Arial" w:cs="Arial"/>
+                <w:rFonts w:ascii="Arial" w:hAnsi="Arial" w:eastAsia="Arial" w:cs="Arial"/>
                 <w:b/>
                 <w:bCs/>
                 <w:color w:val="000000"/>
@@ -3485,10 +3513,10 @@
           <w:tcPr>
             <w:tcW w:w="6160" w:type="dxa"/>
             <w:tcBorders>
-              <w:top w:val="single" w:sz="6" w:space="0" w:color="ADB9CA"/>
-              <w:left w:val="single" w:sz="6" w:space="0" w:color="ADB9CA"/>
-              <w:bottom w:val="single" w:sz="6" w:space="0" w:color="ADB9CA"/>
-              <w:right w:val="single" w:sz="6" w:space="0" w:color="ADB9CA"/>
+              <w:top w:val="single" w:color="ADB9CA" w:sz="6" w:space="0"/>
+              <w:left w:val="single" w:color="ADB9CA" w:sz="6" w:space="0"/>
+              <w:bottom w:val="single" w:color="ADB9CA" w:sz="6" w:space="0"/>
+              <w:right w:val="single" w:color="ADB9CA" w:sz="6" w:space="0"/>
             </w:tcBorders>
             <w:shd w:val="clear" w:color="auto" w:fill="E8F0FB"/>
             <w:tcMar>
@@ -3502,7 +3530,7 @@
           <w:p>
             <w:r>
               <w:rPr>
-                <w:rFonts w:ascii="Arial" w:eastAsia="Arial" w:hAnsi="Arial" w:cs="Arial"/>
+                <w:rFonts w:ascii="Arial" w:hAnsi="Arial" w:eastAsia="Arial" w:cs="Arial"/>
                 <w:color w:val="000000"/>
                 <w:sz w:val="18"/>
                 <w:szCs w:val="18"/>
@@ -3511,7 +3539,7 @@
             </w:r>
             <w:r>
               <w:rPr>
-                <w:rFonts w:ascii="Arial" w:eastAsia="Arial" w:hAnsi="Arial" w:cs="Arial"/>
+                <w:rFonts w:ascii="Arial" w:hAnsi="Arial" w:eastAsia="Arial" w:cs="Arial"/>
                 <w:color w:val="000000"/>
                 <w:sz w:val="18"/>
                 <w:szCs w:val="18"/>
@@ -3520,7 +3548,7 @@
             </w:r>
             <w:r>
               <w:rPr>
-                <w:rFonts w:ascii="Arial" w:eastAsia="Arial" w:hAnsi="Arial" w:cs="Arial"/>
+                <w:rFonts w:ascii="Arial" w:hAnsi="Arial" w:eastAsia="Arial" w:cs="Arial"/>
                 <w:color w:val="000000"/>
                 <w:sz w:val="18"/>
                 <w:szCs w:val="18"/>
@@ -3535,10 +3563,10 @@
           <w:tcPr>
             <w:tcW w:w="3200" w:type="dxa"/>
             <w:tcBorders>
-              <w:top w:val="single" w:sz="6" w:space="0" w:color="ADB9CA"/>
-              <w:left w:val="single" w:sz="6" w:space="0" w:color="ADB9CA"/>
-              <w:bottom w:val="single" w:sz="6" w:space="0" w:color="ADB9CA"/>
-              <w:right w:val="single" w:sz="6" w:space="0" w:color="ADB9CA"/>
+              <w:top w:val="single" w:color="ADB9CA" w:sz="6" w:space="0"/>
+              <w:left w:val="single" w:color="ADB9CA" w:sz="6" w:space="0"/>
+              <w:bottom w:val="single" w:color="ADB9CA" w:sz="6" w:space="0"/>
+              <w:right w:val="single" w:color="ADB9CA" w:sz="6" w:space="0"/>
             </w:tcBorders>
             <w:shd w:val="clear" w:color="auto" w:fill="FFFFFF"/>
             <w:tcMar>
@@ -3552,7 +3580,7 @@
           <w:p>
             <w:r>
               <w:rPr>
-                <w:rFonts w:ascii="Arial" w:eastAsia="Arial" w:hAnsi="Arial" w:cs="Arial"/>
+                <w:rFonts w:ascii="Arial" w:hAnsi="Arial" w:eastAsia="Arial" w:cs="Arial"/>
                 <w:b/>
                 <w:bCs/>
                 <w:color w:val="000000"/>
@@ -3567,10 +3595,10 @@
           <w:tcPr>
             <w:tcW w:w="6160" w:type="dxa"/>
             <w:tcBorders>
-              <w:top w:val="single" w:sz="6" w:space="0" w:color="ADB9CA"/>
-              <w:left w:val="single" w:sz="6" w:space="0" w:color="ADB9CA"/>
-              <w:bottom w:val="single" w:sz="6" w:space="0" w:color="ADB9CA"/>
-              <w:right w:val="single" w:sz="6" w:space="0" w:color="ADB9CA"/>
+              <w:top w:val="single" w:color="ADB9CA" w:sz="6" w:space="0"/>
+              <w:left w:val="single" w:color="ADB9CA" w:sz="6" w:space="0"/>
+              <w:bottom w:val="single" w:color="ADB9CA" w:sz="6" w:space="0"/>
+              <w:right w:val="single" w:color="ADB9CA" w:sz="6" w:space="0"/>
             </w:tcBorders>
             <w:shd w:val="clear" w:color="auto" w:fill="FFFFFF"/>
             <w:tcMar>
@@ -3584,7 +3612,7 @@
           <w:p>
             <w:r>
               <w:rPr>
-                <w:rFonts w:ascii="Arial" w:eastAsia="Arial" w:hAnsi="Arial" w:cs="Arial"/>
+                <w:rFonts w:ascii="Arial" w:hAnsi="Arial" w:eastAsia="Arial" w:cs="Arial"/>
                 <w:color w:val="000000"/>
                 <w:sz w:val="18"/>
                 <w:szCs w:val="18"/>
@@ -3593,7 +3621,7 @@
             </w:r>
             <w:r>
               <w:rPr>
-                <w:rFonts w:ascii="Arial" w:eastAsia="Arial" w:hAnsi="Arial" w:cs="Arial"/>
+                <w:rFonts w:ascii="Arial" w:hAnsi="Arial" w:eastAsia="Arial" w:cs="Arial"/>
                 <w:color w:val="000000"/>
                 <w:sz w:val="18"/>
                 <w:szCs w:val="18"/>
@@ -3602,7 +3630,7 @@
             </w:r>
             <w:r>
               <w:rPr>
-                <w:rFonts w:ascii="Arial" w:eastAsia="Arial" w:hAnsi="Arial" w:cs="Arial"/>
+                <w:rFonts w:ascii="Arial" w:hAnsi="Arial" w:eastAsia="Arial" w:cs="Arial"/>
                 <w:color w:val="000000"/>
                 <w:sz w:val="18"/>
                 <w:szCs w:val="18"/>
@@ -3617,10 +3645,10 @@
           <w:tcPr>
             <w:tcW w:w="3200" w:type="dxa"/>
             <w:tcBorders>
-              <w:top w:val="single" w:sz="6" w:space="0" w:color="ADB9CA"/>
-              <w:left w:val="single" w:sz="6" w:space="0" w:color="ADB9CA"/>
-              <w:bottom w:val="single" w:sz="6" w:space="0" w:color="ADB9CA"/>
-              <w:right w:val="single" w:sz="6" w:space="0" w:color="ADB9CA"/>
+              <w:top w:val="single" w:color="ADB9CA" w:sz="6" w:space="0"/>
+              <w:left w:val="single" w:color="ADB9CA" w:sz="6" w:space="0"/>
+              <w:bottom w:val="single" w:color="ADB9CA" w:sz="6" w:space="0"/>
+              <w:right w:val="single" w:color="ADB9CA" w:sz="6" w:space="0"/>
             </w:tcBorders>
             <w:shd w:val="clear" w:color="auto" w:fill="E8F0FB"/>
             <w:tcMar>
@@ -3634,7 +3662,7 @@
           <w:p>
             <w:r>
               <w:rPr>
-                <w:rFonts w:ascii="Arial" w:eastAsia="Arial" w:hAnsi="Arial" w:cs="Arial"/>
+                <w:rFonts w:ascii="Arial" w:hAnsi="Arial" w:eastAsia="Arial" w:cs="Arial"/>
                 <w:b/>
                 <w:bCs/>
                 <w:color w:val="000000"/>
@@ -3649,10 +3677,10 @@
           <w:tcPr>
             <w:tcW w:w="6160" w:type="dxa"/>
             <w:tcBorders>
-              <w:top w:val="single" w:sz="6" w:space="0" w:color="ADB9CA"/>
-              <w:left w:val="single" w:sz="6" w:space="0" w:color="ADB9CA"/>
-              <w:bottom w:val="single" w:sz="6" w:space="0" w:color="ADB9CA"/>
-              <w:right w:val="single" w:sz="6" w:space="0" w:color="ADB9CA"/>
+              <w:top w:val="single" w:color="ADB9CA" w:sz="6" w:space="0"/>
+              <w:left w:val="single" w:color="ADB9CA" w:sz="6" w:space="0"/>
+              <w:bottom w:val="single" w:color="ADB9CA" w:sz="6" w:space="0"/>
+              <w:right w:val="single" w:color="ADB9CA" w:sz="6" w:space="0"/>
             </w:tcBorders>
             <w:shd w:val="clear" w:color="auto" w:fill="E8F0FB"/>
             <w:tcMar>
@@ -3666,7 +3694,7 @@
           <w:p>
             <w:r>
               <w:rPr>
-                <w:rFonts w:ascii="Arial" w:eastAsia="Arial" w:hAnsi="Arial" w:cs="Arial"/>
+                <w:rFonts w:ascii="Arial" w:hAnsi="Arial" w:eastAsia="Arial" w:cs="Arial"/>
                 <w:color w:val="000000"/>
                 <w:sz w:val="18"/>
                 <w:szCs w:val="18"/>
@@ -3675,7 +3703,7 @@
             </w:r>
             <w:r>
               <w:rPr>
-                <w:rFonts w:ascii="Arial" w:eastAsia="Arial" w:hAnsi="Arial" w:cs="Arial"/>
+                <w:rFonts w:ascii="Arial" w:hAnsi="Arial" w:eastAsia="Arial" w:cs="Arial"/>
                 <w:color w:val="000000"/>
                 <w:sz w:val="18"/>
                 <w:szCs w:val="18"/>
@@ -3684,7 +3712,7 @@
             </w:r>
             <w:r>
               <w:rPr>
-                <w:rFonts w:ascii="Arial" w:eastAsia="Arial" w:hAnsi="Arial" w:cs="Arial"/>
+                <w:rFonts w:ascii="Arial" w:hAnsi="Arial" w:eastAsia="Arial" w:cs="Arial"/>
                 <w:color w:val="000000"/>
                 <w:sz w:val="18"/>
                 <w:szCs w:val="18"/>
@@ -3699,10 +3727,10 @@
           <w:tcPr>
             <w:tcW w:w="3200" w:type="dxa"/>
             <w:tcBorders>
-              <w:top w:val="single" w:sz="6" w:space="0" w:color="ADB9CA"/>
-              <w:left w:val="single" w:sz="6" w:space="0" w:color="ADB9CA"/>
-              <w:bottom w:val="single" w:sz="6" w:space="0" w:color="ADB9CA"/>
-              <w:right w:val="single" w:sz="6" w:space="0" w:color="ADB9CA"/>
+              <w:top w:val="single" w:color="ADB9CA" w:sz="6" w:space="0"/>
+              <w:left w:val="single" w:color="ADB9CA" w:sz="6" w:space="0"/>
+              <w:bottom w:val="single" w:color="ADB9CA" w:sz="6" w:space="0"/>
+              <w:right w:val="single" w:color="ADB9CA" w:sz="6" w:space="0"/>
             </w:tcBorders>
             <w:shd w:val="clear" w:color="auto" w:fill="FFFFFF"/>
             <w:tcMar>
@@ -3716,7 +3744,7 @@
           <w:p>
             <w:r>
               <w:rPr>
-                <w:rFonts w:ascii="Arial" w:eastAsia="Arial" w:hAnsi="Arial" w:cs="Arial"/>
+                <w:rFonts w:ascii="Arial" w:hAnsi="Arial" w:eastAsia="Arial" w:cs="Arial"/>
                 <w:b/>
                 <w:bCs/>
                 <w:color w:val="000000"/>
@@ -3731,10 +3759,10 @@
           <w:tcPr>
             <w:tcW w:w="6160" w:type="dxa"/>
             <w:tcBorders>
-              <w:top w:val="single" w:sz="6" w:space="0" w:color="ADB9CA"/>
-              <w:left w:val="single" w:sz="6" w:space="0" w:color="ADB9CA"/>
-              <w:bottom w:val="single" w:sz="6" w:space="0" w:color="ADB9CA"/>
-              <w:right w:val="single" w:sz="6" w:space="0" w:color="ADB9CA"/>
+              <w:top w:val="single" w:color="ADB9CA" w:sz="6" w:space="0"/>
+              <w:left w:val="single" w:color="ADB9CA" w:sz="6" w:space="0"/>
+              <w:bottom w:val="single" w:color="ADB9CA" w:sz="6" w:space="0"/>
+              <w:right w:val="single" w:color="ADB9CA" w:sz="6" w:space="0"/>
             </w:tcBorders>
             <w:shd w:val="clear" w:color="auto" w:fill="FFFFFF"/>
             <w:tcMar>
@@ -3748,7 +3776,7 @@
           <w:p>
             <w:r>
               <w:rPr>
-                <w:rFonts w:ascii="Arial" w:eastAsia="Arial" w:hAnsi="Arial" w:cs="Arial"/>
+                <w:rFonts w:ascii="Arial" w:hAnsi="Arial" w:eastAsia="Arial" w:cs="Arial"/>
                 <w:color w:val="000000"/>
                 <w:sz w:val="18"/>
                 <w:szCs w:val="18"/>
@@ -3757,7 +3785,7 @@
             </w:r>
             <w:r>
               <w:rPr>
-                <w:rFonts w:ascii="Arial" w:eastAsia="Arial" w:hAnsi="Arial" w:cs="Arial"/>
+                <w:rFonts w:ascii="Arial" w:hAnsi="Arial" w:eastAsia="Arial" w:cs="Arial"/>
                 <w:color w:val="000000"/>
                 <w:sz w:val="18"/>
                 <w:szCs w:val="18"/>
@@ -3766,7 +3794,7 @@
             </w:r>
             <w:r>
               <w:rPr>
-                <w:rFonts w:ascii="Arial" w:eastAsia="Arial" w:hAnsi="Arial" w:cs="Arial"/>
+                <w:rFonts w:ascii="Arial" w:hAnsi="Arial" w:eastAsia="Arial" w:cs="Arial"/>
                 <w:color w:val="000000"/>
                 <w:sz w:val="18"/>
                 <w:szCs w:val="18"/>
@@ -3781,10 +3809,10 @@
           <w:tcPr>
             <w:tcW w:w="3200" w:type="dxa"/>
             <w:tcBorders>
-              <w:top w:val="single" w:sz="6" w:space="0" w:color="ADB9CA"/>
-              <w:left w:val="single" w:sz="6" w:space="0" w:color="ADB9CA"/>
-              <w:bottom w:val="single" w:sz="6" w:space="0" w:color="ADB9CA"/>
-              <w:right w:val="single" w:sz="6" w:space="0" w:color="ADB9CA"/>
+              <w:top w:val="single" w:color="ADB9CA" w:sz="6" w:space="0"/>
+              <w:left w:val="single" w:color="ADB9CA" w:sz="6" w:space="0"/>
+              <w:bottom w:val="single" w:color="ADB9CA" w:sz="6" w:space="0"/>
+              <w:right w:val="single" w:color="ADB9CA" w:sz="6" w:space="0"/>
             </w:tcBorders>
             <w:shd w:val="clear" w:color="auto" w:fill="E8F0FB"/>
             <w:tcMar>
@@ -3799,7 +3827,7 @@
             <w:proofErr w:type="spellStart"/>
             <w:r>
               <w:rPr>
-                <w:rFonts w:ascii="Arial" w:eastAsia="Arial" w:hAnsi="Arial" w:cs="Arial"/>
+                <w:rFonts w:ascii="Arial" w:hAnsi="Arial" w:eastAsia="Arial" w:cs="Arial"/>
                 <w:b/>
                 <w:bCs/>
                 <w:color w:val="000000"/>
@@ -3815,10 +3843,10 @@
           <w:tcPr>
             <w:tcW w:w="6160" w:type="dxa"/>
             <w:tcBorders>
-              <w:top w:val="single" w:sz="6" w:space="0" w:color="ADB9CA"/>
-              <w:left w:val="single" w:sz="6" w:space="0" w:color="ADB9CA"/>
-              <w:bottom w:val="single" w:sz="6" w:space="0" w:color="ADB9CA"/>
-              <w:right w:val="single" w:sz="6" w:space="0" w:color="ADB9CA"/>
+              <w:top w:val="single" w:color="ADB9CA" w:sz="6" w:space="0"/>
+              <w:left w:val="single" w:color="ADB9CA" w:sz="6" w:space="0"/>
+              <w:bottom w:val="single" w:color="ADB9CA" w:sz="6" w:space="0"/>
+              <w:right w:val="single" w:color="ADB9CA" w:sz="6" w:space="0"/>
             </w:tcBorders>
             <w:shd w:val="clear" w:color="auto" w:fill="E8F0FB"/>
             <w:tcMar>
@@ -3833,7 +3861,7 @@
             <w:proofErr w:type="spellStart"/>
             <w:r>
               <w:rPr>
-                <w:rFonts w:ascii="Arial" w:eastAsia="Arial" w:hAnsi="Arial" w:cs="Arial"/>
+                <w:rFonts w:ascii="Arial" w:hAnsi="Arial" w:eastAsia="Arial" w:cs="Arial"/>
                 <w:color w:val="000000"/>
                 <w:sz w:val="18"/>
                 <w:szCs w:val="18"/>
@@ -3843,7 +3871,7 @@
             <w:proofErr w:type="spellEnd"/>
             <w:r>
               <w:rPr>
-                <w:rFonts w:ascii="Arial" w:eastAsia="Arial" w:hAnsi="Arial" w:cs="Arial"/>
+                <w:rFonts w:ascii="Arial" w:hAnsi="Arial" w:eastAsia="Arial" w:cs="Arial"/>
                 <w:color w:val="000000"/>
                 <w:sz w:val="18"/>
                 <w:szCs w:val="18"/>
@@ -3858,10 +3886,10 @@
           <w:tcPr>
             <w:tcW w:w="3200" w:type="dxa"/>
             <w:tcBorders>
-              <w:top w:val="single" w:sz="6" w:space="0" w:color="ADB9CA"/>
-              <w:left w:val="single" w:sz="6" w:space="0" w:color="ADB9CA"/>
-              <w:bottom w:val="single" w:sz="6" w:space="0" w:color="ADB9CA"/>
-              <w:right w:val="single" w:sz="6" w:space="0" w:color="ADB9CA"/>
+              <w:top w:val="single" w:color="ADB9CA" w:sz="6" w:space="0"/>
+              <w:left w:val="single" w:color="ADB9CA" w:sz="6" w:space="0"/>
+              <w:bottom w:val="single" w:color="ADB9CA" w:sz="6" w:space="0"/>
+              <w:right w:val="single" w:color="ADB9CA" w:sz="6" w:space="0"/>
             </w:tcBorders>
             <w:shd w:val="clear" w:color="auto" w:fill="FFFFFF"/>
             <w:tcMar>
@@ -3875,7 +3903,7 @@
           <w:p>
             <w:r>
               <w:rPr>
-                <w:rFonts w:ascii="Arial" w:eastAsia="Arial" w:hAnsi="Arial" w:cs="Arial"/>
+                <w:rFonts w:ascii="Arial" w:hAnsi="Arial" w:eastAsia="Arial" w:cs="Arial"/>
                 <w:b/>
                 <w:bCs/>
                 <w:color w:val="000000"/>
@@ -3887,7 +3915,7 @@
             <w:proofErr w:type="spellStart"/>
             <w:r>
               <w:rPr>
-                <w:rFonts w:ascii="Arial" w:eastAsia="Arial" w:hAnsi="Arial" w:cs="Arial"/>
+                <w:rFonts w:ascii="Arial" w:hAnsi="Arial" w:eastAsia="Arial" w:cs="Arial"/>
                 <w:b/>
                 <w:bCs/>
                 <w:color w:val="000000"/>
@@ -3899,7 +3927,7 @@
             <w:proofErr w:type="spellEnd"/>
             <w:r>
               <w:rPr>
-                <w:rFonts w:ascii="Arial" w:eastAsia="Arial" w:hAnsi="Arial" w:cs="Arial"/>
+                <w:rFonts w:ascii="Arial" w:hAnsi="Arial" w:eastAsia="Arial" w:cs="Arial"/>
                 <w:b/>
                 <w:bCs/>
                 <w:color w:val="000000"/>
@@ -3911,7 +3939,7 @@
             <w:proofErr w:type="spellStart"/>
             <w:r>
               <w:rPr>
-                <w:rFonts w:ascii="Arial" w:eastAsia="Arial" w:hAnsi="Arial" w:cs="Arial"/>
+                <w:rFonts w:ascii="Arial" w:hAnsi="Arial" w:eastAsia="Arial" w:cs="Arial"/>
                 <w:b/>
                 <w:bCs/>
                 <w:color w:val="000000"/>
@@ -3927,10 +3955,10 @@
           <w:tcPr>
             <w:tcW w:w="6160" w:type="dxa"/>
             <w:tcBorders>
-              <w:top w:val="single" w:sz="6" w:space="0" w:color="ADB9CA"/>
-              <w:left w:val="single" w:sz="6" w:space="0" w:color="ADB9CA"/>
-              <w:bottom w:val="single" w:sz="6" w:space="0" w:color="ADB9CA"/>
-              <w:right w:val="single" w:sz="6" w:space="0" w:color="ADB9CA"/>
+              <w:top w:val="single" w:color="ADB9CA" w:sz="6" w:space="0"/>
+              <w:left w:val="single" w:color="ADB9CA" w:sz="6" w:space="0"/>
+              <w:bottom w:val="single" w:color="ADB9CA" w:sz="6" w:space="0"/>
+              <w:right w:val="single" w:color="ADB9CA" w:sz="6" w:space="0"/>
             </w:tcBorders>
             <w:shd w:val="clear" w:color="auto" w:fill="FFFFFF"/>
             <w:tcMar>
@@ -3944,7 +3972,7 @@
           <w:p>
             <w:r>
               <w:rPr>
-                <w:rFonts w:ascii="Arial" w:eastAsia="Arial" w:hAnsi="Arial" w:cs="Arial"/>
+                <w:rFonts w:ascii="Arial" w:hAnsi="Arial" w:eastAsia="Arial" w:cs="Arial"/>
                 <w:color w:val="000000"/>
                 <w:sz w:val="18"/>
                 <w:szCs w:val="18"/>
@@ -3953,7 +3981,7 @@
             </w:r>
             <w:r>
               <w:rPr>
-                <w:rFonts w:ascii="Arial" w:eastAsia="Arial" w:hAnsi="Arial" w:cs="Arial"/>
+                <w:rFonts w:ascii="Arial" w:hAnsi="Arial" w:eastAsia="Arial" w:cs="Arial"/>
                 <w:color w:val="000000"/>
                 <w:sz w:val="18"/>
                 <w:szCs w:val="18"/>
@@ -3968,10 +3996,10 @@
           <w:tcPr>
             <w:tcW w:w="3200" w:type="dxa"/>
             <w:tcBorders>
-              <w:top w:val="single" w:sz="6" w:space="0" w:color="ADB9CA"/>
-              <w:left w:val="single" w:sz="6" w:space="0" w:color="ADB9CA"/>
-              <w:bottom w:val="single" w:sz="6" w:space="0" w:color="ADB9CA"/>
-              <w:right w:val="single" w:sz="6" w:space="0" w:color="ADB9CA"/>
+              <w:top w:val="single" w:color="ADB9CA" w:sz="6" w:space="0"/>
+              <w:left w:val="single" w:color="ADB9CA" w:sz="6" w:space="0"/>
+              <w:bottom w:val="single" w:color="ADB9CA" w:sz="6" w:space="0"/>
+              <w:right w:val="single" w:color="ADB9CA" w:sz="6" w:space="0"/>
             </w:tcBorders>
             <w:shd w:val="clear" w:color="auto" w:fill="E8F0FB"/>
             <w:tcMar>
@@ -3985,7 +4013,7 @@
           <w:p>
             <w:r>
               <w:rPr>
-                <w:rFonts w:ascii="Arial" w:eastAsia="Arial" w:hAnsi="Arial" w:cs="Arial"/>
+                <w:rFonts w:ascii="Arial" w:hAnsi="Arial" w:eastAsia="Arial" w:cs="Arial"/>
                 <w:b/>
                 <w:bCs/>
                 <w:color w:val="000000"/>
@@ -3997,7 +4025,7 @@
             <w:proofErr w:type="spellStart"/>
             <w:r>
               <w:rPr>
-                <w:rFonts w:ascii="Arial" w:eastAsia="Arial" w:hAnsi="Arial" w:cs="Arial"/>
+                <w:rFonts w:ascii="Arial" w:hAnsi="Arial" w:eastAsia="Arial" w:cs="Arial"/>
                 <w:b/>
                 <w:bCs/>
                 <w:color w:val="000000"/>
@@ -4009,7 +4037,7 @@
             <w:proofErr w:type="spellEnd"/>
             <w:r>
               <w:rPr>
-                <w:rFonts w:ascii="Arial" w:eastAsia="Arial" w:hAnsi="Arial" w:cs="Arial"/>
+                <w:rFonts w:ascii="Arial" w:hAnsi="Arial" w:eastAsia="Arial" w:cs="Arial"/>
                 <w:b/>
                 <w:bCs/>
                 <w:color w:val="000000"/>
@@ -4021,7 +4049,7 @@
             <w:proofErr w:type="spellStart"/>
             <w:r>
               <w:rPr>
-                <w:rFonts w:ascii="Arial" w:eastAsia="Arial" w:hAnsi="Arial" w:cs="Arial"/>
+                <w:rFonts w:ascii="Arial" w:hAnsi="Arial" w:eastAsia="Arial" w:cs="Arial"/>
                 <w:b/>
                 <w:bCs/>
                 <w:color w:val="000000"/>
@@ -4037,10 +4065,10 @@
           <w:tcPr>
             <w:tcW w:w="6160" w:type="dxa"/>
             <w:tcBorders>
-              <w:top w:val="single" w:sz="6" w:space="0" w:color="ADB9CA"/>
-              <w:left w:val="single" w:sz="6" w:space="0" w:color="ADB9CA"/>
-              <w:bottom w:val="single" w:sz="6" w:space="0" w:color="ADB9CA"/>
-              <w:right w:val="single" w:sz="6" w:space="0" w:color="ADB9CA"/>
+              <w:top w:val="single" w:color="ADB9CA" w:sz="6" w:space="0"/>
+              <w:left w:val="single" w:color="ADB9CA" w:sz="6" w:space="0"/>
+              <w:bottom w:val="single" w:color="ADB9CA" w:sz="6" w:space="0"/>
+              <w:right w:val="single" w:color="ADB9CA" w:sz="6" w:space="0"/>
             </w:tcBorders>
             <w:shd w:val="clear" w:color="auto" w:fill="E8F0FB"/>
             <w:tcMar>
@@ -4054,7 +4082,7 @@
           <w:p>
             <w:r>
               <w:rPr>
-                <w:rFonts w:ascii="Arial" w:eastAsia="Arial" w:hAnsi="Arial" w:cs="Arial"/>
+                <w:rFonts w:ascii="Arial" w:hAnsi="Arial" w:eastAsia="Arial" w:cs="Arial"/>
                 <w:color w:val="000000"/>
                 <w:sz w:val="18"/>
                 <w:szCs w:val="18"/>
@@ -4063,7 +4091,7 @@
             </w:r>
             <w:r>
               <w:rPr>
-                <w:rFonts w:ascii="Arial" w:eastAsia="Arial" w:hAnsi="Arial" w:cs="Arial"/>
+                <w:rFonts w:ascii="Arial" w:hAnsi="Arial" w:eastAsia="Arial" w:cs="Arial"/>
                 <w:color w:val="000000"/>
                 <w:sz w:val="18"/>
                 <w:szCs w:val="18"/>
@@ -4078,10 +4106,10 @@
           <w:tcPr>
             <w:tcW w:w="3200" w:type="dxa"/>
             <w:tcBorders>
-              <w:top w:val="single" w:sz="6" w:space="0" w:color="ADB9CA"/>
-              <w:left w:val="single" w:sz="6" w:space="0" w:color="ADB9CA"/>
-              <w:bottom w:val="single" w:sz="6" w:space="0" w:color="ADB9CA"/>
-              <w:right w:val="single" w:sz="6" w:space="0" w:color="ADB9CA"/>
+              <w:top w:val="single" w:color="ADB9CA" w:sz="6" w:space="0"/>
+              <w:left w:val="single" w:color="ADB9CA" w:sz="6" w:space="0"/>
+              <w:bottom w:val="single" w:color="ADB9CA" w:sz="6" w:space="0"/>
+              <w:right w:val="single" w:color="ADB9CA" w:sz="6" w:space="0"/>
             </w:tcBorders>
             <w:shd w:val="clear" w:color="auto" w:fill="FFFFFF"/>
             <w:tcMar>
@@ -4095,14 +4123,13 @@
           <w:p>
             <w:r>
               <w:rPr>
-                <w:rFonts w:ascii="Arial" w:eastAsia="Arial" w:hAnsi="Arial" w:cs="Arial"/>
+                <w:rFonts w:ascii="Arial" w:hAnsi="Arial" w:eastAsia="Arial" w:cs="Arial"/>
                 <w:b/>
                 <w:bCs/>
                 <w:color w:val="000000"/>
                 <w:sz w:val="18"/>
                 <w:szCs w:val="18"/>
               </w:rPr>
-              <w:lastRenderedPageBreak/>
               <w:t>Assignment_04_Spring2026.docx</w:t>
             </w:r>
           </w:p>
@@ -4111,10 +4138,10 @@
           <w:tcPr>
             <w:tcW w:w="6160" w:type="dxa"/>
             <w:tcBorders>
-              <w:top w:val="single" w:sz="6" w:space="0" w:color="ADB9CA"/>
-              <w:left w:val="single" w:sz="6" w:space="0" w:color="ADB9CA"/>
-              <w:bottom w:val="single" w:sz="6" w:space="0" w:color="ADB9CA"/>
-              <w:right w:val="single" w:sz="6" w:space="0" w:color="ADB9CA"/>
+              <w:top w:val="single" w:color="ADB9CA" w:sz="6" w:space="0"/>
+              <w:left w:val="single" w:color="ADB9CA" w:sz="6" w:space="0"/>
+              <w:bottom w:val="single" w:color="ADB9CA" w:sz="6" w:space="0"/>
+              <w:right w:val="single" w:color="ADB9CA" w:sz="6" w:space="0"/>
             </w:tcBorders>
             <w:shd w:val="clear" w:color="auto" w:fill="FFFFFF"/>
             <w:tcMar>
@@ -4128,7 +4155,7 @@
           <w:p>
             <w:r>
               <w:rPr>
-                <w:rFonts w:ascii="Arial" w:eastAsia="Arial" w:hAnsi="Arial" w:cs="Arial"/>
+                <w:rFonts w:ascii="Arial" w:hAnsi="Arial" w:eastAsia="Arial" w:cs="Arial"/>
                 <w:color w:val="000000"/>
                 <w:sz w:val="18"/>
                 <w:szCs w:val="18"/>
@@ -4147,13 +4174,13 @@
     <w:p>
       <w:pPr>
         <w:pBdr>
-          <w:bottom w:val="single" w:sz="6" w:space="4" w:color="2E75B6"/>
+          <w:bottom w:val="single" w:color="2E75B6" w:sz="6" w:space="4"/>
         </w:pBdr>
         <w:spacing w:before="260" w:after="120"/>
       </w:pPr>
       <w:r>
         <w:rPr>
-          <w:rFonts w:ascii="Arial" w:eastAsia="Arial" w:hAnsi="Arial" w:cs="Arial"/>
+          <w:rFonts w:ascii="Arial" w:hAnsi="Arial" w:eastAsia="Arial" w:cs="Arial"/>
           <w:b/>
           <w:bCs/>
           <w:color w:val="1F3864"/>
@@ -4170,35 +4197,35 @@
       </w:pPr>
       <w:r>
         <w:rPr>
-          <w:rFonts w:ascii="Arial" w:eastAsia="Arial" w:hAnsi="Arial" w:cs="Arial"/>
+          <w:rFonts w:ascii="Arial" w:hAnsi="Arial" w:eastAsia="Arial" w:cs="Arial"/>
           <w:color w:val="000000"/>
         </w:rPr>
         <w:t xml:space="preserve">The Team Lead (TL) is responsible for creating all secrets listed below. The TL is the repository admin and the credentials in use </w:t>
       </w:r>
       <w:r>
         <w:rPr>
-          <w:rFonts w:ascii="Arial" w:eastAsia="Arial" w:hAnsi="Arial" w:cs="Arial"/>
+          <w:rFonts w:ascii="Arial" w:hAnsi="Arial" w:eastAsia="Arial" w:cs="Arial"/>
           <w:color w:val="000000"/>
         </w:rPr>
         <w:t>,</w:t>
       </w:r>
       <w:r>
         <w:rPr>
-          <w:rFonts w:ascii="Arial" w:eastAsia="Arial" w:hAnsi="Arial" w:cs="Arial"/>
+          <w:rFonts w:ascii="Arial" w:hAnsi="Arial" w:eastAsia="Arial" w:cs="Arial"/>
           <w:color w:val="000000"/>
         </w:rPr>
         <w:t xml:space="preserve"> Docker Hub and Render </w:t>
       </w:r>
       <w:r>
         <w:rPr>
-          <w:rFonts w:ascii="Arial" w:eastAsia="Arial" w:hAnsi="Arial" w:cs="Arial"/>
+          <w:rFonts w:ascii="Arial" w:hAnsi="Arial" w:eastAsia="Arial" w:cs="Arial"/>
           <w:color w:val="000000"/>
         </w:rPr>
         <w:t>,</w:t>
       </w:r>
       <w:r>
         <w:rPr>
-          <w:rFonts w:ascii="Arial" w:eastAsia="Arial" w:hAnsi="Arial" w:cs="Arial"/>
+          <w:rFonts w:ascii="Arial" w:hAnsi="Arial" w:eastAsia="Arial" w:cs="Arial"/>
           <w:color w:val="000000"/>
         </w:rPr>
         <w:t xml:space="preserve"> belong to the TL's accounts. No other team member should create or modify these secrets.</w:t>
@@ -4216,7 +4243,7 @@
       </w:pPr>
       <w:r>
         <w:rPr>
-          <w:rFonts w:ascii="Arial" w:eastAsia="Arial" w:hAnsi="Arial" w:cs="Arial"/>
+          <w:rFonts w:ascii="Arial" w:hAnsi="Arial" w:eastAsia="Arial" w:cs="Arial"/>
           <w:b/>
           <w:bCs/>
           <w:color w:val="000000"/>
@@ -4235,7 +4262,7 @@
       </w:pPr>
       <w:r>
         <w:rPr>
-          <w:rFonts w:ascii="Arial" w:eastAsia="Arial" w:hAnsi="Arial" w:cs="Arial"/>
+          <w:rFonts w:ascii="Arial" w:hAnsi="Arial" w:eastAsia="Arial" w:cs="Arial"/>
           <w:sz w:val="19"/>
           <w:szCs w:val="19"/>
         </w:rPr>
@@ -4253,7 +4280,7 @@
       </w:pPr>
       <w:r>
         <w:rPr>
-          <w:rFonts w:ascii="Arial" w:eastAsia="Arial" w:hAnsi="Arial" w:cs="Arial"/>
+          <w:rFonts w:ascii="Arial" w:hAnsi="Arial" w:eastAsia="Arial" w:cs="Arial"/>
           <w:sz w:val="19"/>
           <w:szCs w:val="19"/>
         </w:rPr>
@@ -4272,7 +4299,7 @@
       </w:pPr>
       <w:r>
         <w:rPr>
-          <w:rFonts w:ascii="Arial" w:eastAsia="Arial" w:hAnsi="Arial" w:cs="Arial"/>
+          <w:rFonts w:ascii="Arial" w:hAnsi="Arial" w:eastAsia="Arial" w:cs="Arial"/>
           <w:b/>
           <w:bCs/>
           <w:color w:val="000000"/>
@@ -4287,7 +4314,7 @@
       </w:pPr>
       <w:r>
         <w:rPr>
-          <w:rFonts w:ascii="Arial" w:eastAsia="Arial" w:hAnsi="Arial" w:cs="Arial"/>
+          <w:rFonts w:ascii="Arial" w:hAnsi="Arial" w:eastAsia="Arial" w:cs="Arial"/>
           <w:b/>
           <w:bCs/>
           <w:color w:val="444444"/>
@@ -4301,12 +4328,12 @@
       <w:tblPr>
         <w:tblW w:w="9360" w:type="dxa"/>
         <w:tblBorders>
-          <w:top w:val="single" w:sz="4" w:space="0" w:color="auto"/>
-          <w:left w:val="single" w:sz="4" w:space="0" w:color="auto"/>
-          <w:bottom w:val="single" w:sz="4" w:space="0" w:color="auto"/>
-          <w:right w:val="single" w:sz="4" w:space="0" w:color="auto"/>
-          <w:insideH w:val="single" w:sz="4" w:space="0" w:color="auto"/>
-          <w:insideV w:val="single" w:sz="4" w:space="0" w:color="auto"/>
+          <w:top w:val="single" w:color="auto" w:sz="4" w:space="0"/>
+          <w:left w:val="single" w:color="auto" w:sz="4" w:space="0"/>
+          <w:bottom w:val="single" w:color="auto" w:sz="4" w:space="0"/>
+          <w:right w:val="single" w:color="auto" w:sz="4" w:space="0"/>
+          <w:insideH w:val="single" w:color="auto" w:sz="4" w:space="0"/>
+          <w:insideV w:val="single" w:color="auto" w:sz="4" w:space="0"/>
         </w:tblBorders>
         <w:tblCellMar>
           <w:left w:w="10" w:type="dxa"/>
@@ -4327,10 +4354,10 @@
           <w:tcPr>
             <w:tcW w:w="2000" w:type="dxa"/>
             <w:tcBorders>
-              <w:top w:val="single" w:sz="6" w:space="0" w:color="ADB9CA"/>
-              <w:left w:val="single" w:sz="6" w:space="0" w:color="ADB9CA"/>
-              <w:bottom w:val="single" w:sz="6" w:space="0" w:color="ADB9CA"/>
-              <w:right w:val="single" w:sz="6" w:space="0" w:color="ADB9CA"/>
+              <w:top w:val="single" w:color="ADB9CA" w:sz="6" w:space="0"/>
+              <w:left w:val="single" w:color="ADB9CA" w:sz="6" w:space="0"/>
+              <w:bottom w:val="single" w:color="ADB9CA" w:sz="6" w:space="0"/>
+              <w:right w:val="single" w:color="ADB9CA" w:sz="6" w:space="0"/>
             </w:tcBorders>
             <w:shd w:val="clear" w:color="auto" w:fill="1F3864"/>
             <w:tcMar>
@@ -4344,7 +4371,7 @@
           <w:p>
             <w:r>
               <w:rPr>
-                <w:rFonts w:ascii="Arial" w:eastAsia="Arial" w:hAnsi="Arial" w:cs="Arial"/>
+                <w:rFonts w:ascii="Arial" w:hAnsi="Arial" w:eastAsia="Arial" w:cs="Arial"/>
                 <w:b/>
                 <w:bCs/>
                 <w:color w:val="FFFFFF"/>
@@ -4359,10 +4386,10 @@
           <w:tcPr>
             <w:tcW w:w="2800" w:type="dxa"/>
             <w:tcBorders>
-              <w:top w:val="single" w:sz="6" w:space="0" w:color="ADB9CA"/>
-              <w:left w:val="single" w:sz="6" w:space="0" w:color="ADB9CA"/>
-              <w:bottom w:val="single" w:sz="6" w:space="0" w:color="ADB9CA"/>
-              <w:right w:val="single" w:sz="6" w:space="0" w:color="ADB9CA"/>
+              <w:top w:val="single" w:color="ADB9CA" w:sz="6" w:space="0"/>
+              <w:left w:val="single" w:color="ADB9CA" w:sz="6" w:space="0"/>
+              <w:bottom w:val="single" w:color="ADB9CA" w:sz="6" w:space="0"/>
+              <w:right w:val="single" w:color="ADB9CA" w:sz="6" w:space="0"/>
             </w:tcBorders>
             <w:shd w:val="clear" w:color="auto" w:fill="1F3864"/>
             <w:tcMar>
@@ -4376,7 +4403,7 @@
           <w:p>
             <w:r>
               <w:rPr>
-                <w:rFonts w:ascii="Arial" w:eastAsia="Arial" w:hAnsi="Arial" w:cs="Arial"/>
+                <w:rFonts w:ascii="Arial" w:hAnsi="Arial" w:eastAsia="Arial" w:cs="Arial"/>
                 <w:b/>
                 <w:bCs/>
                 <w:color w:val="FFFFFF"/>
@@ -4391,10 +4418,10 @@
           <w:tcPr>
             <w:tcW w:w="4560" w:type="dxa"/>
             <w:tcBorders>
-              <w:top w:val="single" w:sz="6" w:space="0" w:color="ADB9CA"/>
-              <w:left w:val="single" w:sz="6" w:space="0" w:color="ADB9CA"/>
-              <w:bottom w:val="single" w:sz="6" w:space="0" w:color="ADB9CA"/>
-              <w:right w:val="single" w:sz="6" w:space="0" w:color="ADB9CA"/>
+              <w:top w:val="single" w:color="ADB9CA" w:sz="6" w:space="0"/>
+              <w:left w:val="single" w:color="ADB9CA" w:sz="6" w:space="0"/>
+              <w:bottom w:val="single" w:color="ADB9CA" w:sz="6" w:space="0"/>
+              <w:right w:val="single" w:color="ADB9CA" w:sz="6" w:space="0"/>
             </w:tcBorders>
             <w:shd w:val="clear" w:color="auto" w:fill="1F3864"/>
             <w:tcMar>
@@ -4408,7 +4435,7 @@
           <w:p>
             <w:r>
               <w:rPr>
-                <w:rFonts w:ascii="Arial" w:eastAsia="Arial" w:hAnsi="Arial" w:cs="Arial"/>
+                <w:rFonts w:ascii="Arial" w:hAnsi="Arial" w:eastAsia="Arial" w:cs="Arial"/>
                 <w:b/>
                 <w:bCs/>
                 <w:color w:val="FFFFFF"/>
@@ -4428,10 +4455,10 @@
           <w:tcPr>
             <w:tcW w:w="2000" w:type="dxa"/>
             <w:tcBorders>
-              <w:top w:val="single" w:sz="6" w:space="0" w:color="ADB9CA"/>
-              <w:left w:val="single" w:sz="6" w:space="0" w:color="ADB9CA"/>
-              <w:bottom w:val="single" w:sz="6" w:space="0" w:color="ADB9CA"/>
-              <w:right w:val="single" w:sz="6" w:space="0" w:color="ADB9CA"/>
+              <w:top w:val="single" w:color="ADB9CA" w:sz="6" w:space="0"/>
+              <w:left w:val="single" w:color="ADB9CA" w:sz="6" w:space="0"/>
+              <w:bottom w:val="single" w:color="ADB9CA" w:sz="6" w:space="0"/>
+              <w:right w:val="single" w:color="ADB9CA" w:sz="6" w:space="0"/>
             </w:tcBorders>
             <w:shd w:val="clear" w:color="auto" w:fill="E8F0FB"/>
             <w:tcMar>
@@ -4445,7 +4472,7 @@
           <w:p>
             <w:r>
               <w:rPr>
-                <w:rFonts w:ascii="Arial" w:eastAsia="Arial" w:hAnsi="Arial" w:cs="Arial"/>
+                <w:rFonts w:ascii="Arial" w:hAnsi="Arial" w:eastAsia="Arial" w:cs="Arial"/>
                 <w:b/>
                 <w:bCs/>
                 <w:color w:val="000000"/>
@@ -4460,10 +4487,10 @@
           <w:tcPr>
             <w:tcW w:w="2800" w:type="dxa"/>
             <w:tcBorders>
-              <w:top w:val="single" w:sz="6" w:space="0" w:color="ADB9CA"/>
-              <w:left w:val="single" w:sz="6" w:space="0" w:color="ADB9CA"/>
-              <w:bottom w:val="single" w:sz="6" w:space="0" w:color="ADB9CA"/>
-              <w:right w:val="single" w:sz="6" w:space="0" w:color="ADB9CA"/>
+              <w:top w:val="single" w:color="ADB9CA" w:sz="6" w:space="0"/>
+              <w:left w:val="single" w:color="ADB9CA" w:sz="6" w:space="0"/>
+              <w:bottom w:val="single" w:color="ADB9CA" w:sz="6" w:space="0"/>
+              <w:right w:val="single" w:color="ADB9CA" w:sz="6" w:space="0"/>
             </w:tcBorders>
             <w:shd w:val="clear" w:color="auto" w:fill="E8F0FB"/>
             <w:tcMar>
@@ -4483,7 +4510,7 @@
             </w:pPr>
             <w:r>
               <w:rPr>
-                <w:rFonts w:ascii="Arial" w:eastAsia="Arial" w:hAnsi="Arial" w:cs="Arial"/>
+                <w:rFonts w:ascii="Arial" w:hAnsi="Arial" w:eastAsia="Arial" w:cs="Arial"/>
                 <w:color w:val="000000"/>
                 <w:sz w:val="18"/>
                 <w:szCs w:val="18"/>
@@ -4496,10 +4523,10 @@
           <w:tcPr>
             <w:tcW w:w="4560" w:type="dxa"/>
             <w:tcBorders>
-              <w:top w:val="single" w:sz="6" w:space="0" w:color="ADB9CA"/>
-              <w:left w:val="single" w:sz="6" w:space="0" w:color="ADB9CA"/>
-              <w:bottom w:val="single" w:sz="6" w:space="0" w:color="ADB9CA"/>
-              <w:right w:val="single" w:sz="6" w:space="0" w:color="ADB9CA"/>
+              <w:top w:val="single" w:color="ADB9CA" w:sz="6" w:space="0"/>
+              <w:left w:val="single" w:color="ADB9CA" w:sz="6" w:space="0"/>
+              <w:bottom w:val="single" w:color="ADB9CA" w:sz="6" w:space="0"/>
+              <w:right w:val="single" w:color="ADB9CA" w:sz="6" w:space="0"/>
             </w:tcBorders>
             <w:shd w:val="clear" w:color="auto" w:fill="E8F0FB"/>
             <w:tcMar>
@@ -4513,7 +4540,7 @@
           <w:p>
             <w:r>
               <w:rPr>
-                <w:rFonts w:ascii="Arial" w:eastAsia="Arial" w:hAnsi="Arial" w:cs="Arial"/>
+                <w:rFonts w:ascii="Arial" w:hAnsi="Arial" w:eastAsia="Arial" w:cs="Arial"/>
                 <w:color w:val="000000"/>
                 <w:sz w:val="18"/>
                 <w:szCs w:val="18"/>
@@ -4528,10 +4555,10 @@
           <w:tcPr>
             <w:tcW w:w="2000" w:type="dxa"/>
             <w:tcBorders>
-              <w:top w:val="single" w:sz="6" w:space="0" w:color="ADB9CA"/>
-              <w:left w:val="single" w:sz="6" w:space="0" w:color="ADB9CA"/>
-              <w:bottom w:val="single" w:sz="6" w:space="0" w:color="ADB9CA"/>
-              <w:right w:val="single" w:sz="6" w:space="0" w:color="ADB9CA"/>
+              <w:top w:val="single" w:color="ADB9CA" w:sz="6" w:space="0"/>
+              <w:left w:val="single" w:color="ADB9CA" w:sz="6" w:space="0"/>
+              <w:bottom w:val="single" w:color="ADB9CA" w:sz="6" w:space="0"/>
+              <w:right w:val="single" w:color="ADB9CA" w:sz="6" w:space="0"/>
             </w:tcBorders>
             <w:shd w:val="clear" w:color="auto" w:fill="FFFFFF"/>
             <w:tcMar>
@@ -4545,7 +4572,7 @@
           <w:p>
             <w:r>
               <w:rPr>
-                <w:rFonts w:ascii="Arial" w:eastAsia="Arial" w:hAnsi="Arial" w:cs="Arial"/>
+                <w:rFonts w:ascii="Arial" w:hAnsi="Arial" w:eastAsia="Arial" w:cs="Arial"/>
                 <w:b/>
                 <w:bCs/>
                 <w:color w:val="000000"/>
@@ -4560,10 +4587,10 @@
           <w:tcPr>
             <w:tcW w:w="2800" w:type="dxa"/>
             <w:tcBorders>
-              <w:top w:val="single" w:sz="6" w:space="0" w:color="ADB9CA"/>
-              <w:left w:val="single" w:sz="6" w:space="0" w:color="ADB9CA"/>
-              <w:bottom w:val="single" w:sz="6" w:space="0" w:color="ADB9CA"/>
-              <w:right w:val="single" w:sz="6" w:space="0" w:color="ADB9CA"/>
+              <w:top w:val="single" w:color="ADB9CA" w:sz="6" w:space="0"/>
+              <w:left w:val="single" w:color="ADB9CA" w:sz="6" w:space="0"/>
+              <w:bottom w:val="single" w:color="ADB9CA" w:sz="6" w:space="0"/>
+              <w:right w:val="single" w:color="ADB9CA" w:sz="6" w:space="0"/>
             </w:tcBorders>
             <w:shd w:val="clear" w:color="auto" w:fill="FFFFFF"/>
             <w:tcMar>
@@ -4577,7 +4604,7 @@
           <w:p>
             <w:r>
               <w:rPr>
-                <w:rFonts w:ascii="Arial" w:eastAsia="Arial" w:hAnsi="Arial" w:cs="Arial"/>
+                <w:rFonts w:ascii="Arial" w:hAnsi="Arial" w:eastAsia="Arial" w:cs="Arial"/>
                 <w:color w:val="000000"/>
                 <w:sz w:val="18"/>
                 <w:szCs w:val="18"/>
@@ -4590,10 +4617,10 @@
           <w:tcPr>
             <w:tcW w:w="4560" w:type="dxa"/>
             <w:tcBorders>
-              <w:top w:val="single" w:sz="6" w:space="0" w:color="ADB9CA"/>
-              <w:left w:val="single" w:sz="6" w:space="0" w:color="ADB9CA"/>
-              <w:bottom w:val="single" w:sz="6" w:space="0" w:color="ADB9CA"/>
-              <w:right w:val="single" w:sz="6" w:space="0" w:color="ADB9CA"/>
+              <w:top w:val="single" w:color="ADB9CA" w:sz="6" w:space="0"/>
+              <w:left w:val="single" w:color="ADB9CA" w:sz="6" w:space="0"/>
+              <w:bottom w:val="single" w:color="ADB9CA" w:sz="6" w:space="0"/>
+              <w:right w:val="single" w:color="ADB9CA" w:sz="6" w:space="0"/>
             </w:tcBorders>
             <w:shd w:val="clear" w:color="auto" w:fill="FFFFFF"/>
             <w:tcMar>
@@ -4607,7 +4634,7 @@
           <w:p>
             <w:r>
               <w:rPr>
-                <w:rFonts w:ascii="Arial" w:eastAsia="Arial" w:hAnsi="Arial" w:cs="Arial"/>
+                <w:rFonts w:ascii="Arial" w:hAnsi="Arial" w:eastAsia="Arial" w:cs="Arial"/>
                 <w:color w:val="000000"/>
                 <w:sz w:val="18"/>
                 <w:szCs w:val="18"/>
@@ -4616,7 +4643,7 @@
             </w:r>
             <w:r>
               <w:rPr>
-                <w:rFonts w:ascii="Arial" w:eastAsia="Arial" w:hAnsi="Arial" w:cs="Arial"/>
+                <w:rFonts w:ascii="Arial" w:hAnsi="Arial" w:eastAsia="Arial" w:cs="Arial"/>
                 <w:color w:val="000000"/>
                 <w:sz w:val="18"/>
                 <w:szCs w:val="18"/>
@@ -4625,7 +4652,7 @@
             </w:r>
             <w:r>
               <w:rPr>
-                <w:rFonts w:ascii="Arial" w:eastAsia="Arial" w:hAnsi="Arial" w:cs="Arial"/>
+                <w:rFonts w:ascii="Arial" w:hAnsi="Arial" w:eastAsia="Arial" w:cs="Arial"/>
                 <w:color w:val="000000"/>
                 <w:sz w:val="18"/>
                 <w:szCs w:val="18"/>
@@ -4640,10 +4667,10 @@
           <w:tcPr>
             <w:tcW w:w="2000" w:type="dxa"/>
             <w:tcBorders>
-              <w:top w:val="single" w:sz="6" w:space="0" w:color="ADB9CA"/>
-              <w:left w:val="single" w:sz="6" w:space="0" w:color="ADB9CA"/>
-              <w:bottom w:val="single" w:sz="6" w:space="0" w:color="ADB9CA"/>
-              <w:right w:val="single" w:sz="6" w:space="0" w:color="ADB9CA"/>
+              <w:top w:val="single" w:color="ADB9CA" w:sz="6" w:space="0"/>
+              <w:left w:val="single" w:color="ADB9CA" w:sz="6" w:space="0"/>
+              <w:bottom w:val="single" w:color="ADB9CA" w:sz="6" w:space="0"/>
+              <w:right w:val="single" w:color="ADB9CA" w:sz="6" w:space="0"/>
             </w:tcBorders>
             <w:shd w:val="clear" w:color="auto" w:fill="E8F0FB"/>
             <w:tcMar>
@@ -4657,7 +4684,7 @@
           <w:p>
             <w:r>
               <w:rPr>
-                <w:rFonts w:ascii="Arial" w:eastAsia="Arial" w:hAnsi="Arial" w:cs="Arial"/>
+                <w:rFonts w:ascii="Arial" w:hAnsi="Arial" w:eastAsia="Arial" w:cs="Arial"/>
                 <w:b/>
                 <w:bCs/>
                 <w:color w:val="000000"/>
@@ -4672,10 +4699,10 @@
           <w:tcPr>
             <w:tcW w:w="2800" w:type="dxa"/>
             <w:tcBorders>
-              <w:top w:val="single" w:sz="6" w:space="0" w:color="ADB9CA"/>
-              <w:left w:val="single" w:sz="6" w:space="0" w:color="ADB9CA"/>
-              <w:bottom w:val="single" w:sz="6" w:space="0" w:color="ADB9CA"/>
-              <w:right w:val="single" w:sz="6" w:space="0" w:color="ADB9CA"/>
+              <w:top w:val="single" w:color="ADB9CA" w:sz="6" w:space="0"/>
+              <w:left w:val="single" w:color="ADB9CA" w:sz="6" w:space="0"/>
+              <w:bottom w:val="single" w:color="ADB9CA" w:sz="6" w:space="0"/>
+              <w:right w:val="single" w:color="ADB9CA" w:sz="6" w:space="0"/>
             </w:tcBorders>
             <w:shd w:val="clear" w:color="auto" w:fill="E8F0FB"/>
             <w:tcMar>
@@ -4689,7 +4716,7 @@
           <w:p>
             <w:r>
               <w:rPr>
-                <w:rFonts w:ascii="Arial" w:eastAsia="Arial" w:hAnsi="Arial" w:cs="Arial"/>
+                <w:rFonts w:ascii="Arial" w:hAnsi="Arial" w:eastAsia="Arial" w:cs="Arial"/>
                 <w:color w:val="000000"/>
                 <w:sz w:val="18"/>
                 <w:szCs w:val="18"/>
@@ -4702,10 +4729,10 @@
           <w:tcPr>
             <w:tcW w:w="4560" w:type="dxa"/>
             <w:tcBorders>
-              <w:top w:val="single" w:sz="6" w:space="0" w:color="ADB9CA"/>
-              <w:left w:val="single" w:sz="6" w:space="0" w:color="ADB9CA"/>
-              <w:bottom w:val="single" w:sz="6" w:space="0" w:color="ADB9CA"/>
-              <w:right w:val="single" w:sz="6" w:space="0" w:color="ADB9CA"/>
+              <w:top w:val="single" w:color="ADB9CA" w:sz="6" w:space="0"/>
+              <w:left w:val="single" w:color="ADB9CA" w:sz="6" w:space="0"/>
+              <w:bottom w:val="single" w:color="ADB9CA" w:sz="6" w:space="0"/>
+              <w:right w:val="single" w:color="ADB9CA" w:sz="6" w:space="0"/>
             </w:tcBorders>
             <w:shd w:val="clear" w:color="auto" w:fill="E8F0FB"/>
             <w:tcMar>
@@ -4719,7 +4746,7 @@
           <w:p>
             <w:r>
               <w:rPr>
-                <w:rFonts w:ascii="Arial" w:eastAsia="Arial" w:hAnsi="Arial" w:cs="Arial"/>
+                <w:rFonts w:ascii="Arial" w:hAnsi="Arial" w:eastAsia="Arial" w:cs="Arial"/>
                 <w:color w:val="000000"/>
                 <w:sz w:val="18"/>
                 <w:szCs w:val="18"/>
@@ -4742,7 +4769,7 @@
       </w:pPr>
       <w:r>
         <w:rPr>
-          <w:rFonts w:ascii="Arial" w:eastAsia="Arial" w:hAnsi="Arial" w:cs="Arial"/>
+          <w:rFonts w:ascii="Arial" w:hAnsi="Arial" w:eastAsia="Arial" w:cs="Arial"/>
           <w:color w:val="555555"/>
           <w:sz w:val="18"/>
           <w:szCs w:val="18"/>
@@ -4751,7 +4778,7 @@
       </w:r>
       <w:r>
         <w:rPr>
-          <w:rFonts w:ascii="Arial" w:eastAsia="Arial" w:hAnsi="Arial" w:cs="Arial"/>
+          <w:rFonts w:ascii="Arial" w:hAnsi="Arial" w:eastAsia="Arial" w:cs="Arial"/>
           <w:color w:val="555555"/>
           <w:sz w:val="18"/>
           <w:szCs w:val="18"/>
@@ -4760,7 +4787,7 @@
       </w:r>
       <w:r>
         <w:rPr>
-          <w:rFonts w:ascii="Arial" w:eastAsia="Arial" w:hAnsi="Arial" w:cs="Arial"/>
+          <w:rFonts w:ascii="Arial" w:hAnsi="Arial" w:eastAsia="Arial" w:cs="Arial"/>
           <w:color w:val="555555"/>
           <w:sz w:val="18"/>
           <w:szCs w:val="18"/>
@@ -4776,13 +4803,13 @@
     <w:p>
       <w:pPr>
         <w:pBdr>
-          <w:bottom w:val="single" w:sz="6" w:space="4" w:color="2E75B6"/>
+          <w:bottom w:val="single" w:color="2E75B6" w:sz="6" w:space="4"/>
         </w:pBdr>
         <w:spacing w:before="260" w:after="120"/>
       </w:pPr>
       <w:r>
         <w:rPr>
-          <w:rFonts w:ascii="Arial" w:eastAsia="Arial" w:hAnsi="Arial" w:cs="Arial"/>
+          <w:rFonts w:ascii="Arial" w:hAnsi="Arial" w:eastAsia="Arial" w:cs="Arial"/>
           <w:b/>
           <w:bCs/>
           <w:color w:val="1F3864"/>
@@ -4794,7 +4821,7 @@
       <w:proofErr w:type="spellStart"/>
       <w:r>
         <w:rPr>
-          <w:rFonts w:ascii="Arial" w:eastAsia="Arial" w:hAnsi="Arial" w:cs="Arial"/>
+          <w:rFonts w:ascii="Arial" w:hAnsi="Arial" w:eastAsia="Arial" w:cs="Arial"/>
           <w:b/>
           <w:bCs/>
           <w:color w:val="1F3864"/>
@@ -4806,7 +4833,7 @@
       <w:proofErr w:type="spellEnd"/>
       <w:r>
         <w:rPr>
-          <w:rFonts w:ascii="Arial" w:eastAsia="Arial" w:hAnsi="Arial" w:cs="Arial"/>
+          <w:rFonts w:ascii="Arial" w:hAnsi="Arial" w:eastAsia="Arial" w:cs="Arial"/>
           <w:b/>
           <w:bCs/>
           <w:color w:val="1F3864"/>
@@ -4818,7 +4845,7 @@
       <w:proofErr w:type="spellStart"/>
       <w:r>
         <w:rPr>
-          <w:rFonts w:ascii="Arial" w:eastAsia="Arial" w:hAnsi="Arial" w:cs="Arial"/>
+          <w:rFonts w:ascii="Arial" w:hAnsi="Arial" w:eastAsia="Arial" w:cs="Arial"/>
           <w:b/>
           <w:bCs/>
           <w:color w:val="1F3864"/>
@@ -4830,7 +4857,7 @@
       <w:proofErr w:type="spellEnd"/>
       <w:r>
         <w:rPr>
-          <w:rFonts w:ascii="Arial" w:eastAsia="Arial" w:hAnsi="Arial" w:cs="Arial"/>
+          <w:rFonts w:ascii="Arial" w:hAnsi="Arial" w:eastAsia="Arial" w:cs="Arial"/>
           <w:b/>
           <w:bCs/>
           <w:color w:val="1F3864"/>
@@ -4847,7 +4874,7 @@
       </w:pPr>
       <w:r>
         <w:rPr>
-          <w:rFonts w:ascii="Arial" w:eastAsia="Arial" w:hAnsi="Arial" w:cs="Arial"/>
+          <w:rFonts w:ascii="Arial" w:hAnsi="Arial" w:eastAsia="Arial" w:cs="Arial"/>
           <w:b/>
           <w:bCs/>
           <w:color w:val="000000"/>
@@ -4857,7 +4884,7 @@
       <w:proofErr w:type="spellStart"/>
       <w:r>
         <w:rPr>
-          <w:rFonts w:ascii="Arial" w:eastAsia="Arial" w:hAnsi="Arial" w:cs="Arial"/>
+          <w:rFonts w:ascii="Arial" w:hAnsi="Arial" w:eastAsia="Arial" w:cs="Arial"/>
           <w:b/>
           <w:bCs/>
           <w:color w:val="000000"/>
@@ -4867,7 +4894,7 @@
       <w:proofErr w:type="spellEnd"/>
       <w:r>
         <w:rPr>
-          <w:rFonts w:ascii="Arial" w:eastAsia="Arial" w:hAnsi="Arial" w:cs="Arial"/>
+          <w:rFonts w:ascii="Arial" w:hAnsi="Arial" w:eastAsia="Arial" w:cs="Arial"/>
           <w:b/>
           <w:bCs/>
           <w:color w:val="000000"/>
@@ -4876,7 +4903,7 @@
       </w:r>
       <w:r>
         <w:rPr>
-          <w:rFonts w:ascii="Arial" w:eastAsia="Arial" w:hAnsi="Arial" w:cs="Arial"/>
+          <w:rFonts w:ascii="Arial" w:hAnsi="Arial" w:eastAsia="Arial" w:cs="Arial"/>
           <w:b/>
           <w:bCs/>
           <w:color w:val="000000"/>
@@ -4885,7 +4912,7 @@
       </w:r>
       <w:r>
         <w:rPr>
-          <w:rFonts w:ascii="Arial" w:eastAsia="Arial" w:hAnsi="Arial" w:cs="Arial"/>
+          <w:rFonts w:ascii="Arial" w:hAnsi="Arial" w:eastAsia="Arial" w:cs="Arial"/>
           <w:b/>
           <w:bCs/>
           <w:color w:val="000000"/>
@@ -4905,7 +4932,7 @@
       </w:pPr>
       <w:r>
         <w:rPr>
-          <w:rFonts w:ascii="Arial" w:eastAsia="Arial" w:hAnsi="Arial" w:cs="Arial"/>
+          <w:rFonts w:ascii="Arial" w:hAnsi="Arial" w:eastAsia="Arial" w:cs="Arial"/>
           <w:color w:val="000000"/>
         </w:rPr>
         <w:t>The CI workflow must include the following steps in order:</w:t>
@@ -4922,7 +4949,7 @@
       </w:pPr>
       <w:r>
         <w:rPr>
-          <w:rFonts w:ascii="Arial" w:eastAsia="Arial" w:hAnsi="Arial" w:cs="Arial"/>
+          <w:rFonts w:ascii="Arial" w:hAnsi="Arial" w:eastAsia="Arial" w:cs="Arial"/>
           <w:color w:val="000000"/>
         </w:rPr>
         <w:t>Step 1 – Checkout: Check out the repository code using actions/checkout.</w:t>
@@ -4939,7 +4966,7 @@
       </w:pPr>
       <w:r>
         <w:rPr>
-          <w:rFonts w:ascii="Arial" w:eastAsia="Arial" w:hAnsi="Arial" w:cs="Arial"/>
+          <w:rFonts w:ascii="Arial" w:hAnsi="Arial" w:eastAsia="Arial" w:cs="Arial"/>
           <w:color w:val="000000"/>
         </w:rPr>
         <w:t>Step 2 – Docker Login: Authenticate with Docker Hub using the DOCKERHUB_USERNAME and DOCKERHUB_TOKEN repository secrets.</w:t>
@@ -4956,7 +4983,7 @@
       </w:pPr>
       <w:r>
         <w:rPr>
-          <w:rFonts w:ascii="Arial" w:eastAsia="Arial" w:hAnsi="Arial" w:cs="Arial"/>
+          <w:rFonts w:ascii="Arial" w:hAnsi="Arial" w:eastAsia="Arial" w:cs="Arial"/>
           <w:color w:val="000000"/>
         </w:rPr>
         <w:t xml:space="preserve">Step 3 – Build Image: Build the Docker image from the </w:t>
@@ -4964,7 +4991,7 @@
       <w:proofErr w:type="spellStart"/>
       <w:r>
         <w:rPr>
-          <w:rFonts w:ascii="Arial" w:eastAsia="Arial" w:hAnsi="Arial" w:cs="Arial"/>
+          <w:rFonts w:ascii="Arial" w:hAnsi="Arial" w:eastAsia="Arial" w:cs="Arial"/>
           <w:color w:val="000000"/>
         </w:rPr>
         <w:t>Dockerfile</w:t>
@@ -4972,7 +4999,7 @@
       <w:proofErr w:type="spellEnd"/>
       <w:r>
         <w:rPr>
-          <w:rFonts w:ascii="Arial" w:eastAsia="Arial" w:hAnsi="Arial" w:cs="Arial"/>
+          <w:rFonts w:ascii="Arial" w:hAnsi="Arial" w:eastAsia="Arial" w:cs="Arial"/>
           <w:color w:val="000000"/>
         </w:rPr>
         <w:t xml:space="preserve"> in the project root.</w:t>
@@ -4989,21 +5016,21 @@
       </w:pPr>
       <w:r>
         <w:rPr>
-          <w:rFonts w:ascii="Arial" w:eastAsia="Arial" w:hAnsi="Arial" w:cs="Arial"/>
+          <w:rFonts w:ascii="Arial" w:hAnsi="Arial" w:eastAsia="Arial" w:cs="Arial"/>
           <w:color w:val="000000"/>
         </w:rPr>
         <w:t xml:space="preserve">Step 4 – Tag Image: Tag the image using a meaningful strategy </w:t>
       </w:r>
       <w:r>
         <w:rPr>
-          <w:rFonts w:ascii="Arial" w:eastAsia="Arial" w:hAnsi="Arial" w:cs="Arial"/>
+          <w:rFonts w:ascii="Arial" w:hAnsi="Arial" w:eastAsia="Arial" w:cs="Arial"/>
           <w:color w:val="000000"/>
         </w:rPr>
         <w:t>,</w:t>
       </w:r>
       <w:r>
         <w:rPr>
-          <w:rFonts w:ascii="Arial" w:eastAsia="Arial" w:hAnsi="Arial" w:cs="Arial"/>
+          <w:rFonts w:ascii="Arial" w:hAnsi="Arial" w:eastAsia="Arial" w:cs="Arial"/>
           <w:color w:val="000000"/>
         </w:rPr>
         <w:t xml:space="preserve"> at minimum the 'latest' tag; optionally also tag with the short commit SHA (</w:t>
@@ -5011,7 +5038,7 @@
       <w:proofErr w:type="spellStart"/>
       <w:r>
         <w:rPr>
-          <w:rFonts w:ascii="Arial" w:eastAsia="Arial" w:hAnsi="Arial" w:cs="Arial"/>
+          <w:rFonts w:ascii="Arial" w:hAnsi="Arial" w:eastAsia="Arial" w:cs="Arial"/>
           <w:color w:val="000000"/>
         </w:rPr>
         <w:t>github.sha</w:t>
@@ -5019,7 +5046,7 @@
       <w:proofErr w:type="spellEnd"/>
       <w:r>
         <w:rPr>
-          <w:rFonts w:ascii="Arial" w:eastAsia="Arial" w:hAnsi="Arial" w:cs="Arial"/>
+          <w:rFonts w:ascii="Arial" w:hAnsi="Arial" w:eastAsia="Arial" w:cs="Arial"/>
           <w:color w:val="000000"/>
         </w:rPr>
         <w:t>).</w:t>
@@ -5036,7 +5063,7 @@
       </w:pPr>
       <w:r>
         <w:rPr>
-          <w:rFonts w:ascii="Arial" w:eastAsia="Arial" w:hAnsi="Arial" w:cs="Arial"/>
+          <w:rFonts w:ascii="Arial" w:hAnsi="Arial" w:eastAsia="Arial" w:cs="Arial"/>
           <w:color w:val="000000"/>
         </w:rPr>
         <w:t>Step 5 – Push Image: Push the tagged image to Docker Hub.</w:t>
@@ -5054,7 +5081,7 @@
       </w:pPr>
       <w:r>
         <w:rPr>
-          <w:rFonts w:ascii="Arial" w:eastAsia="Arial" w:hAnsi="Arial" w:cs="Arial"/>
+          <w:rFonts w:ascii="Arial" w:hAnsi="Arial" w:eastAsia="Arial" w:cs="Arial"/>
           <w:color w:val="000000"/>
         </w:rPr>
         <w:t>Additional requirements:</w:t>
@@ -5071,7 +5098,7 @@
       </w:pPr>
       <w:r>
         <w:rPr>
-          <w:rFonts w:ascii="Arial" w:eastAsia="Arial" w:hAnsi="Arial" w:cs="Arial"/>
+          <w:rFonts w:ascii="Arial" w:hAnsi="Arial" w:eastAsia="Arial" w:cs="Arial"/>
           <w:color w:val="000000"/>
         </w:rPr>
         <w:t>The workflow must fail the entire run if any step fails, preventing a broken image from being available for deployment.</w:t>
@@ -5088,22 +5115,21 @@
       </w:pPr>
       <w:r>
         <w:rPr>
-          <w:rFonts w:ascii="Arial" w:eastAsia="Arial" w:hAnsi="Arial" w:cs="Arial"/>
-          <w:color w:val="000000"/>
-        </w:rPr>
-        <w:lastRenderedPageBreak/>
+          <w:rFonts w:ascii="Arial" w:hAnsi="Arial" w:eastAsia="Arial" w:cs="Arial"/>
+          <w:color w:val="000000"/>
+        </w:rPr>
         <w:t xml:space="preserve">The CI status check must appear as a required check in the Branch Protection Rules on </w:t>
       </w:r>
       <w:r>
         <w:rPr>
-          <w:rFonts w:ascii="Arial" w:eastAsia="Arial" w:hAnsi="Arial" w:cs="Arial"/>
+          <w:rFonts w:ascii="Arial" w:hAnsi="Arial" w:eastAsia="Arial" w:cs="Arial"/>
           <w:color w:val="000000"/>
         </w:rPr>
         <w:t>“develop”</w:t>
       </w:r>
       <w:r>
         <w:rPr>
-          <w:rFonts w:ascii="Arial" w:eastAsia="Arial" w:hAnsi="Arial" w:cs="Arial"/>
+          <w:rFonts w:ascii="Arial" w:hAnsi="Arial" w:eastAsia="Arial" w:cs="Arial"/>
           <w:color w:val="000000"/>
         </w:rPr>
         <w:t>.</w:t>
@@ -5117,13 +5143,13 @@
     <w:p>
       <w:pPr>
         <w:pBdr>
-          <w:bottom w:val="single" w:sz="6" w:space="4" w:color="2E75B6"/>
+          <w:bottom w:val="single" w:color="2E75B6" w:sz="6" w:space="4"/>
         </w:pBdr>
         <w:spacing w:before="260" w:after="120"/>
       </w:pPr>
       <w:r>
         <w:rPr>
-          <w:rFonts w:ascii="Arial" w:eastAsia="Arial" w:hAnsi="Arial" w:cs="Arial"/>
+          <w:rFonts w:ascii="Arial" w:hAnsi="Arial" w:eastAsia="Arial" w:cs="Arial"/>
           <w:b/>
           <w:bCs/>
           <w:color w:val="1F3864"/>
@@ -5135,7 +5161,7 @@
       <w:proofErr w:type="spellStart"/>
       <w:r>
         <w:rPr>
-          <w:rFonts w:ascii="Arial" w:eastAsia="Arial" w:hAnsi="Arial" w:cs="Arial"/>
+          <w:rFonts w:ascii="Arial" w:hAnsi="Arial" w:eastAsia="Arial" w:cs="Arial"/>
           <w:b/>
           <w:bCs/>
           <w:color w:val="1F3864"/>
@@ -5147,7 +5173,7 @@
       <w:proofErr w:type="spellEnd"/>
       <w:r>
         <w:rPr>
-          <w:rFonts w:ascii="Arial" w:eastAsia="Arial" w:hAnsi="Arial" w:cs="Arial"/>
+          <w:rFonts w:ascii="Arial" w:hAnsi="Arial" w:eastAsia="Arial" w:cs="Arial"/>
           <w:b/>
           <w:bCs/>
           <w:color w:val="1F3864"/>
@@ -5159,7 +5185,7 @@
       <w:proofErr w:type="spellStart"/>
       <w:r>
         <w:rPr>
-          <w:rFonts w:ascii="Arial" w:eastAsia="Arial" w:hAnsi="Arial" w:cs="Arial"/>
+          <w:rFonts w:ascii="Arial" w:hAnsi="Arial" w:eastAsia="Arial" w:cs="Arial"/>
           <w:b/>
           <w:bCs/>
           <w:color w:val="1F3864"/>
@@ -5171,7 +5197,7 @@
       <w:proofErr w:type="spellEnd"/>
       <w:r>
         <w:rPr>
-          <w:rFonts w:ascii="Arial" w:eastAsia="Arial" w:hAnsi="Arial" w:cs="Arial"/>
+          <w:rFonts w:ascii="Arial" w:hAnsi="Arial" w:eastAsia="Arial" w:cs="Arial"/>
           <w:b/>
           <w:bCs/>
           <w:color w:val="1F3864"/>
@@ -5188,7 +5214,7 @@
       </w:pPr>
       <w:r>
         <w:rPr>
-          <w:rFonts w:ascii="Arial" w:eastAsia="Arial" w:hAnsi="Arial" w:cs="Arial"/>
+          <w:rFonts w:ascii="Arial" w:hAnsi="Arial" w:eastAsia="Arial" w:cs="Arial"/>
           <w:b/>
           <w:bCs/>
           <w:color w:val="000000"/>
@@ -5197,7 +5223,7 @@
       </w:r>
       <w:r>
         <w:rPr>
-          <w:rFonts w:ascii="Arial" w:eastAsia="Arial" w:hAnsi="Arial" w:cs="Arial"/>
+          <w:rFonts w:ascii="Arial" w:hAnsi="Arial" w:eastAsia="Arial" w:cs="Arial"/>
           <w:b/>
           <w:bCs/>
           <w:color w:val="000000"/>
@@ -5206,7 +5232,7 @@
       </w:r>
       <w:r>
         <w:rPr>
-          <w:rFonts w:ascii="Arial" w:eastAsia="Arial" w:hAnsi="Arial" w:cs="Arial"/>
+          <w:rFonts w:ascii="Arial" w:hAnsi="Arial" w:eastAsia="Arial" w:cs="Arial"/>
           <w:b/>
           <w:bCs/>
           <w:color w:val="000000"/>
@@ -5215,7 +5241,7 @@
       </w:r>
       <w:r>
         <w:rPr>
-          <w:rFonts w:ascii="Arial" w:eastAsia="Arial" w:hAnsi="Arial" w:cs="Arial"/>
+          <w:rFonts w:ascii="Arial" w:hAnsi="Arial" w:eastAsia="Arial" w:cs="Arial"/>
           <w:b/>
           <w:bCs/>
           <w:color w:val="000000"/>
@@ -5224,7 +5250,7 @@
       </w:r>
       <w:r>
         <w:rPr>
-          <w:rFonts w:ascii="Arial" w:eastAsia="Arial" w:hAnsi="Arial" w:cs="Arial"/>
+          <w:rFonts w:ascii="Arial" w:hAnsi="Arial" w:eastAsia="Arial" w:cs="Arial"/>
           <w:b/>
           <w:bCs/>
           <w:color w:val="000000"/>
@@ -5244,7 +5270,7 @@
       </w:pPr>
       <w:r>
         <w:rPr>
-          <w:rFonts w:ascii="Arial" w:eastAsia="Arial" w:hAnsi="Arial" w:cs="Arial"/>
+          <w:rFonts w:ascii="Arial" w:hAnsi="Arial" w:eastAsia="Arial" w:cs="Arial"/>
           <w:color w:val="000000"/>
         </w:rPr>
         <w:t>The CD workflow must include the following steps in order:</w:t>
@@ -5261,7 +5287,7 @@
       </w:pPr>
       <w:r>
         <w:rPr>
-          <w:rFonts w:ascii="Arial" w:eastAsia="Arial" w:hAnsi="Arial" w:cs="Arial"/>
+          <w:rFonts w:ascii="Arial" w:hAnsi="Arial" w:eastAsia="Arial" w:cs="Arial"/>
           <w:color w:val="000000"/>
         </w:rPr>
         <w:t>Step 1 – Checkout: Check out the repository code using actions/checkout.</w:t>
@@ -5278,7 +5304,7 @@
       </w:pPr>
       <w:r>
         <w:rPr>
-          <w:rFonts w:ascii="Arial" w:eastAsia="Arial" w:hAnsi="Arial" w:cs="Arial"/>
+          <w:rFonts w:ascii="Arial" w:hAnsi="Arial" w:eastAsia="Arial" w:cs="Arial"/>
           <w:color w:val="000000"/>
         </w:rPr>
         <w:t>Step 2 – Declare Environment: The job must specify environment: development so that the RENDER_DEPLOY_HOOK_URL environment-level secret is made available to the job.</w:t>
@@ -5295,7 +5321,7 @@
       </w:pPr>
       <w:r>
         <w:rPr>
-          <w:rFonts w:ascii="Arial" w:eastAsia="Arial" w:hAnsi="Arial" w:cs="Arial"/>
+          <w:rFonts w:ascii="Arial" w:hAnsi="Arial" w:eastAsia="Arial" w:cs="Arial"/>
           <w:color w:val="000000"/>
         </w:rPr>
         <w:t>Step 3 – Deploy: Send an HTTP POST request to the Render deploy hook URL using curl:</w:t>
@@ -5312,7 +5338,7 @@
       </w:pPr>
       <w:r>
         <w:rPr>
-          <w:rFonts w:ascii="Arial" w:eastAsia="Arial" w:hAnsi="Arial" w:cs="Arial"/>
+          <w:rFonts w:ascii="Arial" w:hAnsi="Arial" w:eastAsia="Arial" w:cs="Arial"/>
           <w:sz w:val="19"/>
           <w:szCs w:val="19"/>
         </w:rPr>
@@ -5321,7 +5347,7 @@
       <w:proofErr w:type="spellStart"/>
       <w:r>
         <w:rPr>
-          <w:rFonts w:ascii="Arial" w:eastAsia="Arial" w:hAnsi="Arial" w:cs="Arial"/>
+          <w:rFonts w:ascii="Arial" w:hAnsi="Arial" w:eastAsia="Arial" w:cs="Arial"/>
           <w:sz w:val="19"/>
           <w:szCs w:val="19"/>
         </w:rPr>
@@ -5330,7 +5356,7 @@
       <w:proofErr w:type="spellEnd"/>
       <w:r>
         <w:rPr>
-          <w:rFonts w:ascii="Arial" w:eastAsia="Arial" w:hAnsi="Arial" w:cs="Arial"/>
+          <w:rFonts w:ascii="Arial" w:hAnsi="Arial" w:eastAsia="Arial" w:cs="Arial"/>
           <w:sz w:val="19"/>
           <w:szCs w:val="19"/>
         </w:rPr>
@@ -5348,7 +5374,7 @@
       </w:pPr>
       <w:r>
         <w:rPr>
-          <w:rFonts w:ascii="Arial" w:eastAsia="Arial" w:hAnsi="Arial" w:cs="Arial"/>
+          <w:rFonts w:ascii="Arial" w:hAnsi="Arial" w:eastAsia="Arial" w:cs="Arial"/>
           <w:color w:val="000000"/>
         </w:rPr>
         <w:t>Step 4 – Confirm: Output a timestamped deployment confirmation message as the final step.</w:t>
@@ -5366,7 +5392,7 @@
       </w:pPr>
       <w:r>
         <w:rPr>
-          <w:rFonts w:ascii="Arial" w:eastAsia="Arial" w:hAnsi="Arial" w:cs="Arial"/>
+          <w:rFonts w:ascii="Arial" w:hAnsi="Arial" w:eastAsia="Arial" w:cs="Arial"/>
           <w:color w:val="000000"/>
         </w:rPr>
         <w:t>Additional requirements:</w:t>
@@ -5383,7 +5409,7 @@
       </w:pPr>
       <w:r>
         <w:rPr>
-          <w:rFonts w:ascii="Arial" w:eastAsia="Arial" w:hAnsi="Arial" w:cs="Arial"/>
+          <w:rFonts w:ascii="Arial" w:hAnsi="Arial" w:eastAsia="Arial" w:cs="Arial"/>
           <w:color w:val="000000"/>
         </w:rPr>
         <w:t>The CD workflow file must declare runs-on: ubuntu-latest.</w:t>
@@ -5400,21 +5426,21 @@
       </w:pPr>
       <w:r>
         <w:rPr>
-          <w:rFonts w:ascii="Arial" w:eastAsia="Arial" w:hAnsi="Arial" w:cs="Arial"/>
+          <w:rFonts w:ascii="Arial" w:hAnsi="Arial" w:eastAsia="Arial" w:cs="Arial"/>
           <w:color w:val="000000"/>
         </w:rPr>
         <w:t xml:space="preserve">The job must NOT contain any Docker build or push steps </w:t>
       </w:r>
       <w:r>
         <w:rPr>
-          <w:rFonts w:ascii="Arial" w:eastAsia="Arial" w:hAnsi="Arial" w:cs="Arial"/>
+          <w:rFonts w:ascii="Arial" w:hAnsi="Arial" w:eastAsia="Arial" w:cs="Arial"/>
           <w:color w:val="000000"/>
         </w:rPr>
         <w:t>,</w:t>
       </w:r>
       <w:r>
         <w:rPr>
-          <w:rFonts w:ascii="Arial" w:eastAsia="Arial" w:hAnsi="Arial" w:cs="Arial"/>
+          <w:rFonts w:ascii="Arial" w:hAnsi="Arial" w:eastAsia="Arial" w:cs="Arial"/>
           <w:color w:val="000000"/>
         </w:rPr>
         <w:t xml:space="preserve"> that responsibility belongs exclusively to the CI workflow.</w:t>
@@ -5428,13 +5454,13 @@
     <w:p>
       <w:pPr>
         <w:pBdr>
-          <w:bottom w:val="single" w:sz="6" w:space="4" w:color="2E75B6"/>
+          <w:bottom w:val="single" w:color="2E75B6" w:sz="6" w:space="4"/>
         </w:pBdr>
         <w:spacing w:before="260" w:after="120"/>
       </w:pPr>
       <w:r>
         <w:rPr>
-          <w:rFonts w:ascii="Arial" w:eastAsia="Arial" w:hAnsi="Arial" w:cs="Arial"/>
+          <w:rFonts w:ascii="Arial" w:hAnsi="Arial" w:eastAsia="Arial" w:cs="Arial"/>
           <w:b/>
           <w:bCs/>
           <w:color w:val="1F3864"/>
@@ -5451,7 +5477,7 @@
       </w:pPr>
       <w:r>
         <w:rPr>
-          <w:rFonts w:ascii="Arial" w:eastAsia="Arial" w:hAnsi="Arial" w:cs="Arial"/>
+          <w:rFonts w:ascii="Arial" w:hAnsi="Arial" w:eastAsia="Arial" w:cs="Arial"/>
           <w:b/>
           <w:bCs/>
           <w:color w:val="444444"/>
@@ -5465,12 +5491,12 @@
       <w:tblPr>
         <w:tblW w:w="9360" w:type="dxa"/>
         <w:tblBorders>
-          <w:top w:val="single" w:sz="4" w:space="0" w:color="auto"/>
-          <w:left w:val="single" w:sz="4" w:space="0" w:color="auto"/>
-          <w:bottom w:val="single" w:sz="4" w:space="0" w:color="auto"/>
-          <w:right w:val="single" w:sz="4" w:space="0" w:color="auto"/>
-          <w:insideH w:val="single" w:sz="4" w:space="0" w:color="auto"/>
-          <w:insideV w:val="single" w:sz="4" w:space="0" w:color="auto"/>
+          <w:top w:val="single" w:color="auto" w:sz="4" w:space="0"/>
+          <w:left w:val="single" w:color="auto" w:sz="4" w:space="0"/>
+          <w:bottom w:val="single" w:color="auto" w:sz="4" w:space="0"/>
+          <w:right w:val="single" w:color="auto" w:sz="4" w:space="0"/>
+          <w:insideH w:val="single" w:color="auto" w:sz="4" w:space="0"/>
+          <w:insideV w:val="single" w:color="auto" w:sz="4" w:space="0"/>
         </w:tblBorders>
         <w:tblCellMar>
           <w:left w:w="10" w:type="dxa"/>
@@ -5491,10 +5517,10 @@
           <w:tcPr>
             <w:tcW w:w="1600" w:type="dxa"/>
             <w:tcBorders>
-              <w:top w:val="single" w:sz="6" w:space="0" w:color="ADB9CA"/>
-              <w:left w:val="single" w:sz="6" w:space="0" w:color="ADB9CA"/>
-              <w:bottom w:val="single" w:sz="6" w:space="0" w:color="ADB9CA"/>
-              <w:right w:val="single" w:sz="6" w:space="0" w:color="ADB9CA"/>
+              <w:top w:val="single" w:color="ADB9CA" w:sz="6" w:space="0"/>
+              <w:left w:val="single" w:color="ADB9CA" w:sz="6" w:space="0"/>
+              <w:bottom w:val="single" w:color="ADB9CA" w:sz="6" w:space="0"/>
+              <w:right w:val="single" w:color="ADB9CA" w:sz="6" w:space="0"/>
             </w:tcBorders>
             <w:shd w:val="clear" w:color="auto" w:fill="1F3864"/>
             <w:tcMar>
@@ -5508,7 +5534,7 @@
           <w:p>
             <w:r>
               <w:rPr>
-                <w:rFonts w:ascii="Arial" w:eastAsia="Arial" w:hAnsi="Arial" w:cs="Arial"/>
+                <w:rFonts w:ascii="Arial" w:hAnsi="Arial" w:eastAsia="Arial" w:cs="Arial"/>
                 <w:b/>
                 <w:bCs/>
                 <w:color w:val="FFFFFF"/>
@@ -5523,10 +5549,10 @@
           <w:tcPr>
             <w:tcW w:w="3380" w:type="dxa"/>
             <w:tcBorders>
-              <w:top w:val="single" w:sz="6" w:space="0" w:color="ADB9CA"/>
-              <w:left w:val="single" w:sz="6" w:space="0" w:color="ADB9CA"/>
-              <w:bottom w:val="single" w:sz="6" w:space="0" w:color="ADB9CA"/>
-              <w:right w:val="single" w:sz="6" w:space="0" w:color="ADB9CA"/>
+              <w:top w:val="single" w:color="ADB9CA" w:sz="6" w:space="0"/>
+              <w:left w:val="single" w:color="ADB9CA" w:sz="6" w:space="0"/>
+              <w:bottom w:val="single" w:color="ADB9CA" w:sz="6" w:space="0"/>
+              <w:right w:val="single" w:color="ADB9CA" w:sz="6" w:space="0"/>
             </w:tcBorders>
             <w:shd w:val="clear" w:color="auto" w:fill="1F3864"/>
             <w:tcMar>
@@ -5540,7 +5566,7 @@
           <w:p>
             <w:r>
               <w:rPr>
-                <w:rFonts w:ascii="Arial" w:eastAsia="Arial" w:hAnsi="Arial" w:cs="Arial"/>
+                <w:rFonts w:ascii="Arial" w:hAnsi="Arial" w:eastAsia="Arial" w:cs="Arial"/>
                 <w:b/>
                 <w:bCs/>
                 <w:color w:val="FFFFFF"/>
@@ -5555,10 +5581,10 @@
           <w:tcPr>
             <w:tcW w:w="4380" w:type="dxa"/>
             <w:tcBorders>
-              <w:top w:val="single" w:sz="6" w:space="0" w:color="ADB9CA"/>
-              <w:left w:val="single" w:sz="6" w:space="0" w:color="ADB9CA"/>
-              <w:bottom w:val="single" w:sz="6" w:space="0" w:color="ADB9CA"/>
-              <w:right w:val="single" w:sz="6" w:space="0" w:color="ADB9CA"/>
+              <w:top w:val="single" w:color="ADB9CA" w:sz="6" w:space="0"/>
+              <w:left w:val="single" w:color="ADB9CA" w:sz="6" w:space="0"/>
+              <w:bottom w:val="single" w:color="ADB9CA" w:sz="6" w:space="0"/>
+              <w:right w:val="single" w:color="ADB9CA" w:sz="6" w:space="0"/>
             </w:tcBorders>
             <w:shd w:val="clear" w:color="auto" w:fill="1F3864"/>
             <w:tcMar>
@@ -5572,7 +5598,7 @@
           <w:p>
             <w:r>
               <w:rPr>
-                <w:rFonts w:ascii="Arial" w:eastAsia="Arial" w:hAnsi="Arial" w:cs="Arial"/>
+                <w:rFonts w:ascii="Arial" w:hAnsi="Arial" w:eastAsia="Arial" w:cs="Arial"/>
                 <w:b/>
                 <w:bCs/>
                 <w:color w:val="FFFFFF"/>
@@ -5589,10 +5615,10 @@
           <w:tcPr>
             <w:tcW w:w="1600" w:type="dxa"/>
             <w:tcBorders>
-              <w:top w:val="single" w:sz="6" w:space="0" w:color="ADB9CA"/>
-              <w:left w:val="single" w:sz="6" w:space="0" w:color="ADB9CA"/>
-              <w:bottom w:val="single" w:sz="6" w:space="0" w:color="ADB9CA"/>
-              <w:right w:val="single" w:sz="6" w:space="0" w:color="ADB9CA"/>
+              <w:top w:val="single" w:color="ADB9CA" w:sz="6" w:space="0"/>
+              <w:left w:val="single" w:color="ADB9CA" w:sz="6" w:space="0"/>
+              <w:bottom w:val="single" w:color="ADB9CA" w:sz="6" w:space="0"/>
+              <w:right w:val="single" w:color="ADB9CA" w:sz="6" w:space="0"/>
             </w:tcBorders>
             <w:shd w:val="clear" w:color="auto" w:fill="E8F0FB"/>
             <w:tcMar>
@@ -5607,7 +5633,7 @@
             <w:proofErr w:type="spellStart"/>
             <w:r>
               <w:rPr>
-                <w:rFonts w:ascii="Arial" w:eastAsia="Arial" w:hAnsi="Arial" w:cs="Arial"/>
+                <w:rFonts w:ascii="Arial" w:hAnsi="Arial" w:eastAsia="Arial" w:cs="Arial"/>
                 <w:b/>
                 <w:bCs/>
                 <w:color w:val="000000"/>
@@ -5623,10 +5649,10 @@
           <w:tcPr>
             <w:tcW w:w="3380" w:type="dxa"/>
             <w:tcBorders>
-              <w:top w:val="single" w:sz="6" w:space="0" w:color="ADB9CA"/>
-              <w:left w:val="single" w:sz="6" w:space="0" w:color="ADB9CA"/>
-              <w:bottom w:val="single" w:sz="6" w:space="0" w:color="ADB9CA"/>
-              <w:right w:val="single" w:sz="6" w:space="0" w:color="ADB9CA"/>
+              <w:top w:val="single" w:color="ADB9CA" w:sz="6" w:space="0"/>
+              <w:left w:val="single" w:color="ADB9CA" w:sz="6" w:space="0"/>
+              <w:bottom w:val="single" w:color="ADB9CA" w:sz="6" w:space="0"/>
+              <w:right w:val="single" w:color="ADB9CA" w:sz="6" w:space="0"/>
             </w:tcBorders>
             <w:shd w:val="clear" w:color="auto" w:fill="E8F0FB"/>
             <w:tcMar>
@@ -5641,7 +5667,7 @@
             <w:proofErr w:type="spellStart"/>
             <w:r>
               <w:rPr>
-                <w:rFonts w:ascii="Arial" w:eastAsia="Arial" w:hAnsi="Arial" w:cs="Arial"/>
+                <w:rFonts w:ascii="Arial" w:hAnsi="Arial" w:eastAsia="Arial" w:cs="Arial"/>
                 <w:color w:val="000000"/>
                 <w:sz w:val="18"/>
                 <w:szCs w:val="18"/>
@@ -5651,7 +5677,7 @@
             <w:proofErr w:type="spellEnd"/>
             <w:r>
               <w:rPr>
-                <w:rFonts w:ascii="Arial" w:eastAsia="Arial" w:hAnsi="Arial" w:cs="Arial"/>
+                <w:rFonts w:ascii="Arial" w:hAnsi="Arial" w:eastAsia="Arial" w:cs="Arial"/>
                 <w:color w:val="000000"/>
                 <w:sz w:val="18"/>
                 <w:szCs w:val="18"/>
@@ -5660,7 +5686,7 @@
             </w:r>
             <w:r>
               <w:rPr>
-                <w:rFonts w:ascii="Arial" w:eastAsia="Arial" w:hAnsi="Arial" w:cs="Arial"/>
+                <w:rFonts w:ascii="Arial" w:hAnsi="Arial" w:eastAsia="Arial" w:cs="Arial"/>
                 <w:color w:val="000000"/>
                 <w:sz w:val="18"/>
                 <w:szCs w:val="18"/>
@@ -5669,7 +5695,7 @@
             </w:r>
             <w:r>
               <w:rPr>
-                <w:rFonts w:ascii="Arial" w:eastAsia="Arial" w:hAnsi="Arial" w:cs="Arial"/>
+                <w:rFonts w:ascii="Arial" w:hAnsi="Arial" w:eastAsia="Arial" w:cs="Arial"/>
                 <w:color w:val="000000"/>
                 <w:sz w:val="18"/>
                 <w:szCs w:val="18"/>
@@ -5682,10 +5708,10 @@
           <w:tcPr>
             <w:tcW w:w="4380" w:type="dxa"/>
             <w:tcBorders>
-              <w:top w:val="single" w:sz="6" w:space="0" w:color="ADB9CA"/>
-              <w:left w:val="single" w:sz="6" w:space="0" w:color="ADB9CA"/>
-              <w:bottom w:val="single" w:sz="6" w:space="0" w:color="ADB9CA"/>
-              <w:right w:val="single" w:sz="6" w:space="0" w:color="ADB9CA"/>
+              <w:top w:val="single" w:color="ADB9CA" w:sz="6" w:space="0"/>
+              <w:left w:val="single" w:color="ADB9CA" w:sz="6" w:space="0"/>
+              <w:bottom w:val="single" w:color="ADB9CA" w:sz="6" w:space="0"/>
+              <w:right w:val="single" w:color="ADB9CA" w:sz="6" w:space="0"/>
             </w:tcBorders>
             <w:shd w:val="clear" w:color="auto" w:fill="E8F0FB"/>
             <w:tcMar>
@@ -5699,7 +5725,7 @@
           <w:p>
             <w:r>
               <w:rPr>
-                <w:rFonts w:ascii="Arial" w:eastAsia="Arial" w:hAnsi="Arial" w:cs="Arial"/>
+                <w:rFonts w:ascii="Arial" w:hAnsi="Arial" w:eastAsia="Arial" w:cs="Arial"/>
                 <w:color w:val="000000"/>
                 <w:sz w:val="18"/>
                 <w:szCs w:val="18"/>
@@ -5714,10 +5740,10 @@
           <w:tcPr>
             <w:tcW w:w="1600" w:type="dxa"/>
             <w:tcBorders>
-              <w:top w:val="single" w:sz="6" w:space="0" w:color="ADB9CA"/>
-              <w:left w:val="single" w:sz="6" w:space="0" w:color="ADB9CA"/>
-              <w:bottom w:val="single" w:sz="6" w:space="0" w:color="ADB9CA"/>
-              <w:right w:val="single" w:sz="6" w:space="0" w:color="ADB9CA"/>
+              <w:top w:val="single" w:color="ADB9CA" w:sz="6" w:space="0"/>
+              <w:left w:val="single" w:color="ADB9CA" w:sz="6" w:space="0"/>
+              <w:bottom w:val="single" w:color="ADB9CA" w:sz="6" w:space="0"/>
+              <w:right w:val="single" w:color="ADB9CA" w:sz="6" w:space="0"/>
             </w:tcBorders>
             <w:shd w:val="clear" w:color="auto" w:fill="FFFFFF"/>
             <w:tcMar>
@@ -5732,7 +5758,7 @@
             <w:proofErr w:type="spellStart"/>
             <w:r>
               <w:rPr>
-                <w:rFonts w:ascii="Arial" w:eastAsia="Arial" w:hAnsi="Arial" w:cs="Arial"/>
+                <w:rFonts w:ascii="Arial" w:hAnsi="Arial" w:eastAsia="Arial" w:cs="Arial"/>
                 <w:b/>
                 <w:bCs/>
                 <w:color w:val="000000"/>
@@ -5748,10 +5774,10 @@
           <w:tcPr>
             <w:tcW w:w="3380" w:type="dxa"/>
             <w:tcBorders>
-              <w:top w:val="single" w:sz="6" w:space="0" w:color="ADB9CA"/>
-              <w:left w:val="single" w:sz="6" w:space="0" w:color="ADB9CA"/>
-              <w:bottom w:val="single" w:sz="6" w:space="0" w:color="ADB9CA"/>
-              <w:right w:val="single" w:sz="6" w:space="0" w:color="ADB9CA"/>
+              <w:top w:val="single" w:color="ADB9CA" w:sz="6" w:space="0"/>
+              <w:left w:val="single" w:color="ADB9CA" w:sz="6" w:space="0"/>
+              <w:bottom w:val="single" w:color="ADB9CA" w:sz="6" w:space="0"/>
+              <w:right w:val="single" w:color="ADB9CA" w:sz="6" w:space="0"/>
             </w:tcBorders>
             <w:shd w:val="clear" w:color="auto" w:fill="FFFFFF"/>
             <w:tcMar>
@@ -5765,7 +5791,7 @@
           <w:p>
             <w:r>
               <w:rPr>
-                <w:rFonts w:ascii="Arial" w:eastAsia="Arial" w:hAnsi="Arial" w:cs="Arial"/>
+                <w:rFonts w:ascii="Arial" w:hAnsi="Arial" w:eastAsia="Arial" w:cs="Arial"/>
                 <w:color w:val="000000"/>
                 <w:sz w:val="18"/>
                 <w:szCs w:val="18"/>
@@ -5774,7 +5800,7 @@
             </w:r>
             <w:r>
               <w:rPr>
-                <w:rFonts w:ascii="Arial" w:eastAsia="Arial" w:hAnsi="Arial" w:cs="Arial"/>
+                <w:rFonts w:ascii="Arial" w:hAnsi="Arial" w:eastAsia="Arial" w:cs="Arial"/>
                 <w:color w:val="000000"/>
                 <w:sz w:val="18"/>
                 <w:szCs w:val="18"/>
@@ -5783,7 +5809,7 @@
             </w:r>
             <w:r>
               <w:rPr>
-                <w:rFonts w:ascii="Arial" w:eastAsia="Arial" w:hAnsi="Arial" w:cs="Arial"/>
+                <w:rFonts w:ascii="Arial" w:hAnsi="Arial" w:eastAsia="Arial" w:cs="Arial"/>
                 <w:color w:val="000000"/>
                 <w:sz w:val="18"/>
                 <w:szCs w:val="18"/>
@@ -5796,10 +5822,10 @@
           <w:tcPr>
             <w:tcW w:w="4380" w:type="dxa"/>
             <w:tcBorders>
-              <w:top w:val="single" w:sz="6" w:space="0" w:color="ADB9CA"/>
-              <w:left w:val="single" w:sz="6" w:space="0" w:color="ADB9CA"/>
-              <w:bottom w:val="single" w:sz="6" w:space="0" w:color="ADB9CA"/>
-              <w:right w:val="single" w:sz="6" w:space="0" w:color="ADB9CA"/>
+              <w:top w:val="single" w:color="ADB9CA" w:sz="6" w:space="0"/>
+              <w:left w:val="single" w:color="ADB9CA" w:sz="6" w:space="0"/>
+              <w:bottom w:val="single" w:color="ADB9CA" w:sz="6" w:space="0"/>
+              <w:right w:val="single" w:color="ADB9CA" w:sz="6" w:space="0"/>
             </w:tcBorders>
             <w:shd w:val="clear" w:color="auto" w:fill="FFFFFF"/>
             <w:tcMar>
@@ -5813,7 +5839,7 @@
           <w:p>
             <w:r>
               <w:rPr>
-                <w:rFonts w:ascii="Arial" w:eastAsia="Arial" w:hAnsi="Arial" w:cs="Arial"/>
+                <w:rFonts w:ascii="Arial" w:hAnsi="Arial" w:eastAsia="Arial" w:cs="Arial"/>
                 <w:color w:val="000000"/>
                 <w:sz w:val="18"/>
                 <w:szCs w:val="18"/>
@@ -5822,7 +5848,7 @@
             </w:r>
             <w:r>
               <w:rPr>
-                <w:rFonts w:ascii="Arial" w:eastAsia="Arial" w:hAnsi="Arial" w:cs="Arial"/>
+                <w:rFonts w:ascii="Arial" w:hAnsi="Arial" w:eastAsia="Arial" w:cs="Arial"/>
                 <w:color w:val="000000"/>
                 <w:sz w:val="18"/>
                 <w:szCs w:val="18"/>
@@ -5831,7 +5857,7 @@
             </w:r>
             <w:r>
               <w:rPr>
-                <w:rFonts w:ascii="Arial" w:eastAsia="Arial" w:hAnsi="Arial" w:cs="Arial"/>
+                <w:rFonts w:ascii="Arial" w:hAnsi="Arial" w:eastAsia="Arial" w:cs="Arial"/>
                 <w:color w:val="000000"/>
                 <w:sz w:val="18"/>
                 <w:szCs w:val="18"/>
@@ -5850,13 +5876,13 @@
     <w:p>
       <w:pPr>
         <w:pBdr>
-          <w:bottom w:val="single" w:sz="6" w:space="4" w:color="2E75B6"/>
+          <w:bottom w:val="single" w:color="2E75B6" w:sz="6" w:space="4"/>
         </w:pBdr>
         <w:spacing w:before="260" w:after="120"/>
       </w:pPr>
       <w:r>
         <w:rPr>
-          <w:rFonts w:ascii="Arial" w:eastAsia="Arial" w:hAnsi="Arial" w:cs="Arial"/>
+          <w:rFonts w:ascii="Arial" w:hAnsi="Arial" w:eastAsia="Arial" w:cs="Arial"/>
           <w:b/>
           <w:bCs/>
           <w:color w:val="1F3864"/>
@@ -5877,7 +5903,7 @@
       </w:pPr>
       <w:r>
         <w:rPr>
-          <w:rFonts w:ascii="Arial" w:eastAsia="Arial" w:hAnsi="Arial" w:cs="Arial"/>
+          <w:rFonts w:ascii="Arial" w:hAnsi="Arial" w:eastAsia="Arial" w:cs="Arial"/>
           <w:color w:val="000000"/>
         </w:rPr>
         <w:t>Create a new GitHub repository from scratch (</w:t>
@@ -5885,7 +5911,7 @@
       <w:proofErr w:type="spellStart"/>
       <w:r>
         <w:rPr>
-          <w:rFonts w:ascii="Arial" w:eastAsia="Arial" w:hAnsi="Arial" w:cs="Arial"/>
+          <w:rFonts w:ascii="Arial" w:hAnsi="Arial" w:eastAsia="Arial" w:cs="Arial"/>
           <w:color w:val="000000"/>
         </w:rPr>
         <w:t>taskflow-cicd</w:t>
@@ -5893,7 +5919,7 @@
       <w:proofErr w:type="spellEnd"/>
       <w:r>
         <w:rPr>
-          <w:rFonts w:ascii="Arial" w:eastAsia="Arial" w:hAnsi="Arial" w:cs="Arial"/>
+          <w:rFonts w:ascii="Arial" w:hAnsi="Arial" w:eastAsia="Arial" w:cs="Arial"/>
           <w:color w:val="000000"/>
         </w:rPr>
         <w:t xml:space="preserve"> or team-agreed name). Do NOT reuse any previous repository.</w:t>
@@ -5910,35 +5936,35 @@
       </w:pPr>
       <w:r>
         <w:rPr>
-          <w:rFonts w:ascii="Arial" w:eastAsia="Arial" w:hAnsi="Arial" w:cs="Arial"/>
+          <w:rFonts w:ascii="Arial" w:hAnsi="Arial" w:eastAsia="Arial" w:cs="Arial"/>
           <w:color w:val="000000"/>
         </w:rPr>
         <w:t xml:space="preserve">Team Lead: Set up the initial repository structure </w:t>
       </w:r>
       <w:r>
         <w:rPr>
-          <w:rFonts w:ascii="Arial" w:eastAsia="Arial" w:hAnsi="Arial" w:cs="Arial"/>
+          <w:rFonts w:ascii="Arial" w:hAnsi="Arial" w:eastAsia="Arial" w:cs="Arial"/>
           <w:color w:val="000000"/>
         </w:rPr>
         <w:t>,</w:t>
       </w:r>
       <w:r>
         <w:rPr>
-          <w:rFonts w:ascii="Arial" w:eastAsia="Arial" w:hAnsi="Arial" w:cs="Arial"/>
+          <w:rFonts w:ascii="Arial" w:hAnsi="Arial" w:eastAsia="Arial" w:cs="Arial"/>
           <w:color w:val="000000"/>
         </w:rPr>
         <w:t xml:space="preserve"> create </w:t>
       </w:r>
       <w:r>
         <w:rPr>
-          <w:rFonts w:ascii="Arial" w:eastAsia="Arial" w:hAnsi="Arial" w:cs="Arial"/>
+          <w:rFonts w:ascii="Arial" w:hAnsi="Arial" w:eastAsia="Arial" w:cs="Arial"/>
           <w:color w:val="000000"/>
         </w:rPr>
         <w:t>“develop”</w:t>
       </w:r>
       <w:r>
         <w:rPr>
-          <w:rFonts w:ascii="Arial" w:eastAsia="Arial" w:hAnsi="Arial" w:cs="Arial"/>
+          <w:rFonts w:ascii="Arial" w:hAnsi="Arial" w:eastAsia="Arial" w:cs="Arial"/>
           <w:color w:val="000000"/>
         </w:rPr>
         <w:t xml:space="preserve"> branch, commit the shared style.css, </w:t>
@@ -5946,7 +5972,7 @@
       <w:proofErr w:type="spellStart"/>
       <w:r>
         <w:rPr>
-          <w:rFonts w:ascii="Arial" w:eastAsia="Arial" w:hAnsi="Arial" w:cs="Arial"/>
+          <w:rFonts w:ascii="Arial" w:hAnsi="Arial" w:eastAsia="Arial" w:cs="Arial"/>
           <w:color w:val="000000"/>
         </w:rPr>
         <w:t>Dockerfile</w:t>
@@ -5954,7 +5980,7 @@
       <w:proofErr w:type="spellEnd"/>
       <w:r>
         <w:rPr>
-          <w:rFonts w:ascii="Arial" w:eastAsia="Arial" w:hAnsi="Arial" w:cs="Arial"/>
+          <w:rFonts w:ascii="Arial" w:hAnsi="Arial" w:eastAsia="Arial" w:cs="Arial"/>
           <w:color w:val="000000"/>
         </w:rPr>
         <w:t>, and a skeleton index.html (Home / Dashboard page).</w:t>
@@ -5971,35 +5997,35 @@
       </w:pPr>
       <w:r>
         <w:rPr>
-          <w:rFonts w:ascii="Arial" w:eastAsia="Arial" w:hAnsi="Arial" w:cs="Arial"/>
+          <w:rFonts w:ascii="Arial" w:hAnsi="Arial" w:eastAsia="Arial" w:cs="Arial"/>
           <w:color w:val="000000"/>
         </w:rPr>
         <w:t xml:space="preserve">Commit the Assignment 04 question paper (.docx) to the root of the repository. Every team member must fill in their details </w:t>
       </w:r>
       <w:r>
         <w:rPr>
-          <w:rFonts w:ascii="Arial" w:eastAsia="Arial" w:hAnsi="Arial" w:cs="Arial"/>
+          <w:rFonts w:ascii="Arial" w:hAnsi="Arial" w:eastAsia="Arial" w:cs="Arial"/>
           <w:color w:val="000000"/>
         </w:rPr>
         <w:t>,</w:t>
       </w:r>
       <w:r>
         <w:rPr>
-          <w:rFonts w:ascii="Arial" w:eastAsia="Arial" w:hAnsi="Arial" w:cs="Arial"/>
+          <w:rFonts w:ascii="Arial" w:hAnsi="Arial" w:eastAsia="Arial" w:cs="Arial"/>
           <w:color w:val="000000"/>
         </w:rPr>
         <w:t xml:space="preserve"> including their Assigned Page </w:t>
       </w:r>
       <w:r>
         <w:rPr>
-          <w:rFonts w:ascii="Arial" w:eastAsia="Arial" w:hAnsi="Arial" w:cs="Arial"/>
+          <w:rFonts w:ascii="Arial" w:hAnsi="Arial" w:eastAsia="Arial" w:cs="Arial"/>
           <w:color w:val="000000"/>
         </w:rPr>
         <w:t>,</w:t>
       </w:r>
       <w:r>
         <w:rPr>
-          <w:rFonts w:ascii="Arial" w:eastAsia="Arial" w:hAnsi="Arial" w:cs="Arial"/>
+          <w:rFonts w:ascii="Arial" w:hAnsi="Arial" w:eastAsia="Arial" w:cs="Arial"/>
           <w:color w:val="000000"/>
         </w:rPr>
         <w:t xml:space="preserve"> in their row in Table 1 in the versioned document.</w:t>
@@ -6016,49 +6042,49 @@
       </w:pPr>
       <w:r>
         <w:rPr>
-          <w:rFonts w:ascii="Arial" w:eastAsia="Arial" w:hAnsi="Arial" w:cs="Arial"/>
+          <w:rFonts w:ascii="Arial" w:hAnsi="Arial" w:eastAsia="Arial" w:cs="Arial"/>
           <w:color w:val="000000"/>
         </w:rPr>
         <w:t xml:space="preserve">Team Lead: Create a GitHub Environment named </w:t>
       </w:r>
       <w:r>
         <w:rPr>
-          <w:rFonts w:ascii="Arial" w:eastAsia="Arial" w:hAnsi="Arial" w:cs="Arial"/>
+          <w:rFonts w:ascii="Arial" w:hAnsi="Arial" w:eastAsia="Arial" w:cs="Arial"/>
           <w:color w:val="000000"/>
         </w:rPr>
         <w:t>“development”</w:t>
       </w:r>
       <w:r>
         <w:rPr>
-          <w:rFonts w:ascii="Arial" w:eastAsia="Arial" w:hAnsi="Arial" w:cs="Arial"/>
+          <w:rFonts w:ascii="Arial" w:hAnsi="Arial" w:eastAsia="Arial" w:cs="Arial"/>
           <w:color w:val="000000"/>
         </w:rPr>
         <w:t xml:space="preserve"> and configure all three secrets </w:t>
       </w:r>
       <w:r>
         <w:rPr>
-          <w:rFonts w:ascii="Arial" w:eastAsia="Arial" w:hAnsi="Arial" w:cs="Arial"/>
+          <w:rFonts w:ascii="Arial" w:hAnsi="Arial" w:eastAsia="Arial" w:cs="Arial"/>
           <w:color w:val="000000"/>
         </w:rPr>
         <w:t>,</w:t>
       </w:r>
       <w:r>
         <w:rPr>
-          <w:rFonts w:ascii="Arial" w:eastAsia="Arial" w:hAnsi="Arial" w:cs="Arial"/>
+          <w:rFonts w:ascii="Arial" w:hAnsi="Arial" w:eastAsia="Arial" w:cs="Arial"/>
           <w:color w:val="000000"/>
         </w:rPr>
         <w:t xml:space="preserve"> DOCKERHUB_USERNAME and DOCKERHUB_TOKEN (TL's own Docker Hub credentials) as repository-level secrets, and RENDER_DEPLOY_HOOK_URL (from TL's Render service) as an environment-level secret inside </w:t>
       </w:r>
       <w:r>
         <w:rPr>
-          <w:rFonts w:ascii="Arial" w:eastAsia="Arial" w:hAnsi="Arial" w:cs="Arial"/>
+          <w:rFonts w:ascii="Arial" w:hAnsi="Arial" w:eastAsia="Arial" w:cs="Arial"/>
           <w:color w:val="000000"/>
         </w:rPr>
         <w:t>“development”</w:t>
       </w:r>
       <w:r>
         <w:rPr>
-          <w:rFonts w:ascii="Arial" w:eastAsia="Arial" w:hAnsi="Arial" w:cs="Arial"/>
+          <w:rFonts w:ascii="Arial" w:hAnsi="Arial" w:eastAsia="Arial" w:cs="Arial"/>
           <w:color w:val="000000"/>
         </w:rPr>
         <w:t>.</w:t>
@@ -6075,21 +6101,21 @@
       </w:pPr>
       <w:r>
         <w:rPr>
-          <w:rFonts w:ascii="Arial" w:eastAsia="Arial" w:hAnsi="Arial" w:cs="Arial"/>
+          <w:rFonts w:ascii="Arial" w:hAnsi="Arial" w:eastAsia="Arial" w:cs="Arial"/>
           <w:color w:val="000000"/>
         </w:rPr>
         <w:t xml:space="preserve">Team Lead: Apply Branch Protection Rules on the </w:t>
       </w:r>
       <w:r>
         <w:rPr>
-          <w:rFonts w:ascii="Arial" w:eastAsia="Arial" w:hAnsi="Arial" w:cs="Arial"/>
+          <w:rFonts w:ascii="Arial" w:hAnsi="Arial" w:eastAsia="Arial" w:cs="Arial"/>
           <w:color w:val="000000"/>
         </w:rPr>
         <w:t>“develop”</w:t>
       </w:r>
       <w:r>
         <w:rPr>
-          <w:rFonts w:ascii="Arial" w:eastAsia="Arial" w:hAnsi="Arial" w:cs="Arial"/>
+          <w:rFonts w:ascii="Arial" w:hAnsi="Arial" w:eastAsia="Arial" w:cs="Arial"/>
           <w:color w:val="000000"/>
         </w:rPr>
         <w:t xml:space="preserve"> branch requiring CI to pass before merging.</w:t>
@@ -6106,7 +6132,7 @@
       </w:pPr>
       <w:r>
         <w:rPr>
-          <w:rFonts w:ascii="Arial" w:eastAsia="Arial" w:hAnsi="Arial" w:cs="Arial"/>
+          <w:rFonts w:ascii="Arial" w:hAnsi="Arial" w:eastAsia="Arial" w:cs="Arial"/>
           <w:color w:val="000000"/>
         </w:rPr>
         <w:t>Create the CI workflow at .</w:t>
@@ -6114,7 +6140,7 @@
       <w:proofErr w:type="spellStart"/>
       <w:r>
         <w:rPr>
-          <w:rFonts w:ascii="Arial" w:eastAsia="Arial" w:hAnsi="Arial" w:cs="Arial"/>
+          <w:rFonts w:ascii="Arial" w:hAnsi="Arial" w:eastAsia="Arial" w:cs="Arial"/>
           <w:color w:val="000000"/>
         </w:rPr>
         <w:t>github</w:t>
@@ -6122,7 +6148,7 @@
       <w:proofErr w:type="spellEnd"/>
       <w:r>
         <w:rPr>
-          <w:rFonts w:ascii="Arial" w:eastAsia="Arial" w:hAnsi="Arial" w:cs="Arial"/>
+          <w:rFonts w:ascii="Arial" w:hAnsi="Arial" w:eastAsia="Arial" w:cs="Arial"/>
           <w:color w:val="000000"/>
         </w:rPr>
         <w:t>/workflows/</w:t>
@@ -6130,7 +6156,7 @@
       <w:proofErr w:type="spellStart"/>
       <w:r>
         <w:rPr>
-          <w:rFonts w:ascii="Arial" w:eastAsia="Arial" w:hAnsi="Arial" w:cs="Arial"/>
+          <w:rFonts w:ascii="Arial" w:hAnsi="Arial" w:eastAsia="Arial" w:cs="Arial"/>
           <w:color w:val="000000"/>
         </w:rPr>
         <w:t>ci.yml</w:t>
@@ -6138,21 +6164,21 @@
       <w:proofErr w:type="spellEnd"/>
       <w:r>
         <w:rPr>
-          <w:rFonts w:ascii="Arial" w:eastAsia="Arial" w:hAnsi="Arial" w:cs="Arial"/>
+          <w:rFonts w:ascii="Arial" w:hAnsi="Arial" w:eastAsia="Arial" w:cs="Arial"/>
           <w:color w:val="000000"/>
         </w:rPr>
         <w:t xml:space="preserve"> </w:t>
       </w:r>
       <w:r>
         <w:rPr>
-          <w:rFonts w:ascii="Arial" w:eastAsia="Arial" w:hAnsi="Arial" w:cs="Arial"/>
+          <w:rFonts w:ascii="Arial" w:hAnsi="Arial" w:eastAsia="Arial" w:cs="Arial"/>
           <w:color w:val="000000"/>
         </w:rPr>
         <w:t>,</w:t>
       </w:r>
       <w:r>
         <w:rPr>
-          <w:rFonts w:ascii="Arial" w:eastAsia="Arial" w:hAnsi="Arial" w:cs="Arial"/>
+          <w:rFonts w:ascii="Arial" w:hAnsi="Arial" w:eastAsia="Arial" w:cs="Arial"/>
           <w:color w:val="000000"/>
         </w:rPr>
         <w:t xml:space="preserve"> triggered on </w:t>
@@ -6160,7 +6186,7 @@
       <w:proofErr w:type="spellStart"/>
       <w:r>
         <w:rPr>
-          <w:rFonts w:ascii="Arial" w:eastAsia="Arial" w:hAnsi="Arial" w:cs="Arial"/>
+          <w:rFonts w:ascii="Arial" w:hAnsi="Arial" w:eastAsia="Arial" w:cs="Arial"/>
           <w:color w:val="000000"/>
         </w:rPr>
         <w:t>pull_request</w:t>
@@ -6168,21 +6194,21 @@
       <w:proofErr w:type="spellEnd"/>
       <w:r>
         <w:rPr>
-          <w:rFonts w:ascii="Arial" w:eastAsia="Arial" w:hAnsi="Arial" w:cs="Arial"/>
+          <w:rFonts w:ascii="Arial" w:hAnsi="Arial" w:eastAsia="Arial" w:cs="Arial"/>
           <w:color w:val="000000"/>
         </w:rPr>
         <w:t xml:space="preserve"> targeting </w:t>
       </w:r>
       <w:r>
         <w:rPr>
-          <w:rFonts w:ascii="Arial" w:eastAsia="Arial" w:hAnsi="Arial" w:cs="Arial"/>
+          <w:rFonts w:ascii="Arial" w:hAnsi="Arial" w:eastAsia="Arial" w:cs="Arial"/>
           <w:color w:val="000000"/>
         </w:rPr>
         <w:t>“develop”</w:t>
       </w:r>
       <w:r>
         <w:rPr>
-          <w:rFonts w:ascii="Arial" w:eastAsia="Arial" w:hAnsi="Arial" w:cs="Arial"/>
+          <w:rFonts w:ascii="Arial" w:hAnsi="Arial" w:eastAsia="Arial" w:cs="Arial"/>
           <w:color w:val="000000"/>
         </w:rPr>
         <w:t>.</w:t>
@@ -6199,7 +6225,7 @@
       </w:pPr>
       <w:r>
         <w:rPr>
-          <w:rFonts w:ascii="Arial" w:eastAsia="Arial" w:hAnsi="Arial" w:cs="Arial"/>
+          <w:rFonts w:ascii="Arial" w:hAnsi="Arial" w:eastAsia="Arial" w:cs="Arial"/>
           <w:color w:val="000000"/>
         </w:rPr>
         <w:t>Create the CD workflow at .</w:t>
@@ -6207,7 +6233,7 @@
       <w:proofErr w:type="spellStart"/>
       <w:r>
         <w:rPr>
-          <w:rFonts w:ascii="Arial" w:eastAsia="Arial" w:hAnsi="Arial" w:cs="Arial"/>
+          <w:rFonts w:ascii="Arial" w:hAnsi="Arial" w:eastAsia="Arial" w:cs="Arial"/>
           <w:color w:val="000000"/>
         </w:rPr>
         <w:t>github</w:t>
@@ -6215,7 +6241,7 @@
       <w:proofErr w:type="spellEnd"/>
       <w:r>
         <w:rPr>
-          <w:rFonts w:ascii="Arial" w:eastAsia="Arial" w:hAnsi="Arial" w:cs="Arial"/>
+          <w:rFonts w:ascii="Arial" w:hAnsi="Arial" w:eastAsia="Arial" w:cs="Arial"/>
           <w:color w:val="000000"/>
         </w:rPr>
         <w:t>/workflows/</w:t>
@@ -6223,7 +6249,7 @@
       <w:proofErr w:type="spellStart"/>
       <w:r>
         <w:rPr>
-          <w:rFonts w:ascii="Arial" w:eastAsia="Arial" w:hAnsi="Arial" w:cs="Arial"/>
+          <w:rFonts w:ascii="Arial" w:hAnsi="Arial" w:eastAsia="Arial" w:cs="Arial"/>
           <w:color w:val="000000"/>
         </w:rPr>
         <w:t>cd.yml</w:t>
@@ -6231,35 +6257,35 @@
       <w:proofErr w:type="spellEnd"/>
       <w:r>
         <w:rPr>
-          <w:rFonts w:ascii="Arial" w:eastAsia="Arial" w:hAnsi="Arial" w:cs="Arial"/>
+          <w:rFonts w:ascii="Arial" w:hAnsi="Arial" w:eastAsia="Arial" w:cs="Arial"/>
           <w:color w:val="000000"/>
         </w:rPr>
         <w:t xml:space="preserve"> </w:t>
       </w:r>
       <w:r>
         <w:rPr>
-          <w:rFonts w:ascii="Arial" w:eastAsia="Arial" w:hAnsi="Arial" w:cs="Arial"/>
+          <w:rFonts w:ascii="Arial" w:hAnsi="Arial" w:eastAsia="Arial" w:cs="Arial"/>
           <w:color w:val="000000"/>
         </w:rPr>
         <w:t>,</w:t>
       </w:r>
       <w:r>
         <w:rPr>
-          <w:rFonts w:ascii="Arial" w:eastAsia="Arial" w:hAnsi="Arial" w:cs="Arial"/>
+          <w:rFonts w:ascii="Arial" w:hAnsi="Arial" w:eastAsia="Arial" w:cs="Arial"/>
           <w:color w:val="000000"/>
         </w:rPr>
         <w:t xml:space="preserve"> triggered on push to </w:t>
       </w:r>
       <w:r>
         <w:rPr>
-          <w:rFonts w:ascii="Arial" w:eastAsia="Arial" w:hAnsi="Arial" w:cs="Arial"/>
+          <w:rFonts w:ascii="Arial" w:hAnsi="Arial" w:eastAsia="Arial" w:cs="Arial"/>
           <w:color w:val="000000"/>
         </w:rPr>
         <w:t>“develop”</w:t>
       </w:r>
       <w:r>
         <w:rPr>
-          <w:rFonts w:ascii="Arial" w:eastAsia="Arial" w:hAnsi="Arial" w:cs="Arial"/>
+          <w:rFonts w:ascii="Arial" w:hAnsi="Arial" w:eastAsia="Arial" w:cs="Arial"/>
           <w:color w:val="000000"/>
         </w:rPr>
         <w:t>.</w:t>
@@ -6276,7 +6302,7 @@
       </w:pPr>
       <w:r>
         <w:rPr>
-          <w:rFonts w:ascii="Arial" w:eastAsia="Arial" w:hAnsi="Arial" w:cs="Arial"/>
+          <w:rFonts w:ascii="Arial" w:hAnsi="Arial" w:eastAsia="Arial" w:cs="Arial"/>
           <w:color w:val="000000"/>
         </w:rPr>
         <w:t>Each team member must independently complete the following full DevOps flow for their assigned page (refer to Table 3):</w:t>
@@ -6293,7 +6319,7 @@
       </w:pPr>
       <w:r>
         <w:rPr>
-          <w:rFonts w:ascii="Arial" w:eastAsia="Arial" w:hAnsi="Arial" w:cs="Arial"/>
+          <w:rFonts w:ascii="Arial" w:hAnsi="Arial" w:eastAsia="Arial" w:cs="Arial"/>
           <w:sz w:val="19"/>
           <w:szCs w:val="19"/>
         </w:rPr>
@@ -6302,7 +6328,7 @@
       <w:proofErr w:type="spellStart"/>
       <w:r>
         <w:rPr>
-          <w:rFonts w:ascii="Arial" w:eastAsia="Arial" w:hAnsi="Arial" w:cs="Arial"/>
+          <w:rFonts w:ascii="Arial" w:hAnsi="Arial" w:eastAsia="Arial" w:cs="Arial"/>
           <w:sz w:val="19"/>
           <w:szCs w:val="19"/>
         </w:rPr>
@@ -6311,7 +6337,7 @@
       <w:proofErr w:type="spellEnd"/>
       <w:r>
         <w:rPr>
-          <w:rFonts w:ascii="Arial" w:eastAsia="Arial" w:hAnsi="Arial" w:cs="Arial"/>
+          <w:rFonts w:ascii="Arial" w:hAnsi="Arial" w:eastAsia="Arial" w:cs="Arial"/>
           <w:sz w:val="19"/>
           <w:szCs w:val="19"/>
         </w:rPr>
@@ -6329,11 +6355,10 @@
       </w:pPr>
       <w:r>
         <w:rPr>
-          <w:rFonts w:ascii="Arial" w:eastAsia="Arial" w:hAnsi="Arial" w:cs="Arial"/>
+          <w:rFonts w:ascii="Arial" w:hAnsi="Arial" w:eastAsia="Arial" w:cs="Arial"/>
           <w:sz w:val="19"/>
           <w:szCs w:val="19"/>
         </w:rPr>
-        <w:lastRenderedPageBreak/>
         <w:t>Build the assigned HTML page with proper content and link it to style.css</w:t>
       </w:r>
     </w:p>
@@ -6348,7 +6373,7 @@
       </w:pPr>
       <w:r>
         <w:rPr>
-          <w:rFonts w:ascii="Arial" w:eastAsia="Arial" w:hAnsi="Arial" w:cs="Arial"/>
+          <w:rFonts w:ascii="Arial" w:hAnsi="Arial" w:eastAsia="Arial" w:cs="Arial"/>
           <w:sz w:val="19"/>
           <w:szCs w:val="19"/>
         </w:rPr>
@@ -6366,7 +6391,7 @@
       </w:pPr>
       <w:r>
         <w:rPr>
-          <w:rFonts w:ascii="Arial" w:eastAsia="Arial" w:hAnsi="Arial" w:cs="Arial"/>
+          <w:rFonts w:ascii="Arial" w:hAnsi="Arial" w:eastAsia="Arial" w:cs="Arial"/>
           <w:sz w:val="19"/>
           <w:szCs w:val="19"/>
         </w:rPr>
@@ -6374,7 +6399,7 @@
       </w:r>
       <w:r>
         <w:rPr>
-          <w:rFonts w:ascii="Arial" w:eastAsia="Arial" w:hAnsi="Arial" w:cs="Arial"/>
+          <w:rFonts w:ascii="Arial" w:hAnsi="Arial" w:eastAsia="Arial" w:cs="Arial"/>
           <w:sz w:val="19"/>
           <w:szCs w:val="19"/>
         </w:rPr>
@@ -6382,7 +6407,7 @@
       </w:r>
       <w:r>
         <w:rPr>
-          <w:rFonts w:ascii="Arial" w:eastAsia="Arial" w:hAnsi="Arial" w:cs="Arial"/>
+          <w:rFonts w:ascii="Arial" w:hAnsi="Arial" w:eastAsia="Arial" w:cs="Arial"/>
           <w:sz w:val="19"/>
           <w:szCs w:val="19"/>
         </w:rPr>
@@ -6390,7 +6415,7 @@
       </w:r>
       <w:r>
         <w:rPr>
-          <w:rFonts w:ascii="Arial" w:eastAsia="Arial" w:hAnsi="Arial" w:cs="Arial"/>
+          <w:rFonts w:ascii="Arial" w:hAnsi="Arial" w:eastAsia="Arial" w:cs="Arial"/>
           <w:sz w:val="19"/>
           <w:szCs w:val="19"/>
         </w:rPr>
@@ -6398,7 +6423,7 @@
       </w:r>
       <w:r>
         <w:rPr>
-          <w:rFonts w:ascii="Arial" w:eastAsia="Arial" w:hAnsi="Arial" w:cs="Arial"/>
+          <w:rFonts w:ascii="Arial" w:hAnsi="Arial" w:eastAsia="Arial" w:cs="Arial"/>
           <w:sz w:val="19"/>
           <w:szCs w:val="19"/>
         </w:rPr>
@@ -6416,7 +6441,7 @@
       </w:pPr>
       <w:r>
         <w:rPr>
-          <w:rFonts w:ascii="Arial" w:eastAsia="Arial" w:hAnsi="Arial" w:cs="Arial"/>
+          <w:rFonts w:ascii="Arial" w:hAnsi="Arial" w:eastAsia="Arial" w:cs="Arial"/>
           <w:sz w:val="19"/>
           <w:szCs w:val="19"/>
         </w:rPr>
@@ -6424,7 +6449,7 @@
       </w:r>
       <w:r>
         <w:rPr>
-          <w:rFonts w:ascii="Arial" w:eastAsia="Arial" w:hAnsi="Arial" w:cs="Arial"/>
+          <w:rFonts w:ascii="Arial" w:hAnsi="Arial" w:eastAsia="Arial" w:cs="Arial"/>
           <w:sz w:val="19"/>
           <w:szCs w:val="19"/>
         </w:rPr>
@@ -6432,7 +6457,7 @@
       </w:r>
       <w:r>
         <w:rPr>
-          <w:rFonts w:ascii="Arial" w:eastAsia="Arial" w:hAnsi="Arial" w:cs="Arial"/>
+          <w:rFonts w:ascii="Arial" w:hAnsi="Arial" w:eastAsia="Arial" w:cs="Arial"/>
           <w:sz w:val="19"/>
           <w:szCs w:val="19"/>
         </w:rPr>
@@ -6450,7 +6475,7 @@
       </w:pPr>
       <w:r>
         <w:rPr>
-          <w:rFonts w:ascii="Arial" w:eastAsia="Arial" w:hAnsi="Arial" w:cs="Arial"/>
+          <w:rFonts w:ascii="Arial" w:hAnsi="Arial" w:eastAsia="Arial" w:cs="Arial"/>
           <w:color w:val="000000"/>
         </w:rPr>
         <w:t xml:space="preserve">After all 5 PRs are merged, verify the live </w:t>
@@ -6458,7 +6483,7 @@
       <w:proofErr w:type="spellStart"/>
       <w:r>
         <w:rPr>
-          <w:rFonts w:ascii="Arial" w:eastAsia="Arial" w:hAnsi="Arial" w:cs="Arial"/>
+          <w:rFonts w:ascii="Arial" w:hAnsi="Arial" w:eastAsia="Arial" w:cs="Arial"/>
           <w:color w:val="000000"/>
         </w:rPr>
         <w:t>TaskFlow</w:t>
@@ -6466,7 +6491,7 @@
       <w:proofErr w:type="spellEnd"/>
       <w:r>
         <w:rPr>
-          <w:rFonts w:ascii="Arial" w:eastAsia="Arial" w:hAnsi="Arial" w:cs="Arial"/>
+          <w:rFonts w:ascii="Arial" w:hAnsi="Arial" w:eastAsia="Arial" w:cs="Arial"/>
           <w:color w:val="000000"/>
         </w:rPr>
         <w:t xml:space="preserve"> application on Render contains all five pages and navigation between them works correctly.</w:t>
@@ -6483,7 +6508,7 @@
       </w:pPr>
       <w:r>
         <w:rPr>
-          <w:rFonts w:ascii="Arial" w:eastAsia="Arial" w:hAnsi="Arial" w:cs="Arial"/>
+          <w:rFonts w:ascii="Arial" w:hAnsi="Arial" w:eastAsia="Arial" w:cs="Arial"/>
           <w:color w:val="000000"/>
         </w:rPr>
         <w:t>Capture all mandatory screenshots (see Submission Requirements).</w:t>
@@ -6497,13 +6522,13 @@
     <w:p>
       <w:pPr>
         <w:pBdr>
-          <w:bottom w:val="single" w:sz="6" w:space="4" w:color="2E75B6"/>
+          <w:bottom w:val="single" w:color="2E75B6" w:sz="6" w:space="4"/>
         </w:pBdr>
         <w:spacing w:before="260" w:after="120"/>
       </w:pPr>
       <w:r>
         <w:rPr>
-          <w:rFonts w:ascii="Arial" w:eastAsia="Arial" w:hAnsi="Arial" w:cs="Arial"/>
+          <w:rFonts w:ascii="Arial" w:hAnsi="Arial" w:eastAsia="Arial" w:cs="Arial"/>
           <w:b/>
           <w:bCs/>
           <w:color w:val="1F3864"/>
@@ -6520,7 +6545,7 @@
       </w:pPr>
       <w:r>
         <w:rPr>
-          <w:rFonts w:ascii="Arial" w:eastAsia="Arial" w:hAnsi="Arial" w:cs="Arial"/>
+          <w:rFonts w:ascii="Arial" w:hAnsi="Arial" w:eastAsia="Arial" w:cs="Arial"/>
           <w:b/>
           <w:bCs/>
           <w:color w:val="444444"/>
@@ -6534,12 +6559,12 @@
       <w:tblPr>
         <w:tblW w:w="9360" w:type="dxa"/>
         <w:tblBorders>
-          <w:top w:val="single" w:sz="4" w:space="0" w:color="auto"/>
-          <w:left w:val="single" w:sz="4" w:space="0" w:color="auto"/>
-          <w:bottom w:val="single" w:sz="4" w:space="0" w:color="auto"/>
-          <w:right w:val="single" w:sz="4" w:space="0" w:color="auto"/>
-          <w:insideH w:val="single" w:sz="4" w:space="0" w:color="auto"/>
-          <w:insideV w:val="single" w:sz="4" w:space="0" w:color="auto"/>
+          <w:top w:val="single" w:color="auto" w:sz="4" w:space="0"/>
+          <w:left w:val="single" w:color="auto" w:sz="4" w:space="0"/>
+          <w:bottom w:val="single" w:color="auto" w:sz="4" w:space="0"/>
+          <w:right w:val="single" w:color="auto" w:sz="4" w:space="0"/>
+          <w:insideH w:val="single" w:color="auto" w:sz="4" w:space="0"/>
+          <w:insideV w:val="single" w:color="auto" w:sz="4" w:space="0"/>
         </w:tblBorders>
         <w:tblCellMar>
           <w:left w:w="10" w:type="dxa"/>
@@ -6560,10 +6585,10 @@
           <w:tcPr>
             <w:tcW w:w="700" w:type="dxa"/>
             <w:tcBorders>
-              <w:top w:val="single" w:sz="6" w:space="0" w:color="ADB9CA"/>
-              <w:left w:val="single" w:sz="6" w:space="0" w:color="ADB9CA"/>
-              <w:bottom w:val="single" w:sz="6" w:space="0" w:color="ADB9CA"/>
-              <w:right w:val="single" w:sz="6" w:space="0" w:color="ADB9CA"/>
+              <w:top w:val="single" w:color="ADB9CA" w:sz="6" w:space="0"/>
+              <w:left w:val="single" w:color="ADB9CA" w:sz="6" w:space="0"/>
+              <w:bottom w:val="single" w:color="ADB9CA" w:sz="6" w:space="0"/>
+              <w:right w:val="single" w:color="ADB9CA" w:sz="6" w:space="0"/>
             </w:tcBorders>
             <w:shd w:val="clear" w:color="auto" w:fill="1F3864"/>
             <w:tcMar>
@@ -6577,7 +6602,7 @@
           <w:p>
             <w:r>
               <w:rPr>
-                <w:rFonts w:ascii="Arial" w:eastAsia="Arial" w:hAnsi="Arial" w:cs="Arial"/>
+                <w:rFonts w:ascii="Arial" w:hAnsi="Arial" w:eastAsia="Arial" w:cs="Arial"/>
                 <w:b/>
                 <w:bCs/>
                 <w:color w:val="FFFFFF"/>
@@ -6592,10 +6617,10 @@
           <w:tcPr>
             <w:tcW w:w="6510" w:type="dxa"/>
             <w:tcBorders>
-              <w:top w:val="single" w:sz="6" w:space="0" w:color="ADB9CA"/>
-              <w:left w:val="single" w:sz="6" w:space="0" w:color="ADB9CA"/>
-              <w:bottom w:val="single" w:sz="6" w:space="0" w:color="ADB9CA"/>
-              <w:right w:val="single" w:sz="6" w:space="0" w:color="ADB9CA"/>
+              <w:top w:val="single" w:color="ADB9CA" w:sz="6" w:space="0"/>
+              <w:left w:val="single" w:color="ADB9CA" w:sz="6" w:space="0"/>
+              <w:bottom w:val="single" w:color="ADB9CA" w:sz="6" w:space="0"/>
+              <w:right w:val="single" w:color="ADB9CA" w:sz="6" w:space="0"/>
             </w:tcBorders>
             <w:shd w:val="clear" w:color="auto" w:fill="1F3864"/>
             <w:tcMar>
@@ -6609,7 +6634,7 @@
           <w:p>
             <w:r>
               <w:rPr>
-                <w:rFonts w:ascii="Arial" w:eastAsia="Arial" w:hAnsi="Arial" w:cs="Arial"/>
+                <w:rFonts w:ascii="Arial" w:hAnsi="Arial" w:eastAsia="Arial" w:cs="Arial"/>
                 <w:b/>
                 <w:bCs/>
                 <w:color w:val="FFFFFF"/>
@@ -6624,10 +6649,10 @@
           <w:tcPr>
             <w:tcW w:w="2150" w:type="dxa"/>
             <w:tcBorders>
-              <w:top w:val="single" w:sz="6" w:space="0" w:color="ADB9CA"/>
-              <w:left w:val="single" w:sz="6" w:space="0" w:color="ADB9CA"/>
-              <w:bottom w:val="single" w:sz="6" w:space="0" w:color="ADB9CA"/>
-              <w:right w:val="single" w:sz="6" w:space="0" w:color="ADB9CA"/>
+              <w:top w:val="single" w:color="ADB9CA" w:sz="6" w:space="0"/>
+              <w:left w:val="single" w:color="ADB9CA" w:sz="6" w:space="0"/>
+              <w:bottom w:val="single" w:color="ADB9CA" w:sz="6" w:space="0"/>
+              <w:right w:val="single" w:color="ADB9CA" w:sz="6" w:space="0"/>
             </w:tcBorders>
             <w:shd w:val="clear" w:color="auto" w:fill="1F3864"/>
             <w:tcMar>
@@ -6641,7 +6666,7 @@
           <w:p>
             <w:r>
               <w:rPr>
-                <w:rFonts w:ascii="Arial" w:eastAsia="Arial" w:hAnsi="Arial" w:cs="Arial"/>
+                <w:rFonts w:ascii="Arial" w:hAnsi="Arial" w:eastAsia="Arial" w:cs="Arial"/>
                 <w:b/>
                 <w:bCs/>
                 <w:color w:val="FFFFFF"/>
@@ -6658,10 +6683,10 @@
           <w:tcPr>
             <w:tcW w:w="700" w:type="dxa"/>
             <w:tcBorders>
-              <w:top w:val="single" w:sz="6" w:space="0" w:color="ADB9CA"/>
-              <w:left w:val="single" w:sz="6" w:space="0" w:color="ADB9CA"/>
-              <w:bottom w:val="single" w:sz="6" w:space="0" w:color="ADB9CA"/>
-              <w:right w:val="single" w:sz="6" w:space="0" w:color="ADB9CA"/>
+              <w:top w:val="single" w:color="ADB9CA" w:sz="6" w:space="0"/>
+              <w:left w:val="single" w:color="ADB9CA" w:sz="6" w:space="0"/>
+              <w:bottom w:val="single" w:color="ADB9CA" w:sz="6" w:space="0"/>
+              <w:right w:val="single" w:color="ADB9CA" w:sz="6" w:space="0"/>
             </w:tcBorders>
             <w:shd w:val="clear" w:color="auto" w:fill="2E75B6"/>
             <w:tcMar>
@@ -6678,10 +6703,10 @@
           <w:tcPr>
             <w:tcW w:w="6510" w:type="dxa"/>
             <w:tcBorders>
-              <w:top w:val="single" w:sz="6" w:space="0" w:color="ADB9CA"/>
-              <w:left w:val="single" w:sz="6" w:space="0" w:color="ADB9CA"/>
-              <w:bottom w:val="single" w:sz="6" w:space="0" w:color="ADB9CA"/>
-              <w:right w:val="single" w:sz="6" w:space="0" w:color="ADB9CA"/>
+              <w:top w:val="single" w:color="ADB9CA" w:sz="6" w:space="0"/>
+              <w:left w:val="single" w:color="ADB9CA" w:sz="6" w:space="0"/>
+              <w:bottom w:val="single" w:color="ADB9CA" w:sz="6" w:space="0"/>
+              <w:right w:val="single" w:color="ADB9CA" w:sz="6" w:space="0"/>
             </w:tcBorders>
             <w:shd w:val="clear" w:color="auto" w:fill="2E75B6"/>
             <w:tcMar>
@@ -6695,7 +6720,7 @@
           <w:p>
             <w:r>
               <w:rPr>
-                <w:rFonts w:ascii="Arial" w:eastAsia="Arial" w:hAnsi="Arial" w:cs="Arial"/>
+                <w:rFonts w:ascii="Arial" w:hAnsi="Arial" w:eastAsia="Arial" w:cs="Arial"/>
                 <w:b/>
                 <w:bCs/>
                 <w:color w:val="FFFFFF"/>
@@ -6710,10 +6735,10 @@
           <w:tcPr>
             <w:tcW w:w="2150" w:type="dxa"/>
             <w:tcBorders>
-              <w:top w:val="single" w:sz="6" w:space="0" w:color="ADB9CA"/>
-              <w:left w:val="single" w:sz="6" w:space="0" w:color="ADB9CA"/>
-              <w:bottom w:val="single" w:sz="6" w:space="0" w:color="ADB9CA"/>
-              <w:right w:val="single" w:sz="6" w:space="0" w:color="ADB9CA"/>
+              <w:top w:val="single" w:color="ADB9CA" w:sz="6" w:space="0"/>
+              <w:left w:val="single" w:color="ADB9CA" w:sz="6" w:space="0"/>
+              <w:bottom w:val="single" w:color="ADB9CA" w:sz="6" w:space="0"/>
+              <w:right w:val="single" w:color="ADB9CA" w:sz="6" w:space="0"/>
             </w:tcBorders>
             <w:shd w:val="clear" w:color="auto" w:fill="2E75B6"/>
             <w:tcMar>
@@ -6727,7 +6752,7 @@
           <w:p>
             <w:r>
               <w:rPr>
-                <w:rFonts w:ascii="Arial" w:eastAsia="Arial" w:hAnsi="Arial" w:cs="Arial"/>
+                <w:rFonts w:ascii="Arial" w:hAnsi="Arial" w:eastAsia="Arial" w:cs="Arial"/>
                 <w:b/>
                 <w:bCs/>
                 <w:color w:val="FFFFFF"/>
@@ -6744,10 +6769,10 @@
           <w:tcPr>
             <w:tcW w:w="700" w:type="dxa"/>
             <w:tcBorders>
-              <w:top w:val="single" w:sz="6" w:space="0" w:color="ADB9CA"/>
-              <w:left w:val="single" w:sz="6" w:space="0" w:color="ADB9CA"/>
-              <w:bottom w:val="single" w:sz="6" w:space="0" w:color="ADB9CA"/>
-              <w:right w:val="single" w:sz="6" w:space="0" w:color="ADB9CA"/>
+              <w:top w:val="single" w:color="ADB9CA" w:sz="6" w:space="0"/>
+              <w:left w:val="single" w:color="ADB9CA" w:sz="6" w:space="0"/>
+              <w:bottom w:val="single" w:color="ADB9CA" w:sz="6" w:space="0"/>
+              <w:right w:val="single" w:color="ADB9CA" w:sz="6" w:space="0"/>
             </w:tcBorders>
             <w:shd w:val="clear" w:color="auto" w:fill="E8F0FB"/>
             <w:tcMar>
@@ -6761,7 +6786,7 @@
           <w:p>
             <w:r>
               <w:rPr>
-                <w:rFonts w:ascii="Arial" w:eastAsia="Arial" w:hAnsi="Arial" w:cs="Arial"/>
+                <w:rFonts w:ascii="Arial" w:hAnsi="Arial" w:eastAsia="Arial" w:cs="Arial"/>
                 <w:b/>
                 <w:bCs/>
                 <w:color w:val="000000"/>
@@ -6776,10 +6801,10 @@
           <w:tcPr>
             <w:tcW w:w="6510" w:type="dxa"/>
             <w:tcBorders>
-              <w:top w:val="single" w:sz="6" w:space="0" w:color="ADB9CA"/>
-              <w:left w:val="single" w:sz="6" w:space="0" w:color="ADB9CA"/>
-              <w:bottom w:val="single" w:sz="6" w:space="0" w:color="ADB9CA"/>
-              <w:right w:val="single" w:sz="6" w:space="0" w:color="ADB9CA"/>
+              <w:top w:val="single" w:color="ADB9CA" w:sz="6" w:space="0"/>
+              <w:left w:val="single" w:color="ADB9CA" w:sz="6" w:space="0"/>
+              <w:bottom w:val="single" w:color="ADB9CA" w:sz="6" w:space="0"/>
+              <w:right w:val="single" w:color="ADB9CA" w:sz="6" w:space="0"/>
             </w:tcBorders>
             <w:shd w:val="clear" w:color="auto" w:fill="E8F0FB"/>
             <w:tcMar>
@@ -6793,7 +6818,7 @@
           <w:p>
             <w:r>
               <w:rPr>
-                <w:rFonts w:ascii="Arial" w:eastAsia="Arial" w:hAnsi="Arial" w:cs="Arial"/>
+                <w:rFonts w:ascii="Arial" w:hAnsi="Arial" w:eastAsia="Arial" w:cs="Arial"/>
                 <w:color w:val="000000"/>
                 <w:sz w:val="18"/>
                 <w:szCs w:val="18"/>
@@ -6806,10 +6831,10 @@
           <w:tcPr>
             <w:tcW w:w="2150" w:type="dxa"/>
             <w:tcBorders>
-              <w:top w:val="single" w:sz="6" w:space="0" w:color="ADB9CA"/>
-              <w:left w:val="single" w:sz="6" w:space="0" w:color="ADB9CA"/>
-              <w:bottom w:val="single" w:sz="6" w:space="0" w:color="ADB9CA"/>
-              <w:right w:val="single" w:sz="6" w:space="0" w:color="ADB9CA"/>
+              <w:top w:val="single" w:color="ADB9CA" w:sz="6" w:space="0"/>
+              <w:left w:val="single" w:color="ADB9CA" w:sz="6" w:space="0"/>
+              <w:bottom w:val="single" w:color="ADB9CA" w:sz="6" w:space="0"/>
+              <w:right w:val="single" w:color="ADB9CA" w:sz="6" w:space="0"/>
             </w:tcBorders>
             <w:shd w:val="clear" w:color="auto" w:fill="E8F0FB"/>
             <w:tcMar>
@@ -6823,7 +6848,7 @@
           <w:p>
             <w:r>
               <w:rPr>
-                <w:rFonts w:ascii="Arial" w:eastAsia="Arial" w:hAnsi="Arial" w:cs="Arial"/>
+                <w:rFonts w:ascii="Arial" w:hAnsi="Arial" w:eastAsia="Arial" w:cs="Arial"/>
                 <w:color w:val="000000"/>
                 <w:sz w:val="18"/>
                 <w:szCs w:val="18"/>
@@ -6838,10 +6863,10 @@
           <w:tcPr>
             <w:tcW w:w="700" w:type="dxa"/>
             <w:tcBorders>
-              <w:top w:val="single" w:sz="6" w:space="0" w:color="ADB9CA"/>
-              <w:left w:val="single" w:sz="6" w:space="0" w:color="ADB9CA"/>
-              <w:bottom w:val="single" w:sz="6" w:space="0" w:color="ADB9CA"/>
-              <w:right w:val="single" w:sz="6" w:space="0" w:color="ADB9CA"/>
+              <w:top w:val="single" w:color="ADB9CA" w:sz="6" w:space="0"/>
+              <w:left w:val="single" w:color="ADB9CA" w:sz="6" w:space="0"/>
+              <w:bottom w:val="single" w:color="ADB9CA" w:sz="6" w:space="0"/>
+              <w:right w:val="single" w:color="ADB9CA" w:sz="6" w:space="0"/>
             </w:tcBorders>
             <w:shd w:val="clear" w:color="auto" w:fill="FFFFFF"/>
             <w:tcMar>
@@ -6855,7 +6880,7 @@
           <w:p>
             <w:r>
               <w:rPr>
-                <w:rFonts w:ascii="Arial" w:eastAsia="Arial" w:hAnsi="Arial" w:cs="Arial"/>
+                <w:rFonts w:ascii="Arial" w:hAnsi="Arial" w:eastAsia="Arial" w:cs="Arial"/>
                 <w:b/>
                 <w:bCs/>
                 <w:color w:val="000000"/>
@@ -6870,10 +6895,10 @@
           <w:tcPr>
             <w:tcW w:w="6510" w:type="dxa"/>
             <w:tcBorders>
-              <w:top w:val="single" w:sz="6" w:space="0" w:color="ADB9CA"/>
-              <w:left w:val="single" w:sz="6" w:space="0" w:color="ADB9CA"/>
-              <w:bottom w:val="single" w:sz="6" w:space="0" w:color="ADB9CA"/>
-              <w:right w:val="single" w:sz="6" w:space="0" w:color="ADB9CA"/>
+              <w:top w:val="single" w:color="ADB9CA" w:sz="6" w:space="0"/>
+              <w:left w:val="single" w:color="ADB9CA" w:sz="6" w:space="0"/>
+              <w:bottom w:val="single" w:color="ADB9CA" w:sz="6" w:space="0"/>
+              <w:right w:val="single" w:color="ADB9CA" w:sz="6" w:space="0"/>
             </w:tcBorders>
             <w:shd w:val="clear" w:color="auto" w:fill="FFFFFF"/>
             <w:tcMar>
@@ -6887,7 +6912,7 @@
           <w:p>
             <w:r>
               <w:rPr>
-                <w:rFonts w:ascii="Arial" w:eastAsia="Arial" w:hAnsi="Arial" w:cs="Arial"/>
+                <w:rFonts w:ascii="Arial" w:hAnsi="Arial" w:eastAsia="Arial" w:cs="Arial"/>
                 <w:color w:val="000000"/>
                 <w:sz w:val="18"/>
                 <w:szCs w:val="18"/>
@@ -6900,10 +6925,10 @@
           <w:tcPr>
             <w:tcW w:w="2150" w:type="dxa"/>
             <w:tcBorders>
-              <w:top w:val="single" w:sz="6" w:space="0" w:color="ADB9CA"/>
-              <w:left w:val="single" w:sz="6" w:space="0" w:color="ADB9CA"/>
-              <w:bottom w:val="single" w:sz="6" w:space="0" w:color="ADB9CA"/>
-              <w:right w:val="single" w:sz="6" w:space="0" w:color="ADB9CA"/>
+              <w:top w:val="single" w:color="ADB9CA" w:sz="6" w:space="0"/>
+              <w:left w:val="single" w:color="ADB9CA" w:sz="6" w:space="0"/>
+              <w:bottom w:val="single" w:color="ADB9CA" w:sz="6" w:space="0"/>
+              <w:right w:val="single" w:color="ADB9CA" w:sz="6" w:space="0"/>
             </w:tcBorders>
             <w:shd w:val="clear" w:color="auto" w:fill="FFFFFF"/>
             <w:tcMar>
@@ -6917,7 +6942,7 @@
           <w:p>
             <w:r>
               <w:rPr>
-                <w:rFonts w:ascii="Arial" w:eastAsia="Arial" w:hAnsi="Arial" w:cs="Arial"/>
+                <w:rFonts w:ascii="Arial" w:hAnsi="Arial" w:eastAsia="Arial" w:cs="Arial"/>
                 <w:color w:val="000000"/>
                 <w:sz w:val="18"/>
                 <w:szCs w:val="18"/>
@@ -6932,10 +6957,10 @@
           <w:tcPr>
             <w:tcW w:w="700" w:type="dxa"/>
             <w:tcBorders>
-              <w:top w:val="single" w:sz="6" w:space="0" w:color="ADB9CA"/>
-              <w:left w:val="single" w:sz="6" w:space="0" w:color="ADB9CA"/>
-              <w:bottom w:val="single" w:sz="6" w:space="0" w:color="ADB9CA"/>
-              <w:right w:val="single" w:sz="6" w:space="0" w:color="ADB9CA"/>
+              <w:top w:val="single" w:color="ADB9CA" w:sz="6" w:space="0"/>
+              <w:left w:val="single" w:color="ADB9CA" w:sz="6" w:space="0"/>
+              <w:bottom w:val="single" w:color="ADB9CA" w:sz="6" w:space="0"/>
+              <w:right w:val="single" w:color="ADB9CA" w:sz="6" w:space="0"/>
             </w:tcBorders>
             <w:shd w:val="clear" w:color="auto" w:fill="2E75B6"/>
             <w:tcMar>
@@ -6952,10 +6977,10 @@
           <w:tcPr>
             <w:tcW w:w="6510" w:type="dxa"/>
             <w:tcBorders>
-              <w:top w:val="single" w:sz="6" w:space="0" w:color="ADB9CA"/>
-              <w:left w:val="single" w:sz="6" w:space="0" w:color="ADB9CA"/>
-              <w:bottom w:val="single" w:sz="6" w:space="0" w:color="ADB9CA"/>
-              <w:right w:val="single" w:sz="6" w:space="0" w:color="ADB9CA"/>
+              <w:top w:val="single" w:color="ADB9CA" w:sz="6" w:space="0"/>
+              <w:left w:val="single" w:color="ADB9CA" w:sz="6" w:space="0"/>
+              <w:bottom w:val="single" w:color="ADB9CA" w:sz="6" w:space="0"/>
+              <w:right w:val="single" w:color="ADB9CA" w:sz="6" w:space="0"/>
             </w:tcBorders>
             <w:shd w:val="clear" w:color="auto" w:fill="2E75B6"/>
             <w:tcMar>
@@ -6969,7 +6994,7 @@
           <w:p>
             <w:r>
               <w:rPr>
-                <w:rFonts w:ascii="Arial" w:eastAsia="Arial" w:hAnsi="Arial" w:cs="Arial"/>
+                <w:rFonts w:ascii="Arial" w:hAnsi="Arial" w:eastAsia="Arial" w:cs="Arial"/>
                 <w:b/>
                 <w:bCs/>
                 <w:color w:val="FFFFFF"/>
@@ -6984,10 +7009,10 @@
           <w:tcPr>
             <w:tcW w:w="2150" w:type="dxa"/>
             <w:tcBorders>
-              <w:top w:val="single" w:sz="6" w:space="0" w:color="ADB9CA"/>
-              <w:left w:val="single" w:sz="6" w:space="0" w:color="ADB9CA"/>
-              <w:bottom w:val="single" w:sz="6" w:space="0" w:color="ADB9CA"/>
-              <w:right w:val="single" w:sz="6" w:space="0" w:color="ADB9CA"/>
+              <w:top w:val="single" w:color="ADB9CA" w:sz="6" w:space="0"/>
+              <w:left w:val="single" w:color="ADB9CA" w:sz="6" w:space="0"/>
+              <w:bottom w:val="single" w:color="ADB9CA" w:sz="6" w:space="0"/>
+              <w:right w:val="single" w:color="ADB9CA" w:sz="6" w:space="0"/>
             </w:tcBorders>
             <w:shd w:val="clear" w:color="auto" w:fill="2E75B6"/>
             <w:tcMar>
@@ -7001,7 +7026,7 @@
           <w:p>
             <w:r>
               <w:rPr>
-                <w:rFonts w:ascii="Arial" w:eastAsia="Arial" w:hAnsi="Arial" w:cs="Arial"/>
+                <w:rFonts w:ascii="Arial" w:hAnsi="Arial" w:eastAsia="Arial" w:cs="Arial"/>
                 <w:b/>
                 <w:bCs/>
                 <w:color w:val="FFFFFF"/>
@@ -7018,10 +7043,10 @@
           <w:tcPr>
             <w:tcW w:w="700" w:type="dxa"/>
             <w:tcBorders>
-              <w:top w:val="single" w:sz="6" w:space="0" w:color="ADB9CA"/>
-              <w:left w:val="single" w:sz="6" w:space="0" w:color="ADB9CA"/>
-              <w:bottom w:val="single" w:sz="6" w:space="0" w:color="ADB9CA"/>
-              <w:right w:val="single" w:sz="6" w:space="0" w:color="ADB9CA"/>
+              <w:top w:val="single" w:color="ADB9CA" w:sz="6" w:space="0"/>
+              <w:left w:val="single" w:color="ADB9CA" w:sz="6" w:space="0"/>
+              <w:bottom w:val="single" w:color="ADB9CA" w:sz="6" w:space="0"/>
+              <w:right w:val="single" w:color="ADB9CA" w:sz="6" w:space="0"/>
             </w:tcBorders>
             <w:shd w:val="clear" w:color="auto" w:fill="E8F0FB"/>
             <w:tcMar>
@@ -7035,7 +7060,7 @@
           <w:p>
             <w:r>
               <w:rPr>
-                <w:rFonts w:ascii="Arial" w:eastAsia="Arial" w:hAnsi="Arial" w:cs="Arial"/>
+                <w:rFonts w:ascii="Arial" w:hAnsi="Arial" w:eastAsia="Arial" w:cs="Arial"/>
                 <w:b/>
                 <w:bCs/>
                 <w:color w:val="000000"/>
@@ -7050,10 +7075,10 @@
           <w:tcPr>
             <w:tcW w:w="6510" w:type="dxa"/>
             <w:tcBorders>
-              <w:top w:val="single" w:sz="6" w:space="0" w:color="ADB9CA"/>
-              <w:left w:val="single" w:sz="6" w:space="0" w:color="ADB9CA"/>
-              <w:bottom w:val="single" w:sz="6" w:space="0" w:color="ADB9CA"/>
-              <w:right w:val="single" w:sz="6" w:space="0" w:color="ADB9CA"/>
+              <w:top w:val="single" w:color="ADB9CA" w:sz="6" w:space="0"/>
+              <w:left w:val="single" w:color="ADB9CA" w:sz="6" w:space="0"/>
+              <w:bottom w:val="single" w:color="ADB9CA" w:sz="6" w:space="0"/>
+              <w:right w:val="single" w:color="ADB9CA" w:sz="6" w:space="0"/>
             </w:tcBorders>
             <w:shd w:val="clear" w:color="auto" w:fill="E8F0FB"/>
             <w:tcMar>
@@ -7067,7 +7092,7 @@
           <w:p>
             <w:r>
               <w:rPr>
-                <w:rFonts w:ascii="Arial" w:eastAsia="Arial" w:hAnsi="Arial" w:cs="Arial"/>
+                <w:rFonts w:ascii="Arial" w:hAnsi="Arial" w:eastAsia="Arial" w:cs="Arial"/>
                 <w:color w:val="000000"/>
                 <w:sz w:val="18"/>
                 <w:szCs w:val="18"/>
@@ -7076,7 +7101,7 @@
             </w:r>
             <w:r>
               <w:rPr>
-                <w:rFonts w:ascii="Arial" w:eastAsia="Arial" w:hAnsi="Arial" w:cs="Arial"/>
+                <w:rFonts w:ascii="Arial" w:hAnsi="Arial" w:eastAsia="Arial" w:cs="Arial"/>
                 <w:color w:val="000000"/>
                 <w:sz w:val="18"/>
                 <w:szCs w:val="18"/>
@@ -7089,10 +7114,10 @@
           <w:tcPr>
             <w:tcW w:w="2150" w:type="dxa"/>
             <w:tcBorders>
-              <w:top w:val="single" w:sz="6" w:space="0" w:color="ADB9CA"/>
-              <w:left w:val="single" w:sz="6" w:space="0" w:color="ADB9CA"/>
-              <w:bottom w:val="single" w:sz="6" w:space="0" w:color="ADB9CA"/>
-              <w:right w:val="single" w:sz="6" w:space="0" w:color="ADB9CA"/>
+              <w:top w:val="single" w:color="ADB9CA" w:sz="6" w:space="0"/>
+              <w:left w:val="single" w:color="ADB9CA" w:sz="6" w:space="0"/>
+              <w:bottom w:val="single" w:color="ADB9CA" w:sz="6" w:space="0"/>
+              <w:right w:val="single" w:color="ADB9CA" w:sz="6" w:space="0"/>
             </w:tcBorders>
             <w:shd w:val="clear" w:color="auto" w:fill="E8F0FB"/>
             <w:tcMar>
@@ -7106,7 +7131,7 @@
           <w:p>
             <w:r>
               <w:rPr>
-                <w:rFonts w:ascii="Arial" w:eastAsia="Arial" w:hAnsi="Arial" w:cs="Arial"/>
+                <w:rFonts w:ascii="Arial" w:hAnsi="Arial" w:eastAsia="Arial" w:cs="Arial"/>
                 <w:color w:val="000000"/>
                 <w:sz w:val="18"/>
                 <w:szCs w:val="18"/>
@@ -7121,10 +7146,10 @@
           <w:tcPr>
             <w:tcW w:w="700" w:type="dxa"/>
             <w:tcBorders>
-              <w:top w:val="single" w:sz="6" w:space="0" w:color="ADB9CA"/>
-              <w:left w:val="single" w:sz="6" w:space="0" w:color="ADB9CA"/>
-              <w:bottom w:val="single" w:sz="6" w:space="0" w:color="ADB9CA"/>
-              <w:right w:val="single" w:sz="6" w:space="0" w:color="ADB9CA"/>
+              <w:top w:val="single" w:color="ADB9CA" w:sz="6" w:space="0"/>
+              <w:left w:val="single" w:color="ADB9CA" w:sz="6" w:space="0"/>
+              <w:bottom w:val="single" w:color="ADB9CA" w:sz="6" w:space="0"/>
+              <w:right w:val="single" w:color="ADB9CA" w:sz="6" w:space="0"/>
             </w:tcBorders>
             <w:shd w:val="clear" w:color="auto" w:fill="FFFFFF"/>
             <w:tcMar>
@@ -7138,7 +7163,7 @@
           <w:p>
             <w:r>
               <w:rPr>
-                <w:rFonts w:ascii="Arial" w:eastAsia="Arial" w:hAnsi="Arial" w:cs="Arial"/>
+                <w:rFonts w:ascii="Arial" w:hAnsi="Arial" w:eastAsia="Arial" w:cs="Arial"/>
                 <w:b/>
                 <w:bCs/>
                 <w:color w:val="000000"/>
@@ -7153,10 +7178,10 @@
           <w:tcPr>
             <w:tcW w:w="6510" w:type="dxa"/>
             <w:tcBorders>
-              <w:top w:val="single" w:sz="6" w:space="0" w:color="ADB9CA"/>
-              <w:left w:val="single" w:sz="6" w:space="0" w:color="ADB9CA"/>
-              <w:bottom w:val="single" w:sz="6" w:space="0" w:color="ADB9CA"/>
-              <w:right w:val="single" w:sz="6" w:space="0" w:color="ADB9CA"/>
+              <w:top w:val="single" w:color="ADB9CA" w:sz="6" w:space="0"/>
+              <w:left w:val="single" w:color="ADB9CA" w:sz="6" w:space="0"/>
+              <w:bottom w:val="single" w:color="ADB9CA" w:sz="6" w:space="0"/>
+              <w:right w:val="single" w:color="ADB9CA" w:sz="6" w:space="0"/>
             </w:tcBorders>
             <w:shd w:val="clear" w:color="auto" w:fill="FFFFFF"/>
             <w:tcMar>
@@ -7170,7 +7195,7 @@
           <w:p>
             <w:r>
               <w:rPr>
-                <w:rFonts w:ascii="Arial" w:eastAsia="Arial" w:hAnsi="Arial" w:cs="Arial"/>
+                <w:rFonts w:ascii="Arial" w:hAnsi="Arial" w:eastAsia="Arial" w:cs="Arial"/>
                 <w:color w:val="000000"/>
                 <w:sz w:val="18"/>
                 <w:szCs w:val="18"/>
@@ -7183,10 +7208,10 @@
           <w:tcPr>
             <w:tcW w:w="2150" w:type="dxa"/>
             <w:tcBorders>
-              <w:top w:val="single" w:sz="6" w:space="0" w:color="ADB9CA"/>
-              <w:left w:val="single" w:sz="6" w:space="0" w:color="ADB9CA"/>
-              <w:bottom w:val="single" w:sz="6" w:space="0" w:color="ADB9CA"/>
-              <w:right w:val="single" w:sz="6" w:space="0" w:color="ADB9CA"/>
+              <w:top w:val="single" w:color="ADB9CA" w:sz="6" w:space="0"/>
+              <w:left w:val="single" w:color="ADB9CA" w:sz="6" w:space="0"/>
+              <w:bottom w:val="single" w:color="ADB9CA" w:sz="6" w:space="0"/>
+              <w:right w:val="single" w:color="ADB9CA" w:sz="6" w:space="0"/>
             </w:tcBorders>
             <w:shd w:val="clear" w:color="auto" w:fill="FFFFFF"/>
             <w:tcMar>
@@ -7200,7 +7225,7 @@
           <w:p>
             <w:r>
               <w:rPr>
-                <w:rFonts w:ascii="Arial" w:eastAsia="Arial" w:hAnsi="Arial" w:cs="Arial"/>
+                <w:rFonts w:ascii="Arial" w:hAnsi="Arial" w:eastAsia="Arial" w:cs="Arial"/>
                 <w:color w:val="000000"/>
                 <w:sz w:val="18"/>
                 <w:szCs w:val="18"/>
@@ -7215,10 +7240,10 @@
           <w:tcPr>
             <w:tcW w:w="700" w:type="dxa"/>
             <w:tcBorders>
-              <w:top w:val="single" w:sz="6" w:space="0" w:color="ADB9CA"/>
-              <w:left w:val="single" w:sz="6" w:space="0" w:color="ADB9CA"/>
-              <w:bottom w:val="single" w:sz="6" w:space="0" w:color="ADB9CA"/>
-              <w:right w:val="single" w:sz="6" w:space="0" w:color="ADB9CA"/>
+              <w:top w:val="single" w:color="ADB9CA" w:sz="6" w:space="0"/>
+              <w:left w:val="single" w:color="ADB9CA" w:sz="6" w:space="0"/>
+              <w:bottom w:val="single" w:color="ADB9CA" w:sz="6" w:space="0"/>
+              <w:right w:val="single" w:color="ADB9CA" w:sz="6" w:space="0"/>
             </w:tcBorders>
             <w:shd w:val="clear" w:color="auto" w:fill="E8F0FB"/>
             <w:tcMar>
@@ -7232,7 +7257,7 @@
           <w:p>
             <w:r>
               <w:rPr>
-                <w:rFonts w:ascii="Arial" w:eastAsia="Arial" w:hAnsi="Arial" w:cs="Arial"/>
+                <w:rFonts w:ascii="Arial" w:hAnsi="Arial" w:eastAsia="Arial" w:cs="Arial"/>
                 <w:b/>
                 <w:bCs/>
                 <w:color w:val="000000"/>
@@ -7247,10 +7272,10 @@
           <w:tcPr>
             <w:tcW w:w="6510" w:type="dxa"/>
             <w:tcBorders>
-              <w:top w:val="single" w:sz="6" w:space="0" w:color="ADB9CA"/>
-              <w:left w:val="single" w:sz="6" w:space="0" w:color="ADB9CA"/>
-              <w:bottom w:val="single" w:sz="6" w:space="0" w:color="ADB9CA"/>
-              <w:right w:val="single" w:sz="6" w:space="0" w:color="ADB9CA"/>
+              <w:top w:val="single" w:color="ADB9CA" w:sz="6" w:space="0"/>
+              <w:left w:val="single" w:color="ADB9CA" w:sz="6" w:space="0"/>
+              <w:bottom w:val="single" w:color="ADB9CA" w:sz="6" w:space="0"/>
+              <w:right w:val="single" w:color="ADB9CA" w:sz="6" w:space="0"/>
             </w:tcBorders>
             <w:shd w:val="clear" w:color="auto" w:fill="E8F0FB"/>
             <w:tcMar>
@@ -7264,7 +7289,7 @@
           <w:p>
             <w:r>
               <w:rPr>
-                <w:rFonts w:ascii="Arial" w:eastAsia="Arial" w:hAnsi="Arial" w:cs="Arial"/>
+                <w:rFonts w:ascii="Arial" w:hAnsi="Arial" w:eastAsia="Arial" w:cs="Arial"/>
                 <w:color w:val="000000"/>
                 <w:sz w:val="18"/>
                 <w:szCs w:val="18"/>
@@ -7273,7 +7298,7 @@
             </w:r>
             <w:r>
               <w:rPr>
-                <w:rFonts w:ascii="Arial" w:eastAsia="Arial" w:hAnsi="Arial" w:cs="Arial"/>
+                <w:rFonts w:ascii="Arial" w:hAnsi="Arial" w:eastAsia="Arial" w:cs="Arial"/>
                 <w:color w:val="000000"/>
                 <w:sz w:val="18"/>
                 <w:szCs w:val="18"/>
@@ -7286,10 +7311,10 @@
           <w:tcPr>
             <w:tcW w:w="2150" w:type="dxa"/>
             <w:tcBorders>
-              <w:top w:val="single" w:sz="6" w:space="0" w:color="ADB9CA"/>
-              <w:left w:val="single" w:sz="6" w:space="0" w:color="ADB9CA"/>
-              <w:bottom w:val="single" w:sz="6" w:space="0" w:color="ADB9CA"/>
-              <w:right w:val="single" w:sz="6" w:space="0" w:color="ADB9CA"/>
+              <w:top w:val="single" w:color="ADB9CA" w:sz="6" w:space="0"/>
+              <w:left w:val="single" w:color="ADB9CA" w:sz="6" w:space="0"/>
+              <w:bottom w:val="single" w:color="ADB9CA" w:sz="6" w:space="0"/>
+              <w:right w:val="single" w:color="ADB9CA" w:sz="6" w:space="0"/>
             </w:tcBorders>
             <w:shd w:val="clear" w:color="auto" w:fill="E8F0FB"/>
             <w:tcMar>
@@ -7303,7 +7328,7 @@
           <w:p>
             <w:r>
               <w:rPr>
-                <w:rFonts w:ascii="Arial" w:eastAsia="Arial" w:hAnsi="Arial" w:cs="Arial"/>
+                <w:rFonts w:ascii="Arial" w:hAnsi="Arial" w:eastAsia="Arial" w:cs="Arial"/>
                 <w:color w:val="000000"/>
                 <w:sz w:val="18"/>
                 <w:szCs w:val="18"/>
@@ -7318,10 +7343,10 @@
           <w:tcPr>
             <w:tcW w:w="700" w:type="dxa"/>
             <w:tcBorders>
-              <w:top w:val="single" w:sz="6" w:space="0" w:color="ADB9CA"/>
-              <w:left w:val="single" w:sz="6" w:space="0" w:color="ADB9CA"/>
-              <w:bottom w:val="single" w:sz="6" w:space="0" w:color="ADB9CA"/>
-              <w:right w:val="single" w:sz="6" w:space="0" w:color="ADB9CA"/>
+              <w:top w:val="single" w:color="ADB9CA" w:sz="6" w:space="0"/>
+              <w:left w:val="single" w:color="ADB9CA" w:sz="6" w:space="0"/>
+              <w:bottom w:val="single" w:color="ADB9CA" w:sz="6" w:space="0"/>
+              <w:right w:val="single" w:color="ADB9CA" w:sz="6" w:space="0"/>
             </w:tcBorders>
             <w:shd w:val="clear" w:color="auto" w:fill="2E75B6"/>
             <w:tcMar>
@@ -7338,10 +7363,10 @@
           <w:tcPr>
             <w:tcW w:w="6510" w:type="dxa"/>
             <w:tcBorders>
-              <w:top w:val="single" w:sz="6" w:space="0" w:color="ADB9CA"/>
-              <w:left w:val="single" w:sz="6" w:space="0" w:color="ADB9CA"/>
-              <w:bottom w:val="single" w:sz="6" w:space="0" w:color="ADB9CA"/>
-              <w:right w:val="single" w:sz="6" w:space="0" w:color="ADB9CA"/>
+              <w:top w:val="single" w:color="ADB9CA" w:sz="6" w:space="0"/>
+              <w:left w:val="single" w:color="ADB9CA" w:sz="6" w:space="0"/>
+              <w:bottom w:val="single" w:color="ADB9CA" w:sz="6" w:space="0"/>
+              <w:right w:val="single" w:color="ADB9CA" w:sz="6" w:space="0"/>
             </w:tcBorders>
             <w:shd w:val="clear" w:color="auto" w:fill="2E75B6"/>
             <w:tcMar>
@@ -7355,7 +7380,7 @@
           <w:p>
             <w:r>
               <w:rPr>
-                <w:rFonts w:ascii="Arial" w:eastAsia="Arial" w:hAnsi="Arial" w:cs="Arial"/>
+                <w:rFonts w:ascii="Arial" w:hAnsi="Arial" w:eastAsia="Arial" w:cs="Arial"/>
                 <w:b/>
                 <w:bCs/>
                 <w:color w:val="FFFFFF"/>
@@ -7370,10 +7395,10 @@
           <w:tcPr>
             <w:tcW w:w="2150" w:type="dxa"/>
             <w:tcBorders>
-              <w:top w:val="single" w:sz="6" w:space="0" w:color="ADB9CA"/>
-              <w:left w:val="single" w:sz="6" w:space="0" w:color="ADB9CA"/>
-              <w:bottom w:val="single" w:sz="6" w:space="0" w:color="ADB9CA"/>
-              <w:right w:val="single" w:sz="6" w:space="0" w:color="ADB9CA"/>
+              <w:top w:val="single" w:color="ADB9CA" w:sz="6" w:space="0"/>
+              <w:left w:val="single" w:color="ADB9CA" w:sz="6" w:space="0"/>
+              <w:bottom w:val="single" w:color="ADB9CA" w:sz="6" w:space="0"/>
+              <w:right w:val="single" w:color="ADB9CA" w:sz="6" w:space="0"/>
             </w:tcBorders>
             <w:shd w:val="clear" w:color="auto" w:fill="2E75B6"/>
             <w:tcMar>
@@ -7387,7 +7412,7 @@
           <w:p>
             <w:r>
               <w:rPr>
-                <w:rFonts w:ascii="Arial" w:eastAsia="Arial" w:hAnsi="Arial" w:cs="Arial"/>
+                <w:rFonts w:ascii="Arial" w:hAnsi="Arial" w:eastAsia="Arial" w:cs="Arial"/>
                 <w:b/>
                 <w:bCs/>
                 <w:color w:val="FFFFFF"/>
@@ -7404,10 +7429,10 @@
           <w:tcPr>
             <w:tcW w:w="700" w:type="dxa"/>
             <w:tcBorders>
-              <w:top w:val="single" w:sz="6" w:space="0" w:color="ADB9CA"/>
-              <w:left w:val="single" w:sz="6" w:space="0" w:color="ADB9CA"/>
-              <w:bottom w:val="single" w:sz="6" w:space="0" w:color="ADB9CA"/>
-              <w:right w:val="single" w:sz="6" w:space="0" w:color="ADB9CA"/>
+              <w:top w:val="single" w:color="ADB9CA" w:sz="6" w:space="0"/>
+              <w:left w:val="single" w:color="ADB9CA" w:sz="6" w:space="0"/>
+              <w:bottom w:val="single" w:color="ADB9CA" w:sz="6" w:space="0"/>
+              <w:right w:val="single" w:color="ADB9CA" w:sz="6" w:space="0"/>
             </w:tcBorders>
             <w:shd w:val="clear" w:color="auto" w:fill="E8F0FB"/>
             <w:tcMar>
@@ -7421,7 +7446,7 @@
           <w:p>
             <w:r>
               <w:rPr>
-                <w:rFonts w:ascii="Arial" w:eastAsia="Arial" w:hAnsi="Arial" w:cs="Arial"/>
+                <w:rFonts w:ascii="Arial" w:hAnsi="Arial" w:eastAsia="Arial" w:cs="Arial"/>
                 <w:b/>
                 <w:bCs/>
                 <w:color w:val="000000"/>
@@ -7436,10 +7461,10 @@
           <w:tcPr>
             <w:tcW w:w="6510" w:type="dxa"/>
             <w:tcBorders>
-              <w:top w:val="single" w:sz="6" w:space="0" w:color="ADB9CA"/>
-              <w:left w:val="single" w:sz="6" w:space="0" w:color="ADB9CA"/>
-              <w:bottom w:val="single" w:sz="6" w:space="0" w:color="ADB9CA"/>
-              <w:right w:val="single" w:sz="6" w:space="0" w:color="ADB9CA"/>
+              <w:top w:val="single" w:color="ADB9CA" w:sz="6" w:space="0"/>
+              <w:left w:val="single" w:color="ADB9CA" w:sz="6" w:space="0"/>
+              <w:bottom w:val="single" w:color="ADB9CA" w:sz="6" w:space="0"/>
+              <w:right w:val="single" w:color="ADB9CA" w:sz="6" w:space="0"/>
             </w:tcBorders>
             <w:shd w:val="clear" w:color="auto" w:fill="E8F0FB"/>
             <w:tcMar>
@@ -7453,7 +7478,7 @@
           <w:p>
             <w:r>
               <w:rPr>
-                <w:rFonts w:ascii="Arial" w:eastAsia="Arial" w:hAnsi="Arial" w:cs="Arial"/>
+                <w:rFonts w:ascii="Arial" w:hAnsi="Arial" w:eastAsia="Arial" w:cs="Arial"/>
                 <w:color w:val="000000"/>
                 <w:sz w:val="18"/>
                 <w:szCs w:val="18"/>
@@ -7466,10 +7491,10 @@
           <w:tcPr>
             <w:tcW w:w="2150" w:type="dxa"/>
             <w:tcBorders>
-              <w:top w:val="single" w:sz="6" w:space="0" w:color="ADB9CA"/>
-              <w:left w:val="single" w:sz="6" w:space="0" w:color="ADB9CA"/>
-              <w:bottom w:val="single" w:sz="6" w:space="0" w:color="ADB9CA"/>
-              <w:right w:val="single" w:sz="6" w:space="0" w:color="ADB9CA"/>
+              <w:top w:val="single" w:color="ADB9CA" w:sz="6" w:space="0"/>
+              <w:left w:val="single" w:color="ADB9CA" w:sz="6" w:space="0"/>
+              <w:bottom w:val="single" w:color="ADB9CA" w:sz="6" w:space="0"/>
+              <w:right w:val="single" w:color="ADB9CA" w:sz="6" w:space="0"/>
             </w:tcBorders>
             <w:shd w:val="clear" w:color="auto" w:fill="E8F0FB"/>
             <w:tcMar>
@@ -7483,7 +7508,7 @@
           <w:p>
             <w:r>
               <w:rPr>
-                <w:rFonts w:ascii="Arial" w:eastAsia="Arial" w:hAnsi="Arial" w:cs="Arial"/>
+                <w:rFonts w:ascii="Arial" w:hAnsi="Arial" w:eastAsia="Arial" w:cs="Arial"/>
                 <w:color w:val="000000"/>
                 <w:sz w:val="18"/>
                 <w:szCs w:val="18"/>
@@ -7498,10 +7523,10 @@
           <w:tcPr>
             <w:tcW w:w="700" w:type="dxa"/>
             <w:tcBorders>
-              <w:top w:val="single" w:sz="6" w:space="0" w:color="ADB9CA"/>
-              <w:left w:val="single" w:sz="6" w:space="0" w:color="ADB9CA"/>
-              <w:bottom w:val="single" w:sz="6" w:space="0" w:color="ADB9CA"/>
-              <w:right w:val="single" w:sz="6" w:space="0" w:color="ADB9CA"/>
+              <w:top w:val="single" w:color="ADB9CA" w:sz="6" w:space="0"/>
+              <w:left w:val="single" w:color="ADB9CA" w:sz="6" w:space="0"/>
+              <w:bottom w:val="single" w:color="ADB9CA" w:sz="6" w:space="0"/>
+              <w:right w:val="single" w:color="ADB9CA" w:sz="6" w:space="0"/>
             </w:tcBorders>
             <w:shd w:val="clear" w:color="auto" w:fill="FFFFFF"/>
             <w:tcMar>
@@ -7515,7 +7540,7 @@
           <w:p>
             <w:r>
               <w:rPr>
-                <w:rFonts w:ascii="Arial" w:eastAsia="Arial" w:hAnsi="Arial" w:cs="Arial"/>
+                <w:rFonts w:ascii="Arial" w:hAnsi="Arial" w:eastAsia="Arial" w:cs="Arial"/>
                 <w:b/>
                 <w:bCs/>
                 <w:color w:val="000000"/>
@@ -7530,10 +7555,10 @@
           <w:tcPr>
             <w:tcW w:w="6510" w:type="dxa"/>
             <w:tcBorders>
-              <w:top w:val="single" w:sz="6" w:space="0" w:color="ADB9CA"/>
-              <w:left w:val="single" w:sz="6" w:space="0" w:color="ADB9CA"/>
-              <w:bottom w:val="single" w:sz="6" w:space="0" w:color="ADB9CA"/>
-              <w:right w:val="single" w:sz="6" w:space="0" w:color="ADB9CA"/>
+              <w:top w:val="single" w:color="ADB9CA" w:sz="6" w:space="0"/>
+              <w:left w:val="single" w:color="ADB9CA" w:sz="6" w:space="0"/>
+              <w:bottom w:val="single" w:color="ADB9CA" w:sz="6" w:space="0"/>
+              <w:right w:val="single" w:color="ADB9CA" w:sz="6" w:space="0"/>
             </w:tcBorders>
             <w:shd w:val="clear" w:color="auto" w:fill="FFFFFF"/>
             <w:tcMar>
@@ -7547,7 +7572,7 @@
           <w:p>
             <w:r>
               <w:rPr>
-                <w:rFonts w:ascii="Arial" w:eastAsia="Arial" w:hAnsi="Arial" w:cs="Arial"/>
+                <w:rFonts w:ascii="Arial" w:hAnsi="Arial" w:eastAsia="Arial" w:cs="Arial"/>
                 <w:color w:val="000000"/>
                 <w:sz w:val="18"/>
                 <w:szCs w:val="18"/>
@@ -7560,10 +7585,10 @@
           <w:tcPr>
             <w:tcW w:w="2150" w:type="dxa"/>
             <w:tcBorders>
-              <w:top w:val="single" w:sz="6" w:space="0" w:color="ADB9CA"/>
-              <w:left w:val="single" w:sz="6" w:space="0" w:color="ADB9CA"/>
-              <w:bottom w:val="single" w:sz="6" w:space="0" w:color="ADB9CA"/>
-              <w:right w:val="single" w:sz="6" w:space="0" w:color="ADB9CA"/>
+              <w:top w:val="single" w:color="ADB9CA" w:sz="6" w:space="0"/>
+              <w:left w:val="single" w:color="ADB9CA" w:sz="6" w:space="0"/>
+              <w:bottom w:val="single" w:color="ADB9CA" w:sz="6" w:space="0"/>
+              <w:right w:val="single" w:color="ADB9CA" w:sz="6" w:space="0"/>
             </w:tcBorders>
             <w:shd w:val="clear" w:color="auto" w:fill="FFFFFF"/>
             <w:tcMar>
@@ -7577,7 +7602,7 @@
           <w:p>
             <w:r>
               <w:rPr>
-                <w:rFonts w:ascii="Arial" w:eastAsia="Arial" w:hAnsi="Arial" w:cs="Arial"/>
+                <w:rFonts w:ascii="Arial" w:hAnsi="Arial" w:eastAsia="Arial" w:cs="Arial"/>
                 <w:color w:val="000000"/>
                 <w:sz w:val="18"/>
                 <w:szCs w:val="18"/>
@@ -7592,10 +7617,10 @@
           <w:tcPr>
             <w:tcW w:w="700" w:type="dxa"/>
             <w:tcBorders>
-              <w:top w:val="single" w:sz="6" w:space="0" w:color="ADB9CA"/>
-              <w:left w:val="single" w:sz="6" w:space="0" w:color="ADB9CA"/>
-              <w:bottom w:val="single" w:sz="6" w:space="0" w:color="ADB9CA"/>
-              <w:right w:val="single" w:sz="6" w:space="0" w:color="ADB9CA"/>
+              <w:top w:val="single" w:color="ADB9CA" w:sz="6" w:space="0"/>
+              <w:left w:val="single" w:color="ADB9CA" w:sz="6" w:space="0"/>
+              <w:bottom w:val="single" w:color="ADB9CA" w:sz="6" w:space="0"/>
+              <w:right w:val="single" w:color="ADB9CA" w:sz="6" w:space="0"/>
             </w:tcBorders>
             <w:shd w:val="clear" w:color="auto" w:fill="E8F0FB"/>
             <w:tcMar>
@@ -7609,7 +7634,7 @@
           <w:p>
             <w:r>
               <w:rPr>
-                <w:rFonts w:ascii="Arial" w:eastAsia="Arial" w:hAnsi="Arial" w:cs="Arial"/>
+                <w:rFonts w:ascii="Arial" w:hAnsi="Arial" w:eastAsia="Arial" w:cs="Arial"/>
                 <w:b/>
                 <w:bCs/>
                 <w:color w:val="000000"/>
@@ -7624,10 +7649,10 @@
           <w:tcPr>
             <w:tcW w:w="6510" w:type="dxa"/>
             <w:tcBorders>
-              <w:top w:val="single" w:sz="6" w:space="0" w:color="ADB9CA"/>
-              <w:left w:val="single" w:sz="6" w:space="0" w:color="ADB9CA"/>
-              <w:bottom w:val="single" w:sz="6" w:space="0" w:color="ADB9CA"/>
-              <w:right w:val="single" w:sz="6" w:space="0" w:color="ADB9CA"/>
+              <w:top w:val="single" w:color="ADB9CA" w:sz="6" w:space="0"/>
+              <w:left w:val="single" w:color="ADB9CA" w:sz="6" w:space="0"/>
+              <w:bottom w:val="single" w:color="ADB9CA" w:sz="6" w:space="0"/>
+              <w:right w:val="single" w:color="ADB9CA" w:sz="6" w:space="0"/>
             </w:tcBorders>
             <w:shd w:val="clear" w:color="auto" w:fill="E8F0FB"/>
             <w:tcMar>
@@ -7641,7 +7666,7 @@
           <w:p>
             <w:r>
               <w:rPr>
-                <w:rFonts w:ascii="Arial" w:eastAsia="Arial" w:hAnsi="Arial" w:cs="Arial"/>
+                <w:rFonts w:ascii="Arial" w:hAnsi="Arial" w:eastAsia="Arial" w:cs="Arial"/>
                 <w:color w:val="000000"/>
                 <w:sz w:val="18"/>
                 <w:szCs w:val="18"/>
@@ -7650,7 +7675,7 @@
             </w:r>
             <w:r>
               <w:rPr>
-                <w:rFonts w:ascii="Arial" w:eastAsia="Arial" w:hAnsi="Arial" w:cs="Arial"/>
+                <w:rFonts w:ascii="Arial" w:hAnsi="Arial" w:eastAsia="Arial" w:cs="Arial"/>
                 <w:color w:val="000000"/>
                 <w:sz w:val="18"/>
                 <w:szCs w:val="18"/>
@@ -7659,7 +7684,7 @@
             </w:r>
             <w:r>
               <w:rPr>
-                <w:rFonts w:ascii="Arial" w:eastAsia="Arial" w:hAnsi="Arial" w:cs="Arial"/>
+                <w:rFonts w:ascii="Arial" w:hAnsi="Arial" w:eastAsia="Arial" w:cs="Arial"/>
                 <w:color w:val="000000"/>
                 <w:sz w:val="18"/>
                 <w:szCs w:val="18"/>
@@ -7672,10 +7697,10 @@
           <w:tcPr>
             <w:tcW w:w="2150" w:type="dxa"/>
             <w:tcBorders>
-              <w:top w:val="single" w:sz="6" w:space="0" w:color="ADB9CA"/>
-              <w:left w:val="single" w:sz="6" w:space="0" w:color="ADB9CA"/>
-              <w:bottom w:val="single" w:sz="6" w:space="0" w:color="ADB9CA"/>
-              <w:right w:val="single" w:sz="6" w:space="0" w:color="ADB9CA"/>
+              <w:top w:val="single" w:color="ADB9CA" w:sz="6" w:space="0"/>
+              <w:left w:val="single" w:color="ADB9CA" w:sz="6" w:space="0"/>
+              <w:bottom w:val="single" w:color="ADB9CA" w:sz="6" w:space="0"/>
+              <w:right w:val="single" w:color="ADB9CA" w:sz="6" w:space="0"/>
             </w:tcBorders>
             <w:shd w:val="clear" w:color="auto" w:fill="E8F0FB"/>
             <w:tcMar>
@@ -7689,7 +7714,7 @@
           <w:p>
             <w:r>
               <w:rPr>
-                <w:rFonts w:ascii="Arial" w:eastAsia="Arial" w:hAnsi="Arial" w:cs="Arial"/>
+                <w:rFonts w:ascii="Arial" w:hAnsi="Arial" w:eastAsia="Arial" w:cs="Arial"/>
                 <w:color w:val="000000"/>
                 <w:sz w:val="18"/>
                 <w:szCs w:val="18"/>
@@ -7704,10 +7729,10 @@
           <w:tcPr>
             <w:tcW w:w="700" w:type="dxa"/>
             <w:tcBorders>
-              <w:top w:val="single" w:sz="6" w:space="0" w:color="ADB9CA"/>
-              <w:left w:val="single" w:sz="6" w:space="0" w:color="ADB9CA"/>
-              <w:bottom w:val="single" w:sz="6" w:space="0" w:color="ADB9CA"/>
-              <w:right w:val="single" w:sz="6" w:space="0" w:color="ADB9CA"/>
+              <w:top w:val="single" w:color="ADB9CA" w:sz="6" w:space="0"/>
+              <w:left w:val="single" w:color="ADB9CA" w:sz="6" w:space="0"/>
+              <w:bottom w:val="single" w:color="ADB9CA" w:sz="6" w:space="0"/>
+              <w:right w:val="single" w:color="ADB9CA" w:sz="6" w:space="0"/>
             </w:tcBorders>
             <w:shd w:val="clear" w:color="auto" w:fill="2E75B6"/>
             <w:tcMar>
@@ -7724,10 +7749,10 @@
           <w:tcPr>
             <w:tcW w:w="6510" w:type="dxa"/>
             <w:tcBorders>
-              <w:top w:val="single" w:sz="6" w:space="0" w:color="ADB9CA"/>
-              <w:left w:val="single" w:sz="6" w:space="0" w:color="ADB9CA"/>
-              <w:bottom w:val="single" w:sz="6" w:space="0" w:color="ADB9CA"/>
-              <w:right w:val="single" w:sz="6" w:space="0" w:color="ADB9CA"/>
+              <w:top w:val="single" w:color="ADB9CA" w:sz="6" w:space="0"/>
+              <w:left w:val="single" w:color="ADB9CA" w:sz="6" w:space="0"/>
+              <w:bottom w:val="single" w:color="ADB9CA" w:sz="6" w:space="0"/>
+              <w:right w:val="single" w:color="ADB9CA" w:sz="6" w:space="0"/>
             </w:tcBorders>
             <w:shd w:val="clear" w:color="auto" w:fill="2E75B6"/>
             <w:tcMar>
@@ -7741,7 +7766,7 @@
           <w:p>
             <w:r>
               <w:rPr>
-                <w:rFonts w:ascii="Arial" w:eastAsia="Arial" w:hAnsi="Arial" w:cs="Arial"/>
+                <w:rFonts w:ascii="Arial" w:hAnsi="Arial" w:eastAsia="Arial" w:cs="Arial"/>
                 <w:b/>
                 <w:bCs/>
                 <w:color w:val="FFFFFF"/>
@@ -7753,7 +7778,7 @@
             <w:proofErr w:type="spellStart"/>
             <w:r>
               <w:rPr>
-                <w:rFonts w:ascii="Arial" w:eastAsia="Arial" w:hAnsi="Arial" w:cs="Arial"/>
+                <w:rFonts w:ascii="Arial" w:hAnsi="Arial" w:eastAsia="Arial" w:cs="Arial"/>
                 <w:b/>
                 <w:bCs/>
                 <w:color w:val="FFFFFF"/>
@@ -7765,7 +7790,7 @@
             <w:proofErr w:type="spellEnd"/>
             <w:r>
               <w:rPr>
-                <w:rFonts w:ascii="Arial" w:eastAsia="Arial" w:hAnsi="Arial" w:cs="Arial"/>
+                <w:rFonts w:ascii="Arial" w:hAnsi="Arial" w:eastAsia="Arial" w:cs="Arial"/>
                 <w:b/>
                 <w:bCs/>
                 <w:color w:val="FFFFFF"/>
@@ -7780,10 +7805,10 @@
           <w:tcPr>
             <w:tcW w:w="2150" w:type="dxa"/>
             <w:tcBorders>
-              <w:top w:val="single" w:sz="6" w:space="0" w:color="ADB9CA"/>
-              <w:left w:val="single" w:sz="6" w:space="0" w:color="ADB9CA"/>
-              <w:bottom w:val="single" w:sz="6" w:space="0" w:color="ADB9CA"/>
-              <w:right w:val="single" w:sz="6" w:space="0" w:color="ADB9CA"/>
+              <w:top w:val="single" w:color="ADB9CA" w:sz="6" w:space="0"/>
+              <w:left w:val="single" w:color="ADB9CA" w:sz="6" w:space="0"/>
+              <w:bottom w:val="single" w:color="ADB9CA" w:sz="6" w:space="0"/>
+              <w:right w:val="single" w:color="ADB9CA" w:sz="6" w:space="0"/>
             </w:tcBorders>
             <w:shd w:val="clear" w:color="auto" w:fill="2E75B6"/>
             <w:tcMar>
@@ -7797,7 +7822,7 @@
           <w:p>
             <w:r>
               <w:rPr>
-                <w:rFonts w:ascii="Arial" w:eastAsia="Arial" w:hAnsi="Arial" w:cs="Arial"/>
+                <w:rFonts w:ascii="Arial" w:hAnsi="Arial" w:eastAsia="Arial" w:cs="Arial"/>
                 <w:b/>
                 <w:bCs/>
                 <w:color w:val="FFFFFF"/>
@@ -7814,10 +7839,10 @@
           <w:tcPr>
             <w:tcW w:w="700" w:type="dxa"/>
             <w:tcBorders>
-              <w:top w:val="single" w:sz="6" w:space="0" w:color="ADB9CA"/>
-              <w:left w:val="single" w:sz="6" w:space="0" w:color="ADB9CA"/>
-              <w:bottom w:val="single" w:sz="6" w:space="0" w:color="ADB9CA"/>
-              <w:right w:val="single" w:sz="6" w:space="0" w:color="ADB9CA"/>
+              <w:top w:val="single" w:color="ADB9CA" w:sz="6" w:space="0"/>
+              <w:left w:val="single" w:color="ADB9CA" w:sz="6" w:space="0"/>
+              <w:bottom w:val="single" w:color="ADB9CA" w:sz="6" w:space="0"/>
+              <w:right w:val="single" w:color="ADB9CA" w:sz="6" w:space="0"/>
             </w:tcBorders>
             <w:shd w:val="clear" w:color="auto" w:fill="E8F0FB"/>
             <w:tcMar>
@@ -7831,7 +7856,7 @@
           <w:p>
             <w:r>
               <w:rPr>
-                <w:rFonts w:ascii="Arial" w:eastAsia="Arial" w:hAnsi="Arial" w:cs="Arial"/>
+                <w:rFonts w:ascii="Arial" w:hAnsi="Arial" w:eastAsia="Arial" w:cs="Arial"/>
                 <w:b/>
                 <w:bCs/>
                 <w:color w:val="000000"/>
@@ -7846,10 +7871,10 @@
           <w:tcPr>
             <w:tcW w:w="6510" w:type="dxa"/>
             <w:tcBorders>
-              <w:top w:val="single" w:sz="6" w:space="0" w:color="ADB9CA"/>
-              <w:left w:val="single" w:sz="6" w:space="0" w:color="ADB9CA"/>
-              <w:bottom w:val="single" w:sz="6" w:space="0" w:color="ADB9CA"/>
-              <w:right w:val="single" w:sz="6" w:space="0" w:color="ADB9CA"/>
+              <w:top w:val="single" w:color="ADB9CA" w:sz="6" w:space="0"/>
+              <w:left w:val="single" w:color="ADB9CA" w:sz="6" w:space="0"/>
+              <w:bottom w:val="single" w:color="ADB9CA" w:sz="6" w:space="0"/>
+              <w:right w:val="single" w:color="ADB9CA" w:sz="6" w:space="0"/>
             </w:tcBorders>
             <w:shd w:val="clear" w:color="auto" w:fill="E8F0FB"/>
             <w:tcMar>
@@ -7863,7 +7888,7 @@
           <w:p>
             <w:r>
               <w:rPr>
-                <w:rFonts w:ascii="Arial" w:eastAsia="Arial" w:hAnsi="Arial" w:cs="Arial"/>
+                <w:rFonts w:ascii="Arial" w:hAnsi="Arial" w:eastAsia="Arial" w:cs="Arial"/>
                 <w:color w:val="000000"/>
                 <w:sz w:val="18"/>
                 <w:szCs w:val="18"/>
@@ -7873,7 +7898,7 @@
             <w:proofErr w:type="spellStart"/>
             <w:r>
               <w:rPr>
-                <w:rFonts w:ascii="Arial" w:eastAsia="Arial" w:hAnsi="Arial" w:cs="Arial"/>
+                <w:rFonts w:ascii="Arial" w:hAnsi="Arial" w:eastAsia="Arial" w:cs="Arial"/>
                 <w:color w:val="000000"/>
                 <w:sz w:val="18"/>
                 <w:szCs w:val="18"/>
@@ -7883,7 +7908,7 @@
             <w:proofErr w:type="spellEnd"/>
             <w:r>
               <w:rPr>
-                <w:rFonts w:ascii="Arial" w:eastAsia="Arial" w:hAnsi="Arial" w:cs="Arial"/>
+                <w:rFonts w:ascii="Arial" w:hAnsi="Arial" w:eastAsia="Arial" w:cs="Arial"/>
                 <w:color w:val="000000"/>
                 <w:sz w:val="18"/>
                 <w:szCs w:val="18"/>
@@ -7893,7 +7918,7 @@
             <w:proofErr w:type="spellStart"/>
             <w:r>
               <w:rPr>
-                <w:rFonts w:ascii="Arial" w:eastAsia="Arial" w:hAnsi="Arial" w:cs="Arial"/>
+                <w:rFonts w:ascii="Arial" w:hAnsi="Arial" w:eastAsia="Arial" w:cs="Arial"/>
                 <w:color w:val="000000"/>
                 <w:sz w:val="18"/>
                 <w:szCs w:val="18"/>
@@ -7903,7 +7928,7 @@
             <w:proofErr w:type="spellEnd"/>
             <w:r>
               <w:rPr>
-                <w:rFonts w:ascii="Arial" w:eastAsia="Arial" w:hAnsi="Arial" w:cs="Arial"/>
+                <w:rFonts w:ascii="Arial" w:hAnsi="Arial" w:eastAsia="Arial" w:cs="Arial"/>
                 <w:color w:val="000000"/>
                 <w:sz w:val="18"/>
                 <w:szCs w:val="18"/>
@@ -7913,7 +7938,7 @@
             <w:proofErr w:type="spellStart"/>
             <w:r>
               <w:rPr>
-                <w:rFonts w:ascii="Arial" w:eastAsia="Arial" w:hAnsi="Arial" w:cs="Arial"/>
+                <w:rFonts w:ascii="Arial" w:hAnsi="Arial" w:eastAsia="Arial" w:cs="Arial"/>
                 <w:color w:val="000000"/>
                 <w:sz w:val="18"/>
                 <w:szCs w:val="18"/>
@@ -7923,7 +7948,7 @@
             <w:proofErr w:type="spellEnd"/>
             <w:r>
               <w:rPr>
-                <w:rFonts w:ascii="Arial" w:eastAsia="Arial" w:hAnsi="Arial" w:cs="Arial"/>
+                <w:rFonts w:ascii="Arial" w:hAnsi="Arial" w:eastAsia="Arial" w:cs="Arial"/>
                 <w:color w:val="000000"/>
                 <w:sz w:val="18"/>
                 <w:szCs w:val="18"/>
@@ -7932,7 +7957,7 @@
             </w:r>
             <w:r>
               <w:rPr>
-                <w:rFonts w:ascii="Arial" w:eastAsia="Arial" w:hAnsi="Arial" w:cs="Arial"/>
+                <w:rFonts w:ascii="Arial" w:hAnsi="Arial" w:eastAsia="Arial" w:cs="Arial"/>
                 <w:color w:val="000000"/>
                 <w:sz w:val="18"/>
                 <w:szCs w:val="18"/>
@@ -7945,10 +7970,10 @@
           <w:tcPr>
             <w:tcW w:w="2150" w:type="dxa"/>
             <w:tcBorders>
-              <w:top w:val="single" w:sz="6" w:space="0" w:color="ADB9CA"/>
-              <w:left w:val="single" w:sz="6" w:space="0" w:color="ADB9CA"/>
-              <w:bottom w:val="single" w:sz="6" w:space="0" w:color="ADB9CA"/>
-              <w:right w:val="single" w:sz="6" w:space="0" w:color="ADB9CA"/>
+              <w:top w:val="single" w:color="ADB9CA" w:sz="6" w:space="0"/>
+              <w:left w:val="single" w:color="ADB9CA" w:sz="6" w:space="0"/>
+              <w:bottom w:val="single" w:color="ADB9CA" w:sz="6" w:space="0"/>
+              <w:right w:val="single" w:color="ADB9CA" w:sz="6" w:space="0"/>
             </w:tcBorders>
             <w:shd w:val="clear" w:color="auto" w:fill="E8F0FB"/>
             <w:tcMar>
@@ -7962,7 +7987,7 @@
           <w:p>
             <w:r>
               <w:rPr>
-                <w:rFonts w:ascii="Arial" w:eastAsia="Arial" w:hAnsi="Arial" w:cs="Arial"/>
+                <w:rFonts w:ascii="Arial" w:hAnsi="Arial" w:eastAsia="Arial" w:cs="Arial"/>
                 <w:color w:val="000000"/>
                 <w:sz w:val="18"/>
                 <w:szCs w:val="18"/>
@@ -7977,10 +8002,10 @@
           <w:tcPr>
             <w:tcW w:w="700" w:type="dxa"/>
             <w:tcBorders>
-              <w:top w:val="single" w:sz="6" w:space="0" w:color="ADB9CA"/>
-              <w:left w:val="single" w:sz="6" w:space="0" w:color="ADB9CA"/>
-              <w:bottom w:val="single" w:sz="6" w:space="0" w:color="ADB9CA"/>
-              <w:right w:val="single" w:sz="6" w:space="0" w:color="ADB9CA"/>
+              <w:top w:val="single" w:color="ADB9CA" w:sz="6" w:space="0"/>
+              <w:left w:val="single" w:color="ADB9CA" w:sz="6" w:space="0"/>
+              <w:bottom w:val="single" w:color="ADB9CA" w:sz="6" w:space="0"/>
+              <w:right w:val="single" w:color="ADB9CA" w:sz="6" w:space="0"/>
             </w:tcBorders>
             <w:shd w:val="clear" w:color="auto" w:fill="FFFFFF"/>
             <w:tcMar>
@@ -7994,7 +8019,7 @@
           <w:p>
             <w:r>
               <w:rPr>
-                <w:rFonts w:ascii="Arial" w:eastAsia="Arial" w:hAnsi="Arial" w:cs="Arial"/>
+                <w:rFonts w:ascii="Arial" w:hAnsi="Arial" w:eastAsia="Arial" w:cs="Arial"/>
                 <w:b/>
                 <w:bCs/>
                 <w:color w:val="000000"/>
@@ -8009,10 +8034,10 @@
           <w:tcPr>
             <w:tcW w:w="6510" w:type="dxa"/>
             <w:tcBorders>
-              <w:top w:val="single" w:sz="6" w:space="0" w:color="ADB9CA"/>
-              <w:left w:val="single" w:sz="6" w:space="0" w:color="ADB9CA"/>
-              <w:bottom w:val="single" w:sz="6" w:space="0" w:color="ADB9CA"/>
-              <w:right w:val="single" w:sz="6" w:space="0" w:color="ADB9CA"/>
+              <w:top w:val="single" w:color="ADB9CA" w:sz="6" w:space="0"/>
+              <w:left w:val="single" w:color="ADB9CA" w:sz="6" w:space="0"/>
+              <w:bottom w:val="single" w:color="ADB9CA" w:sz="6" w:space="0"/>
+              <w:right w:val="single" w:color="ADB9CA" w:sz="6" w:space="0"/>
             </w:tcBorders>
             <w:shd w:val="clear" w:color="auto" w:fill="FFFFFF"/>
             <w:tcMar>
@@ -8026,7 +8051,7 @@
           <w:p>
             <w:r>
               <w:rPr>
-                <w:rFonts w:ascii="Arial" w:eastAsia="Arial" w:hAnsi="Arial" w:cs="Arial"/>
+                <w:rFonts w:ascii="Arial" w:hAnsi="Arial" w:eastAsia="Arial" w:cs="Arial"/>
                 <w:color w:val="000000"/>
                 <w:sz w:val="18"/>
                 <w:szCs w:val="18"/>
@@ -8039,10 +8064,10 @@
           <w:tcPr>
             <w:tcW w:w="2150" w:type="dxa"/>
             <w:tcBorders>
-              <w:top w:val="single" w:sz="6" w:space="0" w:color="ADB9CA"/>
-              <w:left w:val="single" w:sz="6" w:space="0" w:color="ADB9CA"/>
-              <w:bottom w:val="single" w:sz="6" w:space="0" w:color="ADB9CA"/>
-              <w:right w:val="single" w:sz="6" w:space="0" w:color="ADB9CA"/>
+              <w:top w:val="single" w:color="ADB9CA" w:sz="6" w:space="0"/>
+              <w:left w:val="single" w:color="ADB9CA" w:sz="6" w:space="0"/>
+              <w:bottom w:val="single" w:color="ADB9CA" w:sz="6" w:space="0"/>
+              <w:right w:val="single" w:color="ADB9CA" w:sz="6" w:space="0"/>
             </w:tcBorders>
             <w:shd w:val="clear" w:color="auto" w:fill="FFFFFF"/>
             <w:tcMar>
@@ -8056,7 +8081,7 @@
           <w:p>
             <w:r>
               <w:rPr>
-                <w:rFonts w:ascii="Arial" w:eastAsia="Arial" w:hAnsi="Arial" w:cs="Arial"/>
+                <w:rFonts w:ascii="Arial" w:hAnsi="Arial" w:eastAsia="Arial" w:cs="Arial"/>
                 <w:color w:val="000000"/>
                 <w:sz w:val="18"/>
                 <w:szCs w:val="18"/>
@@ -8071,10 +8096,10 @@
           <w:tcPr>
             <w:tcW w:w="700" w:type="dxa"/>
             <w:tcBorders>
-              <w:top w:val="single" w:sz="6" w:space="0" w:color="ADB9CA"/>
-              <w:left w:val="single" w:sz="6" w:space="0" w:color="ADB9CA"/>
-              <w:bottom w:val="single" w:sz="6" w:space="0" w:color="ADB9CA"/>
-              <w:right w:val="single" w:sz="6" w:space="0" w:color="ADB9CA"/>
+              <w:top w:val="single" w:color="ADB9CA" w:sz="6" w:space="0"/>
+              <w:left w:val="single" w:color="ADB9CA" w:sz="6" w:space="0"/>
+              <w:bottom w:val="single" w:color="ADB9CA" w:sz="6" w:space="0"/>
+              <w:right w:val="single" w:color="ADB9CA" w:sz="6" w:space="0"/>
             </w:tcBorders>
             <w:shd w:val="clear" w:color="auto" w:fill="E8F0FB"/>
             <w:tcMar>
@@ -8088,7 +8113,7 @@
           <w:p>
             <w:r>
               <w:rPr>
-                <w:rFonts w:ascii="Arial" w:eastAsia="Arial" w:hAnsi="Arial" w:cs="Arial"/>
+                <w:rFonts w:ascii="Arial" w:hAnsi="Arial" w:eastAsia="Arial" w:cs="Arial"/>
                 <w:b/>
                 <w:bCs/>
                 <w:color w:val="000000"/>
@@ -8103,10 +8128,10 @@
           <w:tcPr>
             <w:tcW w:w="6510" w:type="dxa"/>
             <w:tcBorders>
-              <w:top w:val="single" w:sz="6" w:space="0" w:color="ADB9CA"/>
-              <w:left w:val="single" w:sz="6" w:space="0" w:color="ADB9CA"/>
-              <w:bottom w:val="single" w:sz="6" w:space="0" w:color="ADB9CA"/>
-              <w:right w:val="single" w:sz="6" w:space="0" w:color="ADB9CA"/>
+              <w:top w:val="single" w:color="ADB9CA" w:sz="6" w:space="0"/>
+              <w:left w:val="single" w:color="ADB9CA" w:sz="6" w:space="0"/>
+              <w:bottom w:val="single" w:color="ADB9CA" w:sz="6" w:space="0"/>
+              <w:right w:val="single" w:color="ADB9CA" w:sz="6" w:space="0"/>
             </w:tcBorders>
             <w:shd w:val="clear" w:color="auto" w:fill="E8F0FB"/>
             <w:tcMar>
@@ -8120,7 +8145,7 @@
           <w:p>
             <w:r>
               <w:rPr>
-                <w:rFonts w:ascii="Arial" w:eastAsia="Arial" w:hAnsi="Arial" w:cs="Arial"/>
+                <w:rFonts w:ascii="Arial" w:hAnsi="Arial" w:eastAsia="Arial" w:cs="Arial"/>
                 <w:color w:val="000000"/>
                 <w:sz w:val="18"/>
                 <w:szCs w:val="18"/>
@@ -8133,10 +8158,10 @@
           <w:tcPr>
             <w:tcW w:w="2150" w:type="dxa"/>
             <w:tcBorders>
-              <w:top w:val="single" w:sz="6" w:space="0" w:color="ADB9CA"/>
-              <w:left w:val="single" w:sz="6" w:space="0" w:color="ADB9CA"/>
-              <w:bottom w:val="single" w:sz="6" w:space="0" w:color="ADB9CA"/>
-              <w:right w:val="single" w:sz="6" w:space="0" w:color="ADB9CA"/>
+              <w:top w:val="single" w:color="ADB9CA" w:sz="6" w:space="0"/>
+              <w:left w:val="single" w:color="ADB9CA" w:sz="6" w:space="0"/>
+              <w:bottom w:val="single" w:color="ADB9CA" w:sz="6" w:space="0"/>
+              <w:right w:val="single" w:color="ADB9CA" w:sz="6" w:space="0"/>
             </w:tcBorders>
             <w:shd w:val="clear" w:color="auto" w:fill="E8F0FB"/>
             <w:tcMar>
@@ -8150,7 +8175,7 @@
           <w:p>
             <w:r>
               <w:rPr>
-                <w:rFonts w:ascii="Arial" w:eastAsia="Arial" w:hAnsi="Arial" w:cs="Arial"/>
+                <w:rFonts w:ascii="Arial" w:hAnsi="Arial" w:eastAsia="Arial" w:cs="Arial"/>
                 <w:color w:val="000000"/>
                 <w:sz w:val="18"/>
                 <w:szCs w:val="18"/>
@@ -8165,10 +8190,10 @@
           <w:tcPr>
             <w:tcW w:w="700" w:type="dxa"/>
             <w:tcBorders>
-              <w:top w:val="single" w:sz="6" w:space="0" w:color="ADB9CA"/>
-              <w:left w:val="single" w:sz="6" w:space="0" w:color="ADB9CA"/>
-              <w:bottom w:val="single" w:sz="6" w:space="0" w:color="ADB9CA"/>
-              <w:right w:val="single" w:sz="6" w:space="0" w:color="ADB9CA"/>
+              <w:top w:val="single" w:color="ADB9CA" w:sz="6" w:space="0"/>
+              <w:left w:val="single" w:color="ADB9CA" w:sz="6" w:space="0"/>
+              <w:bottom w:val="single" w:color="ADB9CA" w:sz="6" w:space="0"/>
+              <w:right w:val="single" w:color="ADB9CA" w:sz="6" w:space="0"/>
             </w:tcBorders>
             <w:shd w:val="clear" w:color="auto" w:fill="FFFFFF"/>
             <w:tcMar>
@@ -8182,7 +8207,7 @@
           <w:p>
             <w:r>
               <w:rPr>
-                <w:rFonts w:ascii="Arial" w:eastAsia="Arial" w:hAnsi="Arial" w:cs="Arial"/>
+                <w:rFonts w:ascii="Arial" w:hAnsi="Arial" w:eastAsia="Arial" w:cs="Arial"/>
                 <w:b/>
                 <w:bCs/>
                 <w:color w:val="000000"/>
@@ -8197,10 +8222,10 @@
           <w:tcPr>
             <w:tcW w:w="6510" w:type="dxa"/>
             <w:tcBorders>
-              <w:top w:val="single" w:sz="6" w:space="0" w:color="ADB9CA"/>
-              <w:left w:val="single" w:sz="6" w:space="0" w:color="ADB9CA"/>
-              <w:bottom w:val="single" w:sz="6" w:space="0" w:color="ADB9CA"/>
-              <w:right w:val="single" w:sz="6" w:space="0" w:color="ADB9CA"/>
+              <w:top w:val="single" w:color="ADB9CA" w:sz="6" w:space="0"/>
+              <w:left w:val="single" w:color="ADB9CA" w:sz="6" w:space="0"/>
+              <w:bottom w:val="single" w:color="ADB9CA" w:sz="6" w:space="0"/>
+              <w:right w:val="single" w:color="ADB9CA" w:sz="6" w:space="0"/>
             </w:tcBorders>
             <w:shd w:val="clear" w:color="auto" w:fill="FFFFFF"/>
             <w:tcMar>
@@ -8214,7 +8239,7 @@
           <w:p>
             <w:r>
               <w:rPr>
-                <w:rFonts w:ascii="Arial" w:eastAsia="Arial" w:hAnsi="Arial" w:cs="Arial"/>
+                <w:rFonts w:ascii="Arial" w:hAnsi="Arial" w:eastAsia="Arial" w:cs="Arial"/>
                 <w:color w:val="000000"/>
                 <w:sz w:val="18"/>
                 <w:szCs w:val="18"/>
@@ -8227,10 +8252,10 @@
           <w:tcPr>
             <w:tcW w:w="2150" w:type="dxa"/>
             <w:tcBorders>
-              <w:top w:val="single" w:sz="6" w:space="0" w:color="ADB9CA"/>
-              <w:left w:val="single" w:sz="6" w:space="0" w:color="ADB9CA"/>
-              <w:bottom w:val="single" w:sz="6" w:space="0" w:color="ADB9CA"/>
-              <w:right w:val="single" w:sz="6" w:space="0" w:color="ADB9CA"/>
+              <w:top w:val="single" w:color="ADB9CA" w:sz="6" w:space="0"/>
+              <w:left w:val="single" w:color="ADB9CA" w:sz="6" w:space="0"/>
+              <w:bottom w:val="single" w:color="ADB9CA" w:sz="6" w:space="0"/>
+              <w:right w:val="single" w:color="ADB9CA" w:sz="6" w:space="0"/>
             </w:tcBorders>
             <w:shd w:val="clear" w:color="auto" w:fill="FFFFFF"/>
             <w:tcMar>
@@ -8244,7 +8269,7 @@
           <w:p>
             <w:r>
               <w:rPr>
-                <w:rFonts w:ascii="Arial" w:eastAsia="Arial" w:hAnsi="Arial" w:cs="Arial"/>
+                <w:rFonts w:ascii="Arial" w:hAnsi="Arial" w:eastAsia="Arial" w:cs="Arial"/>
                 <w:color w:val="000000"/>
                 <w:sz w:val="18"/>
                 <w:szCs w:val="18"/>
@@ -8259,10 +8284,10 @@
           <w:tcPr>
             <w:tcW w:w="700" w:type="dxa"/>
             <w:tcBorders>
-              <w:top w:val="single" w:sz="6" w:space="0" w:color="ADB9CA"/>
-              <w:left w:val="single" w:sz="6" w:space="0" w:color="ADB9CA"/>
-              <w:bottom w:val="single" w:sz="6" w:space="0" w:color="ADB9CA"/>
-              <w:right w:val="single" w:sz="6" w:space="0" w:color="ADB9CA"/>
+              <w:top w:val="single" w:color="ADB9CA" w:sz="6" w:space="0"/>
+              <w:left w:val="single" w:color="ADB9CA" w:sz="6" w:space="0"/>
+              <w:bottom w:val="single" w:color="ADB9CA" w:sz="6" w:space="0"/>
+              <w:right w:val="single" w:color="ADB9CA" w:sz="6" w:space="0"/>
             </w:tcBorders>
             <w:shd w:val="clear" w:color="auto" w:fill="2E75B6"/>
             <w:tcMar>
@@ -8279,10 +8304,10 @@
           <w:tcPr>
             <w:tcW w:w="6510" w:type="dxa"/>
             <w:tcBorders>
-              <w:top w:val="single" w:sz="6" w:space="0" w:color="ADB9CA"/>
-              <w:left w:val="single" w:sz="6" w:space="0" w:color="ADB9CA"/>
-              <w:bottom w:val="single" w:sz="6" w:space="0" w:color="ADB9CA"/>
-              <w:right w:val="single" w:sz="6" w:space="0" w:color="ADB9CA"/>
+              <w:top w:val="single" w:color="ADB9CA" w:sz="6" w:space="0"/>
+              <w:left w:val="single" w:color="ADB9CA" w:sz="6" w:space="0"/>
+              <w:bottom w:val="single" w:color="ADB9CA" w:sz="6" w:space="0"/>
+              <w:right w:val="single" w:color="ADB9CA" w:sz="6" w:space="0"/>
             </w:tcBorders>
             <w:shd w:val="clear" w:color="auto" w:fill="2E75B6"/>
             <w:tcMar>
@@ -8296,7 +8321,7 @@
           <w:p>
             <w:r>
               <w:rPr>
-                <w:rFonts w:ascii="Arial" w:eastAsia="Arial" w:hAnsi="Arial" w:cs="Arial"/>
+                <w:rFonts w:ascii="Arial" w:hAnsi="Arial" w:eastAsia="Arial" w:cs="Arial"/>
                 <w:b/>
                 <w:bCs/>
                 <w:color w:val="FFFFFF"/>
@@ -8308,7 +8333,7 @@
             <w:proofErr w:type="spellStart"/>
             <w:r>
               <w:rPr>
-                <w:rFonts w:ascii="Arial" w:eastAsia="Arial" w:hAnsi="Arial" w:cs="Arial"/>
+                <w:rFonts w:ascii="Arial" w:hAnsi="Arial" w:eastAsia="Arial" w:cs="Arial"/>
                 <w:b/>
                 <w:bCs/>
                 <w:color w:val="FFFFFF"/>
@@ -8320,7 +8345,7 @@
             <w:proofErr w:type="spellEnd"/>
             <w:r>
               <w:rPr>
-                <w:rFonts w:ascii="Arial" w:eastAsia="Arial" w:hAnsi="Arial" w:cs="Arial"/>
+                <w:rFonts w:ascii="Arial" w:hAnsi="Arial" w:eastAsia="Arial" w:cs="Arial"/>
                 <w:b/>
                 <w:bCs/>
                 <w:color w:val="FFFFFF"/>
@@ -8335,10 +8360,10 @@
           <w:tcPr>
             <w:tcW w:w="2150" w:type="dxa"/>
             <w:tcBorders>
-              <w:top w:val="single" w:sz="6" w:space="0" w:color="ADB9CA"/>
-              <w:left w:val="single" w:sz="6" w:space="0" w:color="ADB9CA"/>
-              <w:bottom w:val="single" w:sz="6" w:space="0" w:color="ADB9CA"/>
-              <w:right w:val="single" w:sz="6" w:space="0" w:color="ADB9CA"/>
+              <w:top w:val="single" w:color="ADB9CA" w:sz="6" w:space="0"/>
+              <w:left w:val="single" w:color="ADB9CA" w:sz="6" w:space="0"/>
+              <w:bottom w:val="single" w:color="ADB9CA" w:sz="6" w:space="0"/>
+              <w:right w:val="single" w:color="ADB9CA" w:sz="6" w:space="0"/>
             </w:tcBorders>
             <w:shd w:val="clear" w:color="auto" w:fill="2E75B6"/>
             <w:tcMar>
@@ -8352,7 +8377,7 @@
           <w:p>
             <w:r>
               <w:rPr>
-                <w:rFonts w:ascii="Arial" w:eastAsia="Arial" w:hAnsi="Arial" w:cs="Arial"/>
+                <w:rFonts w:ascii="Arial" w:hAnsi="Arial" w:eastAsia="Arial" w:cs="Arial"/>
                 <w:b/>
                 <w:bCs/>
                 <w:color w:val="FFFFFF"/>
@@ -8369,10 +8394,10 @@
           <w:tcPr>
             <w:tcW w:w="700" w:type="dxa"/>
             <w:tcBorders>
-              <w:top w:val="single" w:sz="6" w:space="0" w:color="ADB9CA"/>
-              <w:left w:val="single" w:sz="6" w:space="0" w:color="ADB9CA"/>
-              <w:bottom w:val="single" w:sz="6" w:space="0" w:color="ADB9CA"/>
-              <w:right w:val="single" w:sz="6" w:space="0" w:color="ADB9CA"/>
+              <w:top w:val="single" w:color="ADB9CA" w:sz="6" w:space="0"/>
+              <w:left w:val="single" w:color="ADB9CA" w:sz="6" w:space="0"/>
+              <w:bottom w:val="single" w:color="ADB9CA" w:sz="6" w:space="0"/>
+              <w:right w:val="single" w:color="ADB9CA" w:sz="6" w:space="0"/>
             </w:tcBorders>
             <w:shd w:val="clear" w:color="auto" w:fill="E8F0FB"/>
             <w:tcMar>
@@ -8386,7 +8411,7 @@
           <w:p>
             <w:r>
               <w:rPr>
-                <w:rFonts w:ascii="Arial" w:eastAsia="Arial" w:hAnsi="Arial" w:cs="Arial"/>
+                <w:rFonts w:ascii="Arial" w:hAnsi="Arial" w:eastAsia="Arial" w:cs="Arial"/>
                 <w:b/>
                 <w:bCs/>
                 <w:color w:val="000000"/>
@@ -8401,10 +8426,10 @@
           <w:tcPr>
             <w:tcW w:w="6510" w:type="dxa"/>
             <w:tcBorders>
-              <w:top w:val="single" w:sz="6" w:space="0" w:color="ADB9CA"/>
-              <w:left w:val="single" w:sz="6" w:space="0" w:color="ADB9CA"/>
-              <w:bottom w:val="single" w:sz="6" w:space="0" w:color="ADB9CA"/>
-              <w:right w:val="single" w:sz="6" w:space="0" w:color="ADB9CA"/>
+              <w:top w:val="single" w:color="ADB9CA" w:sz="6" w:space="0"/>
+              <w:left w:val="single" w:color="ADB9CA" w:sz="6" w:space="0"/>
+              <w:bottom w:val="single" w:color="ADB9CA" w:sz="6" w:space="0"/>
+              <w:right w:val="single" w:color="ADB9CA" w:sz="6" w:space="0"/>
             </w:tcBorders>
             <w:shd w:val="clear" w:color="auto" w:fill="E8F0FB"/>
             <w:tcMar>
@@ -8418,7 +8443,7 @@
           <w:p>
             <w:r>
               <w:rPr>
-                <w:rFonts w:ascii="Arial" w:eastAsia="Arial" w:hAnsi="Arial" w:cs="Arial"/>
+                <w:rFonts w:ascii="Arial" w:hAnsi="Arial" w:eastAsia="Arial" w:cs="Arial"/>
                 <w:color w:val="000000"/>
                 <w:sz w:val="18"/>
                 <w:szCs w:val="18"/>
@@ -8428,7 +8453,7 @@
             <w:proofErr w:type="spellStart"/>
             <w:r>
               <w:rPr>
-                <w:rFonts w:ascii="Arial" w:eastAsia="Arial" w:hAnsi="Arial" w:cs="Arial"/>
+                <w:rFonts w:ascii="Arial" w:hAnsi="Arial" w:eastAsia="Arial" w:cs="Arial"/>
                 <w:color w:val="000000"/>
                 <w:sz w:val="18"/>
                 <w:szCs w:val="18"/>
@@ -8438,7 +8463,7 @@
             <w:proofErr w:type="spellEnd"/>
             <w:r>
               <w:rPr>
-                <w:rFonts w:ascii="Arial" w:eastAsia="Arial" w:hAnsi="Arial" w:cs="Arial"/>
+                <w:rFonts w:ascii="Arial" w:hAnsi="Arial" w:eastAsia="Arial" w:cs="Arial"/>
                 <w:color w:val="000000"/>
                 <w:sz w:val="18"/>
                 <w:szCs w:val="18"/>
@@ -8448,7 +8473,7 @@
             <w:proofErr w:type="spellStart"/>
             <w:r>
               <w:rPr>
-                <w:rFonts w:ascii="Arial" w:eastAsia="Arial" w:hAnsi="Arial" w:cs="Arial"/>
+                <w:rFonts w:ascii="Arial" w:hAnsi="Arial" w:eastAsia="Arial" w:cs="Arial"/>
                 <w:color w:val="000000"/>
                 <w:sz w:val="18"/>
                 <w:szCs w:val="18"/>
@@ -8458,7 +8483,7 @@
             <w:proofErr w:type="spellEnd"/>
             <w:r>
               <w:rPr>
-                <w:rFonts w:ascii="Arial" w:eastAsia="Arial" w:hAnsi="Arial" w:cs="Arial"/>
+                <w:rFonts w:ascii="Arial" w:hAnsi="Arial" w:eastAsia="Arial" w:cs="Arial"/>
                 <w:color w:val="000000"/>
                 <w:sz w:val="18"/>
                 <w:szCs w:val="18"/>
@@ -8467,7 +8492,7 @@
             </w:r>
             <w:r>
               <w:rPr>
-                <w:rFonts w:ascii="Arial" w:eastAsia="Arial" w:hAnsi="Arial" w:cs="Arial"/>
+                <w:rFonts w:ascii="Arial" w:hAnsi="Arial" w:eastAsia="Arial" w:cs="Arial"/>
                 <w:color w:val="000000"/>
                 <w:sz w:val="18"/>
                 <w:szCs w:val="18"/>
@@ -8480,10 +8505,10 @@
           <w:tcPr>
             <w:tcW w:w="2150" w:type="dxa"/>
             <w:tcBorders>
-              <w:top w:val="single" w:sz="6" w:space="0" w:color="ADB9CA"/>
-              <w:left w:val="single" w:sz="6" w:space="0" w:color="ADB9CA"/>
-              <w:bottom w:val="single" w:sz="6" w:space="0" w:color="ADB9CA"/>
-              <w:right w:val="single" w:sz="6" w:space="0" w:color="ADB9CA"/>
+              <w:top w:val="single" w:color="ADB9CA" w:sz="6" w:space="0"/>
+              <w:left w:val="single" w:color="ADB9CA" w:sz="6" w:space="0"/>
+              <w:bottom w:val="single" w:color="ADB9CA" w:sz="6" w:space="0"/>
+              <w:right w:val="single" w:color="ADB9CA" w:sz="6" w:space="0"/>
             </w:tcBorders>
             <w:shd w:val="clear" w:color="auto" w:fill="E8F0FB"/>
             <w:tcMar>
@@ -8497,7 +8522,7 @@
           <w:p>
             <w:r>
               <w:rPr>
-                <w:rFonts w:ascii="Arial" w:eastAsia="Arial" w:hAnsi="Arial" w:cs="Arial"/>
+                <w:rFonts w:ascii="Arial" w:hAnsi="Arial" w:eastAsia="Arial" w:cs="Arial"/>
                 <w:color w:val="000000"/>
                 <w:sz w:val="18"/>
                 <w:szCs w:val="18"/>
@@ -8512,10 +8537,10 @@
           <w:tcPr>
             <w:tcW w:w="700" w:type="dxa"/>
             <w:tcBorders>
-              <w:top w:val="single" w:sz="6" w:space="0" w:color="ADB9CA"/>
-              <w:left w:val="single" w:sz="6" w:space="0" w:color="ADB9CA"/>
-              <w:bottom w:val="single" w:sz="6" w:space="0" w:color="ADB9CA"/>
-              <w:right w:val="single" w:sz="6" w:space="0" w:color="ADB9CA"/>
+              <w:top w:val="single" w:color="ADB9CA" w:sz="6" w:space="0"/>
+              <w:left w:val="single" w:color="ADB9CA" w:sz="6" w:space="0"/>
+              <w:bottom w:val="single" w:color="ADB9CA" w:sz="6" w:space="0"/>
+              <w:right w:val="single" w:color="ADB9CA" w:sz="6" w:space="0"/>
             </w:tcBorders>
             <w:shd w:val="clear" w:color="auto" w:fill="FFFFFF"/>
             <w:tcMar>
@@ -8529,7 +8554,7 @@
           <w:p>
             <w:r>
               <w:rPr>
-                <w:rFonts w:ascii="Arial" w:eastAsia="Arial" w:hAnsi="Arial" w:cs="Arial"/>
+                <w:rFonts w:ascii="Arial" w:hAnsi="Arial" w:eastAsia="Arial" w:cs="Arial"/>
                 <w:b/>
                 <w:bCs/>
                 <w:color w:val="000000"/>
@@ -8544,10 +8569,10 @@
           <w:tcPr>
             <w:tcW w:w="6510" w:type="dxa"/>
             <w:tcBorders>
-              <w:top w:val="single" w:sz="6" w:space="0" w:color="ADB9CA"/>
-              <w:left w:val="single" w:sz="6" w:space="0" w:color="ADB9CA"/>
-              <w:bottom w:val="single" w:sz="6" w:space="0" w:color="ADB9CA"/>
-              <w:right w:val="single" w:sz="6" w:space="0" w:color="ADB9CA"/>
+              <w:top w:val="single" w:color="ADB9CA" w:sz="6" w:space="0"/>
+              <w:left w:val="single" w:color="ADB9CA" w:sz="6" w:space="0"/>
+              <w:bottom w:val="single" w:color="ADB9CA" w:sz="6" w:space="0"/>
+              <w:right w:val="single" w:color="ADB9CA" w:sz="6" w:space="0"/>
             </w:tcBorders>
             <w:shd w:val="clear" w:color="auto" w:fill="FFFFFF"/>
             <w:tcMar>
@@ -8561,7 +8586,7 @@
           <w:p>
             <w:r>
               <w:rPr>
-                <w:rFonts w:ascii="Arial" w:eastAsia="Arial" w:hAnsi="Arial" w:cs="Arial"/>
+                <w:rFonts w:ascii="Arial" w:hAnsi="Arial" w:eastAsia="Arial" w:cs="Arial"/>
                 <w:color w:val="000000"/>
                 <w:sz w:val="18"/>
                 <w:szCs w:val="18"/>
@@ -8574,10 +8599,10 @@
           <w:tcPr>
             <w:tcW w:w="2150" w:type="dxa"/>
             <w:tcBorders>
-              <w:top w:val="single" w:sz="6" w:space="0" w:color="ADB9CA"/>
-              <w:left w:val="single" w:sz="6" w:space="0" w:color="ADB9CA"/>
-              <w:bottom w:val="single" w:sz="6" w:space="0" w:color="ADB9CA"/>
-              <w:right w:val="single" w:sz="6" w:space="0" w:color="ADB9CA"/>
+              <w:top w:val="single" w:color="ADB9CA" w:sz="6" w:space="0"/>
+              <w:left w:val="single" w:color="ADB9CA" w:sz="6" w:space="0"/>
+              <w:bottom w:val="single" w:color="ADB9CA" w:sz="6" w:space="0"/>
+              <w:right w:val="single" w:color="ADB9CA" w:sz="6" w:space="0"/>
             </w:tcBorders>
             <w:shd w:val="clear" w:color="auto" w:fill="FFFFFF"/>
             <w:tcMar>
@@ -8591,7 +8616,7 @@
           <w:p>
             <w:r>
               <w:rPr>
-                <w:rFonts w:ascii="Arial" w:eastAsia="Arial" w:hAnsi="Arial" w:cs="Arial"/>
+                <w:rFonts w:ascii="Arial" w:hAnsi="Arial" w:eastAsia="Arial" w:cs="Arial"/>
                 <w:color w:val="000000"/>
                 <w:sz w:val="18"/>
                 <w:szCs w:val="18"/>
@@ -8606,10 +8631,10 @@
           <w:tcPr>
             <w:tcW w:w="700" w:type="dxa"/>
             <w:tcBorders>
-              <w:top w:val="single" w:sz="6" w:space="0" w:color="ADB9CA"/>
-              <w:left w:val="single" w:sz="6" w:space="0" w:color="ADB9CA"/>
-              <w:bottom w:val="single" w:sz="6" w:space="0" w:color="ADB9CA"/>
-              <w:right w:val="single" w:sz="6" w:space="0" w:color="ADB9CA"/>
+              <w:top w:val="single" w:color="ADB9CA" w:sz="6" w:space="0"/>
+              <w:left w:val="single" w:color="ADB9CA" w:sz="6" w:space="0"/>
+              <w:bottom w:val="single" w:color="ADB9CA" w:sz="6" w:space="0"/>
+              <w:right w:val="single" w:color="ADB9CA" w:sz="6" w:space="0"/>
             </w:tcBorders>
             <w:shd w:val="clear" w:color="auto" w:fill="E8F0FB"/>
             <w:tcMar>
@@ -8623,14 +8648,13 @@
           <w:p>
             <w:r>
               <w:rPr>
-                <w:rFonts w:ascii="Arial" w:eastAsia="Arial" w:hAnsi="Arial" w:cs="Arial"/>
+                <w:rFonts w:ascii="Arial" w:hAnsi="Arial" w:eastAsia="Arial" w:cs="Arial"/>
                 <w:b/>
                 <w:bCs/>
                 <w:color w:val="000000"/>
                 <w:sz w:val="18"/>
                 <w:szCs w:val="18"/>
               </w:rPr>
-              <w:lastRenderedPageBreak/>
               <w:t>15</w:t>
             </w:r>
           </w:p>
@@ -8639,10 +8663,10 @@
           <w:tcPr>
             <w:tcW w:w="6510" w:type="dxa"/>
             <w:tcBorders>
-              <w:top w:val="single" w:sz="6" w:space="0" w:color="ADB9CA"/>
-              <w:left w:val="single" w:sz="6" w:space="0" w:color="ADB9CA"/>
-              <w:bottom w:val="single" w:sz="6" w:space="0" w:color="ADB9CA"/>
-              <w:right w:val="single" w:sz="6" w:space="0" w:color="ADB9CA"/>
+              <w:top w:val="single" w:color="ADB9CA" w:sz="6" w:space="0"/>
+              <w:left w:val="single" w:color="ADB9CA" w:sz="6" w:space="0"/>
+              <w:bottom w:val="single" w:color="ADB9CA" w:sz="6" w:space="0"/>
+              <w:right w:val="single" w:color="ADB9CA" w:sz="6" w:space="0"/>
             </w:tcBorders>
             <w:shd w:val="clear" w:color="auto" w:fill="E8F0FB"/>
             <w:tcMar>
@@ -8656,7 +8680,7 @@
           <w:p>
             <w:r>
               <w:rPr>
-                <w:rFonts w:ascii="Arial" w:eastAsia="Arial" w:hAnsi="Arial" w:cs="Arial"/>
+                <w:rFonts w:ascii="Arial" w:hAnsi="Arial" w:eastAsia="Arial" w:cs="Arial"/>
                 <w:color w:val="000000"/>
                 <w:sz w:val="18"/>
                 <w:szCs w:val="18"/>
@@ -8669,10 +8693,10 @@
           <w:tcPr>
             <w:tcW w:w="2150" w:type="dxa"/>
             <w:tcBorders>
-              <w:top w:val="single" w:sz="6" w:space="0" w:color="ADB9CA"/>
-              <w:left w:val="single" w:sz="6" w:space="0" w:color="ADB9CA"/>
-              <w:bottom w:val="single" w:sz="6" w:space="0" w:color="ADB9CA"/>
-              <w:right w:val="single" w:sz="6" w:space="0" w:color="ADB9CA"/>
+              <w:top w:val="single" w:color="ADB9CA" w:sz="6" w:space="0"/>
+              <w:left w:val="single" w:color="ADB9CA" w:sz="6" w:space="0"/>
+              <w:bottom w:val="single" w:color="ADB9CA" w:sz="6" w:space="0"/>
+              <w:right w:val="single" w:color="ADB9CA" w:sz="6" w:space="0"/>
             </w:tcBorders>
             <w:shd w:val="clear" w:color="auto" w:fill="E8F0FB"/>
             <w:tcMar>
@@ -8686,7 +8710,7 @@
           <w:p>
             <w:r>
               <w:rPr>
-                <w:rFonts w:ascii="Arial" w:eastAsia="Arial" w:hAnsi="Arial" w:cs="Arial"/>
+                <w:rFonts w:ascii="Arial" w:hAnsi="Arial" w:eastAsia="Arial" w:cs="Arial"/>
                 <w:color w:val="000000"/>
                 <w:sz w:val="18"/>
                 <w:szCs w:val="18"/>
@@ -8701,10 +8725,10 @@
           <w:tcPr>
             <w:tcW w:w="700" w:type="dxa"/>
             <w:tcBorders>
-              <w:top w:val="single" w:sz="6" w:space="0" w:color="ADB9CA"/>
-              <w:left w:val="single" w:sz="6" w:space="0" w:color="ADB9CA"/>
-              <w:bottom w:val="single" w:sz="6" w:space="0" w:color="ADB9CA"/>
-              <w:right w:val="single" w:sz="6" w:space="0" w:color="ADB9CA"/>
+              <w:top w:val="single" w:color="ADB9CA" w:sz="6" w:space="0"/>
+              <w:left w:val="single" w:color="ADB9CA" w:sz="6" w:space="0"/>
+              <w:bottom w:val="single" w:color="ADB9CA" w:sz="6" w:space="0"/>
+              <w:right w:val="single" w:color="ADB9CA" w:sz="6" w:space="0"/>
             </w:tcBorders>
             <w:shd w:val="clear" w:color="auto" w:fill="2E75B6"/>
             <w:tcMar>
@@ -8721,10 +8745,10 @@
           <w:tcPr>
             <w:tcW w:w="6510" w:type="dxa"/>
             <w:tcBorders>
-              <w:top w:val="single" w:sz="6" w:space="0" w:color="ADB9CA"/>
-              <w:left w:val="single" w:sz="6" w:space="0" w:color="ADB9CA"/>
-              <w:bottom w:val="single" w:sz="6" w:space="0" w:color="ADB9CA"/>
-              <w:right w:val="single" w:sz="6" w:space="0" w:color="ADB9CA"/>
+              <w:top w:val="single" w:color="ADB9CA" w:sz="6" w:space="0"/>
+              <w:left w:val="single" w:color="ADB9CA" w:sz="6" w:space="0"/>
+              <w:bottom w:val="single" w:color="ADB9CA" w:sz="6" w:space="0"/>
+              <w:right w:val="single" w:color="ADB9CA" w:sz="6" w:space="0"/>
             </w:tcBorders>
             <w:shd w:val="clear" w:color="auto" w:fill="2E75B6"/>
             <w:tcMar>
@@ -8738,7 +8762,7 @@
           <w:p>
             <w:r>
               <w:rPr>
-                <w:rFonts w:ascii="Arial" w:eastAsia="Arial" w:hAnsi="Arial" w:cs="Arial"/>
+                <w:rFonts w:ascii="Arial" w:hAnsi="Arial" w:eastAsia="Arial" w:cs="Arial"/>
                 <w:b/>
                 <w:bCs/>
                 <w:color w:val="FFFFFF"/>
@@ -8753,10 +8777,10 @@
           <w:tcPr>
             <w:tcW w:w="2150" w:type="dxa"/>
             <w:tcBorders>
-              <w:top w:val="single" w:sz="6" w:space="0" w:color="ADB9CA"/>
-              <w:left w:val="single" w:sz="6" w:space="0" w:color="ADB9CA"/>
-              <w:bottom w:val="single" w:sz="6" w:space="0" w:color="ADB9CA"/>
-              <w:right w:val="single" w:sz="6" w:space="0" w:color="ADB9CA"/>
+              <w:top w:val="single" w:color="ADB9CA" w:sz="6" w:space="0"/>
+              <w:left w:val="single" w:color="ADB9CA" w:sz="6" w:space="0"/>
+              <w:bottom w:val="single" w:color="ADB9CA" w:sz="6" w:space="0"/>
+              <w:right w:val="single" w:color="ADB9CA" w:sz="6" w:space="0"/>
             </w:tcBorders>
             <w:shd w:val="clear" w:color="auto" w:fill="2E75B6"/>
             <w:tcMar>
@@ -8770,7 +8794,7 @@
           <w:p>
             <w:r>
               <w:rPr>
-                <w:rFonts w:ascii="Arial" w:eastAsia="Arial" w:hAnsi="Arial" w:cs="Arial"/>
+                <w:rFonts w:ascii="Arial" w:hAnsi="Arial" w:eastAsia="Arial" w:cs="Arial"/>
                 <w:b/>
                 <w:bCs/>
                 <w:color w:val="FFFFFF"/>
@@ -8787,10 +8811,10 @@
           <w:tcPr>
             <w:tcW w:w="700" w:type="dxa"/>
             <w:tcBorders>
-              <w:top w:val="single" w:sz="6" w:space="0" w:color="ADB9CA"/>
-              <w:left w:val="single" w:sz="6" w:space="0" w:color="ADB9CA"/>
-              <w:bottom w:val="single" w:sz="6" w:space="0" w:color="ADB9CA"/>
-              <w:right w:val="single" w:sz="6" w:space="0" w:color="ADB9CA"/>
+              <w:top w:val="single" w:color="ADB9CA" w:sz="6" w:space="0"/>
+              <w:left w:val="single" w:color="ADB9CA" w:sz="6" w:space="0"/>
+              <w:bottom w:val="single" w:color="ADB9CA" w:sz="6" w:space="0"/>
+              <w:right w:val="single" w:color="ADB9CA" w:sz="6" w:space="0"/>
             </w:tcBorders>
             <w:shd w:val="clear" w:color="auto" w:fill="E8F0FB"/>
             <w:tcMar>
@@ -8804,7 +8828,7 @@
           <w:p>
             <w:r>
               <w:rPr>
-                <w:rFonts w:ascii="Arial" w:eastAsia="Arial" w:hAnsi="Arial" w:cs="Arial"/>
+                <w:rFonts w:ascii="Arial" w:hAnsi="Arial" w:eastAsia="Arial" w:cs="Arial"/>
                 <w:b/>
                 <w:bCs/>
                 <w:color w:val="000000"/>
@@ -8819,10 +8843,10 @@
           <w:tcPr>
             <w:tcW w:w="6510" w:type="dxa"/>
             <w:tcBorders>
-              <w:top w:val="single" w:sz="6" w:space="0" w:color="ADB9CA"/>
-              <w:left w:val="single" w:sz="6" w:space="0" w:color="ADB9CA"/>
-              <w:bottom w:val="single" w:sz="6" w:space="0" w:color="ADB9CA"/>
-              <w:right w:val="single" w:sz="6" w:space="0" w:color="ADB9CA"/>
+              <w:top w:val="single" w:color="ADB9CA" w:sz="6" w:space="0"/>
+              <w:left w:val="single" w:color="ADB9CA" w:sz="6" w:space="0"/>
+              <w:bottom w:val="single" w:color="ADB9CA" w:sz="6" w:space="0"/>
+              <w:right w:val="single" w:color="ADB9CA" w:sz="6" w:space="0"/>
             </w:tcBorders>
             <w:shd w:val="clear" w:color="auto" w:fill="E8F0FB"/>
             <w:tcMar>
@@ -8836,7 +8860,7 @@
           <w:p>
             <w:r>
               <w:rPr>
-                <w:rFonts w:ascii="Arial" w:eastAsia="Arial" w:hAnsi="Arial" w:cs="Arial"/>
+                <w:rFonts w:ascii="Arial" w:hAnsi="Arial" w:eastAsia="Arial" w:cs="Arial"/>
                 <w:color w:val="000000"/>
                 <w:sz w:val="18"/>
                 <w:szCs w:val="18"/>
@@ -8849,10 +8873,10 @@
           <w:tcPr>
             <w:tcW w:w="2150" w:type="dxa"/>
             <w:tcBorders>
-              <w:top w:val="single" w:sz="6" w:space="0" w:color="ADB9CA"/>
-              <w:left w:val="single" w:sz="6" w:space="0" w:color="ADB9CA"/>
-              <w:bottom w:val="single" w:sz="6" w:space="0" w:color="ADB9CA"/>
-              <w:right w:val="single" w:sz="6" w:space="0" w:color="ADB9CA"/>
+              <w:top w:val="single" w:color="ADB9CA" w:sz="6" w:space="0"/>
+              <w:left w:val="single" w:color="ADB9CA" w:sz="6" w:space="0"/>
+              <w:bottom w:val="single" w:color="ADB9CA" w:sz="6" w:space="0"/>
+              <w:right w:val="single" w:color="ADB9CA" w:sz="6" w:space="0"/>
             </w:tcBorders>
             <w:shd w:val="clear" w:color="auto" w:fill="E8F0FB"/>
             <w:tcMar>
@@ -8866,7 +8890,7 @@
           <w:p>
             <w:r>
               <w:rPr>
-                <w:rFonts w:ascii="Arial" w:eastAsia="Arial" w:hAnsi="Arial" w:cs="Arial"/>
+                <w:rFonts w:ascii="Arial" w:hAnsi="Arial" w:eastAsia="Arial" w:cs="Arial"/>
                 <w:color w:val="000000"/>
                 <w:sz w:val="18"/>
                 <w:szCs w:val="18"/>
@@ -8881,10 +8905,10 @@
           <w:tcPr>
             <w:tcW w:w="700" w:type="dxa"/>
             <w:tcBorders>
-              <w:top w:val="single" w:sz="6" w:space="0" w:color="ADB9CA"/>
-              <w:left w:val="single" w:sz="6" w:space="0" w:color="ADB9CA"/>
-              <w:bottom w:val="single" w:sz="6" w:space="0" w:color="ADB9CA"/>
-              <w:right w:val="single" w:sz="6" w:space="0" w:color="ADB9CA"/>
+              <w:top w:val="single" w:color="ADB9CA" w:sz="6" w:space="0"/>
+              <w:left w:val="single" w:color="ADB9CA" w:sz="6" w:space="0"/>
+              <w:bottom w:val="single" w:color="ADB9CA" w:sz="6" w:space="0"/>
+              <w:right w:val="single" w:color="ADB9CA" w:sz="6" w:space="0"/>
             </w:tcBorders>
             <w:shd w:val="clear" w:color="auto" w:fill="FFFFFF"/>
             <w:tcMar>
@@ -8898,7 +8922,7 @@
           <w:p>
             <w:r>
               <w:rPr>
-                <w:rFonts w:ascii="Arial" w:eastAsia="Arial" w:hAnsi="Arial" w:cs="Arial"/>
+                <w:rFonts w:ascii="Arial" w:hAnsi="Arial" w:eastAsia="Arial" w:cs="Arial"/>
                 <w:b/>
                 <w:bCs/>
                 <w:color w:val="000000"/>
@@ -8913,10 +8937,10 @@
           <w:tcPr>
             <w:tcW w:w="6510" w:type="dxa"/>
             <w:tcBorders>
-              <w:top w:val="single" w:sz="6" w:space="0" w:color="ADB9CA"/>
-              <w:left w:val="single" w:sz="6" w:space="0" w:color="ADB9CA"/>
-              <w:bottom w:val="single" w:sz="6" w:space="0" w:color="ADB9CA"/>
-              <w:right w:val="single" w:sz="6" w:space="0" w:color="ADB9CA"/>
+              <w:top w:val="single" w:color="ADB9CA" w:sz="6" w:space="0"/>
+              <w:left w:val="single" w:color="ADB9CA" w:sz="6" w:space="0"/>
+              <w:bottom w:val="single" w:color="ADB9CA" w:sz="6" w:space="0"/>
+              <w:right w:val="single" w:color="ADB9CA" w:sz="6" w:space="0"/>
             </w:tcBorders>
             <w:shd w:val="clear" w:color="auto" w:fill="FFFFFF"/>
             <w:tcMar>
@@ -8930,7 +8954,7 @@
           <w:p>
             <w:r>
               <w:rPr>
-                <w:rFonts w:ascii="Arial" w:eastAsia="Arial" w:hAnsi="Arial" w:cs="Arial"/>
+                <w:rFonts w:ascii="Arial" w:hAnsi="Arial" w:eastAsia="Arial" w:cs="Arial"/>
                 <w:color w:val="000000"/>
                 <w:sz w:val="18"/>
                 <w:szCs w:val="18"/>
@@ -8943,10 +8967,10 @@
           <w:tcPr>
             <w:tcW w:w="2150" w:type="dxa"/>
             <w:tcBorders>
-              <w:top w:val="single" w:sz="6" w:space="0" w:color="ADB9CA"/>
-              <w:left w:val="single" w:sz="6" w:space="0" w:color="ADB9CA"/>
-              <w:bottom w:val="single" w:sz="6" w:space="0" w:color="ADB9CA"/>
-              <w:right w:val="single" w:sz="6" w:space="0" w:color="ADB9CA"/>
+              <w:top w:val="single" w:color="ADB9CA" w:sz="6" w:space="0"/>
+              <w:left w:val="single" w:color="ADB9CA" w:sz="6" w:space="0"/>
+              <w:bottom w:val="single" w:color="ADB9CA" w:sz="6" w:space="0"/>
+              <w:right w:val="single" w:color="ADB9CA" w:sz="6" w:space="0"/>
             </w:tcBorders>
             <w:shd w:val="clear" w:color="auto" w:fill="FFFFFF"/>
             <w:tcMar>
@@ -8960,7 +8984,7 @@
           <w:p>
             <w:r>
               <w:rPr>
-                <w:rFonts w:ascii="Arial" w:eastAsia="Arial" w:hAnsi="Arial" w:cs="Arial"/>
+                <w:rFonts w:ascii="Arial" w:hAnsi="Arial" w:eastAsia="Arial" w:cs="Arial"/>
                 <w:color w:val="000000"/>
                 <w:sz w:val="18"/>
                 <w:szCs w:val="18"/>
@@ -8975,10 +8999,10 @@
           <w:tcPr>
             <w:tcW w:w="700" w:type="dxa"/>
             <w:tcBorders>
-              <w:top w:val="single" w:sz="6" w:space="0" w:color="ADB9CA"/>
-              <w:left w:val="single" w:sz="6" w:space="0" w:color="ADB9CA"/>
-              <w:bottom w:val="single" w:sz="6" w:space="0" w:color="ADB9CA"/>
-              <w:right w:val="single" w:sz="6" w:space="0" w:color="ADB9CA"/>
+              <w:top w:val="single" w:color="ADB9CA" w:sz="6" w:space="0"/>
+              <w:left w:val="single" w:color="ADB9CA" w:sz="6" w:space="0"/>
+              <w:bottom w:val="single" w:color="ADB9CA" w:sz="6" w:space="0"/>
+              <w:right w:val="single" w:color="ADB9CA" w:sz="6" w:space="0"/>
             </w:tcBorders>
             <w:shd w:val="clear" w:color="auto" w:fill="D6E4F0"/>
             <w:tcMar>
@@ -8995,10 +9019,10 @@
           <w:tcPr>
             <w:tcW w:w="6510" w:type="dxa"/>
             <w:tcBorders>
-              <w:top w:val="single" w:sz="6" w:space="0" w:color="ADB9CA"/>
-              <w:left w:val="single" w:sz="6" w:space="0" w:color="ADB9CA"/>
-              <w:bottom w:val="single" w:sz="6" w:space="0" w:color="ADB9CA"/>
-              <w:right w:val="single" w:sz="6" w:space="0" w:color="ADB9CA"/>
+              <w:top w:val="single" w:color="ADB9CA" w:sz="6" w:space="0"/>
+              <w:left w:val="single" w:color="ADB9CA" w:sz="6" w:space="0"/>
+              <w:bottom w:val="single" w:color="ADB9CA" w:sz="6" w:space="0"/>
+              <w:right w:val="single" w:color="ADB9CA" w:sz="6" w:space="0"/>
             </w:tcBorders>
             <w:shd w:val="clear" w:color="auto" w:fill="D6E4F0"/>
             <w:tcMar>
@@ -9012,7 +9036,7 @@
           <w:p>
             <w:r>
               <w:rPr>
-                <w:rFonts w:ascii="Arial" w:eastAsia="Arial" w:hAnsi="Arial" w:cs="Arial"/>
+                <w:rFonts w:ascii="Arial" w:hAnsi="Arial" w:eastAsia="Arial" w:cs="Arial"/>
                 <w:b/>
                 <w:bCs/>
                 <w:color w:val="000000"/>
@@ -9025,10 +9049,10 @@
           <w:tcPr>
             <w:tcW w:w="2150" w:type="dxa"/>
             <w:tcBorders>
-              <w:top w:val="single" w:sz="6" w:space="0" w:color="ADB9CA"/>
-              <w:left w:val="single" w:sz="6" w:space="0" w:color="ADB9CA"/>
-              <w:bottom w:val="single" w:sz="6" w:space="0" w:color="ADB9CA"/>
-              <w:right w:val="single" w:sz="6" w:space="0" w:color="ADB9CA"/>
+              <w:top w:val="single" w:color="ADB9CA" w:sz="6" w:space="0"/>
+              <w:left w:val="single" w:color="ADB9CA" w:sz="6" w:space="0"/>
+              <w:bottom w:val="single" w:color="ADB9CA" w:sz="6" w:space="0"/>
+              <w:right w:val="single" w:color="ADB9CA" w:sz="6" w:space="0"/>
             </w:tcBorders>
             <w:shd w:val="clear" w:color="auto" w:fill="D6E4F0"/>
             <w:tcMar>
@@ -9042,7 +9066,7 @@
           <w:p>
             <w:r>
               <w:rPr>
-                <w:rFonts w:ascii="Arial" w:eastAsia="Arial" w:hAnsi="Arial" w:cs="Arial"/>
+                <w:rFonts w:ascii="Arial" w:hAnsi="Arial" w:eastAsia="Arial" w:cs="Arial"/>
                 <w:b/>
                 <w:bCs/>
                 <w:color w:val="000000"/>
@@ -9061,13 +9085,13 @@
     <w:p>
       <w:pPr>
         <w:pBdr>
-          <w:bottom w:val="single" w:sz="6" w:space="4" w:color="2E75B6"/>
+          <w:bottom w:val="single" w:color="2E75B6" w:sz="6" w:space="4"/>
         </w:pBdr>
         <w:spacing w:before="260" w:after="120"/>
       </w:pPr>
       <w:r>
         <w:rPr>
-          <w:rFonts w:ascii="Arial" w:eastAsia="Arial" w:hAnsi="Arial" w:cs="Arial"/>
+          <w:rFonts w:ascii="Arial" w:hAnsi="Arial" w:eastAsia="Arial" w:cs="Arial"/>
           <w:b/>
           <w:bCs/>
           <w:color w:val="1F3864"/>
@@ -9084,7 +9108,7 @@
       </w:pPr>
       <w:r>
         <w:rPr>
-          <w:rFonts w:ascii="Arial" w:eastAsia="Arial" w:hAnsi="Arial" w:cs="Arial"/>
+          <w:rFonts w:ascii="Arial" w:hAnsi="Arial" w:eastAsia="Arial" w:cs="Arial"/>
           <w:color w:val="000000"/>
         </w:rPr>
         <w:t>The Team Lead must submit the following on LMS:</w:t>
@@ -9101,7 +9125,7 @@
       </w:pPr>
       <w:r>
         <w:rPr>
-          <w:rFonts w:ascii="Arial" w:eastAsia="Arial" w:hAnsi="Arial" w:cs="Arial"/>
+          <w:rFonts w:ascii="Arial" w:hAnsi="Arial" w:eastAsia="Arial" w:cs="Arial"/>
           <w:color w:val="000000"/>
         </w:rPr>
         <w:t>Completed Assignment 04 document with all group details filled in (including each member's Assigned Page).</w:t>
@@ -9118,7 +9142,7 @@
       </w:pPr>
       <w:r>
         <w:rPr>
-          <w:rFonts w:ascii="Arial" w:eastAsia="Arial" w:hAnsi="Arial" w:cs="Arial"/>
+          <w:rFonts w:ascii="Arial" w:hAnsi="Arial" w:eastAsia="Arial" w:cs="Arial"/>
           <w:color w:val="000000"/>
         </w:rPr>
         <w:t>GitHub repository URL (must be public or shared with the instructor).</w:t>
@@ -9135,7 +9159,7 @@
       </w:pPr>
       <w:r>
         <w:rPr>
-          <w:rFonts w:ascii="Arial" w:eastAsia="Arial" w:hAnsi="Arial" w:cs="Arial"/>
+          <w:rFonts w:ascii="Arial" w:hAnsi="Arial" w:eastAsia="Arial" w:cs="Arial"/>
           <w:color w:val="000000"/>
         </w:rPr>
         <w:t>Render live application URL.</w:t>
@@ -9152,21 +9176,21 @@
       </w:pPr>
       <w:r>
         <w:rPr>
-          <w:rFonts w:ascii="Arial" w:eastAsia="Arial" w:hAnsi="Arial" w:cs="Arial"/>
+          <w:rFonts w:ascii="Arial" w:hAnsi="Arial" w:eastAsia="Arial" w:cs="Arial"/>
           <w:color w:val="000000"/>
         </w:rPr>
         <w:t xml:space="preserve">Screenshot 1: GitHub </w:t>
       </w:r>
       <w:r>
         <w:rPr>
-          <w:rFonts w:ascii="Arial" w:eastAsia="Arial" w:hAnsi="Arial" w:cs="Arial"/>
+          <w:rFonts w:ascii="Arial" w:hAnsi="Arial" w:eastAsia="Arial" w:cs="Arial"/>
           <w:color w:val="000000"/>
         </w:rPr>
         <w:t>“development”</w:t>
       </w:r>
       <w:r>
         <w:rPr>
-          <w:rFonts w:ascii="Arial" w:eastAsia="Arial" w:hAnsi="Arial" w:cs="Arial"/>
+          <w:rFonts w:ascii="Arial" w:hAnsi="Arial" w:eastAsia="Arial" w:cs="Arial"/>
           <w:color w:val="000000"/>
         </w:rPr>
         <w:t xml:space="preserve"> Environment showing all three secrets configured.</w:t>
@@ -9183,21 +9207,21 @@
       </w:pPr>
       <w:r>
         <w:rPr>
-          <w:rFonts w:ascii="Arial" w:eastAsia="Arial" w:hAnsi="Arial" w:cs="Arial"/>
+          <w:rFonts w:ascii="Arial" w:hAnsi="Arial" w:eastAsia="Arial" w:cs="Arial"/>
           <w:color w:val="000000"/>
         </w:rPr>
         <w:t xml:space="preserve">Screenshot 2: Each member's CI workflow run triggered by their individual PR </w:t>
       </w:r>
       <w:r>
         <w:rPr>
-          <w:rFonts w:ascii="Arial" w:eastAsia="Arial" w:hAnsi="Arial" w:cs="Arial"/>
+          <w:rFonts w:ascii="Arial" w:hAnsi="Arial" w:eastAsia="Arial" w:cs="Arial"/>
           <w:color w:val="000000"/>
         </w:rPr>
         <w:t>,</w:t>
       </w:r>
       <w:r>
         <w:rPr>
-          <w:rFonts w:ascii="Arial" w:eastAsia="Arial" w:hAnsi="Arial" w:cs="Arial"/>
+          <w:rFonts w:ascii="Arial" w:hAnsi="Arial" w:eastAsia="Arial" w:cs="Arial"/>
           <w:color w:val="000000"/>
         </w:rPr>
         <w:t xml:space="preserve"> all steps green (one screenshot per member, or a combined view).</w:t>
@@ -9214,7 +9238,7 @@
       </w:pPr>
       <w:r>
         <w:rPr>
-          <w:rFonts w:ascii="Arial" w:eastAsia="Arial" w:hAnsi="Arial" w:cs="Arial"/>
+          <w:rFonts w:ascii="Arial" w:hAnsi="Arial" w:eastAsia="Arial" w:cs="Arial"/>
           <w:color w:val="000000"/>
         </w:rPr>
         <w:t>Screenshot 3: Docker Hub repository page showing the pushed image with correct tags.</w:t>
@@ -9231,35 +9255,35 @@
       </w:pPr>
       <w:r>
         <w:rPr>
-          <w:rFonts w:ascii="Arial" w:eastAsia="Arial" w:hAnsi="Arial" w:cs="Arial"/>
+          <w:rFonts w:ascii="Arial" w:hAnsi="Arial" w:eastAsia="Arial" w:cs="Arial"/>
           <w:color w:val="000000"/>
         </w:rPr>
         <w:t xml:space="preserve">Screenshot 4: CD workflow run triggered by a push to </w:t>
       </w:r>
       <w:r>
         <w:rPr>
-          <w:rFonts w:ascii="Arial" w:eastAsia="Arial" w:hAnsi="Arial" w:cs="Arial"/>
+          <w:rFonts w:ascii="Arial" w:hAnsi="Arial" w:eastAsia="Arial" w:cs="Arial"/>
           <w:color w:val="000000"/>
         </w:rPr>
         <w:t>“develop”</w:t>
       </w:r>
       <w:r>
         <w:rPr>
-          <w:rFonts w:ascii="Arial" w:eastAsia="Arial" w:hAnsi="Arial" w:cs="Arial"/>
+          <w:rFonts w:ascii="Arial" w:hAnsi="Arial" w:eastAsia="Arial" w:cs="Arial"/>
           <w:color w:val="000000"/>
         </w:rPr>
         <w:t xml:space="preserve"> </w:t>
       </w:r>
       <w:r>
         <w:rPr>
-          <w:rFonts w:ascii="Arial" w:eastAsia="Arial" w:hAnsi="Arial" w:cs="Arial"/>
+          <w:rFonts w:ascii="Arial" w:hAnsi="Arial" w:eastAsia="Arial" w:cs="Arial"/>
           <w:color w:val="000000"/>
         </w:rPr>
         <w:t>,</w:t>
       </w:r>
       <w:r>
         <w:rPr>
-          <w:rFonts w:ascii="Arial" w:eastAsia="Arial" w:hAnsi="Arial" w:cs="Arial"/>
+          <w:rFonts w:ascii="Arial" w:hAnsi="Arial" w:eastAsia="Arial" w:cs="Arial"/>
           <w:color w:val="000000"/>
         </w:rPr>
         <w:t xml:space="preserve"> deploy step completed.</w:t>
@@ -9276,7 +9300,7 @@
       </w:pPr>
       <w:r>
         <w:rPr>
-          <w:rFonts w:ascii="Arial" w:eastAsia="Arial" w:hAnsi="Arial" w:cs="Arial"/>
+          <w:rFonts w:ascii="Arial" w:hAnsi="Arial" w:eastAsia="Arial" w:cs="Arial"/>
           <w:color w:val="000000"/>
         </w:rPr>
         <w:t xml:space="preserve">Screenshot 5: Live </w:t>
@@ -9284,7 +9308,7 @@
       <w:proofErr w:type="spellStart"/>
       <w:r>
         <w:rPr>
-          <w:rFonts w:ascii="Arial" w:eastAsia="Arial" w:hAnsi="Arial" w:cs="Arial"/>
+          <w:rFonts w:ascii="Arial" w:hAnsi="Arial" w:eastAsia="Arial" w:cs="Arial"/>
           <w:color w:val="000000"/>
         </w:rPr>
         <w:t>TaskFlow</w:t>
@@ -9292,7 +9316,7 @@
       <w:proofErr w:type="spellEnd"/>
       <w:r>
         <w:rPr>
-          <w:rFonts w:ascii="Arial" w:eastAsia="Arial" w:hAnsi="Arial" w:cs="Arial"/>
+          <w:rFonts w:ascii="Arial" w:hAnsi="Arial" w:eastAsia="Arial" w:cs="Arial"/>
           <w:color w:val="000000"/>
         </w:rPr>
         <w:t xml:space="preserve"> application on Render showing all five pages are accessible.</w:t>
@@ -9309,7 +9333,7 @@
       </w:pPr>
       <w:r>
         <w:rPr>
-          <w:rFonts w:ascii="Arial" w:eastAsia="Arial" w:hAnsi="Arial" w:cs="Arial"/>
+          <w:rFonts w:ascii="Arial" w:hAnsi="Arial" w:eastAsia="Arial" w:cs="Arial"/>
           <w:color w:val="000000"/>
         </w:rPr>
         <w:t>Screenshot 6: The Assignment 04 .docx file visible in the GitHub repository file listing.</w:t>
@@ -9326,7 +9350,7 @@
       </w:pPr>
       <w:r>
         <w:rPr>
-          <w:rFonts w:ascii="Arial" w:eastAsia="Arial" w:hAnsi="Arial" w:cs="Arial"/>
+          <w:rFonts w:ascii="Arial" w:hAnsi="Arial" w:eastAsia="Arial" w:cs="Arial"/>
           <w:color w:val="000000"/>
         </w:rPr>
         <w:t>Individual reflection: Each team member must write 4–5 lines on what they learnt and any challenges they faced.</w:t>
@@ -9340,13 +9364,13 @@
     <w:p>
       <w:pPr>
         <w:pBdr>
-          <w:bottom w:val="single" w:sz="6" w:space="4" w:color="2E75B6"/>
+          <w:bottom w:val="single" w:color="2E75B6" w:sz="6" w:space="4"/>
         </w:pBdr>
         <w:spacing w:before="260" w:after="120"/>
       </w:pPr>
       <w:r>
         <w:rPr>
-          <w:rFonts w:ascii="Arial" w:eastAsia="Arial" w:hAnsi="Arial" w:cs="Arial"/>
+          <w:rFonts w:ascii="Arial" w:hAnsi="Arial" w:eastAsia="Arial" w:cs="Arial"/>
           <w:b/>
           <w:bCs/>
           <w:color w:val="1F3864"/>
@@ -9363,7 +9387,7 @@
       </w:pPr>
       <w:r>
         <w:rPr>
-          <w:rFonts w:ascii="Arial" w:eastAsia="Arial" w:hAnsi="Arial" w:cs="Arial"/>
+          <w:rFonts w:ascii="Arial" w:hAnsi="Arial" w:eastAsia="Arial" w:cs="Arial"/>
           <w:color w:val="000000"/>
         </w:rPr>
         <w:t>Paste your verification screenshots in the table below. Label each one clearly.</w:t>
@@ -9373,12 +9397,12 @@
       <w:tblPr>
         <w:tblW w:w="9360" w:type="dxa"/>
         <w:tblBorders>
-          <w:top w:val="single" w:sz="4" w:space="0" w:color="auto"/>
-          <w:left w:val="single" w:sz="4" w:space="0" w:color="auto"/>
-          <w:bottom w:val="single" w:sz="4" w:space="0" w:color="auto"/>
-          <w:right w:val="single" w:sz="4" w:space="0" w:color="auto"/>
-          <w:insideH w:val="single" w:sz="4" w:space="0" w:color="auto"/>
-          <w:insideV w:val="single" w:sz="4" w:space="0" w:color="auto"/>
+          <w:top w:val="single" w:color="auto" w:sz="4" w:space="0"/>
+          <w:left w:val="single" w:color="auto" w:sz="4" w:space="0"/>
+          <w:bottom w:val="single" w:color="auto" w:sz="4" w:space="0"/>
+          <w:right w:val="single" w:color="auto" w:sz="4" w:space="0"/>
+          <w:insideH w:val="single" w:color="auto" w:sz="4" w:space="0"/>
+          <w:insideV w:val="single" w:color="auto" w:sz="4" w:space="0"/>
         </w:tblBorders>
         <w:tblCellMar>
           <w:left w:w="10" w:type="dxa"/>
@@ -9395,10 +9419,10 @@
           <w:tcPr>
             <w:tcW w:w="3200" w:type="dxa"/>
             <w:tcBorders>
-              <w:top w:val="single" w:sz="6" w:space="0" w:color="ADB9CA"/>
-              <w:left w:val="single" w:sz="6" w:space="0" w:color="ADB9CA"/>
-              <w:bottom w:val="single" w:sz="6" w:space="0" w:color="ADB9CA"/>
-              <w:right w:val="single" w:sz="6" w:space="0" w:color="ADB9CA"/>
+              <w:top w:val="single" w:color="ADB9CA" w:sz="6" w:space="0"/>
+              <w:left w:val="single" w:color="ADB9CA" w:sz="6" w:space="0"/>
+              <w:bottom w:val="single" w:color="ADB9CA" w:sz="6" w:space="0"/>
+              <w:right w:val="single" w:color="ADB9CA" w:sz="6" w:space="0"/>
             </w:tcBorders>
             <w:shd w:val="clear" w:color="auto" w:fill="1F3864"/>
             <w:tcMar>
@@ -9412,7 +9436,7 @@
           <w:p>
             <w:r>
               <w:rPr>
-                <w:rFonts w:ascii="Arial" w:eastAsia="Arial" w:hAnsi="Arial" w:cs="Arial"/>
+                <w:rFonts w:ascii="Arial" w:hAnsi="Arial" w:eastAsia="Arial" w:cs="Arial"/>
                 <w:b/>
                 <w:bCs/>
                 <w:color w:val="FFFFFF"/>
@@ -9427,10 +9451,10 @@
           <w:tcPr>
             <w:tcW w:w="6160" w:type="dxa"/>
             <w:tcBorders>
-              <w:top w:val="single" w:sz="6" w:space="0" w:color="ADB9CA"/>
-              <w:left w:val="single" w:sz="6" w:space="0" w:color="ADB9CA"/>
-              <w:bottom w:val="single" w:sz="6" w:space="0" w:color="ADB9CA"/>
-              <w:right w:val="single" w:sz="6" w:space="0" w:color="ADB9CA"/>
+              <w:top w:val="single" w:color="ADB9CA" w:sz="6" w:space="0"/>
+              <w:left w:val="single" w:color="ADB9CA" w:sz="6" w:space="0"/>
+              <w:bottom w:val="single" w:color="ADB9CA" w:sz="6" w:space="0"/>
+              <w:right w:val="single" w:color="ADB9CA" w:sz="6" w:space="0"/>
             </w:tcBorders>
             <w:shd w:val="clear" w:color="auto" w:fill="1F3864"/>
             <w:tcMar>
@@ -9444,7 +9468,7 @@
           <w:p>
             <w:r>
               <w:rPr>
-                <w:rFonts w:ascii="Arial" w:eastAsia="Arial" w:hAnsi="Arial" w:cs="Arial"/>
+                <w:rFonts w:ascii="Arial" w:hAnsi="Arial" w:eastAsia="Arial" w:cs="Arial"/>
                 <w:b/>
                 <w:bCs/>
                 <w:color w:val="FFFFFF"/>
@@ -9461,10 +9485,10 @@
           <w:tcPr>
             <w:tcW w:w="3200" w:type="dxa"/>
             <w:tcBorders>
-              <w:top w:val="single" w:sz="6" w:space="0" w:color="ADB9CA"/>
-              <w:left w:val="single" w:sz="6" w:space="0" w:color="ADB9CA"/>
-              <w:bottom w:val="single" w:sz="6" w:space="0" w:color="ADB9CA"/>
-              <w:right w:val="single" w:sz="6" w:space="0" w:color="ADB9CA"/>
+              <w:top w:val="single" w:color="ADB9CA" w:sz="6" w:space="0"/>
+              <w:left w:val="single" w:color="ADB9CA" w:sz="6" w:space="0"/>
+              <w:bottom w:val="single" w:color="ADB9CA" w:sz="6" w:space="0"/>
+              <w:right w:val="single" w:color="ADB9CA" w:sz="6" w:space="0"/>
             </w:tcBorders>
             <w:shd w:val="clear" w:color="auto" w:fill="E8F0FB"/>
             <w:tcMar>
@@ -9478,19 +9502,18 @@
           <w:p>
             <w:r>
               <w:rPr>
-                <w:rFonts w:ascii="Arial" w:eastAsia="Arial" w:hAnsi="Arial" w:cs="Arial"/>
+                <w:rFonts w:ascii="Arial" w:hAnsi="Arial" w:eastAsia="Arial" w:cs="Arial"/>
                 <w:b/>
                 <w:bCs/>
                 <w:color w:val="000000"/>
                 <w:sz w:val="18"/>
                 <w:szCs w:val="18"/>
               </w:rPr>
-              <w:lastRenderedPageBreak/>
               <w:t xml:space="preserve">GitHub </w:t>
             </w:r>
             <w:r>
               <w:rPr>
-                <w:rFonts w:ascii="Arial" w:eastAsia="Arial" w:hAnsi="Arial" w:cs="Arial"/>
+                <w:rFonts w:ascii="Arial" w:hAnsi="Arial" w:eastAsia="Arial" w:cs="Arial"/>
                 <w:b/>
                 <w:bCs/>
                 <w:color w:val="000000"/>
@@ -9501,7 +9524,7 @@
             </w:r>
             <w:r>
               <w:rPr>
-                <w:rFonts w:ascii="Arial" w:eastAsia="Arial" w:hAnsi="Arial" w:cs="Arial"/>
+                <w:rFonts w:ascii="Arial" w:hAnsi="Arial" w:eastAsia="Arial" w:cs="Arial"/>
                 <w:b/>
                 <w:bCs/>
                 <w:color w:val="000000"/>
@@ -9516,10 +9539,10 @@
           <w:tcPr>
             <w:tcW w:w="6160" w:type="dxa"/>
             <w:tcBorders>
-              <w:top w:val="single" w:sz="6" w:space="0" w:color="ADB9CA"/>
-              <w:left w:val="single" w:sz="6" w:space="0" w:color="ADB9CA"/>
-              <w:bottom w:val="single" w:sz="6" w:space="0" w:color="ADB9CA"/>
-              <w:right w:val="single" w:sz="6" w:space="0" w:color="ADB9CA"/>
+              <w:top w:val="single" w:color="ADB9CA" w:sz="6" w:space="0"/>
+              <w:left w:val="single" w:color="ADB9CA" w:sz="6" w:space="0"/>
+              <w:bottom w:val="single" w:color="ADB9CA" w:sz="6" w:space="0"/>
+              <w:right w:val="single" w:color="ADB9CA" w:sz="6" w:space="0"/>
             </w:tcBorders>
             <w:shd w:val="clear" w:color="auto" w:fill="E8F0FB"/>
             <w:tcMar>
@@ -9592,10 +9615,10 @@
           <w:tcPr>
             <w:tcW w:w="3200" w:type="dxa"/>
             <w:tcBorders>
-              <w:top w:val="single" w:sz="6" w:space="0" w:color="ADB9CA"/>
-              <w:left w:val="single" w:sz="6" w:space="0" w:color="ADB9CA"/>
-              <w:bottom w:val="single" w:sz="6" w:space="0" w:color="ADB9CA"/>
-              <w:right w:val="single" w:sz="6" w:space="0" w:color="ADB9CA"/>
+              <w:top w:val="single" w:color="ADB9CA" w:sz="6" w:space="0"/>
+              <w:left w:val="single" w:color="ADB9CA" w:sz="6" w:space="0"/>
+              <w:bottom w:val="single" w:color="ADB9CA" w:sz="6" w:space="0"/>
+              <w:right w:val="single" w:color="ADB9CA" w:sz="6" w:space="0"/>
             </w:tcBorders>
             <w:shd w:val="clear" w:color="auto" w:fill="FFFFFF"/>
             <w:tcMar>
@@ -9609,7 +9632,7 @@
           <w:p>
             <w:r>
               <w:rPr>
-                <w:rFonts w:ascii="Arial" w:eastAsia="Arial" w:hAnsi="Arial" w:cs="Arial"/>
+                <w:rFonts w:ascii="Arial" w:hAnsi="Arial" w:eastAsia="Arial" w:cs="Arial"/>
                 <w:b/>
                 <w:bCs/>
                 <w:color w:val="000000"/>
@@ -9624,10 +9647,10 @@
           <w:tcPr>
             <w:tcW w:w="6160" w:type="dxa"/>
             <w:tcBorders>
-              <w:top w:val="single" w:sz="6" w:space="0" w:color="ADB9CA"/>
-              <w:left w:val="single" w:sz="6" w:space="0" w:color="ADB9CA"/>
-              <w:bottom w:val="single" w:sz="6" w:space="0" w:color="ADB9CA"/>
-              <w:right w:val="single" w:sz="6" w:space="0" w:color="ADB9CA"/>
+              <w:top w:val="single" w:color="ADB9CA" w:sz="6" w:space="0"/>
+              <w:left w:val="single" w:color="ADB9CA" w:sz="6" w:space="0"/>
+              <w:bottom w:val="single" w:color="ADB9CA" w:sz="6" w:space="0"/>
+              <w:right w:val="single" w:color="ADB9CA" w:sz="6" w:space="0"/>
             </w:tcBorders>
             <w:shd w:val="clear" w:color="auto" w:fill="FFFFFF"/>
             <w:tcMar>
@@ -9687,10 +9710,10 @@
           <w:tcPr>
             <w:tcW w:w="3200" w:type="dxa"/>
             <w:tcBorders>
-              <w:top w:val="single" w:sz="6" w:space="0" w:color="ADB9CA"/>
-              <w:left w:val="single" w:sz="6" w:space="0" w:color="ADB9CA"/>
-              <w:bottom w:val="single" w:sz="6" w:space="0" w:color="ADB9CA"/>
-              <w:right w:val="single" w:sz="6" w:space="0" w:color="ADB9CA"/>
+              <w:top w:val="single" w:color="ADB9CA" w:sz="6" w:space="0"/>
+              <w:left w:val="single" w:color="ADB9CA" w:sz="6" w:space="0"/>
+              <w:bottom w:val="single" w:color="ADB9CA" w:sz="6" w:space="0"/>
+              <w:right w:val="single" w:color="ADB9CA" w:sz="6" w:space="0"/>
             </w:tcBorders>
             <w:shd w:val="clear" w:color="auto" w:fill="E8F0FB"/>
             <w:tcMar>
@@ -9704,14 +9727,13 @@
           <w:p>
             <w:r>
               <w:rPr>
-                <w:rFonts w:ascii="Arial" w:eastAsia="Arial" w:hAnsi="Arial" w:cs="Arial"/>
+                <w:rFonts w:ascii="Arial" w:hAnsi="Arial" w:eastAsia="Arial" w:cs="Arial"/>
                 <w:b/>
                 <w:bCs/>
                 <w:color w:val="000000"/>
                 <w:sz w:val="18"/>
                 <w:szCs w:val="18"/>
               </w:rPr>
-              <w:lastRenderedPageBreak/>
               <w:t>Docker Hub – Pushed Image with Tags</w:t>
             </w:r>
           </w:p>
@@ -9720,10 +9742,10 @@
           <w:tcPr>
             <w:tcW w:w="6160" w:type="dxa"/>
             <w:tcBorders>
-              <w:top w:val="single" w:sz="6" w:space="0" w:color="ADB9CA"/>
-              <w:left w:val="single" w:sz="6" w:space="0" w:color="ADB9CA"/>
-              <w:bottom w:val="single" w:sz="6" w:space="0" w:color="ADB9CA"/>
-              <w:right w:val="single" w:sz="6" w:space="0" w:color="ADB9CA"/>
+              <w:top w:val="single" w:color="ADB9CA" w:sz="6" w:space="0"/>
+              <w:left w:val="single" w:color="ADB9CA" w:sz="6" w:space="0"/>
+              <w:bottom w:val="single" w:color="ADB9CA" w:sz="6" w:space="0"/>
+              <w:right w:val="single" w:color="ADB9CA" w:sz="6" w:space="0"/>
             </w:tcBorders>
             <w:shd w:val="clear" w:color="auto" w:fill="E8F0FB"/>
             <w:tcMar>
@@ -9783,10 +9805,10 @@
           <w:tcPr>
             <w:tcW w:w="3200" w:type="dxa"/>
             <w:tcBorders>
-              <w:top w:val="single" w:sz="6" w:space="0" w:color="ADB9CA"/>
-              <w:left w:val="single" w:sz="6" w:space="0" w:color="ADB9CA"/>
-              <w:bottom w:val="single" w:sz="6" w:space="0" w:color="ADB9CA"/>
-              <w:right w:val="single" w:sz="6" w:space="0" w:color="ADB9CA"/>
+              <w:top w:val="single" w:color="ADB9CA" w:sz="6" w:space="0"/>
+              <w:left w:val="single" w:color="ADB9CA" w:sz="6" w:space="0"/>
+              <w:bottom w:val="single" w:color="ADB9CA" w:sz="6" w:space="0"/>
+              <w:right w:val="single" w:color="ADB9CA" w:sz="6" w:space="0"/>
             </w:tcBorders>
             <w:shd w:val="clear" w:color="auto" w:fill="FFFFFF"/>
             <w:tcMar>
@@ -9800,7 +9822,7 @@
           <w:p>
             <w:r>
               <w:rPr>
-                <w:rFonts w:ascii="Arial" w:eastAsia="Arial" w:hAnsi="Arial" w:cs="Arial"/>
+                <w:rFonts w:ascii="Arial" w:hAnsi="Arial" w:eastAsia="Arial" w:cs="Arial"/>
                 <w:b/>
                 <w:bCs/>
                 <w:color w:val="000000"/>
@@ -9811,7 +9833,7 @@
             </w:r>
             <w:r>
               <w:rPr>
-                <w:rFonts w:ascii="Arial" w:eastAsia="Arial" w:hAnsi="Arial" w:cs="Arial"/>
+                <w:rFonts w:ascii="Arial" w:hAnsi="Arial" w:eastAsia="Arial" w:cs="Arial"/>
                 <w:b/>
                 <w:bCs/>
                 <w:color w:val="000000"/>
@@ -9826,10 +9848,10 @@
           <w:tcPr>
             <w:tcW w:w="6160" w:type="dxa"/>
             <w:tcBorders>
-              <w:top w:val="single" w:sz="6" w:space="0" w:color="ADB9CA"/>
-              <w:left w:val="single" w:sz="6" w:space="0" w:color="ADB9CA"/>
-              <w:bottom w:val="single" w:sz="6" w:space="0" w:color="ADB9CA"/>
-              <w:right w:val="single" w:sz="6" w:space="0" w:color="ADB9CA"/>
+              <w:top w:val="single" w:color="ADB9CA" w:sz="6" w:space="0"/>
+              <w:left w:val="single" w:color="ADB9CA" w:sz="6" w:space="0"/>
+              <w:bottom w:val="single" w:color="ADB9CA" w:sz="6" w:space="0"/>
+              <w:right w:val="single" w:color="ADB9CA" w:sz="6" w:space="0"/>
             </w:tcBorders>
             <w:shd w:val="clear" w:color="auto" w:fill="FFFFFF"/>
             <w:tcMar>
@@ -9889,10 +9911,10 @@
           <w:tcPr>
             <w:tcW w:w="3200" w:type="dxa"/>
             <w:tcBorders>
-              <w:top w:val="single" w:sz="6" w:space="0" w:color="ADB9CA"/>
-              <w:left w:val="single" w:sz="6" w:space="0" w:color="ADB9CA"/>
-              <w:bottom w:val="single" w:sz="6" w:space="0" w:color="ADB9CA"/>
-              <w:right w:val="single" w:sz="6" w:space="0" w:color="ADB9CA"/>
+              <w:top w:val="single" w:color="ADB9CA" w:sz="6" w:space="0"/>
+              <w:left w:val="single" w:color="ADB9CA" w:sz="6" w:space="0"/>
+              <w:bottom w:val="single" w:color="ADB9CA" w:sz="6" w:space="0"/>
+              <w:right w:val="single" w:color="ADB9CA" w:sz="6" w:space="0"/>
             </w:tcBorders>
             <w:shd w:val="clear" w:color="auto" w:fill="E8F0FB"/>
             <w:tcMar>
@@ -9906,20 +9928,19 @@
           <w:p>
             <w:r>
               <w:rPr>
-                <w:rFonts w:ascii="Arial" w:eastAsia="Arial" w:hAnsi="Arial" w:cs="Arial"/>
+                <w:rFonts w:ascii="Arial" w:hAnsi="Arial" w:eastAsia="Arial" w:cs="Arial"/>
                 <w:b/>
                 <w:bCs/>
                 <w:color w:val="000000"/>
                 <w:sz w:val="18"/>
                 <w:szCs w:val="18"/>
               </w:rPr>
-              <w:lastRenderedPageBreak/>
               <w:t xml:space="preserve">Live </w:t>
             </w:r>
             <w:proofErr w:type="spellStart"/>
             <w:r>
               <w:rPr>
-                <w:rFonts w:ascii="Arial" w:eastAsia="Arial" w:hAnsi="Arial" w:cs="Arial"/>
+                <w:rFonts w:ascii="Arial" w:hAnsi="Arial" w:eastAsia="Arial" w:cs="Arial"/>
                 <w:b/>
                 <w:bCs/>
                 <w:color w:val="000000"/>
@@ -9931,7 +9952,7 @@
             <w:proofErr w:type="spellEnd"/>
             <w:r>
               <w:rPr>
-                <w:rFonts w:ascii="Arial" w:eastAsia="Arial" w:hAnsi="Arial" w:cs="Arial"/>
+                <w:rFonts w:ascii="Arial" w:hAnsi="Arial" w:eastAsia="Arial" w:cs="Arial"/>
                 <w:b/>
                 <w:bCs/>
                 <w:color w:val="000000"/>
@@ -9946,10 +9967,10 @@
           <w:tcPr>
             <w:tcW w:w="6160" w:type="dxa"/>
             <w:tcBorders>
-              <w:top w:val="single" w:sz="6" w:space="0" w:color="ADB9CA"/>
-              <w:left w:val="single" w:sz="6" w:space="0" w:color="ADB9CA"/>
-              <w:bottom w:val="single" w:sz="6" w:space="0" w:color="ADB9CA"/>
-              <w:right w:val="single" w:sz="6" w:space="0" w:color="ADB9CA"/>
+              <w:top w:val="single" w:color="ADB9CA" w:sz="6" w:space="0"/>
+              <w:left w:val="single" w:color="ADB9CA" w:sz="6" w:space="0"/>
+              <w:bottom w:val="single" w:color="ADB9CA" w:sz="6" w:space="0"/>
+              <w:right w:val="single" w:color="ADB9CA" w:sz="6" w:space="0"/>
             </w:tcBorders>
             <w:shd w:val="clear" w:color="auto" w:fill="E8F0FB"/>
             <w:tcMar>
@@ -10009,10 +10030,10 @@
           <w:tcPr>
             <w:tcW w:w="3200" w:type="dxa"/>
             <w:tcBorders>
-              <w:top w:val="single" w:sz="6" w:space="0" w:color="ADB9CA"/>
-              <w:left w:val="single" w:sz="6" w:space="0" w:color="ADB9CA"/>
-              <w:bottom w:val="single" w:sz="6" w:space="0" w:color="ADB9CA"/>
-              <w:right w:val="single" w:sz="6" w:space="0" w:color="ADB9CA"/>
+              <w:top w:val="single" w:color="ADB9CA" w:sz="6" w:space="0"/>
+              <w:left w:val="single" w:color="ADB9CA" w:sz="6" w:space="0"/>
+              <w:bottom w:val="single" w:color="ADB9CA" w:sz="6" w:space="0"/>
+              <w:right w:val="single" w:color="ADB9CA" w:sz="6" w:space="0"/>
             </w:tcBorders>
             <w:shd w:val="clear" w:color="auto" w:fill="FFFFFF"/>
             <w:tcMar>
@@ -10026,7 +10047,7 @@
           <w:p>
             <w:r>
               <w:rPr>
-                <w:rFonts w:ascii="Arial" w:eastAsia="Arial" w:hAnsi="Arial" w:cs="Arial"/>
+                <w:rFonts w:ascii="Arial" w:hAnsi="Arial" w:eastAsia="Arial" w:cs="Arial"/>
                 <w:b/>
                 <w:bCs/>
                 <w:color w:val="000000"/>
@@ -10041,10 +10062,10 @@
           <w:tcPr>
             <w:tcW w:w="6160" w:type="dxa"/>
             <w:tcBorders>
-              <w:top w:val="single" w:sz="6" w:space="0" w:color="ADB9CA"/>
-              <w:left w:val="single" w:sz="6" w:space="0" w:color="ADB9CA"/>
-              <w:bottom w:val="single" w:sz="6" w:space="0" w:color="ADB9CA"/>
-              <w:right w:val="single" w:sz="6" w:space="0" w:color="ADB9CA"/>
+              <w:top w:val="single" w:color="ADB9CA" w:sz="6" w:space="0"/>
+              <w:left w:val="single" w:color="ADB9CA" w:sz="6" w:space="0"/>
+              <w:bottom w:val="single" w:color="ADB9CA" w:sz="6" w:space="0"/>
+              <w:right w:val="single" w:color="ADB9CA" w:sz="6" w:space="0"/>
             </w:tcBorders>
             <w:shd w:val="clear" w:color="auto" w:fill="FFFFFF"/>
             <w:tcMar>
@@ -10108,13 +10129,13 @@
     <w:p>
       <w:pPr>
         <w:pBdr>
-          <w:bottom w:val="single" w:sz="6" w:space="4" w:color="2E75B6"/>
+          <w:bottom w:val="single" w:color="2E75B6" w:sz="6" w:space="4"/>
         </w:pBdr>
         <w:spacing w:before="260" w:after="120"/>
       </w:pPr>
       <w:r>
         <w:rPr>
-          <w:rFonts w:ascii="Arial" w:eastAsia="Arial" w:hAnsi="Arial" w:cs="Arial"/>
+          <w:rFonts w:ascii="Arial" w:hAnsi="Arial" w:eastAsia="Arial" w:cs="Arial"/>
           <w:b/>
           <w:bCs/>
           <w:color w:val="1F3864"/>
@@ -10131,7 +10152,7 @@
       </w:pPr>
       <w:r>
         <w:rPr>
-          <w:rFonts w:ascii="Arial" w:eastAsia="Arial" w:hAnsi="Arial" w:cs="Arial"/>
+          <w:rFonts w:ascii="Arial" w:hAnsi="Arial" w:eastAsia="Arial" w:cs="Arial"/>
           <w:color w:val="000000"/>
         </w:rPr>
         <w:t>Each team member must individually write 4–5 lines covering: what was learnt, the most challenging part of the assignment, and how the team resolved it.</w:t>
@@ -10149,18 +10170,17 @@
       </w:pPr>
       <w:r>
         <w:rPr>
-          <w:rFonts w:ascii="Arial" w:eastAsia="Arial" w:hAnsi="Arial" w:cs="Arial"/>
+          <w:rFonts w:ascii="Arial" w:hAnsi="Arial" w:eastAsia="Arial" w:cs="Arial"/>
           <w:b/>
           <w:bCs/>
           <w:color w:val="000000"/>
         </w:rPr>
-        <w:lastRenderedPageBreak/>
         <w:t>Member 1  (</w:t>
       </w:r>
       <w:proofErr w:type="spellStart"/>
       <w:r>
         <w:rPr>
-          <w:rFonts w:ascii="Arial" w:eastAsia="Arial" w:hAnsi="Arial" w:cs="Arial"/>
+          <w:rFonts w:ascii="Arial" w:hAnsi="Arial" w:eastAsia="Arial" w:cs="Arial"/>
           <w:b/>
           <w:bCs/>
           <w:color w:val="000000"/>
@@ -10169,7 +10189,7 @@
       </w:r>
       <w:r>
         <w:rPr>
-          <w:rFonts w:ascii="Arial" w:eastAsia="Arial" w:hAnsi="Arial" w:cs="Arial"/>
+          <w:rFonts w:ascii="Arial" w:hAnsi="Arial" w:eastAsia="Arial" w:cs="Arial"/>
           <w:b/>
           <w:bCs/>
           <w:color w:val="000000"/>
@@ -10179,7 +10199,7 @@
       <w:proofErr w:type="spellEnd"/>
       <w:r>
         <w:rPr>
-          <w:rFonts w:ascii="Arial" w:eastAsia="Arial" w:hAnsi="Arial" w:cs="Arial"/>
+          <w:rFonts w:ascii="Arial" w:hAnsi="Arial" w:eastAsia="Arial" w:cs="Arial"/>
           <w:b/>
           <w:bCs/>
           <w:color w:val="000000"/>
@@ -10191,12 +10211,12 @@
       <w:tblPr>
         <w:tblW w:w="9360" w:type="dxa"/>
         <w:tblBorders>
-          <w:top w:val="single" w:sz="4" w:space="0" w:color="auto"/>
-          <w:left w:val="single" w:sz="4" w:space="0" w:color="auto"/>
-          <w:bottom w:val="single" w:sz="4" w:space="0" w:color="auto"/>
-          <w:right w:val="single" w:sz="4" w:space="0" w:color="auto"/>
-          <w:insideH w:val="single" w:sz="4" w:space="0" w:color="auto"/>
-          <w:insideV w:val="single" w:sz="4" w:space="0" w:color="auto"/>
+          <w:top w:val="single" w:color="auto" w:sz="4" w:space="0"/>
+          <w:left w:val="single" w:color="auto" w:sz="4" w:space="0"/>
+          <w:bottom w:val="single" w:color="auto" w:sz="4" w:space="0"/>
+          <w:right w:val="single" w:color="auto" w:sz="4" w:space="0"/>
+          <w:insideH w:val="single" w:color="auto" w:sz="4" w:space="0"/>
+          <w:insideV w:val="single" w:color="auto" w:sz="4" w:space="0"/>
         </w:tblBorders>
         <w:tblCellMar>
           <w:left w:w="10" w:type="dxa"/>
@@ -10212,10 +10232,10 @@
           <w:tcPr>
             <w:tcW w:w="9360" w:type="dxa"/>
             <w:tcBorders>
-              <w:top w:val="single" w:sz="6" w:space="0" w:color="ADB9CA"/>
-              <w:left w:val="single" w:sz="6" w:space="0" w:color="ADB9CA"/>
-              <w:bottom w:val="single" w:sz="6" w:space="0" w:color="ADB9CA"/>
-              <w:right w:val="single" w:sz="6" w:space="0" w:color="ADB9CA"/>
+              <w:top w:val="single" w:color="ADB9CA" w:sz="6" w:space="0"/>
+              <w:left w:val="single" w:color="ADB9CA" w:sz="6" w:space="0"/>
+              <w:bottom w:val="single" w:color="ADB9CA" w:sz="6" w:space="0"/>
+              <w:right w:val="single" w:color="ADB9CA" w:sz="6" w:space="0"/>
             </w:tcBorders>
             <w:shd w:val="clear" w:color="auto" w:fill="FFFFFF"/>
             <w:tcMar>
@@ -10246,7 +10266,7 @@
       </w:pPr>
       <w:r>
         <w:rPr>
-          <w:rFonts w:ascii="Arial" w:eastAsia="Arial" w:hAnsi="Arial" w:cs="Arial"/>
+          <w:rFonts w:ascii="Arial" w:hAnsi="Arial" w:eastAsia="Arial" w:cs="Arial"/>
           <w:b/>
           <w:bCs/>
           <w:color w:val="000000"/>
@@ -10255,7 +10275,7 @@
       </w:r>
       <w:r>
         <w:rPr>
-          <w:rFonts w:ascii="Arial" w:eastAsia="Arial" w:hAnsi="Arial" w:cs="Arial"/>
+          <w:rFonts w:ascii="Arial" w:hAnsi="Arial" w:eastAsia="Arial" w:cs="Arial"/>
           <w:b/>
           <w:bCs/>
           <w:color w:val="000000"/>
@@ -10267,12 +10287,12 @@
       <w:tblPr>
         <w:tblW w:w="9360" w:type="dxa"/>
         <w:tblBorders>
-          <w:top w:val="single" w:sz="4" w:space="0" w:color="auto"/>
-          <w:left w:val="single" w:sz="4" w:space="0" w:color="auto"/>
-          <w:bottom w:val="single" w:sz="4" w:space="0" w:color="auto"/>
-          <w:right w:val="single" w:sz="4" w:space="0" w:color="auto"/>
-          <w:insideH w:val="single" w:sz="4" w:space="0" w:color="auto"/>
-          <w:insideV w:val="single" w:sz="4" w:space="0" w:color="auto"/>
+          <w:top w:val="single" w:color="auto" w:sz="4" w:space="0"/>
+          <w:left w:val="single" w:color="auto" w:sz="4" w:space="0"/>
+          <w:bottom w:val="single" w:color="auto" w:sz="4" w:space="0"/>
+          <w:right w:val="single" w:color="auto" w:sz="4" w:space="0"/>
+          <w:insideH w:val="single" w:color="auto" w:sz="4" w:space="0"/>
+          <w:insideV w:val="single" w:color="auto" w:sz="4" w:space="0"/>
         </w:tblBorders>
         <w:tblCellMar>
           <w:left w:w="10" w:type="dxa"/>
@@ -10288,10 +10308,10 @@
           <w:tcPr>
             <w:tcW w:w="9360" w:type="dxa"/>
             <w:tcBorders>
-              <w:top w:val="single" w:sz="6" w:space="0" w:color="ADB9CA"/>
-              <w:left w:val="single" w:sz="6" w:space="0" w:color="ADB9CA"/>
-              <w:bottom w:val="single" w:sz="6" w:space="0" w:color="ADB9CA"/>
-              <w:right w:val="single" w:sz="6" w:space="0" w:color="ADB9CA"/>
+              <w:top w:val="single" w:color="ADB9CA" w:sz="6" w:space="0"/>
+              <w:left w:val="single" w:color="ADB9CA" w:sz="6" w:space="0"/>
+              <w:bottom w:val="single" w:color="ADB9CA" w:sz="6" w:space="0"/>
+              <w:right w:val="single" w:color="ADB9CA" w:sz="6" w:space="0"/>
             </w:tcBorders>
             <w:shd w:val="clear" w:color="auto" w:fill="FFFFFF"/>
             <w:tcMar>
@@ -10322,7 +10342,7 @@
       </w:pPr>
       <w:r>
         <w:rPr>
-          <w:rFonts w:ascii="Arial" w:eastAsia="Arial" w:hAnsi="Arial" w:cs="Arial"/>
+          <w:rFonts w:ascii="Arial" w:hAnsi="Arial" w:eastAsia="Arial" w:cs="Arial"/>
           <w:b/>
           <w:bCs/>
           <w:color w:val="000000"/>
@@ -10331,7 +10351,7 @@
       </w:r>
       <w:r>
         <w:rPr>
-          <w:rFonts w:ascii="Arial" w:eastAsia="Arial" w:hAnsi="Arial" w:cs="Arial"/>
+          <w:rFonts w:ascii="Arial" w:hAnsi="Arial" w:eastAsia="Arial" w:cs="Arial"/>
           <w:b/>
           <w:bCs/>
           <w:color w:val="000000"/>
@@ -10343,12 +10363,12 @@
       <w:tblPr>
         <w:tblW w:w="9360" w:type="dxa"/>
         <w:tblBorders>
-          <w:top w:val="single" w:sz="4" w:space="0" w:color="auto"/>
-          <w:left w:val="single" w:sz="4" w:space="0" w:color="auto"/>
-          <w:bottom w:val="single" w:sz="4" w:space="0" w:color="auto"/>
-          <w:right w:val="single" w:sz="4" w:space="0" w:color="auto"/>
-          <w:insideH w:val="single" w:sz="4" w:space="0" w:color="auto"/>
-          <w:insideV w:val="single" w:sz="4" w:space="0" w:color="auto"/>
+          <w:top w:val="single" w:color="auto" w:sz="4" w:space="0"/>
+          <w:left w:val="single" w:color="auto" w:sz="4" w:space="0"/>
+          <w:bottom w:val="single" w:color="auto" w:sz="4" w:space="0"/>
+          <w:right w:val="single" w:color="auto" w:sz="4" w:space="0"/>
+          <w:insideH w:val="single" w:color="auto" w:sz="4" w:space="0"/>
+          <w:insideV w:val="single" w:color="auto" w:sz="4" w:space="0"/>
         </w:tblBorders>
         <w:tblCellMar>
           <w:left w:w="10" w:type="dxa"/>
@@ -10364,10 +10384,10 @@
           <w:tcPr>
             <w:tcW w:w="9360" w:type="dxa"/>
             <w:tcBorders>
-              <w:top w:val="single" w:sz="6" w:space="0" w:color="ADB9CA"/>
-              <w:left w:val="single" w:sz="6" w:space="0" w:color="ADB9CA"/>
-              <w:bottom w:val="single" w:sz="6" w:space="0" w:color="ADB9CA"/>
-              <w:right w:val="single" w:sz="6" w:space="0" w:color="ADB9CA"/>
+              <w:top w:val="single" w:color="ADB9CA" w:sz="6" w:space="0"/>
+              <w:left w:val="single" w:color="ADB9CA" w:sz="6" w:space="0"/>
+              <w:bottom w:val="single" w:color="ADB9CA" w:sz="6" w:space="0"/>
+              <w:right w:val="single" w:color="ADB9CA" w:sz="6" w:space="0"/>
             </w:tcBorders>
             <w:shd w:val="clear" w:color="auto" w:fill="FFFFFF"/>
             <w:tcMar>
@@ -10390,10 +10410,10 @@
           <w:tcPr>
             <w:tcW w:w="9360" w:type="dxa"/>
             <w:tcBorders>
-              <w:top w:val="single" w:sz="6" w:space="0" w:color="ADB9CA"/>
-              <w:left w:val="single" w:sz="6" w:space="0" w:color="ADB9CA"/>
-              <w:bottom w:val="single" w:sz="6" w:space="0" w:color="ADB9CA"/>
-              <w:right w:val="single" w:sz="6" w:space="0" w:color="ADB9CA"/>
+              <w:top w:val="single" w:color="ADB9CA" w:sz="6" w:space="0"/>
+              <w:left w:val="single" w:color="ADB9CA" w:sz="6" w:space="0"/>
+              <w:bottom w:val="single" w:color="ADB9CA" w:sz="6" w:space="0"/>
+              <w:right w:val="single" w:color="ADB9CA" w:sz="6" w:space="0"/>
             </w:tcBorders>
             <w:shd w:val="clear" w:color="auto" w:fill="FFFFFF"/>
             <w:tcMar>
@@ -10412,10 +10432,10 @@
           <w:tcPr>
             <w:tcW w:w="9360" w:type="dxa"/>
             <w:tcBorders>
-              <w:top w:val="single" w:sz="6" w:space="0" w:color="ADB9CA"/>
-              <w:left w:val="single" w:sz="6" w:space="0" w:color="ADB9CA"/>
-              <w:bottom w:val="single" w:sz="6" w:space="0" w:color="ADB9CA"/>
-              <w:right w:val="single" w:sz="6" w:space="0" w:color="ADB9CA"/>
+              <w:top w:val="single" w:color="ADB9CA" w:sz="6" w:space="0"/>
+              <w:left w:val="single" w:color="ADB9CA" w:sz="6" w:space="0"/>
+              <w:bottom w:val="single" w:color="ADB9CA" w:sz="6" w:space="0"/>
+              <w:right w:val="single" w:color="ADB9CA" w:sz="6" w:space="0"/>
             </w:tcBorders>
             <w:shd w:val="clear" w:color="auto" w:fill="FFFFFF"/>
             <w:tcMar>
@@ -10434,10 +10454,10 @@
           <w:tcPr>
             <w:tcW w:w="9360" w:type="dxa"/>
             <w:tcBorders>
-              <w:top w:val="single" w:sz="6" w:space="0" w:color="ADB9CA"/>
-              <w:left w:val="single" w:sz="6" w:space="0" w:color="ADB9CA"/>
-              <w:bottom w:val="single" w:sz="6" w:space="0" w:color="ADB9CA"/>
-              <w:right w:val="single" w:sz="6" w:space="0" w:color="ADB9CA"/>
+              <w:top w:val="single" w:color="ADB9CA" w:sz="6" w:space="0"/>
+              <w:left w:val="single" w:color="ADB9CA" w:sz="6" w:space="0"/>
+              <w:bottom w:val="single" w:color="ADB9CA" w:sz="6" w:space="0"/>
+              <w:right w:val="single" w:color="ADB9CA" w:sz="6" w:space="0"/>
             </w:tcBorders>
             <w:shd w:val="clear" w:color="auto" w:fill="FFFFFF"/>
             <w:tcMar>
@@ -10464,7 +10484,7 @@
       </w:pPr>
       <w:r>
         <w:rPr>
-          <w:rFonts w:ascii="Arial" w:eastAsia="Arial" w:hAnsi="Arial" w:cs="Arial"/>
+          <w:rFonts w:ascii="Arial" w:hAnsi="Arial" w:eastAsia="Arial" w:cs="Arial"/>
           <w:b/>
           <w:bCs/>
           <w:color w:val="000000"/>
@@ -10473,7 +10493,7 @@
       </w:r>
       <w:r>
         <w:rPr>
-          <w:rFonts w:ascii="Arial" w:eastAsia="Arial" w:hAnsi="Arial" w:cs="Arial"/>
+          <w:rFonts w:ascii="Arial" w:hAnsi="Arial" w:eastAsia="Arial" w:cs="Arial"/>
           <w:b/>
           <w:bCs/>
           <w:color w:val="000000"/>
@@ -10485,12 +10505,12 @@
       <w:tblPr>
         <w:tblW w:w="9360" w:type="dxa"/>
         <w:tblBorders>
-          <w:top w:val="single" w:sz="4" w:space="0" w:color="auto"/>
-          <w:left w:val="single" w:sz="4" w:space="0" w:color="auto"/>
-          <w:bottom w:val="single" w:sz="4" w:space="0" w:color="auto"/>
-          <w:right w:val="single" w:sz="4" w:space="0" w:color="auto"/>
-          <w:insideH w:val="single" w:sz="4" w:space="0" w:color="auto"/>
-          <w:insideV w:val="single" w:sz="4" w:space="0" w:color="auto"/>
+          <w:top w:val="single" w:color="auto" w:sz="4" w:space="0"/>
+          <w:left w:val="single" w:color="auto" w:sz="4" w:space="0"/>
+          <w:bottom w:val="single" w:color="auto" w:sz="4" w:space="0"/>
+          <w:right w:val="single" w:color="auto" w:sz="4" w:space="0"/>
+          <w:insideH w:val="single" w:color="auto" w:sz="4" w:space="0"/>
+          <w:insideV w:val="single" w:color="auto" w:sz="4" w:space="0"/>
         </w:tblBorders>
         <w:tblCellMar>
           <w:left w:w="10" w:type="dxa"/>
@@ -10506,10 +10526,10 @@
           <w:tcPr>
             <w:tcW w:w="9360" w:type="dxa"/>
             <w:tcBorders>
-              <w:top w:val="single" w:sz="6" w:space="0" w:color="ADB9CA"/>
-              <w:left w:val="single" w:sz="6" w:space="0" w:color="ADB9CA"/>
-              <w:bottom w:val="single" w:sz="6" w:space="0" w:color="ADB9CA"/>
-              <w:right w:val="single" w:sz="6" w:space="0" w:color="ADB9CA"/>
+              <w:top w:val="single" w:color="ADB9CA" w:sz="6" w:space="0"/>
+              <w:left w:val="single" w:color="ADB9CA" w:sz="6" w:space="0"/>
+              <w:bottom w:val="single" w:color="ADB9CA" w:sz="6" w:space="0"/>
+              <w:right w:val="single" w:color="ADB9CA" w:sz="6" w:space="0"/>
             </w:tcBorders>
             <w:shd w:val="clear" w:color="auto" w:fill="FFFFFF"/>
             <w:tcMar>
@@ -10532,10 +10552,10 @@
           <w:tcPr>
             <w:tcW w:w="9360" w:type="dxa"/>
             <w:tcBorders>
-              <w:top w:val="single" w:sz="6" w:space="0" w:color="ADB9CA"/>
-              <w:left w:val="single" w:sz="6" w:space="0" w:color="ADB9CA"/>
-              <w:bottom w:val="single" w:sz="6" w:space="0" w:color="ADB9CA"/>
-              <w:right w:val="single" w:sz="6" w:space="0" w:color="ADB9CA"/>
+              <w:top w:val="single" w:color="ADB9CA" w:sz="6" w:space="0"/>
+              <w:left w:val="single" w:color="ADB9CA" w:sz="6" w:space="0"/>
+              <w:bottom w:val="single" w:color="ADB9CA" w:sz="6" w:space="0"/>
+              <w:right w:val="single" w:color="ADB9CA" w:sz="6" w:space="0"/>
             </w:tcBorders>
             <w:shd w:val="clear" w:color="auto" w:fill="FFFFFF"/>
             <w:tcMar>
@@ -10554,10 +10574,10 @@
           <w:tcPr>
             <w:tcW w:w="9360" w:type="dxa"/>
             <w:tcBorders>
-              <w:top w:val="single" w:sz="6" w:space="0" w:color="ADB9CA"/>
-              <w:left w:val="single" w:sz="6" w:space="0" w:color="ADB9CA"/>
-              <w:bottom w:val="single" w:sz="6" w:space="0" w:color="ADB9CA"/>
-              <w:right w:val="single" w:sz="6" w:space="0" w:color="ADB9CA"/>
+              <w:top w:val="single" w:color="ADB9CA" w:sz="6" w:space="0"/>
+              <w:left w:val="single" w:color="ADB9CA" w:sz="6" w:space="0"/>
+              <w:bottom w:val="single" w:color="ADB9CA" w:sz="6" w:space="0"/>
+              <w:right w:val="single" w:color="ADB9CA" w:sz="6" w:space="0"/>
             </w:tcBorders>
             <w:shd w:val="clear" w:color="auto" w:fill="FFFFFF"/>
             <w:tcMar>
@@ -10584,24 +10604,60 @@
       </w:pPr>
       <w:r>
         <w:rPr>
-          <w:rFonts w:ascii="Arial" w:eastAsia="Arial" w:hAnsi="Arial" w:cs="Arial"/>
-          <w:b/>
-          <w:bCs/>
-          <w:color w:val="000000"/>
-        </w:rPr>
-        <w:t>Member 5  (Name: _______________________________________________)</w:t>
+          <w:rFonts w:ascii="Arial" w:hAnsi="Arial" w:eastAsia="Arial" w:cs="Arial"/>
+          <w:b w:val="1"/>
+          <w:bCs w:val="1"/>
+          <w:color w:val="000000" w:themeColor="text1" w:themeTint="FF" w:themeShade="FF"/>
+        </w:rPr>
+        <w:t xml:space="preserve">Member </w:t>
+      </w:r>
+      <w:r>
+        <w:rPr>
+          <w:rFonts w:ascii="Arial" w:hAnsi="Arial" w:eastAsia="Arial" w:cs="Arial"/>
+          <w:b w:val="1"/>
+          <w:bCs w:val="1"/>
+          <w:color w:val="000000" w:themeColor="text1" w:themeTint="FF" w:themeShade="FF"/>
+        </w:rPr>
+        <w:t>5  (</w:t>
+      </w:r>
+      <w:r>
+        <w:rPr>
+          <w:rFonts w:ascii="Arial" w:hAnsi="Arial" w:eastAsia="Arial" w:cs="Arial"/>
+          <w:b w:val="1"/>
+          <w:bCs w:val="1"/>
+          <w:color w:val="000000" w:themeColor="text1" w:themeTint="FF" w:themeShade="FF"/>
+        </w:rPr>
+        <w:t>Name: ___________________</w:t>
+      </w:r>
+      <w:r>
+        <w:rPr>
+          <w:rFonts w:ascii="Arial" w:hAnsi="Arial" w:eastAsia="Arial" w:cs="Arial"/>
+          <w:b w:val="1"/>
+          <w:bCs w:val="1"/>
+          <w:color w:val="000000" w:themeColor="text1" w:themeTint="FF" w:themeShade="FF"/>
+        </w:rPr>
+        <w:t>Hamza Aftab</w:t>
+      </w:r>
+      <w:r>
+        <w:rPr>
+          <w:rFonts w:ascii="Arial" w:hAnsi="Arial" w:eastAsia="Arial" w:cs="Arial"/>
+          <w:b w:val="1"/>
+          <w:bCs w:val="1"/>
+          <w:color w:val="000000" w:themeColor="text1" w:themeTint="FF" w:themeShade="FF"/>
+        </w:rPr>
+        <w:t>____________________________)</w:t>
       </w:r>
     </w:p>
     <w:tbl>
       <w:tblPr>
         <w:tblW w:w="9360" w:type="dxa"/>
         <w:tblBorders>
-          <w:top w:val="single" w:sz="4" w:space="0" w:color="auto"/>
-          <w:left w:val="single" w:sz="4" w:space="0" w:color="auto"/>
-          <w:bottom w:val="single" w:sz="4" w:space="0" w:color="auto"/>
-          <w:right w:val="single" w:sz="4" w:space="0" w:color="auto"/>
-          <w:insideH w:val="single" w:sz="4" w:space="0" w:color="auto"/>
-          <w:insideV w:val="single" w:sz="4" w:space="0" w:color="auto"/>
+          <w:top w:val="single" w:color="auto" w:sz="4" w:space="0"/>
+          <w:left w:val="single" w:color="auto" w:sz="4" w:space="0"/>
+          <w:bottom w:val="single" w:color="auto" w:sz="4" w:space="0"/>
+          <w:right w:val="single" w:color="auto" w:sz="4" w:space="0"/>
+          <w:insideH w:val="single" w:color="auto" w:sz="4" w:space="0"/>
+          <w:insideV w:val="single" w:color="auto" w:sz="4" w:space="0"/>
         </w:tblBorders>
         <w:tblCellMar>
           <w:left w:w="10" w:type="dxa"/>
@@ -10617,20 +10673,57 @@
           <w:tcPr>
             <w:tcW w:w="9360" w:type="dxa"/>
             <w:tcBorders>
-              <w:top w:val="single" w:sz="6" w:space="0" w:color="ADB9CA"/>
-              <w:left w:val="single" w:sz="6" w:space="0" w:color="ADB9CA"/>
-              <w:bottom w:val="single" w:sz="6" w:space="0" w:color="ADB9CA"/>
-              <w:right w:val="single" w:sz="6" w:space="0" w:color="ADB9CA"/>
-            </w:tcBorders>
-            <w:shd w:val="clear" w:color="auto" w:fill="FFFFFF"/>
-            <w:tcMar>
-              <w:top w:w="80" w:type="dxa"/>
-              <w:left w:w="140" w:type="dxa"/>
-              <w:bottom w:w="80" w:type="dxa"/>
-              <w:right w:w="140" w:type="dxa"/>
-            </w:tcMar>
-            <w:vAlign w:val="center"/>
-          </w:tcPr>
+              <w:top w:val="single" w:color="ADB9CA" w:sz="6" w:space="0"/>
+              <w:left w:val="single" w:color="ADB9CA" w:sz="6" w:space="0"/>
+              <w:bottom w:val="single" w:color="ADB9CA" w:sz="6" w:space="0"/>
+              <w:right w:val="single" w:color="ADB9CA" w:sz="6" w:space="0"/>
+            </w:tcBorders>
+            <w:shd w:val="clear" w:color="auto" w:fill="FFFFFF" w:themeFill="background1"/>
+            <w:tcMar>
+              <w:top w:w="80" w:type="dxa"/>
+              <w:left w:w="140" w:type="dxa"/>
+              <w:bottom w:w="80" w:type="dxa"/>
+              <w:right w:w="140" w:type="dxa"/>
+            </w:tcMar>
+            <w:vAlign w:val="center"/>
+          </w:tcPr>
+          <w:p>
+            <w:r>
+              <w:rPr>
+                <w:rFonts w:ascii="Times New Roman" w:hAnsi="Times New Roman" w:eastAsia="Times New Roman" w:cs="Times New Roman"/>
+                <w:noProof w:val="0"/>
+                <w:color w:val="000000" w:themeColor="text1" w:themeTint="FF" w:themeShade="FF"/>
+                <w:sz w:val="20"/>
+                <w:szCs w:val="20"/>
+                <w:lang w:val="en-US"/>
+              </w:rPr>
+              <w:t xml:space="preserve">I learned how to use </w:t>
+            </w:r>
+            <w:r>
+              <w:rPr>
+                <w:rFonts w:ascii="Times New Roman" w:hAnsi="Times New Roman" w:eastAsia="Times New Roman" w:cs="Times New Roman"/>
+                <w:b w:val="1"/>
+                <w:bCs w:val="1"/>
+                <w:noProof w:val="0"/>
+                <w:color w:val="000000" w:themeColor="text1" w:themeTint="FF" w:themeShade="FF"/>
+                <w:sz w:val="20"/>
+                <w:szCs w:val="20"/>
+                <w:lang w:val="en-US"/>
+              </w:rPr>
+              <w:t>Git and GitHub workflows</w:t>
+            </w:r>
+            <w:r>
+              <w:rPr>
+                <w:rFonts w:ascii="Times New Roman" w:hAnsi="Times New Roman" w:eastAsia="Times New Roman" w:cs="Times New Roman"/>
+                <w:noProof w:val="0"/>
+                <w:color w:val="000000" w:themeColor="text1" w:themeTint="FF" w:themeShade="FF"/>
+                <w:sz w:val="20"/>
+                <w:szCs w:val="20"/>
+                <w:lang w:val="en-US"/>
+              </w:rPr>
+              <w:t xml:space="preserve"> for collaborative development. This includes cloning repositories, creating feature branches, committing changes, pushing code, and creating Pull Requests (PRs).</w:t>
+            </w:r>
+          </w:p>
           <w:p/>
         </w:tc>
       </w:tr>
@@ -10639,20 +10732,33 @@
           <w:tcPr>
             <w:tcW w:w="9360" w:type="dxa"/>
             <w:tcBorders>
-              <w:top w:val="single" w:sz="6" w:space="0" w:color="ADB9CA"/>
-              <w:left w:val="single" w:sz="6" w:space="0" w:color="ADB9CA"/>
-              <w:bottom w:val="single" w:sz="6" w:space="0" w:color="ADB9CA"/>
-              <w:right w:val="single" w:sz="6" w:space="0" w:color="ADB9CA"/>
-            </w:tcBorders>
-            <w:shd w:val="clear" w:color="auto" w:fill="FFFFFF"/>
-            <w:tcMar>
-              <w:top w:w="80" w:type="dxa"/>
-              <w:left w:w="140" w:type="dxa"/>
-              <w:bottom w:w="80" w:type="dxa"/>
-              <w:right w:w="140" w:type="dxa"/>
-            </w:tcMar>
-            <w:vAlign w:val="center"/>
-          </w:tcPr>
+              <w:top w:val="single" w:color="ADB9CA" w:sz="6" w:space="0"/>
+              <w:left w:val="single" w:color="ADB9CA" w:sz="6" w:space="0"/>
+              <w:bottom w:val="single" w:color="ADB9CA" w:sz="6" w:space="0"/>
+              <w:right w:val="single" w:color="ADB9CA" w:sz="6" w:space="0"/>
+            </w:tcBorders>
+            <w:shd w:val="clear" w:color="auto" w:fill="FFFFFF" w:themeFill="background1"/>
+            <w:tcMar>
+              <w:top w:w="80" w:type="dxa"/>
+              <w:left w:w="140" w:type="dxa"/>
+              <w:bottom w:w="80" w:type="dxa"/>
+              <w:right w:w="140" w:type="dxa"/>
+            </w:tcMar>
+            <w:vAlign w:val="center"/>
+          </w:tcPr>
+          <w:p>
+            <w:r>
+              <w:rPr>
+                <w:rFonts w:ascii="Times New Roman" w:hAnsi="Times New Roman" w:eastAsia="Times New Roman" w:cs="Times New Roman"/>
+                <w:noProof w:val="0"/>
+                <w:color w:val="000000" w:themeColor="text1" w:themeTint="FF" w:themeShade="FF"/>
+                <w:sz w:val="20"/>
+                <w:szCs w:val="20"/>
+                <w:lang w:val="en-US"/>
+              </w:rPr>
+              <w:t>I also learned to follow a team-based development process using the develop branch, feature branches, and CI checks to ensure code quality before merging.</w:t>
+            </w:r>
+          </w:p>
           <w:p/>
         </w:tc>
       </w:tr>
@@ -10661,12 +10767,12 @@
           <w:tcPr>
             <w:tcW w:w="9360" w:type="dxa"/>
             <w:tcBorders>
-              <w:top w:val="single" w:sz="6" w:space="0" w:color="ADB9CA"/>
-              <w:left w:val="single" w:sz="6" w:space="0" w:color="ADB9CA"/>
-              <w:bottom w:val="single" w:sz="6" w:space="0" w:color="ADB9CA"/>
-              <w:right w:val="single" w:sz="6" w:space="0" w:color="ADB9CA"/>
-            </w:tcBorders>
-            <w:shd w:val="clear" w:color="auto" w:fill="FFFFFF"/>
+              <w:top w:val="single" w:color="ADB9CA" w:sz="6" w:space="0"/>
+              <w:left w:val="single" w:color="ADB9CA" w:sz="6" w:space="0"/>
+              <w:bottom w:val="single" w:color="ADB9CA" w:sz="6" w:space="0"/>
+              <w:right w:val="single" w:color="ADB9CA" w:sz="6" w:space="0"/>
+            </w:tcBorders>
+            <w:shd w:val="clear" w:color="auto" w:fill="FFFFFF" w:themeFill="background1"/>
             <w:tcMar>
               <w:top w:w="80" w:type="dxa"/>
               <w:left w:w="140" w:type="dxa"/>
@@ -10691,7 +10797,7 @@
       <w:footerReference w:type="default" r:id="rId16"/>
       <w:headerReference w:type="first" r:id="rId17"/>
       <w:footerReference w:type="first" r:id="rId18"/>
-      <w:pgSz w:w="12240" w:h="15840"/>
+      <w:pgSz w:w="12240" w:h="15840" w:orient="portrait"/>
       <w:pgMar w:top="1080" w:right="1080" w:bottom="1080" w:left="1080" w:header="708" w:footer="708" w:gutter="0"/>
       <w:cols w:space="720"/>
       <w:docGrid w:linePitch="360"/>
@@ -10734,7 +10840,7 @@
   <w:p>
     <w:pPr>
       <w:pBdr>
-        <w:top w:val="single" w:sz="6" w:space="4" w:color="2E75B6"/>
+        <w:top w:val="single" w:color="2E75B6" w:sz="6" w:space="4"/>
       </w:pBdr>
       <w:tabs>
         <w:tab w:val="right" w:pos="9360"/>
@@ -10744,7 +10850,7 @@
     </w:pPr>
     <w:r>
       <w:rPr>
-        <w:rFonts w:ascii="Arial" w:eastAsia="Arial" w:hAnsi="Arial" w:cs="Arial"/>
+        <w:rFonts w:ascii="Arial" w:hAnsi="Arial" w:eastAsia="Arial" w:cs="Arial"/>
         <w:color w:val="555555"/>
         <w:sz w:val="16"/>
         <w:szCs w:val="16"/>
@@ -10753,17 +10859,25 @@
     </w:r>
     <w:r>
       <w:rPr>
-        <w:rFonts w:ascii="Arial" w:eastAsia="Arial" w:hAnsi="Arial" w:cs="Arial"/>
+        <w:rFonts w:ascii="Arial" w:hAnsi="Arial" w:eastAsia="Arial" w:cs="Arial"/>
         <w:color w:val="555555"/>
         <w:sz w:val="16"/>
         <w:szCs w:val="16"/>
       </w:rPr>
       <w:tab/>
+    </w:r>
+    <w:r>
+      <w:rPr>
+        <w:rFonts w:ascii="Arial" w:hAnsi="Arial" w:eastAsia="Arial" w:cs="Arial"/>
+        <w:color w:val="555555"/>
+        <w:sz w:val="16"/>
+        <w:szCs w:val="16"/>
+      </w:rPr>
       <w:t xml:space="preserve"> Page </w:t>
     </w:r>
     <w:r>
       <w:rPr>
-        <w:rFonts w:ascii="Arial" w:eastAsia="Arial" w:hAnsi="Arial" w:cs="Arial"/>
+        <w:rFonts w:ascii="Arial" w:hAnsi="Arial" w:eastAsia="Arial" w:cs="Arial"/>
         <w:color w:val="555555"/>
         <w:sz w:val="16"/>
         <w:szCs w:val="16"/>
@@ -10772,7 +10886,7 @@
     </w:r>
     <w:r>
       <w:rPr>
-        <w:rFonts w:ascii="Arial" w:eastAsia="Arial" w:hAnsi="Arial" w:cs="Arial"/>
+        <w:rFonts w:ascii="Arial" w:hAnsi="Arial" w:eastAsia="Arial" w:cs="Arial"/>
         <w:color w:val="555555"/>
         <w:sz w:val="16"/>
         <w:szCs w:val="16"/>
@@ -10781,7 +10895,7 @@
     </w:r>
     <w:r>
       <w:rPr>
-        <w:rFonts w:ascii="Arial" w:eastAsia="Arial" w:hAnsi="Arial" w:cs="Arial"/>
+        <w:rFonts w:ascii="Arial" w:hAnsi="Arial" w:eastAsia="Arial" w:cs="Arial"/>
         <w:color w:val="555555"/>
         <w:sz w:val="16"/>
         <w:szCs w:val="16"/>
@@ -10790,7 +10904,7 @@
     </w:r>
     <w:r>
       <w:rPr>
-        <w:rFonts w:ascii="Arial" w:eastAsia="Arial" w:hAnsi="Arial" w:cs="Arial"/>
+        <w:rFonts w:ascii="Arial" w:hAnsi="Arial" w:eastAsia="Arial" w:cs="Arial"/>
         <w:noProof/>
         <w:color w:val="555555"/>
         <w:sz w:val="16"/>
@@ -10800,7 +10914,7 @@
     </w:r>
     <w:r>
       <w:rPr>
-        <w:rFonts w:ascii="Arial" w:eastAsia="Arial" w:hAnsi="Arial" w:cs="Arial"/>
+        <w:rFonts w:ascii="Arial" w:hAnsi="Arial" w:eastAsia="Arial" w:cs="Arial"/>
         <w:color w:val="555555"/>
         <w:sz w:val="16"/>
         <w:szCs w:val="16"/>
@@ -10855,14 +10969,14 @@
   <w:p>
     <w:pPr>
       <w:pBdr>
-        <w:bottom w:val="single" w:sz="6" w:space="4" w:color="2E75B6"/>
+        <w:bottom w:val="single" w:color="2E75B6" w:sz="6" w:space="4"/>
       </w:pBdr>
       <w:spacing w:after="80"/>
       <w:jc w:val="center"/>
     </w:pPr>
     <w:r>
       <w:rPr>
-        <w:rFonts w:ascii="Arial" w:eastAsia="Arial" w:hAnsi="Arial" w:cs="Arial"/>
+        <w:rFonts w:ascii="Arial" w:hAnsi="Arial" w:eastAsia="Arial" w:cs="Arial"/>
         <w:b/>
         <w:bCs/>
         <w:color w:val="1F3864"/>
@@ -10873,7 +10987,7 @@
     </w:r>
     <w:r>
       <w:rPr>
-        <w:rFonts w:ascii="Arial" w:eastAsia="Arial" w:hAnsi="Arial" w:cs="Arial"/>
+        <w:rFonts w:ascii="Arial" w:hAnsi="Arial" w:eastAsia="Arial" w:cs="Arial"/>
         <w:color w:val="ADB9CA"/>
         <w:sz w:val="18"/>
         <w:szCs w:val="18"/>
@@ -10882,7 +10996,7 @@
     </w:r>
     <w:r>
       <w:rPr>
-        <w:rFonts w:ascii="Arial" w:eastAsia="Arial" w:hAnsi="Arial" w:cs="Arial"/>
+        <w:rFonts w:ascii="Arial" w:hAnsi="Arial" w:eastAsia="Arial" w:cs="Arial"/>
         <w:color w:val="2E75B6"/>
         <w:sz w:val="18"/>
         <w:szCs w:val="18"/>
@@ -11249,11 +11363,11 @@
 </file>
 
 <file path=word/styles.xml><?xml version="1.0" encoding="utf-8"?>
-<w:styles xmlns:mc="http://schemas.openxmlformats.org/markup-compatibility/2006" xmlns:r="http://schemas.openxmlformats.org/officeDocument/2006/relationships" xmlns:w="http://schemas.openxmlformats.org/wordprocessingml/2006/main" xmlns:w14="http://schemas.microsoft.com/office/word/2010/wordml" xmlns:w15="http://schemas.microsoft.com/office/word/2012/wordml" xmlns:w16cex="http://schemas.microsoft.com/office/word/2018/wordml/cex" xmlns:w16cid="http://schemas.microsoft.com/office/word/2016/wordml/cid" xmlns:w16="http://schemas.microsoft.com/office/word/2018/wordml" xmlns:w16du="http://schemas.microsoft.com/office/word/2023/wordml/word16du" xmlns:w16sdtdh="http://schemas.microsoft.com/office/word/2020/wordml/sdtdatahash" xmlns:w16sdtfl="http://schemas.microsoft.com/office/word/2024/wordml/sdtformatlock" xmlns:w16se="http://schemas.microsoft.com/office/word/2015/wordml/symex" mc:Ignorable="w14 w15 w16se w16cid w16 w16cex w16sdtdh w16sdtfl w16du">
+<w:styles xmlns:wp14="http://schemas.microsoft.com/office/word/2010/wordprocessingDrawing" xmlns:mc="http://schemas.openxmlformats.org/markup-compatibility/2006" xmlns:r="http://schemas.openxmlformats.org/officeDocument/2006/relationships" xmlns:w="http://schemas.openxmlformats.org/wordprocessingml/2006/main" xmlns:w14="http://schemas.microsoft.com/office/word/2010/wordml" xmlns:w15="http://schemas.microsoft.com/office/word/2012/wordml" xmlns:w16cex="http://schemas.microsoft.com/office/word/2018/wordml/cex" xmlns:w16cid="http://schemas.microsoft.com/office/word/2016/wordml/cid" xmlns:w16="http://schemas.microsoft.com/office/word/2018/wordml" xmlns:w16du="http://schemas.microsoft.com/office/word/2023/wordml/word16du" xmlns:w16sdtdh="http://schemas.microsoft.com/office/word/2020/wordml/sdtdatahash" xmlns:w16sdtfl="http://schemas.microsoft.com/office/word/2024/wordml/sdtformatlock" xmlns:w16se="http://schemas.microsoft.com/office/word/2015/wordml/symex" mc:Ignorable="w14 w15 w16se w16cid w16 w16cex w16sdtdh w16sdtfl w16du wp14">
   <w:docDefaults>
     <w:rPrDefault>
       <w:rPr>
-        <w:rFonts w:ascii="Times New Roman" w:eastAsia="Times New Roman" w:hAnsi="Times New Roman" w:cs="Times New Roman"/>
+        <w:rFonts w:ascii="Times New Roman" w:hAnsi="Times New Roman" w:eastAsia="Times New Roman" w:cs="Times New Roman"/>
         <w:lang w:val="en-US" w:eastAsia="en-US" w:bidi="ar-SA"/>
       </w:rPr>
     </w:rPrDefault>
@@ -11262,14 +11376,14 @@
   <w:latentStyles w:defLockedState="0" w:defUIPriority="99" w:defSemiHidden="0" w:defUnhideWhenUsed="0" w:defQFormat="0" w:count="376">
     <w:lsdException w:name="Normal" w:uiPriority="0" w:qFormat="1"/>
     <w:lsdException w:name="heading 1" w:uiPriority="9" w:qFormat="1"/>
-    <w:lsdException w:name="heading 2" w:semiHidden="1" w:uiPriority="9" w:unhideWhenUsed="1" w:qFormat="1"/>
-    <w:lsdException w:name="heading 3" w:semiHidden="1" w:uiPriority="9" w:unhideWhenUsed="1" w:qFormat="1"/>
-    <w:lsdException w:name="heading 4" w:semiHidden="1" w:uiPriority="9" w:unhideWhenUsed="1" w:qFormat="1"/>
-    <w:lsdException w:name="heading 5" w:semiHidden="1" w:uiPriority="9" w:unhideWhenUsed="1" w:qFormat="1"/>
-    <w:lsdException w:name="heading 6" w:semiHidden="1" w:uiPriority="9" w:unhideWhenUsed="1" w:qFormat="1"/>
-    <w:lsdException w:name="heading 7" w:semiHidden="1" w:uiPriority="9" w:unhideWhenUsed="1" w:qFormat="1"/>
-    <w:lsdException w:name="heading 8" w:semiHidden="1" w:uiPriority="9" w:unhideWhenUsed="1" w:qFormat="1"/>
-    <w:lsdException w:name="heading 9" w:semiHidden="1" w:uiPriority="9" w:unhideWhenUsed="1" w:qFormat="1"/>
+    <w:lsdException w:name="heading 2" w:uiPriority="9" w:semiHidden="1" w:unhideWhenUsed="1" w:qFormat="1"/>
+    <w:lsdException w:name="heading 3" w:uiPriority="9" w:semiHidden="1" w:unhideWhenUsed="1" w:qFormat="1"/>
+    <w:lsdException w:name="heading 4" w:uiPriority="9" w:semiHidden="1" w:unhideWhenUsed="1" w:qFormat="1"/>
+    <w:lsdException w:name="heading 5" w:uiPriority="9" w:semiHidden="1" w:unhideWhenUsed="1" w:qFormat="1"/>
+    <w:lsdException w:name="heading 6" w:uiPriority="9" w:semiHidden="1" w:unhideWhenUsed="1" w:qFormat="1"/>
+    <w:lsdException w:name="heading 7" w:uiPriority="9" w:semiHidden="1" w:unhideWhenUsed="1" w:qFormat="1"/>
+    <w:lsdException w:name="heading 8" w:uiPriority="9" w:semiHidden="1" w:unhideWhenUsed="1" w:qFormat="1"/>
+    <w:lsdException w:name="heading 9" w:uiPriority="9" w:semiHidden="1" w:unhideWhenUsed="1" w:qFormat="1"/>
     <w:lsdException w:name="index 1" w:semiHidden="1" w:unhideWhenUsed="1"/>
     <w:lsdException w:name="index 2" w:semiHidden="1" w:unhideWhenUsed="1"/>
     <w:lsdException w:name="index 3" w:semiHidden="1" w:unhideWhenUsed="1"/>
@@ -11279,22 +11393,22 @@
     <w:lsdException w:name="index 7" w:semiHidden="1" w:unhideWhenUsed="1"/>
     <w:lsdException w:name="index 8" w:semiHidden="1" w:unhideWhenUsed="1"/>
     <w:lsdException w:name="index 9" w:semiHidden="1" w:unhideWhenUsed="1"/>
-    <w:lsdException w:name="toc 1" w:semiHidden="1" w:uiPriority="39" w:unhideWhenUsed="1"/>
-    <w:lsdException w:name="toc 2" w:semiHidden="1" w:uiPriority="39" w:unhideWhenUsed="1"/>
-    <w:lsdException w:name="toc 3" w:semiHidden="1" w:uiPriority="39" w:unhideWhenUsed="1"/>
-    <w:lsdException w:name="toc 4" w:semiHidden="1" w:uiPriority="39" w:unhideWhenUsed="1"/>
-    <w:lsdException w:name="toc 5" w:semiHidden="1" w:uiPriority="39" w:unhideWhenUsed="1"/>
-    <w:lsdException w:name="toc 6" w:semiHidden="1" w:uiPriority="39" w:unhideWhenUsed="1"/>
-    <w:lsdException w:name="toc 7" w:semiHidden="1" w:uiPriority="39" w:unhideWhenUsed="1"/>
-    <w:lsdException w:name="toc 8" w:semiHidden="1" w:uiPriority="39" w:unhideWhenUsed="1"/>
-    <w:lsdException w:name="toc 9" w:semiHidden="1" w:uiPriority="39" w:unhideWhenUsed="1"/>
+    <w:lsdException w:name="toc 1" w:uiPriority="39" w:semiHidden="1" w:unhideWhenUsed="1"/>
+    <w:lsdException w:name="toc 2" w:uiPriority="39" w:semiHidden="1" w:unhideWhenUsed="1"/>
+    <w:lsdException w:name="toc 3" w:uiPriority="39" w:semiHidden="1" w:unhideWhenUsed="1"/>
+    <w:lsdException w:name="toc 4" w:uiPriority="39" w:semiHidden="1" w:unhideWhenUsed="1"/>
+    <w:lsdException w:name="toc 5" w:uiPriority="39" w:semiHidden="1" w:unhideWhenUsed="1"/>
+    <w:lsdException w:name="toc 6" w:uiPriority="39" w:semiHidden="1" w:unhideWhenUsed="1"/>
+    <w:lsdException w:name="toc 7" w:uiPriority="39" w:semiHidden="1" w:unhideWhenUsed="1"/>
+    <w:lsdException w:name="toc 8" w:uiPriority="39" w:semiHidden="1" w:unhideWhenUsed="1"/>
+    <w:lsdException w:name="toc 9" w:uiPriority="39" w:semiHidden="1" w:unhideWhenUsed="1"/>
     <w:lsdException w:name="Normal Indent" w:semiHidden="1" w:unhideWhenUsed="1"/>
     <w:lsdException w:name="footnote text" w:semiHidden="1" w:unhideWhenUsed="1"/>
     <w:lsdException w:name="annotation text" w:semiHidden="1" w:unhideWhenUsed="1"/>
     <w:lsdException w:name="header" w:semiHidden="1" w:unhideWhenUsed="1"/>
     <w:lsdException w:name="footer" w:semiHidden="1" w:unhideWhenUsed="1"/>
     <w:lsdException w:name="index heading" w:semiHidden="1" w:unhideWhenUsed="1"/>
-    <w:lsdException w:name="caption" w:semiHidden="1" w:uiPriority="35" w:unhideWhenUsed="1" w:qFormat="1"/>
+    <w:lsdException w:name="caption" w:uiPriority="35" w:semiHidden="1" w:unhideWhenUsed="1" w:qFormat="1"/>
     <w:lsdException w:name="table of figures" w:semiHidden="1" w:unhideWhenUsed="1"/>
     <w:lsdException w:name="envelope address" w:semiHidden="1" w:unhideWhenUsed="1"/>
     <w:lsdException w:name="envelope return" w:semiHidden="1" w:unhideWhenUsed="1"/>
@@ -11325,7 +11439,7 @@
     <w:lsdException w:name="Title" w:uiPriority="10" w:qFormat="1"/>
     <w:lsdException w:name="Closing" w:semiHidden="1" w:unhideWhenUsed="1"/>
     <w:lsdException w:name="Signature" w:semiHidden="1" w:unhideWhenUsed="1"/>
-    <w:lsdException w:name="Default Paragraph Font" w:semiHidden="1" w:uiPriority="1" w:unhideWhenUsed="1"/>
+    <w:lsdException w:name="Default Paragraph Font" w:uiPriority="1" w:semiHidden="1" w:unhideWhenUsed="1"/>
     <w:lsdException w:name="Body Text" w:semiHidden="1" w:unhideWhenUsed="1"/>
     <w:lsdException w:name="Body Text Indent" w:semiHidden="1" w:unhideWhenUsed="1"/>
     <w:lsdException w:name="List Continue" w:semiHidden="1" w:unhideWhenUsed="1"/>
@@ -11525,8 +11639,8 @@
     <w:lsdException w:name="Subtle Reference" w:uiPriority="31" w:qFormat="1"/>
     <w:lsdException w:name="Intense Reference" w:uiPriority="32" w:qFormat="1"/>
     <w:lsdException w:name="Book Title" w:uiPriority="33" w:qFormat="1"/>
-    <w:lsdException w:name="Bibliography" w:semiHidden="1" w:uiPriority="37" w:unhideWhenUsed="1"/>
-    <w:lsdException w:name="TOC Heading" w:semiHidden="1" w:uiPriority="39" w:unhideWhenUsed="1" w:qFormat="1"/>
+    <w:lsdException w:name="Bibliography" w:uiPriority="37" w:semiHidden="1" w:unhideWhenUsed="1"/>
+    <w:lsdException w:name="TOC Heading" w:uiPriority="39" w:semiHidden="1" w:unhideWhenUsed="1" w:qFormat="1"/>
     <w:lsdException w:name="Plain Table 1" w:uiPriority="41"/>
     <w:lsdException w:name="Plain Table 2" w:uiPriority="42"/>
     <w:lsdException w:name="Plain Table 3" w:uiPriority="43"/>
@@ -11637,7 +11751,7 @@
     <w:lsdException w:name="Unresolved Mention" w:semiHidden="1" w:unhideWhenUsed="1"/>
     <w:lsdException w:name="Smart Link" w:semiHidden="1" w:unhideWhenUsed="1"/>
   </w:latentStyles>
-  <w:style w:type="paragraph" w:default="1" w:styleId="Normal">
+  <w:style w:type="paragraph" w:styleId="Normal" w:default="1">
     <w:name w:val="Normal"/>
     <w:qFormat/>
   </w:style>
@@ -11725,12 +11839,12 @@
       <w:color w:val="1F4D78"/>
     </w:rPr>
   </w:style>
-  <w:style w:type="character" w:default="1" w:styleId="DefaultParagraphFont">
+  <w:style w:type="character" w:styleId="DefaultParagraphFont" w:default="1">
     <w:name w:val="Default Paragraph Font"/>
     <w:uiPriority w:val="1"/>
     <w:unhideWhenUsed/>
   </w:style>
-  <w:style w:type="table" w:default="1" w:styleId="TableNormal">
+  <w:style w:type="table" w:styleId="TableNormal" w:default="1">
     <w:name w:val="Normal Table"/>
     <w:uiPriority w:val="99"/>
     <w:semiHidden/>
@@ -11745,7 +11859,7 @@
       </w:tblCellMar>
     </w:tblPr>
   </w:style>
-  <w:style w:type="numbering" w:default="1" w:styleId="NoList">
+  <w:style w:type="numbering" w:styleId="NoList" w:default="1">
     <w:name w:val="No List"/>
     <w:uiPriority w:val="99"/>
     <w:semiHidden/>
@@ -11760,7 +11874,7 @@
       <w:szCs w:val="56"/>
     </w:rPr>
   </w:style>
-  <w:style w:type="paragraph" w:customStyle="1" w:styleId="Strong1">
+  <w:style w:type="paragraph" w:styleId="Strong1" w:customStyle="1">
     <w:name w:val="Strong1"/>
     <w:qFormat/>
     <w:rPr>
@@ -11797,7 +11911,7 @@
     <w:semiHidden/>
     <w:unhideWhenUsed/>
   </w:style>
-  <w:style w:type="character" w:customStyle="1" w:styleId="FootnoteTextChar">
+  <w:style w:type="character" w:styleId="FootnoteTextChar" w:customStyle="1">
     <w:name w:val="Footnote Text Char"/>
     <w:link w:val="FootnoteText"/>
     <w:uiPriority w:val="99"/>
@@ -11824,7 +11938,7 @@
     <w:semiHidden/>
     <w:unhideWhenUsed/>
   </w:style>
-  <w:style w:type="character" w:customStyle="1" w:styleId="EndnoteTextChar">
+  <w:style w:type="character" w:styleId="EndnoteTextChar" w:customStyle="1">
     <w:name w:val="Endnote Text Char"/>
     <w:link w:val="EndnoteText"/>
     <w:uiPriority w:val="99"/>
@@ -11849,7 +11963,7 @@
       </w:tabs>
     </w:pPr>
   </w:style>
-  <w:style w:type="character" w:customStyle="1" w:styleId="HeaderChar">
+  <w:style w:type="character" w:styleId="HeaderChar" w:customStyle="1">
     <w:name w:val="Header Char"/>
     <w:basedOn w:val="DefaultParagraphFont"/>
     <w:link w:val="Header"/>
@@ -11870,7 +11984,7 @@
       </w:tabs>
     </w:pPr>
   </w:style>
-  <w:style w:type="character" w:customStyle="1" w:styleId="FooterChar">
+  <w:style w:type="character" w:styleId="FooterChar" w:customStyle="1">
     <w:name w:val="Footer Char"/>
     <w:basedOn w:val="DefaultParagraphFont"/>
     <w:link w:val="Footer"/>
@@ -11881,7 +11995,7 @@
 </file>
 
 <file path=word/theme/theme1.xml><?xml version="1.0" encoding="utf-8"?>
-<a:theme xmlns:a="http://schemas.openxmlformats.org/drawingml/2006/main" name="Office Theme">
+<a:theme xmlns:a="http://schemas.openxmlformats.org/drawingml/2006/main" xmlns:thm15="http://schemas.microsoft.com/office/thememl/2012/main" name="Office Theme">
   <a:themeElements>
     <a:clrScheme name="Office">
       <a:dk1>
